--- a/downloads/teacher/ai-4-week-20.docx
+++ b/downloads/teacher/ai-4-week-20.docx
@@ -2977,6 +2977,396 @@
         <w:t>For your Responsible Plant Classifier, save the input, procedure, observed result and limitation of this check. Label this worked example as practice; use a different, previously unreviewed case when checking independent understanding.</w:t>
       </w:r>
     </w:p>
+    <w:p>
+      <w:pPr>
+        <w:pStyle w:val="Heading1"/>
+      </w:pPr>
+      <w:r>
+        <w:t>07. Prepare, teach and assess</w:t>
+      </w:r>
+    </w:p>
+    <w:p>
+      <w:r>
+        <w:t>Teaching target: Fit mean and median constant baselines on training targets</w:t>
+      </w:r>
+    </w:p>
+    <w:p>
+      <w:r>
+        <w:t>Prepare the labelled worked-case picture, the matching workbook, fictional input cards and a place for individual responses. Check a local Python 3 environment before class; have a paper-trace version ready.</w:t>
+      </w:r>
+    </w:p>
+    <w:tbl>
+      <w:tblPr>
+        <w:tblStyle w:val="LightShading-Accent1"/>
+        <w:tblW w:type="auto" w:w="0"/>
+        <w:tblLook w:firstColumn="1" w:firstRow="1" w:lastColumn="0" w:lastRow="0" w:noHBand="0" w:noVBand="1" w:val="04A0"/>
+      </w:tblPr>
+      <w:tblGrid>
+        <w:gridCol w:w="3408"/>
+        <w:gridCol w:w="3408"/>
+        <w:gridCol w:w="3408"/>
+      </w:tblGrid>
+      <w:tr>
+        <w:trPr>
+          <w:tblHeader/>
+        </w:trPr>
+        <w:tc>
+          <w:tcPr>
+            <w:tcW w:type="dxa" w:w="3408"/>
+          </w:tcPr>
+          <w:p>
+            <w:r>
+              <w:t>Session</w:t>
+            </w:r>
+          </w:p>
+        </w:tc>
+        <w:tc>
+          <w:tcPr>
+            <w:tcW w:type="dxa" w:w="3408"/>
+          </w:tcPr>
+          <w:p>
+            <w:r>
+              <w:t>Plan</w:t>
+            </w:r>
+          </w:p>
+        </w:tc>
+        <w:tc>
+          <w:tcPr>
+            <w:tcW w:type="dxa" w:w="3408"/>
+          </w:tcPr>
+          <w:p>
+            <w:r>
+              <w:t>Resources</w:t>
+            </w:r>
+          </w:p>
+        </w:tc>
+      </w:tr>
+      <w:tr>
+        <w:tc>
+          <w:tcPr>
+            <w:tcW w:type="dxa" w:w="3408"/>
+          </w:tcPr>
+          <w:p>
+            <w:r>
+              <w:t>Session 1 · Understand · 45 min</w:t>
+            </w:r>
+          </w:p>
+        </w:tc>
+        <w:tc>
+          <w:tcPr>
+            <w:tcW w:type="dxa" w:w="3408"/>
+          </w:tcPr>
+          <w:p>
+            <w:r>
+              <w:t>0–7: recall and prerequisite; 7–15: inspect the concrete case and predict; 15–30: teacher models the worked trace; 30–40: learners explain a step using the text and visual; 40–45: check the core idea.</w:t>
+            </w:r>
+          </w:p>
+        </w:tc>
+        <w:tc>
+          <w:tcPr>
+            <w:tcW w:type="dxa" w:w="3408"/>
+          </w:tcPr>
+          <w:p>
+            <w:r>
+              <w:t>Sections 1–6; record the brief recall in the workbook.</w:t>
+            </w:r>
+          </w:p>
+        </w:tc>
+      </w:tr>
+      <w:tr>
+        <w:tc>
+          <w:tcPr>
+            <w:tcW w:type="dxa" w:w="3408"/>
+          </w:tcPr>
+          <w:p>
+            <w:r>
+              <w:t>Session 2 · Practise · 45 min</w:t>
+            </w:r>
+          </w:p>
+        </w:tc>
+        <w:tc>
+          <w:tcPr>
+            <w:tcW w:type="dxa" w:w="3408"/>
+          </w:tcPr>
+          <w:p>
+            <w:r>
+              <w:t>0–5: retrieve the procedure; 5–15: W2 completion practice; 15–23: explain and check with a partner; 23–30: each learner answers the misconception check; 30–40: targeted reteaching or a harder variation; 40–45: prepare the investigation.</w:t>
+            </w:r>
+          </w:p>
+        </w:tc>
+        <w:tc>
+          <w:tcPr>
+            <w:tcW w:type="dxa" w:w="3408"/>
+          </w:tcPr>
+          <w:p>
+            <w:r>
+              <w:t>Sections 7–10; use the matching workbook W2 and misconception check.</w:t>
+            </w:r>
+          </w:p>
+        </w:tc>
+      </w:tr>
+      <w:tr>
+        <w:tc>
+          <w:tcPr>
+            <w:tcW w:type="dxa" w:w="3408"/>
+          </w:tcPr>
+          <w:p>
+            <w:r>
+              <w:t>Session 3 · Investigate and transfer · 45 min</w:t>
+            </w:r>
+          </w:p>
+        </w:tc>
+        <w:tc>
+          <w:tcPr>
+            <w:tcW w:type="dxa" w:w="3408"/>
+          </w:tcPr>
+          <w:p>
+            <w:r>
+              <w:t>0–5: retrieve the decision rule; 5–20: investigate or trace; 20–30: start the independent case; 30–38: connect the project; 38–43: act on feedback; 43–45: plan the return check.</w:t>
+            </w:r>
+          </w:p>
+        </w:tc>
+        <w:tc>
+          <w:tcPr>
+            <w:tcW w:type="dxa" w:w="3408"/>
+          </w:tcPr>
+          <w:p>
+            <w:r>
+              <w:t>Sections 9 and 11–14. Give extra time to finish the full task set; use Section 15 when the week includes a coding lab.</w:t>
+            </w:r>
+          </w:p>
+        </w:tc>
+      </w:tr>
+    </w:tbl>
+    <w:p>
+      <w:r>
+        <w:t>Before class, solve the supported practice: Calculate MAE for both baselines on [4, 8].</w:t>
+      </w:r>
+    </w:p>
+    <w:p>
+      <w:r>
+        <w:t>Reasoned practice answer: Teacher explanation: Both score 2; their per-record absolute errors differ.</w:t>
+      </w:r>
+    </w:p>
+    <w:p>
+      <w:r>
+        <w:t>Check every learner before discussion: Use the worked case for Constant prediction baselines. Proposed explanation: “A final answer is enough”. Decide whether this explanation is supported. Point to the step or supplied fact that decides; explain your repair if needed.</w:t>
+      </w:r>
+    </w:p>
+    <w:p>
+      <w:r>
+        <w:t>Misconception repair: Ask for the relevant counts, units, procedure or saved record. For this week: Mean 6; median 5.</w:t>
+      </w:r>
+    </w:p>
+    <w:p>
+      <w:r>
+        <w:t>Support: read the exact case aloud, enlarge the labelled picture, supply input cards and model only the first deciding step. Accept a spoken explanation or drawing; retain the reasoning goal.</w:t>
+      </w:r>
+    </w:p>
+    <w:p>
+      <w:r>
+        <w:t>Extension: Replace training 20 with 8 while keeping evaluation unchanged. Require a prediction and a reason before comparing. Expected result: Both fitted constants become5 cm and both evaluation MAEs remain3 cm. Reason: Mean is now20/4=5; median stays5. The earlier training outlier affected the mean.</w:t>
+      </w:r>
+    </w:p>
+    <w:p>
+      <w:r>
+        <w:t>Independent assessment: withhold the reserved answer until the learner has attempted the new case. Record support separately from correctness.</w:t>
+      </w:r>
+    </w:p>
+    <w:tbl>
+      <w:tblPr>
+        <w:tblStyle w:val="LightShading-Accent1"/>
+        <w:tblW w:type="auto" w:w="0"/>
+        <w:tblLook w:firstColumn="1" w:firstRow="1" w:lastColumn="0" w:lastRow="0" w:noHBand="0" w:noVBand="1" w:val="04A0"/>
+      </w:tblPr>
+      <w:tblGrid>
+        <w:gridCol w:w="2556"/>
+        <w:gridCol w:w="2556"/>
+        <w:gridCol w:w="2556"/>
+        <w:gridCol w:w="2556"/>
+      </w:tblGrid>
+      <w:tr>
+        <w:trPr>
+          <w:tblHeader/>
+        </w:trPr>
+        <w:tc>
+          <w:tcPr>
+            <w:tcW w:type="dxa" w:w="2556"/>
+          </w:tcPr>
+          <w:p>
+            <w:r>
+              <w:t>Criterion</w:t>
+            </w:r>
+          </w:p>
+        </w:tc>
+        <w:tc>
+          <w:tcPr>
+            <w:tcW w:type="dxa" w:w="2556"/>
+          </w:tcPr>
+          <w:p>
+            <w:r>
+              <w:t>Not yet</w:t>
+            </w:r>
+          </w:p>
+        </w:tc>
+        <w:tc>
+          <w:tcPr>
+            <w:tcW w:type="dxa" w:w="2556"/>
+          </w:tcPr>
+          <w:p>
+            <w:r>
+              <w:t>With support</w:t>
+            </w:r>
+          </w:p>
+        </w:tc>
+        <w:tc>
+          <w:tcPr>
+            <w:tcW w:type="dxa" w:w="2556"/>
+          </w:tcPr>
+          <w:p>
+            <w:r>
+              <w:t>Independent</w:t>
+            </w:r>
+          </w:p>
+        </w:tc>
+      </w:tr>
+      <w:tr>
+        <w:tc>
+          <w:tcPr>
+            <w:tcW w:type="dxa" w:w="2556"/>
+          </w:tcPr>
+          <w:p>
+            <w:r>
+              <w:t>Explanation</w:t>
+            </w:r>
+          </w:p>
+        </w:tc>
+        <w:tc>
+          <w:tcPr>
+            <w:tcW w:type="dxa" w:w="2556"/>
+          </w:tcPr>
+          <w:p>
+            <w:r>
+              <w:t>Names an answer without a deciding fact</w:t>
+            </w:r>
+          </w:p>
+        </w:tc>
+        <w:tc>
+          <w:tcPr>
+            <w:tcW w:type="dxa" w:w="2556"/>
+          </w:tcPr>
+          <w:p>
+            <w:r>
+              <w:t>Uses a hint to link fact and decision</w:t>
+            </w:r>
+          </w:p>
+        </w:tc>
+        <w:tc>
+          <w:tcPr>
+            <w:tcW w:type="dxa" w:w="2556"/>
+          </w:tcPr>
+          <w:p>
+            <w:r>
+              <w:t>Explains the deciding fact in own words</w:t>
+            </w:r>
+          </w:p>
+        </w:tc>
+      </w:tr>
+      <w:tr>
+        <w:tc>
+          <w:tcPr>
+            <w:tcW w:type="dxa" w:w="2556"/>
+          </w:tcPr>
+          <w:p>
+            <w:r>
+              <w:t>Trace or test</w:t>
+            </w:r>
+          </w:p>
+        </w:tc>
+        <w:tc>
+          <w:tcPr>
+            <w:tcW w:type="dxa" w:w="2556"/>
+          </w:tcPr>
+          <w:p>
+            <w:r>
+              <w:t>Cannot connect input and result</w:t>
+            </w:r>
+          </w:p>
+        </w:tc>
+        <w:tc>
+          <w:tcPr>
+            <w:tcW w:type="dxa" w:w="2556"/>
+          </w:tcPr>
+          <w:p>
+            <w:r>
+              <w:t>Completes steps with prompts</w:t>
+            </w:r>
+          </w:p>
+        </w:tc>
+        <w:tc>
+          <w:tcPr>
+            <w:tcW w:type="dxa" w:w="2556"/>
+          </w:tcPr>
+          <w:p>
+            <w:r>
+              <w:t>Traces or tests a changed case accurately</w:t>
+            </w:r>
+          </w:p>
+        </w:tc>
+      </w:tr>
+      <w:tr>
+        <w:tc>
+          <w:tcPr>
+            <w:tcW w:type="dxa" w:w="2556"/>
+          </w:tcPr>
+          <w:p>
+            <w:r>
+              <w:t>Limits and revision</w:t>
+            </w:r>
+          </w:p>
+        </w:tc>
+        <w:tc>
+          <w:tcPr>
+            <w:tcW w:type="dxa" w:w="2556"/>
+          </w:tcPr>
+          <w:p>
+            <w:r>
+              <w:t>Claims more than evidence supports</w:t>
+            </w:r>
+          </w:p>
+        </w:tc>
+        <w:tc>
+          <w:tcPr>
+            <w:tcW w:type="dxa" w:w="2556"/>
+          </w:tcPr>
+          <w:p>
+            <w:r>
+              <w:t>Names a limit after a prompt</w:t>
+            </w:r>
+          </w:p>
+        </w:tc>
+        <w:tc>
+          <w:tcPr>
+            <w:tcW w:type="dxa" w:w="2556"/>
+          </w:tcPr>
+          <w:p>
+            <w:r>
+              <w:t>States a defensible limit and useful next test</w:t>
+            </w:r>
+          </w:p>
+        </w:tc>
+      </w:tr>
+    </w:tbl>
+    <w:p>
+      <w:r>
+        <w:t>Project checkpoint: Evaluate and revise. Compare with your starting method, explain errors and record a justified revision.</w:t>
+      </w:r>
+    </w:p>
+    <w:p>
+      <w:r>
+        <w:t>Use the weekly teacher answer for topic-specific reasoning. A saved progress tick is an activity record; judge mastery from the learner’s explanation and evidence.</w:t>
+      </w:r>
+    </w:p>
     <w:sectPr>
       <w:pgSz w:w="12240" w:h="15840"/>
       <w:pgMar w:top="936" w:right="1008" w:bottom="936" w:left="1008" w:header="720" w:footer="720" w:gutter="0"/>

--- a/downloads/teacher/ai-4-week-20.docx
+++ b/downloads/teacher/ai-4-week-20.docx
@@ -3367,6 +3367,39 @@
         <w:t>Use the weekly teacher answer for topic-specific reasoning. A saved progress tick is an activity record; judge mastery from the learner’s explanation and evidence.</w:t>
       </w:r>
     </w:p>
+    <w:p>
+      <w:pPr>
+        <w:pStyle w:val="Heading1"/>
+      </w:pPr>
+      <w:r>
+        <w:t>08. Use feedback, labs and repair paths</w:t>
+      </w:r>
+    </w:p>
+    <w:p>
+      <w:r>
+        <w:t>Use the two formative questions as supported practice, not as independent mastery scores. Discuss the deciding evidence rather than accepting a guessed selection.</w:t>
+      </w:r>
+    </w:p>
+    <w:p>
+      <w:r>
+        <w:t>The feedback comes from the reviewed public worked case. Do not reveal the separately reserved independent teacher answer until the learner has attempted that case.</w:t>
+      </w:r>
+    </w:p>
+    <w:p>
+      <w:r>
+        <w:t>Ask students to predict before running code. Preserve errors and actual outputs; collect a changed test and an explanation. The branch-boundary and indexing lessons deliberately include failure cases.</w:t>
+      </w:r>
+    </w:p>
+    <w:p>
+      <w:r>
+        <w:t>Use the earlier worked-explanation links to address a specific missing building block, then return to the current question. Adapt this suggestion after observing the learner; it is not an automatic diagnosis.</w:t>
+      </w:r>
+    </w:p>
+    <w:p>
+      <w:r>
+        <w:t>Collect the completed-work portfolio as evidence. Record support separately from correctness, and assess explanation, trace/test and limitations. Progress ticks and quiz selections alone do not establish mastery.</w:t>
+      </w:r>
+    </w:p>
     <w:sectPr>
       <w:pgSz w:w="12240" w:h="15840"/>
       <w:pgMar w:top="936" w:right="1008" w:bottom="936" w:left="1008" w:header="720" w:footer="720" w:gutter="0"/>

--- a/downloads/teacher/ai-4-week-20.docx
+++ b/downloads/teacher/ai-4-week-20.docx
@@ -29,6 +29,11 @@
       </w:r>
     </w:p>
     <w:p>
+      <w:r>
+        <w:t>Prepare Mean, Median, and Baselines: check the target, prerequisites, resources and adaptable teaching schedule.</w:t>
+      </w:r>
+    </w:p>
+    <w:p>
       <w:pPr>
         <w:pStyle w:val="Heading3"/>
       </w:pPr>
@@ -37,8 +42,62 @@
       </w:r>
     </w:p>
     <w:p>
-      <w:r>
-        <w:t>Primary target: Fit mean and median constant baselines on training targets</w:t>
+      <w:pPr>
+        <w:spacing w:line="336" w:lineRule="auto" w:after="180"/>
+      </w:pPr>
+      <w:r>
+        <w:rPr>
+          <w:b w:val="0"/>
+        </w:rPr>
+        <w:t xml:space="preserve">Primary target: Fit </w:t>
+      </w:r>
+      <w:r>
+        <w:rPr>
+          <w:b/>
+        </w:rPr>
+        <w:t>mean</w:t>
+      </w:r>
+      <w:r>
+        <w:rPr>
+          <w:b w:val="0"/>
+        </w:rPr>
+        <w:t xml:space="preserve"> and </w:t>
+      </w:r>
+      <w:r>
+        <w:rPr>
+          <w:b/>
+        </w:rPr>
+        <w:t>median</w:t>
+      </w:r>
+      <w:r>
+        <w:rPr>
+          <w:b w:val="0"/>
+        </w:rPr>
+        <w:t xml:space="preserve"> </w:t>
+      </w:r>
+      <w:r>
+        <w:rPr>
+          <w:b/>
+        </w:rPr>
+        <w:t>constant baseline</w:t>
+      </w:r>
+      <w:r>
+        <w:rPr>
+          <w:b w:val="0"/>
+        </w:rPr>
+        <w:t xml:space="preserve">s on </w:t>
+      </w:r>
+      <w:r>
+        <w:rPr>
+          <w:b/>
+        </w:rPr>
+        <w:t>training</w:t>
+      </w:r>
+      <w:r>
+        <w:rPr>
+          <w:b w:val="0"/>
+        </w:rPr>
+        <w:t xml:space="preserve"> targets</w:t>
       </w:r>
     </w:p>
     <w:tbl>
@@ -185,8 +244,37 @@
       </w:tr>
     </w:tbl>
     <w:p>
-      <w:r>
-        <w:t>This is a starting allocation of 135 minutes, not a validated duration. Preserve all named topics. Schedule extra time for connected examples, the full investigation, independent cases and project building. Repeated copies of a case share one recorded attempt; they are not new evidence.</w:t>
+      <w:pPr>
+        <w:spacing w:line="336" w:lineRule="auto" w:after="180"/>
+      </w:pPr>
+      <w:r>
+        <w:rPr>
+          <w:b w:val="0"/>
+        </w:rPr>
+        <w:t>This is a starting allocation of 135 minutes, not a validated duration. Preserve all named topics. Schedule extra time for connected examples, the full investigation, independent cases and project building.</w:t>
+      </w:r>
+    </w:p>
+    <w:p>
+      <w:pPr>
+        <w:spacing w:line="336" w:lineRule="auto" w:after="180"/>
+      </w:pPr>
+      <w:r>
+        <w:rPr>
+          <w:b w:val="0"/>
+        </w:rPr>
+        <w:t xml:space="preserve">Repeated copies of a case share one recorded attempt; they are not new </w:t>
+      </w:r>
+      <w:r>
+        <w:rPr>
+          <w:b/>
+        </w:rPr>
+        <w:t>evidence</w:t>
+      </w:r>
+      <w:r>
+        <w:rPr>
+          <w:b w:val="0"/>
+        </w:rPr>
+        <w:t>.</w:t>
       </w:r>
     </w:p>
     <w:p>
@@ -206,17 +294,47 @@
       </w:r>
     </w:p>
     <w:p>
-      <w:r>
+      <w:pPr>
+        <w:spacing w:line="336" w:lineRule="auto" w:after="180"/>
+      </w:pPr>
+      <w:r>
+        <w:rPr>
+          <w:b w:val="0"/>
+        </w:rPr>
         <w:t>Without opening the old lesson, explain one key idea from Regression and Residuals. Give an example and a mistake that the idea helps you avoid.</w:t>
       </w:r>
     </w:p>
     <w:p>
-      <w:r>
-        <w:t>Look for: Distinguish numeric prediction from classification</w:t>
-      </w:r>
-    </w:p>
-    <w:p>
-      <w:r>
+      <w:pPr>
+        <w:spacing w:line="336" w:lineRule="auto" w:after="180"/>
+      </w:pPr>
+      <w:r>
+        <w:rPr>
+          <w:b w:val="0"/>
+        </w:rPr>
+        <w:t xml:space="preserve">Look for: Distinguish numeric </w:t>
+      </w:r>
+      <w:r>
+        <w:rPr>
+          <w:b/>
+        </w:rPr>
+        <w:t>prediction</w:t>
+      </w:r>
+      <w:r>
+        <w:rPr>
+          <w:b w:val="0"/>
+        </w:rPr>
+        <w:t xml:space="preserve"> from classification</w:t>
+      </w:r>
+    </w:p>
+    <w:p>
+      <w:pPr>
+        <w:spacing w:line="336" w:lineRule="auto" w:after="180"/>
+      </w:pPr>
+      <w:r>
+        <w:rPr>
+          <w:b w:val="0"/>
+        </w:rPr>
         <w:t>Reference example, not the only acceptable wording: Teacher explanation: Residuals -1, 1, 0 cm; the first record is overpredicted.</w:t>
       </w:r>
     </w:p>
@@ -229,17 +347,35 @@
       </w:r>
     </w:p>
     <w:p>
-      <w:r>
+      <w:pPr>
+        <w:spacing w:line="336" w:lineRule="auto" w:after="180"/>
+      </w:pPr>
+      <w:r>
+        <w:rPr>
+          <w:b w:val="0"/>
+        </w:rPr>
         <w:t>Without opening the old lesson, explain one key idea from Precision and Recall. Give an example and a mistake that the idea helps you avoid.</w:t>
       </w:r>
     </w:p>
     <w:p>
-      <w:r>
+      <w:pPr>
+        <w:spacing w:line="336" w:lineRule="auto" w:after="180"/>
+      </w:pPr>
+      <w:r>
+        <w:rPr>
+          <w:b w:val="0"/>
+        </w:rPr>
         <w:t>Look for: Choose the denominator that answers the question</w:t>
       </w:r>
     </w:p>
     <w:p>
-      <w:r>
+      <w:pPr>
+        <w:spacing w:line="336" w:lineRule="auto" w:after="180"/>
+      </w:pPr>
+      <w:r>
+        <w:rPr>
+          <w:b w:val="0"/>
+        </w:rPr>
         <w:t>Reference example, not the only acceptable wording: Teacher explanation: Predicted positives TP+FP=7; reference positives TP+FN=4.</w:t>
       </w:r>
     </w:p>
@@ -252,22 +388,46 @@
       </w:r>
     </w:p>
     <w:p>
-      <w:r>
+      <w:pPr>
+        <w:spacing w:line="336" w:lineRule="auto" w:after="180"/>
+      </w:pPr>
+      <w:r>
+        <w:rPr>
+          <w:b w:val="0"/>
+        </w:rPr>
         <w:t>Without opening the old lesson, explain one key idea from Scores and Calibration Intuition. Give an example and a mistake that the idea helps you avoid.</w:t>
       </w:r>
     </w:p>
     <w:p>
-      <w:r>
+      <w:pPr>
+        <w:spacing w:line="336" w:lineRule="auto" w:after="180"/>
+      </w:pPr>
+      <w:r>
+        <w:rPr>
+          <w:b w:val="0"/>
+        </w:rPr>
         <w:t>Look for: Interpret calibration using groups of forecasts</w:t>
       </w:r>
     </w:p>
     <w:p>
-      <w:r>
+      <w:pPr>
+        <w:spacing w:line="336" w:lineRule="auto" w:after="180"/>
+      </w:pPr>
+      <w:r>
+        <w:rPr>
+          <w:b w:val="0"/>
+        </w:rPr>
         <w:t>Reference example, not the only acceptable wording: Teacher explanation: 2/10=.2 and 6/10=.6.</w:t>
       </w:r>
     </w:p>
     <w:p>
-      <w:r>
+      <w:pPr>
+        <w:spacing w:line="336" w:lineRule="auto" w:after="180"/>
+      </w:pPr>
+      <w:r>
+        <w:rPr>
+          <w:b w:val="0"/>
+        </w:rPr>
         <w:t>Use the student module and workbook section with this exact week title. The worked case, independent question and answers below form one aligned lesson sequence.</w:t>
       </w:r>
     </w:p>
@@ -280,8 +440,75 @@
       </w:r>
     </w:p>
     <w:p>
-      <w:r>
-        <w:t>For training targets [1,3,11], compute mean and median constant baselines. Compare total absolute training error for each. Where must final performance be measured?</w:t>
+      <w:pPr>
+        <w:spacing w:line="336" w:lineRule="auto" w:after="180"/>
+        <w:shd w:fill="F5F1FB"/>
+      </w:pPr>
+      <w:r>
+        <w:rPr>
+          <w:b w:val="0"/>
+        </w:rPr>
+        <w:t xml:space="preserve">For </w:t>
+      </w:r>
+      <w:r>
+        <w:rPr>
+          <w:b/>
+        </w:rPr>
+        <w:t>training</w:t>
+      </w:r>
+      <w:r>
+        <w:rPr>
+          <w:b w:val="0"/>
+        </w:rPr>
+        <w:t xml:space="preserve"> targets [1,3,11], compute </w:t>
+      </w:r>
+      <w:r>
+        <w:rPr>
+          <w:b/>
+        </w:rPr>
+        <w:t>mean</w:t>
+      </w:r>
+      <w:r>
+        <w:rPr>
+          <w:b w:val="0"/>
+        </w:rPr>
+        <w:t xml:space="preserve"> and </w:t>
+      </w:r>
+      <w:r>
+        <w:rPr>
+          <w:b/>
+        </w:rPr>
+        <w:t>median</w:t>
+      </w:r>
+      <w:r>
+        <w:rPr>
+          <w:b w:val="0"/>
+        </w:rPr>
+        <w:t xml:space="preserve"> </w:t>
+      </w:r>
+      <w:r>
+        <w:rPr>
+          <w:b/>
+        </w:rPr>
+        <w:t>constant baseline</w:t>
+      </w:r>
+      <w:r>
+        <w:rPr>
+          <w:b w:val="0"/>
+        </w:rPr>
+        <w:t xml:space="preserve">s. Compare total absolute </w:t>
+      </w:r>
+      <w:r>
+        <w:rPr>
+          <w:b/>
+        </w:rPr>
+        <w:t>training</w:t>
+      </w:r>
+      <w:r>
+        <w:rPr>
+          <w:b w:val="0"/>
+        </w:rPr>
+        <w:t xml:space="preserve"> error for each. Where must final performance be measured?</w:t>
       </w:r>
     </w:p>
     <w:p>
@@ -293,8 +520,44 @@
       </w:r>
     </w:p>
     <w:p>
-      <w:r>
-        <w:t>Mean and median are transparent regression baselines; outliers affect them differently.</w:t>
+      <w:pPr>
+        <w:spacing w:line="336" w:lineRule="auto" w:after="180"/>
+      </w:pPr>
+      <w:r>
+        <w:rPr>
+          <w:b/>
+        </w:rPr>
+        <w:t>Mean</w:t>
+      </w:r>
+      <w:r>
+        <w:rPr>
+          <w:b w:val="0"/>
+        </w:rPr>
+        <w:t xml:space="preserve"> and </w:t>
+      </w:r>
+      <w:r>
+        <w:rPr>
+          <w:b/>
+        </w:rPr>
+        <w:t>median</w:t>
+      </w:r>
+      <w:r>
+        <w:rPr>
+          <w:b w:val="0"/>
+        </w:rPr>
+        <w:t xml:space="preserve"> are transparent regression baselines; </w:t>
+      </w:r>
+      <w:r>
+        <w:rPr>
+          <w:b/>
+        </w:rPr>
+        <w:t>outlier</w:t>
+      </w:r>
+      <w:r>
+        <w:rPr>
+          <w:b w:val="0"/>
+        </w:rPr>
+        <w:t>s affect them differently.</w:t>
       </w:r>
     </w:p>
     <w:tbl>
@@ -430,12 +693,38 @@
       </w:r>
     </w:p>
     <w:p>
-      <w:r>
+      <w:pPr>
+        <w:spacing w:line="336" w:lineRule="auto" w:after="180"/>
+      </w:pPr>
+      <w:r>
+        <w:rPr>
+          <w:b w:val="0"/>
+        </w:rPr>
         <w:t>Use the supplied scenario, student illustrations and blank paper. For numeric work, offer counters or a calculator after learners show the setup. Fictional records are supplied; personal data and paid accounts are unnecessary.</w:t>
       </w:r>
     </w:p>
     <w:p>
-      <w:r>
+      <w:pPr>
+        <w:pStyle w:val="Heading3"/>
+      </w:pPr>
+      <w:r>
+        <w:t>Alternative compact allocation</w:t>
+      </w:r>
+    </w:p>
+    <w:p>
+      <w:r>
+        <w:t>This compact option is not the full-week schedule. Use the main teaching cycle and allow extra sessions for the investigation, independent work and project.</w:t>
+      </w:r>
+    </w:p>
+    <w:p>
+      <w:pPr>
+        <w:spacing w:line="336" w:lineRule="auto" w:after="180"/>
+        <w:shd w:fill="F1F6F8"/>
+      </w:pPr>
+      <w:r>
+        <w:rPr>
+          <w:b w:val="0"/>
+        </w:rPr>
         <w:t>Allow 80 minutes: recall 8; explanation 12; worked demonstration 15; guided practice 20; independent assessment 15; project and reflection 10. Extend the lab into a second session when needed.</w:t>
       </w:r>
     </w:p>
@@ -448,8 +737,37 @@
       </w:r>
     </w:p>
     <w:p>
-      <w:r>
-        <w:t>Teach two 45-minute sessions. This week focuses on constant prediction baselines. Model the worked example first, collect the new W 4 case independently before feedback, and use the fresh retry to check transfer. Award credit for traceable reasoning and bounded claims, including justified uncertainty.</w:t>
+      <w:pPr>
+        <w:spacing w:line="336" w:lineRule="auto" w:after="180"/>
+      </w:pPr>
+      <w:r>
+        <w:rPr>
+          <w:b w:val="0"/>
+        </w:rPr>
+        <w:t xml:space="preserve">Teach two 45-minute sessions. This week focuses on constant </w:t>
+      </w:r>
+      <w:r>
+        <w:rPr>
+          <w:b/>
+        </w:rPr>
+        <w:t>prediction</w:t>
+      </w:r>
+      <w:r>
+        <w:rPr>
+          <w:b w:val="0"/>
+        </w:rPr>
+        <w:t xml:space="preserve"> baselines. Model the worked example first, collect the new W 4 case independently before feedback, and use the fresh retry to check transfer.</w:t>
+      </w:r>
+    </w:p>
+    <w:p>
+      <w:pPr>
+        <w:spacing w:line="336" w:lineRule="auto" w:after="180"/>
+      </w:pPr>
+      <w:r>
+        <w:rPr>
+          <w:b w:val="0"/>
+        </w:rPr>
+        <w:t>Award credit for traceable reasoning and bounded claims, including justified uncertainty.</w:t>
       </w:r>
     </w:p>
     <w:p>
@@ -461,27 +779,69 @@
       </w:r>
     </w:p>
     <w:p>
-      <w:r>
+      <w:pPr>
+        <w:spacing w:line="336" w:lineRule="auto" w:after="180"/>
+      </w:pPr>
+      <w:r>
+        <w:rPr>
+          <w:b w:val="0"/>
+        </w:rPr>
         <w:t>Opposite signs can cancel; a magnitude-based loss avoids that cancellation.</w:t>
       </w:r>
     </w:p>
     <w:p>
-      <w:r>
+      <w:pPr>
+        <w:spacing w:line="336" w:lineRule="auto" w:after="180"/>
+      </w:pPr>
+      <w:r>
+        <w:rPr>
+          <w:b w:val="0"/>
+        </w:rPr>
         <w:t>Printed student lesson and workbook</w:t>
       </w:r>
     </w:p>
     <w:p>
-      <w:r>
+      <w:pPr>
+        <w:spacing w:line="336" w:lineRule="auto" w:after="180"/>
+      </w:pPr>
+      <w:r>
+        <w:rPr>
+          <w:b w:val="0"/>
+        </w:rPr>
         <w:t>Paper, pencils and a calculator for fractions</w:t>
       </w:r>
     </w:p>
     <w:p>
-      <w:r>
-        <w:t>The fictional examples and a blank evidence table</w:t>
-      </w:r>
-    </w:p>
-    <w:p>
-      <w:r>
+      <w:pPr>
+        <w:spacing w:line="336" w:lineRule="auto" w:after="180"/>
+      </w:pPr>
+      <w:r>
+        <w:rPr>
+          <w:b w:val="0"/>
+        </w:rPr>
+        <w:t xml:space="preserve">The fictional examples and a blank </w:t>
+      </w:r>
+      <w:r>
+        <w:rPr>
+          <w:b/>
+        </w:rPr>
+        <w:t>evidence</w:t>
+      </w:r>
+      <w:r>
+        <w:rPr>
+          <w:b w:val="0"/>
+        </w:rPr>
+        <w:t xml:space="preserve"> table</w:t>
+      </w:r>
+    </w:p>
+    <w:p>
+      <w:pPr>
+        <w:spacing w:line="336" w:lineRule="auto" w:after="180"/>
+      </w:pPr>
+      <w:r>
+        <w:rPr>
+          <w:b w:val="0"/>
+        </w:rPr>
         <w:t>Optional Python 3 editor; no external packages or AI accounts required</w:t>
       </w:r>
     </w:p>
@@ -494,12 +854,48 @@
       </w:r>
     </w:p>
     <w:p>
-      <w:r>
-        <w:t>By the end, I can explain mean, median, and baselines using a traced example and a stated limitation.</w:t>
-      </w:r>
-    </w:p>
-    <w:p>
-      <w:r>
+      <w:pPr>
+        <w:spacing w:line="336" w:lineRule="auto" w:after="180"/>
+      </w:pPr>
+      <w:r>
+        <w:rPr>
+          <w:b w:val="0"/>
+        </w:rPr>
+        <w:t xml:space="preserve">By the end, I can explain </w:t>
+      </w:r>
+      <w:r>
+        <w:rPr>
+          <w:b/>
+        </w:rPr>
+        <w:t>mean</w:t>
+      </w:r>
+      <w:r>
+        <w:rPr>
+          <w:b w:val="0"/>
+        </w:rPr>
+        <w:t xml:space="preserve">, </w:t>
+      </w:r>
+      <w:r>
+        <w:rPr>
+          <w:b/>
+        </w:rPr>
+        <w:t>median</w:t>
+      </w:r>
+      <w:r>
+        <w:rPr>
+          <w:b w:val="0"/>
+        </w:rPr>
+        <w:t>, and baselines using a traced example and a stated limitation.</w:t>
+      </w:r>
+    </w:p>
+    <w:p>
+      <w:pPr>
+        <w:spacing w:line="336" w:lineRule="auto" w:after="180"/>
+      </w:pPr>
+      <w:r>
+        <w:rPr>
+          <w:b w:val="0"/>
+        </w:rPr>
         <w:t>This added worked case illustrates the week’s main idea. Retain all original and connected topics; schedule its practice within the teaching cycle.</w:t>
       </w:r>
     </w:p>
@@ -512,76 +908,337 @@
       </w:r>
     </w:p>
     <w:p>
+      <w:r>
+        <w:t>Model Mean, Median, and Baselines using the supplied case, labelled mechanism and reasoning. Make the scope of each conclusion explicit.</w:t>
+      </w:r>
+    </w:p>
+    <w:p>
+      <w:pPr>
+        <w:spacing w:line="336" w:lineRule="auto" w:after="180"/>
+      </w:pPr>
+      <w:r>
+        <w:rPr>
+          <w:b w:val="0"/>
+        </w:rPr>
+        <w:t>Trace the information, fitted behavior, and evaluation proof separately.</w:t>
+      </w:r>
+    </w:p>
+    <w:p>
       <w:pPr>
         <w:pStyle w:val="Heading3"/>
       </w:pPr>
       <w:r>
-        <w:t>Explain the mechanism</w:t>
-      </w:r>
-    </w:p>
-    <w:p>
-      <w:r>
-        <w:t>Trace the information, fitted behavior, and evaluation proof separately.</w:t>
-      </w:r>
-    </w:p>
-    <w:p>
-      <w:r>
+        <w:t>Question to explain</w:t>
+      </w:r>
+    </w:p>
+    <w:p>
+      <w:pPr>
+        <w:spacing w:line="336" w:lineRule="auto" w:after="180"/>
+        <w:shd w:fill="F5F1FB"/>
+      </w:pPr>
+      <w:r>
+        <w:rPr>
+          <w:b w:val="0"/>
+        </w:rPr>
         <w:t>QUESTION Choose and justify a baseline under an extreme value.</w:t>
       </w:r>
     </w:p>
     <w:p>
-      <w:r>
-        <w:t>MODEL IDEA Mean and median are transparent regression baselines; outliers affect them differently.</w:t>
-      </w:r>
-    </w:p>
-    <w:p>
-      <w:r>
+      <w:pPr>
+        <w:spacing w:line="336" w:lineRule="auto" w:after="180"/>
+      </w:pPr>
+      <w:r>
+        <w:rPr>
+          <w:b w:val="0"/>
+        </w:rPr>
+        <w:t xml:space="preserve">MODEL IDEA </w:t>
+      </w:r>
+      <w:r>
+        <w:rPr>
+          <w:b/>
+        </w:rPr>
+        <w:t>Mean</w:t>
+      </w:r>
+      <w:r>
+        <w:rPr>
+          <w:b w:val="0"/>
+        </w:rPr>
+        <w:t xml:space="preserve"> and </w:t>
+      </w:r>
+      <w:r>
+        <w:rPr>
+          <w:b/>
+        </w:rPr>
+        <w:t>median</w:t>
+      </w:r>
+      <w:r>
+        <w:rPr>
+          <w:b w:val="0"/>
+        </w:rPr>
+        <w:t xml:space="preserve"> are transparent regression baselines; </w:t>
+      </w:r>
+      <w:r>
+        <w:rPr>
+          <w:b/>
+        </w:rPr>
+        <w:t>outlier</w:t>
+      </w:r>
+      <w:r>
+        <w:rPr>
+          <w:b w:val="0"/>
+        </w:rPr>
+        <w:t>s affect them differently.</w:t>
+      </w:r>
+    </w:p>
+    <w:p>
+      <w:pPr>
+        <w:spacing w:line="336" w:lineRule="auto" w:after="180"/>
+      </w:pPr>
+      <w:r>
+        <w:rPr>
+          <w:b w:val="0"/>
+        </w:rPr>
         <w:t>PROOF NEEDED Use an unseen case, visible calculation, error analysis, and a stated limitation.</w:t>
       </w:r>
     </w:p>
     <w:p>
-      <w:r>
-        <w:t>UNDER THE HOOD Heights are 10, 11, 12, 13, and 54 cm. Mean = 100 ÷ 5 = 20 cm.</w:t>
-      </w:r>
-    </w:p>
-    <w:p>
-      <w:r>
-        <w:t>Draw a fresh data → model → prediction → evaluation trace:</w:t>
-      </w:r>
-    </w:p>
-    <w:p>
-      <w:r>
-        <w:t>Predict first. Then check each step. A correct answer without visible evidence cannot be audited.</w:t>
-      </w:r>
-    </w:p>
-    <w:p>
-      <w:r>
+      <w:pPr>
+        <w:pStyle w:val="Heading3"/>
+      </w:pPr>
+      <w:r>
+        <w:t>How the mechanism works</w:t>
+      </w:r>
+    </w:p>
+    <w:p>
+      <w:pPr>
+        <w:spacing w:line="336" w:lineRule="auto" w:after="180"/>
+        <w:shd w:fill="F1F6F8"/>
+      </w:pPr>
+      <w:r>
+        <w:rPr>
+          <w:b w:val="0"/>
+        </w:rPr>
+        <w:t xml:space="preserve">UNDER THE HOOD Heights are 10, 11, 12, 13, and 54 cm. </w:t>
+      </w:r>
+      <w:r>
+        <w:rPr>
+          <w:b/>
+        </w:rPr>
+        <w:t>Mean</w:t>
+      </w:r>
+      <w:r>
+        <w:rPr>
+          <w:b w:val="0"/>
+        </w:rPr>
+        <w:t xml:space="preserve"> = 100 ÷ 5 = 20 cm.</w:t>
+      </w:r>
+    </w:p>
+    <w:p>
+      <w:pPr>
+        <w:spacing w:line="336" w:lineRule="auto" w:after="180"/>
+      </w:pPr>
+      <w:r>
+        <w:rPr>
+          <w:b w:val="0"/>
+        </w:rPr>
+        <w:t xml:space="preserve">Draw a fresh data → model → </w:t>
+      </w:r>
+      <w:r>
+        <w:rPr>
+          <w:b/>
+        </w:rPr>
+        <w:t>prediction</w:t>
+      </w:r>
+      <w:r>
+        <w:rPr>
+          <w:b w:val="0"/>
+        </w:rPr>
+        <w:t xml:space="preserve"> → evaluation trace:</w:t>
+      </w:r>
+    </w:p>
+    <w:p>
+      <w:pPr>
+        <w:spacing w:line="336" w:lineRule="auto" w:after="180"/>
+      </w:pPr>
+      <w:r>
+        <w:rPr>
+          <w:b w:val="0"/>
+        </w:rPr>
+        <w:t xml:space="preserve">Predict first. Then check each step. A correct answer without visible </w:t>
+      </w:r>
+      <w:r>
+        <w:rPr>
+          <w:b/>
+        </w:rPr>
+        <w:t>evidence</w:t>
+      </w:r>
+      <w:r>
+        <w:rPr>
+          <w:b w:val="0"/>
+        </w:rPr>
+        <w:t xml:space="preserve"> cannot be audited.</w:t>
+      </w:r>
+    </w:p>
+    <w:p>
+      <w:pPr>
+        <w:pStyle w:val="Heading3"/>
+      </w:pPr>
+      <w:r>
+        <w:t>Step 1</w:t>
+      </w:r>
+    </w:p>
+    <w:p>
+      <w:pPr>
+        <w:spacing w:line="336" w:lineRule="auto" w:after="180"/>
+        <w:shd w:fill="F4F9FC"/>
+      </w:pPr>
+      <w:r>
+        <w:rPr>
+          <w:b w:val="0"/>
+        </w:rPr>
         <w:t>STEP 1 Heights are 10, 11, 12, 13, and 54 cm.</w:t>
       </w:r>
     </w:p>
     <w:p>
-      <w:r>
-        <w:t>STEP 2 Mean = 100 ÷ 5 = 20 cm.</w:t>
-      </w:r>
-    </w:p>
-    <w:p>
-      <w:r>
-        <w:t>STEP 3 Median is 12 cm, the middle ordered value.</w:t>
-      </w:r>
-    </w:p>
-    <w:p>
-      <w:r>
-        <w:t>STEP 4 For typical-height absolute error, median is more robust; still report why 54 is present.</w:t>
-      </w:r>
-    </w:p>
-    <w:p>
-      <w:r>
+      <w:pPr>
+        <w:pStyle w:val="Heading3"/>
+      </w:pPr>
+      <w:r>
+        <w:t>Step 2</w:t>
+      </w:r>
+    </w:p>
+    <w:p>
+      <w:pPr>
+        <w:spacing w:line="336" w:lineRule="auto" w:after="180"/>
+        <w:shd w:fill="F4F9FC"/>
+      </w:pPr>
+      <w:r>
+        <w:rPr>
+          <w:b w:val="0"/>
+        </w:rPr>
+        <w:t xml:space="preserve">STEP 2 </w:t>
+      </w:r>
+      <w:r>
+        <w:rPr>
+          <w:b/>
+        </w:rPr>
+        <w:t>Mean</w:t>
+      </w:r>
+      <w:r>
+        <w:rPr>
+          <w:b w:val="0"/>
+        </w:rPr>
+        <w:t xml:space="preserve"> = 100 ÷ 5 = 20 cm.</w:t>
+      </w:r>
+    </w:p>
+    <w:p>
+      <w:pPr>
+        <w:pStyle w:val="Heading3"/>
+      </w:pPr>
+      <w:r>
+        <w:t>Step 3</w:t>
+      </w:r>
+    </w:p>
+    <w:p>
+      <w:pPr>
+        <w:spacing w:line="336" w:lineRule="auto" w:after="180"/>
+        <w:shd w:fill="F4F9FC"/>
+      </w:pPr>
+      <w:r>
+        <w:rPr>
+          <w:b w:val="0"/>
+        </w:rPr>
+        <w:t xml:space="preserve">STEP 3 </w:t>
+      </w:r>
+      <w:r>
+        <w:rPr>
+          <w:b/>
+        </w:rPr>
+        <w:t>Median</w:t>
+      </w:r>
+      <w:r>
+        <w:rPr>
+          <w:b w:val="0"/>
+        </w:rPr>
+        <w:t xml:space="preserve"> is 12 cm, the middle ordered value.</w:t>
+      </w:r>
+    </w:p>
+    <w:p>
+      <w:pPr>
+        <w:pStyle w:val="Heading3"/>
+      </w:pPr>
+      <w:r>
+        <w:t>Step 4</w:t>
+      </w:r>
+    </w:p>
+    <w:p>
+      <w:pPr>
+        <w:spacing w:line="336" w:lineRule="auto" w:after="180"/>
+        <w:shd w:fill="F4F9FC"/>
+      </w:pPr>
+      <w:r>
+        <w:rPr>
+          <w:b w:val="0"/>
+        </w:rPr>
+        <w:t xml:space="preserve">STEP 4 For typical-height </w:t>
+      </w:r>
+      <w:r>
+        <w:rPr>
+          <w:b/>
+        </w:rPr>
+        <w:t>absolute error</w:t>
+      </w:r>
+      <w:r>
+        <w:rPr>
+          <w:b w:val="0"/>
+        </w:rPr>
+        <w:t xml:space="preserve">, </w:t>
+      </w:r>
+      <w:r>
+        <w:rPr>
+          <w:b/>
+        </w:rPr>
+        <w:t>median</w:t>
+      </w:r>
+      <w:r>
+        <w:rPr>
+          <w:b w:val="0"/>
+        </w:rPr>
+        <w:t xml:space="preserve"> is more robust; still report why 54 is present.</w:t>
+      </w:r>
+    </w:p>
+    <w:p>
+      <w:pPr>
+        <w:spacing w:line="336" w:lineRule="auto" w:after="180"/>
+      </w:pPr>
+      <w:r>
+        <w:rPr>
+          <w:b w:val="0"/>
+        </w:rPr>
         <w:t>CHECK Verify the denominator, unit, split, class definition, and data version before interpreting a score.</w:t>
       </w:r>
     </w:p>
     <w:p>
-      <w:r>
-        <w:t>Recalculate, retrace, or restate the evidence independently:</w:t>
+      <w:pPr>
+        <w:spacing w:line="336" w:lineRule="auto" w:after="180"/>
+      </w:pPr>
+      <w:r>
+        <w:rPr>
+          <w:b w:val="0"/>
+        </w:rPr>
+        <w:t xml:space="preserve">Recalculate, retrace, or restate the </w:t>
+      </w:r>
+      <w:r>
+        <w:rPr>
+          <w:b/>
+        </w:rPr>
+        <w:t>evidence</w:t>
+      </w:r>
+      <w:r>
+        <w:rPr>
+          <w:b w:val="0"/>
+        </w:rPr>
+        <w:t xml:space="preserve"> independently:</w:t>
       </w:r>
     </w:p>
     <w:p>
@@ -593,54 +1250,446 @@
       </w:r>
     </w:p>
     <w:p>
-      <w:r>
-        <w:t>Training heights are 2,4,12 cm. Compare constant mean and median baselines.</w:t>
-      </w:r>
-    </w:p>
-    <w:p>
-      <w:r>
-        <w:t>Compute both and training absolute errors.</w:t>
-      </w:r>
-    </w:p>
-    <w:p>
       <w:pPr>
         <w:pStyle w:val="Heading3"/>
       </w:pPr>
       <w:r>
+        <w:t>The teaching case</w:t>
+      </w:r>
+    </w:p>
+    <w:p>
+      <w:pPr>
+        <w:spacing w:line="336" w:lineRule="auto" w:after="180"/>
+        <w:shd w:fill="F1F6FC"/>
+      </w:pPr>
+      <w:r>
+        <w:rPr>
+          <w:b/>
+        </w:rPr>
+        <w:t>Training</w:t>
+      </w:r>
+      <w:r>
+        <w:rPr>
+          <w:b w:val="0"/>
+        </w:rPr>
+        <w:t xml:space="preserve"> heights are 2,4,12 cm. Compare constant </w:t>
+      </w:r>
+      <w:r>
+        <w:rPr>
+          <w:b/>
+        </w:rPr>
+        <w:t>mean</w:t>
+      </w:r>
+      <w:r>
+        <w:rPr>
+          <w:b w:val="0"/>
+        </w:rPr>
+        <w:t xml:space="preserve"> and </w:t>
+      </w:r>
+      <w:r>
+        <w:rPr>
+          <w:b/>
+        </w:rPr>
+        <w:t>median</w:t>
+      </w:r>
+      <w:r>
+        <w:rPr>
+          <w:b w:val="0"/>
+        </w:rPr>
+        <w:t xml:space="preserve"> baselines.</w:t>
+      </w:r>
+    </w:p>
+    <w:p>
+      <w:pPr>
+        <w:pStyle w:val="Heading3"/>
+      </w:pPr>
+      <w:r>
+        <w:t>The teaching case</w:t>
+      </w:r>
+    </w:p>
+    <w:p>
+      <w:pPr>
+        <w:spacing w:line="336" w:lineRule="auto" w:after="180"/>
+        <w:shd w:fill="F1F6FC"/>
+      </w:pPr>
+      <w:r>
+        <w:rPr>
+          <w:b w:val="0"/>
+        </w:rPr>
+        <w:t xml:space="preserve">Compute both and </w:t>
+      </w:r>
+      <w:r>
+        <w:rPr>
+          <w:b/>
+        </w:rPr>
+        <w:t>training</w:t>
+      </w:r>
+      <w:r>
+        <w:rPr>
+          <w:b w:val="0"/>
+        </w:rPr>
+        <w:t xml:space="preserve"> </w:t>
+      </w:r>
+      <w:r>
+        <w:rPr>
+          <w:b/>
+        </w:rPr>
+        <w:t>absolute error</w:t>
+      </w:r>
+      <w:r>
+        <w:rPr>
+          <w:b w:val="0"/>
+        </w:rPr>
+        <w:t>s.</w:t>
+      </w:r>
+    </w:p>
+    <w:p>
+      <w:pPr>
+        <w:pStyle w:val="Heading3"/>
+      </w:pPr>
+      <w:r>
         <w:t>Exact explanation to model</w:t>
       </w:r>
     </w:p>
     <w:p>
-      <w:r>
-        <w:t>Mean=6, median=4. Mean errors 4,2,6 total12; median errors 2,0,8 total10. Median minimises absolute error here.</w:t>
-      </w:r>
-    </w:p>
-    <w:p>
       <w:pPr>
         <w:pStyle w:val="Heading3"/>
       </w:pPr>
       <w:r>
+        <w:t>Why the result follows</w:t>
+      </w:r>
+    </w:p>
+    <w:p>
+      <w:pPr>
+        <w:spacing w:line="336" w:lineRule="auto" w:after="180"/>
+        <w:shd w:fill="F1F6FC"/>
+      </w:pPr>
+      <w:r>
+        <w:rPr>
+          <w:b/>
+        </w:rPr>
+        <w:t>Mean</w:t>
+      </w:r>
+      <w:r>
+        <w:rPr>
+          <w:b w:val="0"/>
+        </w:rPr>
+        <w:t xml:space="preserve">=6, </w:t>
+      </w:r>
+      <w:r>
+        <w:rPr>
+          <w:b/>
+        </w:rPr>
+        <w:t>median</w:t>
+      </w:r>
+      <w:r>
+        <w:rPr>
+          <w:b w:val="0"/>
+        </w:rPr>
+        <w:t xml:space="preserve">=4. </w:t>
+      </w:r>
+      <w:r>
+        <w:rPr>
+          <w:b/>
+        </w:rPr>
+        <w:t>Mean</w:t>
+      </w:r>
+      <w:r>
+        <w:rPr>
+          <w:b w:val="0"/>
+        </w:rPr>
+        <w:t xml:space="preserve"> errors 4,2,6 total12; </w:t>
+      </w:r>
+      <w:r>
+        <w:rPr>
+          <w:b/>
+        </w:rPr>
+        <w:t>median</w:t>
+      </w:r>
+      <w:r>
+        <w:rPr>
+          <w:b w:val="0"/>
+        </w:rPr>
+        <w:t xml:space="preserve"> errors 2,0,8 total10. </w:t>
+      </w:r>
+      <w:r>
+        <w:rPr>
+          <w:b/>
+        </w:rPr>
+        <w:t>Median</w:t>
+      </w:r>
+      <w:r>
+        <w:rPr>
+          <w:b w:val="0"/>
+        </w:rPr>
+        <w:t xml:space="preserve"> minimises </w:t>
+      </w:r>
+      <w:r>
+        <w:rPr>
+          <w:b/>
+        </w:rPr>
+        <w:t>absolute error</w:t>
+      </w:r>
+      <w:r>
+        <w:rPr>
+          <w:b w:val="0"/>
+        </w:rPr>
+        <w:t xml:space="preserve"> here.</w:t>
+      </w:r>
+    </w:p>
+    <w:p>
+      <w:pPr>
+        <w:pStyle w:val="Heading3"/>
+      </w:pPr>
+      <w:r>
         <w:t>Explain the added worked example</w:t>
       </w:r>
     </w:p>
     <w:p>
-      <w:r>
-        <w:t>Before a complex regression model, fit a simple constant predictor. A mean baseline uses the training average. A median baseline uses the middle training target. They ignore features but provide a comparison that is easy to reproduce. Evaluation targets must not determine the constants.</w:t>
-      </w:r>
-    </w:p>
-    <w:p>
-      <w:r>
-        <w:t>Use fictional classroom data throughout this investigation. Keep the task, units, reference labels and data split visible as you reason. Earlier weeks supplied the model-building process; this week examines constant prediction baselines.</w:t>
-      </w:r>
-    </w:p>
-    <w:p>
-      <w:r>
-        <w:t>Training targets [2, 4, 6, 12] have mean 24/4=6 and median (4+6)/2=5. On separate targets [4, 8], the mean baseline predicts [6, 6] with absolute errors [2, 2], averaging 2. The median baseline predicts [5, 5] with errors [1, 3], also averaging 2.</w:t>
-      </w:r>
-    </w:p>
-    <w:p>
-      <w:r>
-        <w:t>Trace the calculation on paper before running this optional Python check. Use the stated fictional inputs and compare intermediate values. The code checks this example; your independent workbook case uses different evidence.</w:t>
+      <w:pPr>
+        <w:pStyle w:val="Heading3"/>
+      </w:pPr>
+      <w:r>
+        <w:t>Explain the added worked example · 1</w:t>
+      </w:r>
+    </w:p>
+    <w:p>
+      <w:pPr>
+        <w:spacing w:line="336" w:lineRule="auto" w:after="180"/>
+      </w:pPr>
+      <w:r>
+        <w:rPr>
+          <w:b w:val="0"/>
+        </w:rPr>
+        <w:t xml:space="preserve">Before a complex regression model, fit a simple constant predictor. A </w:t>
+      </w:r>
+      <w:r>
+        <w:rPr>
+          <w:b/>
+        </w:rPr>
+        <w:t>mean</w:t>
+      </w:r>
+      <w:r>
+        <w:rPr>
+          <w:b w:val="0"/>
+        </w:rPr>
+        <w:t xml:space="preserve"> baseline uses the </w:t>
+      </w:r>
+      <w:r>
+        <w:rPr>
+          <w:b/>
+        </w:rPr>
+        <w:t>training</w:t>
+      </w:r>
+      <w:r>
+        <w:rPr>
+          <w:b w:val="0"/>
+        </w:rPr>
+        <w:t xml:space="preserve"> average. A </w:t>
+      </w:r>
+      <w:r>
+        <w:rPr>
+          <w:b/>
+        </w:rPr>
+        <w:t>median</w:t>
+      </w:r>
+      <w:r>
+        <w:rPr>
+          <w:b w:val="0"/>
+        </w:rPr>
+        <w:t xml:space="preserve"> baseline uses the middle </w:t>
+      </w:r>
+      <w:r>
+        <w:rPr>
+          <w:b/>
+        </w:rPr>
+        <w:t>training</w:t>
+      </w:r>
+      <w:r>
+        <w:rPr>
+          <w:b w:val="0"/>
+        </w:rPr>
+        <w:t xml:space="preserve"> target.</w:t>
+      </w:r>
+    </w:p>
+    <w:p>
+      <w:pPr>
+        <w:spacing w:line="336" w:lineRule="auto" w:after="180"/>
+      </w:pPr>
+      <w:r>
+        <w:rPr>
+          <w:b w:val="0"/>
+        </w:rPr>
+        <w:t>They ignore features but provide a comparison that is easy to reproduce. Evaluation targets must not determine the constants.</w:t>
+      </w:r>
+    </w:p>
+    <w:p>
+      <w:pPr>
+        <w:spacing w:line="336" w:lineRule="auto" w:after="180"/>
+      </w:pPr>
+      <w:r>
+        <w:rPr>
+          <w:b w:val="0"/>
+        </w:rPr>
+        <w:t>Use fictional classroom data throughout this investigation. Keep the task, units, reference labels and data split visible as you reason.</w:t>
+      </w:r>
+    </w:p>
+    <w:p>
+      <w:pPr>
+        <w:spacing w:line="336" w:lineRule="auto" w:after="180"/>
+      </w:pPr>
+      <w:r>
+        <w:rPr>
+          <w:b w:val="0"/>
+        </w:rPr>
+        <w:t xml:space="preserve">Earlier weeks supplied the model-building </w:t>
+      </w:r>
+      <w:r>
+        <w:rPr>
+          <w:b/>
+        </w:rPr>
+        <w:t>process</w:t>
+      </w:r>
+      <w:r>
+        <w:rPr>
+          <w:b w:val="0"/>
+        </w:rPr>
+        <w:t xml:space="preserve">; this week examines constant </w:t>
+      </w:r>
+      <w:r>
+        <w:rPr>
+          <w:b/>
+        </w:rPr>
+        <w:t>prediction</w:t>
+      </w:r>
+      <w:r>
+        <w:rPr>
+          <w:b w:val="0"/>
+        </w:rPr>
+        <w:t xml:space="preserve"> baselines.</w:t>
+      </w:r>
+    </w:p>
+    <w:p>
+      <w:pPr>
+        <w:spacing w:line="336" w:lineRule="auto" w:after="180"/>
+      </w:pPr>
+      <w:r>
+        <w:rPr>
+          <w:b/>
+        </w:rPr>
+        <w:t>Training</w:t>
+      </w:r>
+      <w:r>
+        <w:rPr>
+          <w:b w:val="0"/>
+        </w:rPr>
+        <w:t xml:space="preserve"> targets [2, 4, 6, 12] have </w:t>
+      </w:r>
+      <w:r>
+        <w:rPr>
+          <w:b/>
+        </w:rPr>
+        <w:t>mean</w:t>
+      </w:r>
+      <w:r>
+        <w:rPr>
+          <w:b w:val="0"/>
+        </w:rPr>
+        <w:t xml:space="preserve"> 24/4=6 and </w:t>
+      </w:r>
+      <w:r>
+        <w:rPr>
+          <w:b/>
+        </w:rPr>
+        <w:t>median</w:t>
+      </w:r>
+      <w:r>
+        <w:rPr>
+          <w:b w:val="0"/>
+        </w:rPr>
+        <w:t xml:space="preserve"> (4+6)/2=5. On separate targets [4, 8], the </w:t>
+      </w:r>
+      <w:r>
+        <w:rPr>
+          <w:b/>
+        </w:rPr>
+        <w:t>mean</w:t>
+      </w:r>
+      <w:r>
+        <w:rPr>
+          <w:b w:val="0"/>
+        </w:rPr>
+        <w:t xml:space="preserve"> baseline predicts [6, 6] with </w:t>
+      </w:r>
+      <w:r>
+        <w:rPr>
+          <w:b/>
+        </w:rPr>
+        <w:t>absolute error</w:t>
+      </w:r>
+      <w:r>
+        <w:rPr>
+          <w:b w:val="0"/>
+        </w:rPr>
+        <w:t>s [2, 2], averaging 2.</w:t>
+      </w:r>
+    </w:p>
+    <w:p>
+      <w:pPr>
+        <w:spacing w:line="336" w:lineRule="auto" w:after="180"/>
+      </w:pPr>
+      <w:r>
+        <w:rPr>
+          <w:b w:val="0"/>
+        </w:rPr>
+        <w:t xml:space="preserve">The </w:t>
+      </w:r>
+      <w:r>
+        <w:rPr>
+          <w:b/>
+        </w:rPr>
+        <w:t>median</w:t>
+      </w:r>
+      <w:r>
+        <w:rPr>
+          <w:b w:val="0"/>
+        </w:rPr>
+        <w:t xml:space="preserve"> baseline predicts [5, 5] with errors [1, 3], also averaging 2.</w:t>
+      </w:r>
+    </w:p>
+    <w:p>
+      <w:pPr>
+        <w:spacing w:line="336" w:lineRule="auto" w:after="180"/>
+      </w:pPr>
+      <w:r>
+        <w:rPr>
+          <w:b w:val="0"/>
+        </w:rPr>
+        <w:t xml:space="preserve">Trace the calculation on paper before running this optional Python check. Use the stated fictional </w:t>
+      </w:r>
+      <w:r>
+        <w:rPr>
+          <w:b/>
+        </w:rPr>
+        <w:t>input</w:t>
+      </w:r>
+      <w:r>
+        <w:rPr>
+          <w:b w:val="0"/>
+        </w:rPr>
+        <w:t xml:space="preserve">s and compare intermediate values. The code checks this example; your independent workbook case uses different </w:t>
+      </w:r>
+      <w:r>
+        <w:rPr>
+          <w:b/>
+        </w:rPr>
+        <w:t>evidence</w:t>
+      </w:r>
+      <w:r>
+        <w:rPr>
+          <w:b w:val="0"/>
+        </w:rPr>
+        <w:t>.</w:t>
       </w:r>
     </w:p>
     <w:p>
@@ -784,8 +1833,37 @@
       </w:r>
     </w:p>
     <w:p>
-      <w:r>
-        <w:t>Use the complete worked example below before asking learners to complete W2. Reveal a small part, invite a prediction, then explain the deciding step. These teacher notes contain solutions; do not reveal the independent case answer during modelling.</w:t>
+      <w:pPr>
+        <w:spacing w:line="336" w:lineRule="auto" w:after="180"/>
+      </w:pPr>
+      <w:r>
+        <w:rPr>
+          <w:b w:val="0"/>
+        </w:rPr>
+        <w:t xml:space="preserve">Use the complete worked example below before asking learners to complete W2. Reveal a small part, invite a </w:t>
+      </w:r>
+      <w:r>
+        <w:rPr>
+          <w:b/>
+        </w:rPr>
+        <w:t>prediction</w:t>
+      </w:r>
+      <w:r>
+        <w:rPr>
+          <w:b w:val="0"/>
+        </w:rPr>
+        <w:t>, then explain the deciding step.</w:t>
+      </w:r>
+    </w:p>
+    <w:p>
+      <w:pPr>
+        <w:spacing w:line="336" w:lineRule="auto" w:after="180"/>
+      </w:pPr>
+      <w:r>
+        <w:rPr>
+          <w:b w:val="0"/>
+        </w:rPr>
+        <w:t>These teacher notes contain solutions; do not reveal the independent case answer during modelling.</w:t>
       </w:r>
     </w:p>
     <w:p>
@@ -1075,7 +2153,13 @@
       </w:tr>
     </w:tbl>
     <w:p>
-      <w:r>
+      <w:pPr>
+        <w:spacing w:line="336" w:lineRule="auto" w:after="180"/>
+      </w:pPr>
+      <w:r>
+        <w:rPr>
+          <w:b w:val="0"/>
+        </w:rPr>
         <w:t>Use the diagram and verbal explanation together. Ask learners to match a sentence to a specific visual step; do not assign learners fixed visual or auditory learning styles.</w:t>
       </w:r>
     </w:p>
@@ -1088,7 +2172,13 @@
       </w:r>
     </w:p>
     <w:p>
-      <w:r>
+      <w:pPr>
+        <w:spacing w:line="336" w:lineRule="auto" w:after="180"/>
+      </w:pPr>
+      <w:r>
+        <w:rPr>
+          <w:b w:val="0"/>
+        </w:rPr>
         <w:t>Fit two constant height baselines and compare them on held-out examples.</w:t>
       </w:r>
     </w:p>
@@ -1101,13 +2191,73 @@
       </w:r>
     </w:p>
     <w:p>
-      <w:r>
-        <w:t>Training heights [2, 4, 6, 20] cm. Evaluation heights [4, 10] cm. Fit constants only from training.</w:t>
-      </w:r>
-    </w:p>
-    <w:p>
-      <w:r>
-        <w:t>All inputs and outcomes in this worked example are invented classroom data; no real model run is claimed.</w:t>
+      <w:pPr>
+        <w:pStyle w:val="Heading3"/>
+      </w:pPr>
+      <w:r>
+        <w:t>Supplied facts</w:t>
+      </w:r>
+    </w:p>
+    <w:p>
+      <w:pPr>
+        <w:spacing w:line="336" w:lineRule="auto" w:after="180"/>
+        <w:shd w:fill="F1F6FC"/>
+      </w:pPr>
+      <w:r>
+        <w:rPr>
+          <w:b/>
+        </w:rPr>
+        <w:t>Training</w:t>
+      </w:r>
+      <w:r>
+        <w:rPr>
+          <w:b w:val="0"/>
+        </w:rPr>
+        <w:t xml:space="preserve"> heights [2, 4, 6, 20] cm. Evaluation heights [4, 10] cm. Fit constants only from </w:t>
+      </w:r>
+      <w:r>
+        <w:rPr>
+          <w:b/>
+        </w:rPr>
+        <w:t>training</w:t>
+      </w:r>
+      <w:r>
+        <w:rPr>
+          <w:b w:val="0"/>
+        </w:rPr>
+        <w:t>.</w:t>
+      </w:r>
+    </w:p>
+    <w:p>
+      <w:pPr>
+        <w:pStyle w:val="Heading3"/>
+      </w:pPr>
+      <w:r>
+        <w:t>Supplied facts</w:t>
+      </w:r>
+    </w:p>
+    <w:p>
+      <w:pPr>
+        <w:spacing w:line="336" w:lineRule="auto" w:after="180"/>
+        <w:shd w:fill="F1F6FC"/>
+      </w:pPr>
+      <w:r>
+        <w:rPr>
+          <w:b w:val="0"/>
+        </w:rPr>
+        <w:t xml:space="preserve">All </w:t>
+      </w:r>
+      <w:r>
+        <w:rPr>
+          <w:b/>
+        </w:rPr>
+        <w:t>input</w:t>
+      </w:r>
+      <w:r>
+        <w:rPr>
+          <w:b w:val="0"/>
+        </w:rPr>
+        <w:t>s and outcomes in this worked example are invented classroom data; no real model run is claimed.</w:t>
       </w:r>
     </w:p>
     <w:p>
@@ -1270,57 +2420,325 @@
       </w:r>
     </w:p>
     <w:p>
-      <w:r>
-        <w:t>Read the picture in order. Mean MAE=(4+2)/2=3 cm; median MAE=(1+5)/2=3 cm. The arrows show which recorded input or intermediate result each decision uses. Explain the deciding step aloud before checking the changed case; pointing to the final answer alone does not show how it follows.</w:t>
-      </w:r>
-    </w:p>
-    <w:p>
       <w:pPr>
         <w:pStyle w:val="Heading3"/>
       </w:pPr>
       <w:r>
+        <w:t>Why the result follows</w:t>
+      </w:r>
+    </w:p>
+    <w:p>
+      <w:pPr>
+        <w:spacing w:line="336" w:lineRule="auto" w:after="180"/>
+        <w:shd w:fill="F1F6FC"/>
+      </w:pPr>
+      <w:r>
+        <w:rPr>
+          <w:b w:val="0"/>
+        </w:rPr>
+        <w:t xml:space="preserve">Read the picture in order. </w:t>
+      </w:r>
+      <w:r>
+        <w:rPr>
+          <w:b/>
+        </w:rPr>
+        <w:t>Mean</w:t>
+      </w:r>
+      <w:r>
+        <w:rPr>
+          <w:b w:val="0"/>
+        </w:rPr>
+        <w:t xml:space="preserve"> MAE=(4+2)/2=3 cm; </w:t>
+      </w:r>
+      <w:r>
+        <w:rPr>
+          <w:b/>
+        </w:rPr>
+        <w:t>median</w:t>
+      </w:r>
+      <w:r>
+        <w:rPr>
+          <w:b w:val="0"/>
+        </w:rPr>
+        <w:t xml:space="preserve"> MAE=(1+5)/2=3 cm. The arrows show which recorded </w:t>
+      </w:r>
+      <w:r>
+        <w:rPr>
+          <w:b/>
+        </w:rPr>
+        <w:t>input</w:t>
+      </w:r>
+      <w:r>
+        <w:rPr>
+          <w:b w:val="0"/>
+        </w:rPr>
+        <w:t xml:space="preserve"> or intermediate result each decision uses.</w:t>
+      </w:r>
+    </w:p>
+    <w:p>
+      <w:pPr>
+        <w:spacing w:line="336" w:lineRule="auto" w:after="180"/>
+        <w:shd w:fill="F1F6FC"/>
+      </w:pPr>
+      <w:r>
+        <w:rPr>
+          <w:b w:val="0"/>
+        </w:rPr>
+        <w:t>Explain the deciding step aloud before checking the changed case; pointing to the final answer alone does not show how it follows.</w:t>
+      </w:r>
+    </w:p>
+    <w:p>
+      <w:pPr>
+        <w:pStyle w:val="Heading3"/>
+      </w:pPr>
+      <w:r>
         <w:t>What this example does not establish</w:t>
       </w:r>
     </w:p>
     <w:p>
-      <w:r>
-        <w:t>Mean and median have different loss properties, but their held-out performance depends on the particular evaluation cases.</w:t>
-      </w:r>
-    </w:p>
-    <w:p>
       <w:pPr>
         <w:pStyle w:val="Heading3"/>
       </w:pPr>
       <w:r>
+        <w:t>Keep the stated limit</w:t>
+      </w:r>
+    </w:p>
+    <w:p>
+      <w:pPr>
+        <w:spacing w:line="336" w:lineRule="auto" w:after="180"/>
+        <w:shd w:fill="FFF5E6"/>
+      </w:pPr>
+      <w:r>
+        <w:rPr>
+          <w:b/>
+        </w:rPr>
+        <w:t>Mean</w:t>
+      </w:r>
+      <w:r>
+        <w:rPr>
+          <w:b w:val="0"/>
+        </w:rPr>
+        <w:t xml:space="preserve"> and </w:t>
+      </w:r>
+      <w:r>
+        <w:rPr>
+          <w:b/>
+        </w:rPr>
+        <w:t>median</w:t>
+      </w:r>
+      <w:r>
+        <w:rPr>
+          <w:b w:val="0"/>
+        </w:rPr>
+        <w:t xml:space="preserve"> have different loss properties, but their held-out performance depends on the particular evaluation cases.</w:t>
+      </w:r>
+    </w:p>
+    <w:p>
+      <w:pPr>
+        <w:pStyle w:val="Heading3"/>
+      </w:pPr>
+      <w:r>
         <w:t>Change one thing in the pictured case</w:t>
       </w:r>
     </w:p>
     <w:p>
-      <w:r>
-        <w:t>Change: Replace training 20 with 8 while keeping evaluation unchanged.</w:t>
-      </w:r>
-    </w:p>
-    <w:p>
-      <w:r>
-        <w:t>Prediction: Both fitted constants become5 cm and both evaluation MAEs remain3 cm.</w:t>
-      </w:r>
-    </w:p>
-    <w:p>
-      <w:r>
-        <w:t>Reason: Mean is now20/4=5; median stays5. The earlier training outlier affected the mean.</w:t>
-      </w:r>
-    </w:p>
-    <w:p>
       <w:pPr>
         <w:pStyle w:val="Heading3"/>
       </w:pPr>
       <w:r>
+        <w:t>Change one thing</w:t>
+      </w:r>
+    </w:p>
+    <w:p>
+      <w:pPr>
+        <w:spacing w:line="336" w:lineRule="auto" w:after="180"/>
+        <w:shd w:fill="F5F1FB"/>
+      </w:pPr>
+      <w:r>
+        <w:rPr>
+          <w:b w:val="0"/>
+        </w:rPr>
+        <w:t xml:space="preserve">Change: Replace </w:t>
+      </w:r>
+      <w:r>
+        <w:rPr>
+          <w:b/>
+        </w:rPr>
+        <w:t>training</w:t>
+      </w:r>
+      <w:r>
+        <w:rPr>
+          <w:b w:val="0"/>
+        </w:rPr>
+        <w:t xml:space="preserve"> 20 with 8 while keeping evaluation unchanged.</w:t>
+      </w:r>
+    </w:p>
+    <w:p>
+      <w:pPr>
+        <w:pStyle w:val="Heading3"/>
+      </w:pPr>
+      <w:r>
+        <w:t>Predicted result</w:t>
+      </w:r>
+    </w:p>
+    <w:p>
+      <w:pPr>
+        <w:spacing w:line="336" w:lineRule="auto" w:after="180"/>
+        <w:shd w:fill="F1F6FC"/>
+      </w:pPr>
+      <w:r>
+        <w:rPr>
+          <w:b/>
+        </w:rPr>
+        <w:t>Prediction</w:t>
+      </w:r>
+      <w:r>
+        <w:rPr>
+          <w:b w:val="0"/>
+        </w:rPr>
+        <w:t>: Both fitted constants become5 cm and both evaluation MAEs remain3 cm.</w:t>
+      </w:r>
+    </w:p>
+    <w:p>
+      <w:pPr>
+        <w:pStyle w:val="Heading3"/>
+      </w:pPr>
+      <w:r>
+        <w:t>Why the result follows</w:t>
+      </w:r>
+    </w:p>
+    <w:p>
+      <w:pPr>
+        <w:spacing w:line="336" w:lineRule="auto" w:after="180"/>
+        <w:shd w:fill="F1F6FC"/>
+      </w:pPr>
+      <w:r>
+        <w:rPr>
+          <w:b w:val="0"/>
+        </w:rPr>
+        <w:t xml:space="preserve">Reason: </w:t>
+      </w:r>
+      <w:r>
+        <w:rPr>
+          <w:b/>
+        </w:rPr>
+        <w:t>Mean</w:t>
+      </w:r>
+      <w:r>
+        <w:rPr>
+          <w:b w:val="0"/>
+        </w:rPr>
+        <w:t xml:space="preserve"> is now20/4=5; </w:t>
+      </w:r>
+      <w:r>
+        <w:rPr>
+          <w:b/>
+        </w:rPr>
+        <w:t>median</w:t>
+      </w:r>
+      <w:r>
+        <w:rPr>
+          <w:b w:val="0"/>
+        </w:rPr>
+        <w:t xml:space="preserve"> stays5. The earlier </w:t>
+      </w:r>
+      <w:r>
+        <w:rPr>
+          <w:b/>
+        </w:rPr>
+        <w:t>training</w:t>
+      </w:r>
+      <w:r>
+        <w:rPr>
+          <w:b w:val="0"/>
+        </w:rPr>
+        <w:t xml:space="preserve"> </w:t>
+      </w:r>
+      <w:r>
+        <w:rPr>
+          <w:b/>
+        </w:rPr>
+        <w:t>outlier</w:t>
+      </w:r>
+      <w:r>
+        <w:rPr>
+          <w:b w:val="0"/>
+        </w:rPr>
+        <w:t xml:space="preserve"> affected the </w:t>
+      </w:r>
+      <w:r>
+        <w:rPr>
+          <w:b/>
+        </w:rPr>
+        <w:t>mean</w:t>
+      </w:r>
+      <w:r>
+        <w:rPr>
+          <w:b w:val="0"/>
+        </w:rPr>
+        <w:t>.</w:t>
+      </w:r>
+    </w:p>
+    <w:p>
+      <w:pPr>
+        <w:pStyle w:val="Heading3"/>
+      </w:pPr>
+      <w:r>
         <w:t>Ask while showing the picture</w:t>
       </w:r>
     </w:p>
     <w:p>
-      <w:r>
-        <w:t>Cover the result. Ask learners to name the inputs and predict the next step. Uncover one step, connect the icon to the actual procedure, and explain its evidence. Then change the supplied condition and compare. The picture is a representation; it does not document execution of a real AI model.</w:t>
+      <w:pPr>
+        <w:pStyle w:val="Heading3"/>
+      </w:pPr>
+      <w:r>
+        <w:t>Ask while showing the picture · 2</w:t>
+      </w:r>
+    </w:p>
+    <w:p>
+      <w:pPr>
+        <w:spacing w:line="336" w:lineRule="auto" w:after="180"/>
+      </w:pPr>
+      <w:r>
+        <w:rPr>
+          <w:b w:val="0"/>
+        </w:rPr>
+        <w:t xml:space="preserve">Cover the result. Ask learners to name the </w:t>
+      </w:r>
+      <w:r>
+        <w:rPr>
+          <w:b/>
+        </w:rPr>
+        <w:t>input</w:t>
+      </w:r>
+      <w:r>
+        <w:rPr>
+          <w:b w:val="0"/>
+        </w:rPr>
+        <w:t xml:space="preserve">s and predict the next step. Uncover one step, connect the icon to the actual procedure, and explain its </w:t>
+      </w:r>
+      <w:r>
+        <w:rPr>
+          <w:b/>
+        </w:rPr>
+        <w:t>evidence</w:t>
+      </w:r>
+      <w:r>
+        <w:rPr>
+          <w:b w:val="0"/>
+        </w:rPr>
+        <w:t>. Then change the supplied condition and compare.</w:t>
+      </w:r>
+    </w:p>
+    <w:p>
+      <w:pPr>
+        <w:spacing w:line="336" w:lineRule="auto" w:after="180"/>
+      </w:pPr>
+      <w:r>
+        <w:rPr>
+          <w:b w:val="0"/>
+        </w:rPr>
+        <w:t>The picture is a representation; it does not document execution of a real AI model.</w:t>
       </w:r>
     </w:p>
     <w:p>
@@ -1332,11 +2750,16 @@
       </w:r>
     </w:p>
     <w:p>
+      <w:r>
+        <w:t>Demonstrate Mean, Median, and Baselines, reduce support deliberately and check individual reasoning before discussing answers.</w:t>
+      </w:r>
+    </w:p>
+    <w:p>
       <w:pPr>
         <w:pStyle w:val="Heading3"/>
       </w:pPr>
       <w:r>
-        <w:t>Demonstrate and guide practice</w:t>
+        <w:t>Board sequence</w:t>
       </w:r>
     </w:p>
     <w:p>
@@ -1344,27 +2767,55 @@
         <w:pStyle w:val="Heading3"/>
       </w:pPr>
       <w:r>
-        <w:t>Board sequence</w:t>
-      </w:r>
-    </w:p>
-    <w:p>
-      <w:r>
-        <w:t>Write the given facts: Training heights are 2,4,12 cm. Compare constant mean and median baselines.</w:t>
-      </w:r>
-    </w:p>
-    <w:p>
-      <w:r>
-        <w:t>Write the question to explain: Compute both and training absolute errors.</w:t>
-      </w:r>
-    </w:p>
-    <w:p>
-      <w:r>
-        <w:t>Reveal after predictions: Mean=6, median=4. Mean errors 4,2,6 total12; median errors 2,0,8 total10. Median minimises absolute error here.</w:t>
-      </w:r>
-    </w:p>
-    <w:p>
-      <w:r>
-        <w:t>Keep for an independent attempt: For training heights 2, 3 and 10 cm, calculate mean and median. Which constant is less influenced by the high value?</w:t>
+        <w:t>1. Put the facts on the board</w:t>
+      </w:r>
+    </w:p>
+    <w:p>
+      <w:pPr>
+        <w:spacing w:line="336" w:lineRule="auto" w:after="180"/>
+        <w:shd w:fill="F4F9FC"/>
+      </w:pPr>
+      <w:r>
+        <w:rPr>
+          <w:b w:val="0"/>
+        </w:rPr>
+        <w:t xml:space="preserve">Write the given facts: </w:t>
+      </w:r>
+      <w:r>
+        <w:rPr>
+          <w:b/>
+        </w:rPr>
+        <w:t>Training</w:t>
+      </w:r>
+      <w:r>
+        <w:rPr>
+          <w:b w:val="0"/>
+        </w:rPr>
+        <w:t xml:space="preserve"> heights are 2,4,12 cm. Compare constant </w:t>
+      </w:r>
+      <w:r>
+        <w:rPr>
+          <w:b/>
+        </w:rPr>
+        <w:t>mean</w:t>
+      </w:r>
+      <w:r>
+        <w:rPr>
+          <w:b w:val="0"/>
+        </w:rPr>
+        <w:t xml:space="preserve"> and </w:t>
+      </w:r>
+      <w:r>
+        <w:rPr>
+          <w:b/>
+        </w:rPr>
+        <w:t>median</w:t>
+      </w:r>
+      <w:r>
+        <w:rPr>
+          <w:b w:val="0"/>
+        </w:rPr>
+        <w:t xml:space="preserve"> baselines.</w:t>
       </w:r>
     </w:p>
     <w:p>
@@ -1372,27 +2823,285 @@
         <w:pStyle w:val="Heading3"/>
       </w:pPr>
       <w:r>
+        <w:t>2. State the decision to explain</w:t>
+      </w:r>
+    </w:p>
+    <w:p>
+      <w:pPr>
+        <w:spacing w:line="336" w:lineRule="auto" w:after="180"/>
+        <w:shd w:fill="F4F9FC"/>
+      </w:pPr>
+      <w:r>
+        <w:rPr>
+          <w:b w:val="0"/>
+        </w:rPr>
+        <w:t xml:space="preserve">Write the question to explain: Compute both and </w:t>
+      </w:r>
+      <w:r>
+        <w:rPr>
+          <w:b/>
+        </w:rPr>
+        <w:t>training</w:t>
+      </w:r>
+      <w:r>
+        <w:rPr>
+          <w:b w:val="0"/>
+        </w:rPr>
+        <w:t xml:space="preserve"> </w:t>
+      </w:r>
+      <w:r>
+        <w:rPr>
+          <w:b/>
+        </w:rPr>
+        <w:t>absolute error</w:t>
+      </w:r>
+      <w:r>
+        <w:rPr>
+          <w:b w:val="0"/>
+        </w:rPr>
+        <w:t>s.</w:t>
+      </w:r>
+    </w:p>
+    <w:p>
+      <w:pPr>
+        <w:pStyle w:val="Heading3"/>
+      </w:pPr>
+      <w:r>
+        <w:t>3. Reveal the worked reasoning</w:t>
+      </w:r>
+    </w:p>
+    <w:p>
+      <w:pPr>
+        <w:spacing w:line="336" w:lineRule="auto" w:after="180"/>
+        <w:shd w:fill="F1F6FC"/>
+      </w:pPr>
+      <w:r>
+        <w:rPr>
+          <w:b w:val="0"/>
+        </w:rPr>
+        <w:t xml:space="preserve">Reveal after </w:t>
+      </w:r>
+      <w:r>
+        <w:rPr>
+          <w:b/>
+        </w:rPr>
+        <w:t>prediction</w:t>
+      </w:r>
+      <w:r>
+        <w:rPr>
+          <w:b w:val="0"/>
+        </w:rPr>
+        <w:t xml:space="preserve">s: </w:t>
+      </w:r>
+      <w:r>
+        <w:rPr>
+          <w:b/>
+        </w:rPr>
+        <w:t>Mean</w:t>
+      </w:r>
+      <w:r>
+        <w:rPr>
+          <w:b w:val="0"/>
+        </w:rPr>
+        <w:t xml:space="preserve">=6, </w:t>
+      </w:r>
+      <w:r>
+        <w:rPr>
+          <w:b/>
+        </w:rPr>
+        <w:t>median</w:t>
+      </w:r>
+      <w:r>
+        <w:rPr>
+          <w:b w:val="0"/>
+        </w:rPr>
+        <w:t xml:space="preserve">=4. </w:t>
+      </w:r>
+      <w:r>
+        <w:rPr>
+          <w:b/>
+        </w:rPr>
+        <w:t>Mean</w:t>
+      </w:r>
+      <w:r>
+        <w:rPr>
+          <w:b w:val="0"/>
+        </w:rPr>
+        <w:t xml:space="preserve"> errors 4,2,6 total12; </w:t>
+      </w:r>
+      <w:r>
+        <w:rPr>
+          <w:b/>
+        </w:rPr>
+        <w:t>median</w:t>
+      </w:r>
+      <w:r>
+        <w:rPr>
+          <w:b w:val="0"/>
+        </w:rPr>
+        <w:t xml:space="preserve"> errors 2,0,8 total10. </w:t>
+      </w:r>
+      <w:r>
+        <w:rPr>
+          <w:b/>
+        </w:rPr>
+        <w:t>Median</w:t>
+      </w:r>
+      <w:r>
+        <w:rPr>
+          <w:b w:val="0"/>
+        </w:rPr>
+        <w:t xml:space="preserve"> minimises </w:t>
+      </w:r>
+      <w:r>
+        <w:rPr>
+          <w:b/>
+        </w:rPr>
+        <w:t>absolute error</w:t>
+      </w:r>
+      <w:r>
+        <w:rPr>
+          <w:b w:val="0"/>
+        </w:rPr>
+        <w:t xml:space="preserve"> here.</w:t>
+      </w:r>
+    </w:p>
+    <w:p>
+      <w:pPr>
+        <w:pStyle w:val="Heading3"/>
+      </w:pPr>
+      <w:r>
+        <w:t>Hold back the independent task</w:t>
+      </w:r>
+    </w:p>
+    <w:p>
+      <w:pPr>
+        <w:spacing w:line="336" w:lineRule="auto" w:after="180"/>
+        <w:shd w:fill="F5F1FB"/>
+      </w:pPr>
+      <w:r>
+        <w:rPr>
+          <w:b w:val="0"/>
+        </w:rPr>
+        <w:t xml:space="preserve">Keep for an independent attempt: For </w:t>
+      </w:r>
+      <w:r>
+        <w:rPr>
+          <w:b/>
+        </w:rPr>
+        <w:t>training</w:t>
+      </w:r>
+      <w:r>
+        <w:rPr>
+          <w:b w:val="0"/>
+        </w:rPr>
+        <w:t xml:space="preserve"> heights 2, 3 and 10 cm, calculate </w:t>
+      </w:r>
+      <w:r>
+        <w:rPr>
+          <w:b/>
+        </w:rPr>
+        <w:t>mean</w:t>
+      </w:r>
+      <w:r>
+        <w:rPr>
+          <w:b w:val="0"/>
+        </w:rPr>
+        <w:t xml:space="preserve"> and </w:t>
+      </w:r>
+      <w:r>
+        <w:rPr>
+          <w:b/>
+        </w:rPr>
+        <w:t>median</w:t>
+      </w:r>
+      <w:r>
+        <w:rPr>
+          <w:b w:val="0"/>
+        </w:rPr>
+        <w:t>. Which constant is less influenced by the high value?</w:t>
+      </w:r>
+    </w:p>
+    <w:p>
+      <w:pPr>
+        <w:pStyle w:val="Heading3"/>
+      </w:pPr>
+      <w:r>
         <w:t>Classroom dialogue</w:t>
       </w:r>
     </w:p>
     <w:p>
-      <w:r>
+      <w:pPr>
+        <w:pStyle w:val="Heading3"/>
+      </w:pPr>
+      <w:r>
+        <w:t>Ask the class</w:t>
+      </w:r>
+    </w:p>
+    <w:p>
+      <w:pPr>
+        <w:spacing w:line="336" w:lineRule="auto" w:after="180"/>
+        <w:shd w:fill="F5F1FB"/>
+      </w:pPr>
+      <w:r>
+        <w:rPr>
+          <w:b w:val="0"/>
+        </w:rPr>
         <w:t>Ask: Which facts are given, and which would we have to assume? Learners mark relevant details before discussing answers.</w:t>
       </w:r>
     </w:p>
     <w:p>
-      <w:r>
+      <w:pPr>
+        <w:pStyle w:val="Heading3"/>
+      </w:pPr>
+      <w:r>
+        <w:t>Language to model</w:t>
+      </w:r>
+    </w:p>
+    <w:p>
+      <w:pPr>
+        <w:spacing w:line="336" w:lineRule="auto" w:after="180"/>
+        <w:shd w:fill="F1F6F8"/>
+      </w:pPr>
+      <w:r>
+        <w:rPr>
+          <w:b w:val="0"/>
+        </w:rPr>
         <w:t>Say: Predict first. Show the rule, information path or calculation that would produce the result. A correct guess is not yet an explanation.</w:t>
       </w:r>
     </w:p>
     <w:p>
-      <w:r>
+      <w:pPr>
+        <w:spacing w:line="336" w:lineRule="auto" w:after="180"/>
+      </w:pPr>
+      <w:r>
+        <w:rPr>
+          <w:b w:val="0"/>
+        </w:rPr>
         <w:t>Reveal reasoning one step at a time. Explain why a tempting alternative fails. Write units and denominators for arithmetic, trace conditions for decisions, and identify supporting sources for claims.</w:t>
       </w:r>
     </w:p>
     <w:p>
-      <w:r>
-        <w:t>In pairs, one learner solves while the other checks evidence; exchange roles. Remove the worked answer before independent assessment.</w:t>
+      <w:pPr>
+        <w:spacing w:line="336" w:lineRule="auto" w:after="180"/>
+      </w:pPr>
+      <w:r>
+        <w:rPr>
+          <w:b w:val="0"/>
+        </w:rPr>
+        <w:t xml:space="preserve">In pairs, one learner solves while the other checks </w:t>
+      </w:r>
+      <w:r>
+        <w:rPr>
+          <w:b/>
+        </w:rPr>
+        <w:t>evidence</w:t>
+      </w:r>
+      <w:r>
+        <w:rPr>
+          <w:b w:val="0"/>
+        </w:rPr>
+        <w:t>; exchange roles. Remove the worked answer before independent assessment.</w:t>
       </w:r>
     </w:p>
     <w:p>
@@ -1404,8 +3113,26 @@
       </w:r>
     </w:p>
     <w:p>
-      <w:r>
-        <w:t>Guided response: Both score 2; their per-record absolute errors differ. Exit response: It fits using evaluation answers and makes the baseline unavailable for genuinely unseen cases.</w:t>
+      <w:pPr>
+        <w:spacing w:line="336" w:lineRule="auto" w:after="180"/>
+      </w:pPr>
+      <w:r>
+        <w:rPr>
+          <w:b w:val="0"/>
+        </w:rPr>
+        <w:t xml:space="preserve">Guided response: Both score 2; their per-record </w:t>
+      </w:r>
+      <w:r>
+        <w:rPr>
+          <w:b/>
+        </w:rPr>
+        <w:t>absolute error</w:t>
+      </w:r>
+      <w:r>
+        <w:rPr>
+          <w:b w:val="0"/>
+        </w:rPr>
+        <w:t>s differ. Exit response: It fits using evaluation answers and makes the baseline unavailable for genuinely unseen cases.</w:t>
       </w:r>
     </w:p>
     <w:p>
@@ -1637,41 +3364,131 @@
       </w:r>
     </w:p>
     <w:p>
-      <w:r>
+      <w:pPr>
+        <w:pStyle w:val="Heading3"/>
+      </w:pPr>
+      <w:r>
+        <w:t>Completion practice</w:t>
+      </w:r>
+    </w:p>
+    <w:p>
+      <w:pPr>
+        <w:spacing w:line="336" w:lineRule="auto" w:after="180"/>
+        <w:shd w:fill="F5F1FB"/>
+      </w:pPr>
+      <w:r>
+        <w:rPr>
+          <w:b w:val="0"/>
+        </w:rPr>
         <w:t>Completion task: Calculate MAE for both baselines on [4, 8].</w:t>
       </w:r>
     </w:p>
     <w:p>
-      <w:r>
-        <w:t>Teacher check: Teacher explanation: Both score 2; their per-record absolute errors differ.</w:t>
-      </w:r>
-    </w:p>
-    <w:p>
-      <w:r>
-        <w:t>Start by identifying the given inputs together. Leave the intermediate steps blank. If needed, model one step, then withdraw that help on the next step. Move to a full trace only when the partial trace is understood. For partners, alternate explainer and checker; collect a response from every learner before discussion.</w:t>
-      </w:r>
-    </w:p>
-    <w:p>
       <w:pPr>
         <w:pStyle w:val="Heading3"/>
       </w:pPr>
       <w:r>
+        <w:t>Reasoning to listen for</w:t>
+      </w:r>
+    </w:p>
+    <w:p>
+      <w:pPr>
+        <w:spacing w:line="336" w:lineRule="auto" w:after="180"/>
+        <w:shd w:fill="F1F6FC"/>
+      </w:pPr>
+      <w:r>
+        <w:rPr>
+          <w:b w:val="0"/>
+        </w:rPr>
+        <w:t xml:space="preserve">Teacher check: Teacher explanation: Both score 2; their per-record </w:t>
+      </w:r>
+      <w:r>
+        <w:rPr>
+          <w:b/>
+        </w:rPr>
+        <w:t>absolute error</w:t>
+      </w:r>
+      <w:r>
+        <w:rPr>
+          <w:b w:val="0"/>
+        </w:rPr>
+        <w:t>s differ.</w:t>
+      </w:r>
+    </w:p>
+    <w:p>
+      <w:pPr>
+        <w:spacing w:line="336" w:lineRule="auto" w:after="180"/>
+      </w:pPr>
+      <w:r>
+        <w:rPr>
+          <w:b w:val="0"/>
+        </w:rPr>
+        <w:t xml:space="preserve">Start by identifying the given </w:t>
+      </w:r>
+      <w:r>
+        <w:rPr>
+          <w:b/>
+        </w:rPr>
+        <w:t>input</w:t>
+      </w:r>
+      <w:r>
+        <w:rPr>
+          <w:b w:val="0"/>
+        </w:rPr>
+        <w:t>s together. Leave the intermediate steps blank. If needed, model one step, then withdraw that help on the next step. Move to a full trace only when the partial trace is understood.</w:t>
+      </w:r>
+    </w:p>
+    <w:p>
+      <w:pPr>
+        <w:spacing w:line="336" w:lineRule="auto" w:after="180"/>
+      </w:pPr>
+      <w:r>
+        <w:rPr>
+          <w:b w:val="0"/>
+        </w:rPr>
+        <w:t>For partners, alternate explainer and checker; collect a response from every learner before discussion.</w:t>
+      </w:r>
+    </w:p>
+    <w:p>
+      <w:pPr>
+        <w:pStyle w:val="Heading3"/>
+      </w:pPr>
+      <w:r>
         <w:t>Individual reasoning check</w:t>
       </w:r>
     </w:p>
     <w:p>
-      <w:r>
-        <w:t>Use the worked case for Constant prediction baselines. Proposed explanation: “A final answer is enough”. Decide whether this explanation is supported. Point to the step or supplied fact that decides; explain your repair if needed.</w:t>
-      </w:r>
-    </w:p>
-    <w:p>
-      <w:r>
-        <w:t>Expected correction: Ask for the relevant counts, units, procedure or saved record. For this week: Mean 6; median 5.</w:t>
-      </w:r>
-    </w:p>
-    <w:p>
-      <w:r>
-        <w:t>Collect explanations, not only yes/no votes. If a misunderstanding is common, re-model the relevant step for the class. If it affects a few learners, give a short targeted group explanation while others solve a more demanding variation.</w:t>
+      <w:pPr>
+        <w:spacing w:line="336" w:lineRule="auto" w:after="180"/>
+      </w:pPr>
+      <w:r>
+        <w:rPr>
+          <w:b w:val="0"/>
+        </w:rPr>
+        <w:t xml:space="preserve">Use the worked case for Constant </w:t>
+      </w:r>
+      <w:r>
+        <w:rPr>
+          <w:b/>
+        </w:rPr>
+        <w:t>prediction</w:t>
+      </w:r>
+      <w:r>
+        <w:rPr>
+          <w:b w:val="0"/>
+        </w:rPr>
+        <w:t xml:space="preserve"> baselines. Proposed explanation: “A final answer is enough”. Decide whether this explanation is supported.</w:t>
+      </w:r>
+    </w:p>
+    <w:p>
+      <w:pPr>
+        <w:spacing w:line="336" w:lineRule="auto" w:after="180"/>
+      </w:pPr>
+      <w:r>
+        <w:rPr>
+          <w:b w:val="0"/>
+        </w:rPr>
+        <w:t>Point to the step or supplied fact that decides; explain your repair if needed.</w:t>
       </w:r>
     </w:p>
     <w:p>
@@ -1679,12 +3496,96 @@
         <w:pStyle w:val="Heading3"/>
       </w:pPr>
       <w:r>
+        <w:t>Expected repair</w:t>
+      </w:r>
+    </w:p>
+    <w:p>
+      <w:pPr>
+        <w:spacing w:line="336" w:lineRule="auto" w:after="180"/>
+        <w:shd w:fill="F1F6FC"/>
+      </w:pPr>
+      <w:r>
+        <w:rPr>
+          <w:b w:val="0"/>
+        </w:rPr>
+        <w:t xml:space="preserve">Expected correction: Ask for the relevant counts, units, procedure or saved record. For this week: </w:t>
+      </w:r>
+      <w:r>
+        <w:rPr>
+          <w:b/>
+        </w:rPr>
+        <w:t>Mean</w:t>
+      </w:r>
+      <w:r>
+        <w:rPr>
+          <w:b w:val="0"/>
+        </w:rPr>
+        <w:t xml:space="preserve"> 6; </w:t>
+      </w:r>
+      <w:r>
+        <w:rPr>
+          <w:b/>
+        </w:rPr>
+        <w:t>median</w:t>
+      </w:r>
+      <w:r>
+        <w:rPr>
+          <w:b w:val="0"/>
+        </w:rPr>
+        <w:t xml:space="preserve"> 5.</w:t>
+      </w:r>
+    </w:p>
+    <w:p>
+      <w:pPr>
+        <w:spacing w:line="336" w:lineRule="auto" w:after="180"/>
+      </w:pPr>
+      <w:r>
+        <w:rPr>
+          <w:b w:val="0"/>
+        </w:rPr>
+        <w:t>Collect explanations, not only yes/no votes. If a misunderstanding is common, re-model the relevant step for the class.</w:t>
+      </w:r>
+    </w:p>
+    <w:p>
+      <w:pPr>
+        <w:spacing w:line="336" w:lineRule="auto" w:after="180"/>
+      </w:pPr>
+      <w:r>
+        <w:rPr>
+          <w:b w:val="0"/>
+        </w:rPr>
+        <w:t>If it affects a few learners, give a short targeted group explanation while others solve a more demanding variation.</w:t>
+      </w:r>
+    </w:p>
+    <w:p>
+      <w:pPr>
+        <w:pStyle w:val="Heading3"/>
+      </w:pPr>
+      <w:r>
         <w:t>Pictorial practice question</w:t>
       </w:r>
     </w:p>
     <w:p>
-      <w:r>
-        <w:t>Does either original baseline win under evaluation MAE? Point to the relevant step in the picture, then write the changed result and the rule or evidence that supports it.</w:t>
+      <w:pPr>
+        <w:spacing w:line="336" w:lineRule="auto" w:after="180"/>
+      </w:pPr>
+      <w:r>
+        <w:rPr>
+          <w:b w:val="0"/>
+        </w:rPr>
+        <w:t xml:space="preserve">Does either original baseline win under evaluation MAE? Point to the relevant step in the picture, then write the changed result and the rule or </w:t>
+      </w:r>
+      <w:r>
+        <w:rPr>
+          <w:b/>
+        </w:rPr>
+        <w:t>evidence</w:t>
+      </w:r>
+      <w:r>
+        <w:rPr>
+          <w:b w:val="0"/>
+        </w:rPr>
+        <w:t xml:space="preserve"> that supports it.</w:t>
       </w:r>
     </w:p>
     <w:p>
@@ -1696,18 +3597,197 @@
       </w:r>
     </w:p>
     <w:p>
-      <w:r>
-        <w:t>No, both have3 cm MAE on the supplied evaluation set; do not claim a strict winner from the training statistic alone. Changed-case check: Both fitted constants become5 cm and both evaluation MAEs remain3 cm. Mean is now20/4=5; median stays5. The earlier training outlier affected the mean.</w:t>
-      </w:r>
-    </w:p>
-    <w:p>
-      <w:r>
-        <w:t>Changed-case reasoning: Both fitted constants become5 cm and both evaluation MAEs remain3 cm. Mean is now20/4=5; median stays5. The earlier training outlier affected the mean.</w:t>
-      </w:r>
-    </w:p>
-    <w:p>
-      <w:r>
-        <w:t>Collect each learner’s explanation before discussion. Use the first missing connection between input, deciding step and result to choose support. This question is worked-case practice, not fresh mastery evidence.</w:t>
+      <w:pPr>
+        <w:spacing w:line="336" w:lineRule="auto" w:after="180"/>
+      </w:pPr>
+      <w:r>
+        <w:rPr>
+          <w:b w:val="0"/>
+        </w:rPr>
+        <w:t xml:space="preserve">No, both have3 cm MAE on the supplied evaluation set; do not claim a strict winner from the </w:t>
+      </w:r>
+      <w:r>
+        <w:rPr>
+          <w:b/>
+        </w:rPr>
+        <w:t>training</w:t>
+      </w:r>
+      <w:r>
+        <w:rPr>
+          <w:b w:val="0"/>
+        </w:rPr>
+        <w:t xml:space="preserve"> statistic alone. Changed-case check: Both fitted constants become5 cm and both evaluation MAEs remain3 cm.</w:t>
+      </w:r>
+    </w:p>
+    <w:p>
+      <w:pPr>
+        <w:spacing w:line="336" w:lineRule="auto" w:after="180"/>
+      </w:pPr>
+      <w:r>
+        <w:rPr>
+          <w:b/>
+        </w:rPr>
+        <w:t>Mean</w:t>
+      </w:r>
+      <w:r>
+        <w:rPr>
+          <w:b w:val="0"/>
+        </w:rPr>
+        <w:t xml:space="preserve"> is now20/4=5; </w:t>
+      </w:r>
+      <w:r>
+        <w:rPr>
+          <w:b/>
+        </w:rPr>
+        <w:t>median</w:t>
+      </w:r>
+      <w:r>
+        <w:rPr>
+          <w:b w:val="0"/>
+        </w:rPr>
+        <w:t xml:space="preserve"> stays5. The earlier </w:t>
+      </w:r>
+      <w:r>
+        <w:rPr>
+          <w:b/>
+        </w:rPr>
+        <w:t>training</w:t>
+      </w:r>
+      <w:r>
+        <w:rPr>
+          <w:b w:val="0"/>
+        </w:rPr>
+        <w:t xml:space="preserve"> </w:t>
+      </w:r>
+      <w:r>
+        <w:rPr>
+          <w:b/>
+        </w:rPr>
+        <w:t>outlier</w:t>
+      </w:r>
+      <w:r>
+        <w:rPr>
+          <w:b w:val="0"/>
+        </w:rPr>
+        <w:t xml:space="preserve"> affected the </w:t>
+      </w:r>
+      <w:r>
+        <w:rPr>
+          <w:b/>
+        </w:rPr>
+        <w:t>mean</w:t>
+      </w:r>
+      <w:r>
+        <w:rPr>
+          <w:b w:val="0"/>
+        </w:rPr>
+        <w:t>.</w:t>
+      </w:r>
+    </w:p>
+    <w:p>
+      <w:pPr>
+        <w:spacing w:line="336" w:lineRule="auto" w:after="180"/>
+      </w:pPr>
+      <w:r>
+        <w:rPr>
+          <w:b w:val="0"/>
+        </w:rPr>
+        <w:t xml:space="preserve">Changed-case reasoning: Both fitted constants become5 cm and both evaluation MAEs remain3 cm. </w:t>
+      </w:r>
+      <w:r>
+        <w:rPr>
+          <w:b/>
+        </w:rPr>
+        <w:t>Mean</w:t>
+      </w:r>
+      <w:r>
+        <w:rPr>
+          <w:b w:val="0"/>
+        </w:rPr>
+        <w:t xml:space="preserve"> is now20/4=5; </w:t>
+      </w:r>
+      <w:r>
+        <w:rPr>
+          <w:b/>
+        </w:rPr>
+        <w:t>median</w:t>
+      </w:r>
+      <w:r>
+        <w:rPr>
+          <w:b w:val="0"/>
+        </w:rPr>
+        <w:t xml:space="preserve"> stays5. The earlier </w:t>
+      </w:r>
+      <w:r>
+        <w:rPr>
+          <w:b/>
+        </w:rPr>
+        <w:t>training</w:t>
+      </w:r>
+      <w:r>
+        <w:rPr>
+          <w:b w:val="0"/>
+        </w:rPr>
+        <w:t xml:space="preserve"> </w:t>
+      </w:r>
+      <w:r>
+        <w:rPr>
+          <w:b/>
+        </w:rPr>
+        <w:t>outlier</w:t>
+      </w:r>
+      <w:r>
+        <w:rPr>
+          <w:b w:val="0"/>
+        </w:rPr>
+        <w:t xml:space="preserve"> affected the </w:t>
+      </w:r>
+      <w:r>
+        <w:rPr>
+          <w:b/>
+        </w:rPr>
+        <w:t>mean</w:t>
+      </w:r>
+      <w:r>
+        <w:rPr>
+          <w:b w:val="0"/>
+        </w:rPr>
+        <w:t>.</w:t>
+      </w:r>
+    </w:p>
+    <w:p>
+      <w:pPr>
+        <w:spacing w:line="336" w:lineRule="auto" w:after="180"/>
+      </w:pPr>
+      <w:r>
+        <w:rPr>
+          <w:b w:val="0"/>
+        </w:rPr>
+        <w:t xml:space="preserve">Collect each learner’s explanation before discussion. Use the first missing connection between </w:t>
+      </w:r>
+      <w:r>
+        <w:rPr>
+          <w:b/>
+        </w:rPr>
+        <w:t>input</w:t>
+      </w:r>
+      <w:r>
+        <w:rPr>
+          <w:b w:val="0"/>
+        </w:rPr>
+        <w:t xml:space="preserve">, deciding step and result to choose support. This question is worked-case practice, not fresh mastery </w:t>
+      </w:r>
+      <w:r>
+        <w:rPr>
+          <w:b/>
+        </w:rPr>
+        <w:t>evidence</w:t>
+      </w:r>
+      <w:r>
+        <w:rPr>
+          <w:b w:val="0"/>
+        </w:rPr>
+        <w:t>.</w:t>
       </w:r>
     </w:p>
     <w:p>
@@ -1719,54 +3799,157 @@
       </w:r>
     </w:p>
     <w:p>
+      <w:r>
+        <w:t>Run the Mean, Median, and Baselines investigation and use the first unsupported step to choose a teaching response.</w:t>
+      </w:r>
+    </w:p>
+    <w:p>
+      <w:pPr>
+        <w:spacing w:line="336" w:lineRule="auto" w:after="180"/>
+      </w:pPr>
+      <w:r>
+        <w:rPr>
+          <w:b w:val="0"/>
+        </w:rPr>
+        <w:t>Keep the test conditions fixed, record every result, and change only one planned factor.</w:t>
+      </w:r>
+    </w:p>
+    <w:p>
+      <w:pPr>
+        <w:spacing w:line="336" w:lineRule="auto" w:after="180"/>
+        <w:shd w:fill="F4F9FC"/>
+      </w:pPr>
+      <w:r>
+        <w:rPr>
+          <w:b w:val="0"/>
+        </w:rPr>
+        <w:t xml:space="preserve">1. Write the hypothesis and expected </w:t>
+      </w:r>
+      <w:r>
+        <w:rPr>
+          <w:b/>
+        </w:rPr>
+        <w:t>evidence</w:t>
+      </w:r>
+      <w:r>
+        <w:rPr>
+          <w:b w:val="0"/>
+        </w:rPr>
+        <w:t xml:space="preserve"> before running.</w:t>
+      </w:r>
+    </w:p>
+    <w:p>
+      <w:pPr>
+        <w:spacing w:line="336" w:lineRule="auto" w:after="180"/>
+        <w:shd w:fill="F4F9FC"/>
+      </w:pPr>
+      <w:r>
+        <w:rPr>
+          <w:b w:val="0"/>
+        </w:rPr>
+        <w:t xml:space="preserve">2. Baseline Tournament: compute </w:t>
+      </w:r>
+      <w:r>
+        <w:rPr>
+          <w:b/>
+        </w:rPr>
+        <w:t>mean</w:t>
+      </w:r>
+      <w:r>
+        <w:rPr>
+          <w:b w:val="0"/>
+        </w:rPr>
+        <w:t xml:space="preserve"> and </w:t>
+      </w:r>
+      <w:r>
+        <w:rPr>
+          <w:b/>
+        </w:rPr>
+        <w:t>median</w:t>
+      </w:r>
+      <w:r>
+        <w:rPr>
+          <w:b w:val="0"/>
+        </w:rPr>
+        <w:t xml:space="preserve">, predict every case, compare MAE, and explain the </w:t>
+      </w:r>
+      <w:r>
+        <w:rPr>
+          <w:b/>
+        </w:rPr>
+        <w:t>outlier</w:t>
+      </w:r>
+      <w:r>
+        <w:rPr>
+          <w:b w:val="0"/>
+        </w:rPr>
+        <w:t>'s effect.</w:t>
+      </w:r>
+    </w:p>
+    <w:p>
+      <w:pPr>
+        <w:spacing w:line="336" w:lineRule="auto" w:after="180"/>
+        <w:shd w:fill="F4F9FC"/>
+      </w:pPr>
+      <w:r>
+        <w:rPr>
+          <w:b w:val="0"/>
+        </w:rPr>
+        <w:t>3. Run one normal, one boundary, one missing, and one shifted case.</w:t>
+      </w:r>
+    </w:p>
+    <w:p>
+      <w:pPr>
+        <w:spacing w:line="336" w:lineRule="auto" w:after="180"/>
+        <w:shd w:fill="F4F9FC"/>
+      </w:pPr>
+      <w:r>
+        <w:rPr>
+          <w:b w:val="0"/>
+        </w:rPr>
+        <w:t>4. Calculate the metric from raw counts or row-level errors.</w:t>
+      </w:r>
+    </w:p>
+    <w:p>
+      <w:pPr>
+        <w:spacing w:line="336" w:lineRule="auto" w:after="180"/>
+        <w:shd w:fill="F4F9FC"/>
+      </w:pPr>
+      <w:r>
+        <w:rPr>
+          <w:b w:val="0"/>
+        </w:rPr>
+        <w:t>5. Interpret what changed, what did not, and what remains unsafe or unknown.</w:t>
+      </w:r>
+    </w:p>
+    <w:p>
       <w:pPr>
         <w:pStyle w:val="Heading3"/>
       </w:pPr>
       <w:r>
-        <w:t>Run the weekly evidence lab</w:t>
-      </w:r>
-    </w:p>
-    <w:p>
-      <w:r>
-        <w:t>Keep the test conditions fixed, record every result, and change only one planned factor.</w:t>
-      </w:r>
-    </w:p>
-    <w:p>
-      <w:r>
-        <w:t>1. Write the hypothesis and expected evidence before running.</w:t>
-      </w:r>
-    </w:p>
-    <w:p>
-      <w:r>
-        <w:t>2. Baseline Tournament: compute mean and median, predict every case, compare MAE, and explain the outlier's effect.</w:t>
-      </w:r>
-    </w:p>
-    <w:p>
-      <w:r>
-        <w:t>3. Run one normal, one boundary, one missing, and one shifted case.</w:t>
-      </w:r>
-    </w:p>
-    <w:p>
-      <w:r>
-        <w:t>4. Calculate the metric from raw counts or row-level errors.</w:t>
-      </w:r>
-    </w:p>
-    <w:p>
-      <w:r>
-        <w:t>5. Interpret what changed, what did not, and what remains unsafe or unknown.</w:t>
-      </w:r>
-    </w:p>
-    <w:p>
-      <w:pPr>
-        <w:pStyle w:val="Heading3"/>
-      </w:pPr>
-      <w:r>
         <w:t>Make the lab runnable</w:t>
       </w:r>
     </w:p>
     <w:p>
-      <w:r>
-        <w:t>Use the concrete case as the shared normal case and the independent question as a second case. Each pair creates a boundary or missing-information case and predicts its result before testing. Keep the expected result separate from an observed mistake.</w:t>
+      <w:pPr>
+        <w:spacing w:line="336" w:lineRule="auto" w:after="180"/>
+      </w:pPr>
+      <w:r>
+        <w:rPr>
+          <w:b w:val="0"/>
+        </w:rPr>
+        <w:t>Use the concrete case as the shared normal case and the independent question as a second case. Each pair creates a boundary or missing-information case and predicts its result before testing.</w:t>
+      </w:r>
+    </w:p>
+    <w:p>
+      <w:pPr>
+        <w:spacing w:line="336" w:lineRule="auto" w:after="180"/>
+      </w:pPr>
+      <w:r>
+        <w:rPr>
+          <w:b w:val="0"/>
+        </w:rPr>
+        <w:t>Keep the expected result separate from an observed mistake.</w:t>
       </w:r>
     </w:p>
     <w:tbl>
@@ -1924,13 +4107,48 @@
       </w:r>
     </w:p>
     <w:p>
-      <w:r>
-        <w:t>MISCONCEPTION TO REPAIR The mean is always the fairest and most scientific summary.</w:t>
-      </w:r>
-    </w:p>
-    <w:p>
-      <w:r>
-        <w:t>For guessing, return to given facts and request a trace. For vocabulary without application, use one example and one non-example. For arithmetic errors, check the setup before the calculation. Finish with a different uncoached case before recording mastery.</w:t>
+      <w:pPr>
+        <w:spacing w:line="336" w:lineRule="auto" w:after="180"/>
+      </w:pPr>
+      <w:r>
+        <w:rPr>
+          <w:b w:val="0"/>
+        </w:rPr>
+        <w:t xml:space="preserve">MISCONCEPTION TO REPAIR The </w:t>
+      </w:r>
+      <w:r>
+        <w:rPr>
+          <w:b/>
+        </w:rPr>
+        <w:t>mean</w:t>
+      </w:r>
+      <w:r>
+        <w:rPr>
+          <w:b w:val="0"/>
+        </w:rPr>
+        <w:t xml:space="preserve"> is always the fairest and most scientific summary.</w:t>
+      </w:r>
+    </w:p>
+    <w:p>
+      <w:pPr>
+        <w:spacing w:line="336" w:lineRule="auto" w:after="180"/>
+      </w:pPr>
+      <w:r>
+        <w:rPr>
+          <w:b w:val="0"/>
+        </w:rPr>
+        <w:t>For guessing, return to given facts and request a trace. For vocabulary without application, use one example and one non-example. For arithmetic errors, check the setup before the calculation.</w:t>
+      </w:r>
+    </w:p>
+    <w:p>
+      <w:pPr>
+        <w:spacing w:line="336" w:lineRule="auto" w:after="180"/>
+      </w:pPr>
+      <w:r>
+        <w:rPr>
+          <w:b w:val="0"/>
+        </w:rPr>
+        <w:t>Finish with a different uncoached case before recording mastery.</w:t>
       </w:r>
     </w:p>
     <w:p>
@@ -1942,18 +4160,120 @@
       </w:r>
     </w:p>
     <w:p>
-      <w:r>
-        <w:t>A final answer is enough: Ask for the relevant counts, units, procedure or saved record. For this week: Mean 6; median 5.</w:t>
-      </w:r>
-    </w:p>
-    <w:p>
-      <w:r>
+      <w:pPr>
+        <w:spacing w:line="336" w:lineRule="auto" w:after="180"/>
+      </w:pPr>
+      <w:r>
+        <w:rPr>
+          <w:b w:val="0"/>
+        </w:rPr>
+        <w:t xml:space="preserve">A final answer is enough: Ask for the relevant counts, units, procedure or saved record. For this week: </w:t>
+      </w:r>
+      <w:r>
+        <w:rPr>
+          <w:b/>
+        </w:rPr>
+        <w:t>Mean</w:t>
+      </w:r>
+      <w:r>
+        <w:rPr>
+          <w:b w:val="0"/>
+        </w:rPr>
+        <w:t xml:space="preserve"> 6; </w:t>
+      </w:r>
+      <w:r>
+        <w:rPr>
+          <w:b/>
+        </w:rPr>
+        <w:t>median</w:t>
+      </w:r>
+      <w:r>
+        <w:rPr>
+          <w:b w:val="0"/>
+        </w:rPr>
+        <w:t xml:space="preserve"> 5.</w:t>
+      </w:r>
+    </w:p>
+    <w:p>
+      <w:pPr>
+        <w:spacing w:line="336" w:lineRule="auto" w:after="180"/>
+      </w:pPr>
+      <w:r>
+        <w:rPr>
+          <w:b w:val="0"/>
+        </w:rPr>
         <w:t>A stronger claim makes a stronger project: It fits using evaluation answers and makes the baseline unavailable for genuinely unseen cases.</w:t>
       </w:r>
     </w:p>
     <w:p>
-      <w:r>
-        <w:t>The new case can be copied from the example: The independent task changes the evidence. Require a fresh explanation: Mean 6 and median 4. Mean errors [3, 3] MAE 3; median errors [1, 5] MAE 3.</w:t>
+      <w:pPr>
+        <w:spacing w:line="336" w:lineRule="auto" w:after="180"/>
+      </w:pPr>
+      <w:r>
+        <w:rPr>
+          <w:b w:val="0"/>
+        </w:rPr>
+        <w:t xml:space="preserve">The new case can be copied from the example: The independent task changes the </w:t>
+      </w:r>
+      <w:r>
+        <w:rPr>
+          <w:b/>
+        </w:rPr>
+        <w:t>evidence</w:t>
+      </w:r>
+      <w:r>
+        <w:rPr>
+          <w:b w:val="0"/>
+        </w:rPr>
+        <w:t xml:space="preserve">. Require a fresh explanation: </w:t>
+      </w:r>
+      <w:r>
+        <w:rPr>
+          <w:b/>
+        </w:rPr>
+        <w:t>Mean</w:t>
+      </w:r>
+      <w:r>
+        <w:rPr>
+          <w:b w:val="0"/>
+        </w:rPr>
+        <w:t xml:space="preserve"> 6 and </w:t>
+      </w:r>
+      <w:r>
+        <w:rPr>
+          <w:b/>
+        </w:rPr>
+        <w:t>median</w:t>
+      </w:r>
+      <w:r>
+        <w:rPr>
+          <w:b w:val="0"/>
+        </w:rPr>
+        <w:t xml:space="preserve"> 4. </w:t>
+      </w:r>
+      <w:r>
+        <w:rPr>
+          <w:b/>
+        </w:rPr>
+        <w:t>Mean</w:t>
+      </w:r>
+      <w:r>
+        <w:rPr>
+          <w:b w:val="0"/>
+        </w:rPr>
+        <w:t xml:space="preserve"> errors [3, 3] MAE 3; </w:t>
+      </w:r>
+      <w:r>
+        <w:rPr>
+          <w:b/>
+        </w:rPr>
+        <w:t>median</w:t>
+      </w:r>
+      <w:r>
+        <w:rPr>
+          <w:b w:val="0"/>
+        </w:rPr>
+        <w:t xml:space="preserve"> errors [1, 5] MAE 3.</w:t>
       </w:r>
     </w:p>
     <w:p>
@@ -2111,8 +4431,25 @@
       </w:tr>
     </w:tbl>
     <w:p>
-      <w:r>
-        <w:t>Offer an oral explanation, drawing, enlarged visual or fewer examples when that removes a reading/writing barrier. Keep the same reasoning goal. Stretch secure learners by changing a boundary or assumption and asking them to defend the effect, not simply by assigning more of the same questions.</w:t>
+      <w:pPr>
+        <w:spacing w:line="336" w:lineRule="auto" w:after="180"/>
+      </w:pPr>
+      <w:r>
+        <w:rPr>
+          <w:b w:val="0"/>
+        </w:rPr>
+        <w:t>Offer an oral explanation, drawing, enlarged visual or fewer examples when that removes a reading/writing barrier. Keep the same reasoning goal.</w:t>
+      </w:r>
+    </w:p>
+    <w:p>
+      <w:pPr>
+        <w:spacing w:line="336" w:lineRule="auto" w:after="180"/>
+      </w:pPr>
+      <w:r>
+        <w:rPr>
+          <w:b w:val="0"/>
+        </w:rPr>
+        <w:t>Stretch secure learners by changing a boundary or assumption and asking them to defend the effect, not simply by assigning more of the same questions.</w:t>
       </w:r>
     </w:p>
     <w:p>
@@ -2124,11 +4461,16 @@
       </w:r>
     </w:p>
     <w:p>
+      <w:r>
+        <w:t>Use the Mean, Median, and Baselines questions, teacher keys and criteria after the relevant attempts. Previously discussed cases are practice; protect the separately selected independent task.</w:t>
+      </w:r>
+    </w:p>
+    <w:p>
       <w:pPr>
         <w:pStyle w:val="Heading3"/>
       </w:pPr>
       <w:r>
-        <w:t>Assess and explain the answers</w:t>
+        <w:t>Worked case answer</w:t>
       </w:r>
     </w:p>
     <w:p>
@@ -2136,12 +4478,85 @@
         <w:pStyle w:val="Heading3"/>
       </w:pPr>
       <w:r>
-        <w:t>Worked case answer</w:t>
-      </w:r>
-    </w:p>
-    <w:p>
-      <w:r>
-        <w:t>Mean=6, median=4. Mean errors 4,2,6 total12; median errors 2,0,8 total10. Median minimises absolute error here.</w:t>
+        <w:t>Teacher key · Worked case answer</w:t>
+      </w:r>
+    </w:p>
+    <w:p>
+      <w:pPr>
+        <w:spacing w:line="336" w:lineRule="auto" w:after="180"/>
+        <w:shd w:fill="F1F6FC"/>
+      </w:pPr>
+      <w:r>
+        <w:rPr>
+          <w:b/>
+        </w:rPr>
+        <w:t>Mean</w:t>
+      </w:r>
+      <w:r>
+        <w:rPr>
+          <w:b w:val="0"/>
+        </w:rPr>
+        <w:t xml:space="preserve">=6, </w:t>
+      </w:r>
+      <w:r>
+        <w:rPr>
+          <w:b/>
+        </w:rPr>
+        <w:t>median</w:t>
+      </w:r>
+      <w:r>
+        <w:rPr>
+          <w:b w:val="0"/>
+        </w:rPr>
+        <w:t xml:space="preserve">=4. </w:t>
+      </w:r>
+      <w:r>
+        <w:rPr>
+          <w:b/>
+        </w:rPr>
+        <w:t>Mean</w:t>
+      </w:r>
+      <w:r>
+        <w:rPr>
+          <w:b w:val="0"/>
+        </w:rPr>
+        <w:t xml:space="preserve"> errors 4,2,6 total12; </w:t>
+      </w:r>
+      <w:r>
+        <w:rPr>
+          <w:b/>
+        </w:rPr>
+        <w:t>median</w:t>
+      </w:r>
+      <w:r>
+        <w:rPr>
+          <w:b w:val="0"/>
+        </w:rPr>
+        <w:t xml:space="preserve"> errors 2,0,8 total10. </w:t>
+      </w:r>
+      <w:r>
+        <w:rPr>
+          <w:b/>
+        </w:rPr>
+        <w:t>Median</w:t>
+      </w:r>
+      <w:r>
+        <w:rPr>
+          <w:b w:val="0"/>
+        </w:rPr>
+        <w:t xml:space="preserve"> minimises </w:t>
+      </w:r>
+      <w:r>
+        <w:rPr>
+          <w:b/>
+        </w:rPr>
+        <w:t>absolute error</w:t>
+      </w:r>
+      <w:r>
+        <w:rPr>
+          <w:b w:val="0"/>
+        </w:rPr>
+        <w:t xml:space="preserve"> here.</w:t>
       </w:r>
     </w:p>
     <w:p>
@@ -2153,21 +4568,129 @@
       </w:r>
     </w:p>
     <w:p>
-      <w:r>
-        <w:t>For training heights 2, 3 and 10 cm, calculate mean and median. Which constant is less influenced by the high value?</w:t>
-      </w:r>
-    </w:p>
-    <w:p>
       <w:pPr>
         <w:pStyle w:val="Heading3"/>
       </w:pPr>
       <w:r>
+        <w:t>Independent question · withhold the key</w:t>
+      </w:r>
+    </w:p>
+    <w:p>
+      <w:pPr>
+        <w:spacing w:line="336" w:lineRule="auto" w:after="180"/>
+        <w:shd w:fill="F5F1FB"/>
+      </w:pPr>
+      <w:r>
+        <w:rPr>
+          <w:b w:val="0"/>
+        </w:rPr>
+        <w:t xml:space="preserve">For </w:t>
+      </w:r>
+      <w:r>
+        <w:rPr>
+          <w:b/>
+        </w:rPr>
+        <w:t>training</w:t>
+      </w:r>
+      <w:r>
+        <w:rPr>
+          <w:b w:val="0"/>
+        </w:rPr>
+        <w:t xml:space="preserve"> heights 2, 3 and 10 cm, calculate </w:t>
+      </w:r>
+      <w:r>
+        <w:rPr>
+          <w:b/>
+        </w:rPr>
+        <w:t>mean</w:t>
+      </w:r>
+      <w:r>
+        <w:rPr>
+          <w:b w:val="0"/>
+        </w:rPr>
+        <w:t xml:space="preserve"> and </w:t>
+      </w:r>
+      <w:r>
+        <w:rPr>
+          <w:b/>
+        </w:rPr>
+        <w:t>median</w:t>
+      </w:r>
+      <w:r>
+        <w:rPr>
+          <w:b w:val="0"/>
+        </w:rPr>
+        <w:t>. Which constant is less influenced by the high value?</w:t>
+      </w:r>
+    </w:p>
+    <w:p>
+      <w:pPr>
+        <w:pStyle w:val="Heading3"/>
+      </w:pPr>
+      <w:r>
         <w:t>Expected independent answer</w:t>
       </w:r>
     </w:p>
     <w:p>
-      <w:r>
-        <w:t>Mean is 15/3 = 5 cm; median is 3 cm. The median is less affected by the high value. Fit a baseline from training data only.</w:t>
+      <w:pPr>
+        <w:pStyle w:val="Heading3"/>
+      </w:pPr>
+      <w:r>
+        <w:t>Teacher key · Expected independent answer</w:t>
+      </w:r>
+    </w:p>
+    <w:p>
+      <w:pPr>
+        <w:spacing w:line="336" w:lineRule="auto" w:after="180"/>
+        <w:shd w:fill="F1F6FC"/>
+      </w:pPr>
+      <w:r>
+        <w:rPr>
+          <w:b/>
+        </w:rPr>
+        <w:t>Mean</w:t>
+      </w:r>
+      <w:r>
+        <w:rPr>
+          <w:b w:val="0"/>
+        </w:rPr>
+        <w:t xml:space="preserve"> is 15/3 = 5 cm; </w:t>
+      </w:r>
+      <w:r>
+        <w:rPr>
+          <w:b/>
+        </w:rPr>
+        <w:t>median</w:t>
+      </w:r>
+      <w:r>
+        <w:rPr>
+          <w:b w:val="0"/>
+        </w:rPr>
+        <w:t xml:space="preserve"> is 3 cm. The </w:t>
+      </w:r>
+      <w:r>
+        <w:rPr>
+          <w:b/>
+        </w:rPr>
+        <w:t>median</w:t>
+      </w:r>
+      <w:r>
+        <w:rPr>
+          <w:b w:val="0"/>
+        </w:rPr>
+        <w:t xml:space="preserve"> is less affected by the high value. Fit a baseline from </w:t>
+      </w:r>
+      <w:r>
+        <w:rPr>
+          <w:b/>
+        </w:rPr>
+        <w:t>training</w:t>
+      </w:r>
+      <w:r>
+        <w:rPr>
+          <w:b w:val="0"/>
+        </w:rPr>
+        <w:t xml:space="preserve"> data only.</w:t>
       </w:r>
     </w:p>
     <w:p>
@@ -2405,8 +4928,25 @@
       </w:tr>
     </w:tbl>
     <w:p>
-      <w:r>
-        <w:t>Use 6/8 as a classroom checkpoint, with 2 required for both Result and Reasoning. This is a proposed teaching rule, not a validated certification threshold. Do not count a coached answer as independent mastery; correct unsafe or unsupported claims regardless of total.</w:t>
+      <w:pPr>
+        <w:spacing w:line="336" w:lineRule="auto" w:after="180"/>
+      </w:pPr>
+      <w:r>
+        <w:rPr>
+          <w:b w:val="0"/>
+        </w:rPr>
+        <w:t>Use 6/8 as a classroom checkpoint, with 2 required for both Result and Reasoning. This is a proposed teaching rule, not a validated certification threshold.</w:t>
+      </w:r>
+    </w:p>
+    <w:p>
+      <w:pPr>
+        <w:spacing w:line="336" w:lineRule="auto" w:after="180"/>
+      </w:pPr>
+      <w:r>
+        <w:rPr>
+          <w:b w:val="0"/>
+        </w:rPr>
+        <w:t>Do not count a coached answer as independent mastery; correct unsafe or unsupported claims regardless of total.</w:t>
       </w:r>
     </w:p>
     <w:p>
@@ -2418,8 +4958,50 @@
       </w:r>
     </w:p>
     <w:p>
-      <w:r>
-        <w:t>Ask the learner to find the evidence that challenges this claim: “Mean and median must always be equal.” Keep the first attempt and an uncoached retry separate.</w:t>
+      <w:pPr>
+        <w:spacing w:line="336" w:lineRule="auto" w:after="180"/>
+      </w:pPr>
+      <w:r>
+        <w:rPr>
+          <w:b w:val="0"/>
+        </w:rPr>
+        <w:t xml:space="preserve">Ask the learner to find the </w:t>
+      </w:r>
+      <w:r>
+        <w:rPr>
+          <w:b/>
+        </w:rPr>
+        <w:t>evidence</w:t>
+      </w:r>
+      <w:r>
+        <w:rPr>
+          <w:b w:val="0"/>
+        </w:rPr>
+        <w:t xml:space="preserve"> that challenges this claim: “</w:t>
+      </w:r>
+      <w:r>
+        <w:rPr>
+          <w:b/>
+        </w:rPr>
+        <w:t>Mean</w:t>
+      </w:r>
+      <w:r>
+        <w:rPr>
+          <w:b w:val="0"/>
+        </w:rPr>
+        <w:t xml:space="preserve"> and </w:t>
+      </w:r>
+      <w:r>
+        <w:rPr>
+          <w:b/>
+        </w:rPr>
+        <w:t>median</w:t>
+      </w:r>
+      <w:r>
+        <w:rPr>
+          <w:b w:val="0"/>
+        </w:rPr>
+        <w:t xml:space="preserve"> must always be equal.” Keep the first attempt and an uncoached retry separate.</w:t>
       </w:r>
     </w:p>
     <w:p>
@@ -2431,15 +5013,96 @@
       </w:r>
     </w:p>
     <w:p>
-      <w:r>
-        <w:t>Mean=5, median=3. Mean absolute-error total=4+2+6=12; median total=2+0+8=10. These are training results. Fit the constant using training targets and measure final performance on untouched test targets.</w:t>
-      </w:r>
-    </w:p>
-    <w:p>
       <w:pPr>
         <w:pStyle w:val="Heading3"/>
       </w:pPr>
       <w:r>
+        <w:t>Teacher key · Original transfer answer</w:t>
+      </w:r>
+    </w:p>
+    <w:p>
+      <w:pPr>
+        <w:spacing w:line="336" w:lineRule="auto" w:after="180"/>
+        <w:shd w:fill="F1F6FC"/>
+      </w:pPr>
+      <w:r>
+        <w:rPr>
+          <w:b/>
+        </w:rPr>
+        <w:t>Mean</w:t>
+      </w:r>
+      <w:r>
+        <w:rPr>
+          <w:b w:val="0"/>
+        </w:rPr>
+        <w:t xml:space="preserve">=5, </w:t>
+      </w:r>
+      <w:r>
+        <w:rPr>
+          <w:b/>
+        </w:rPr>
+        <w:t>median</w:t>
+      </w:r>
+      <w:r>
+        <w:rPr>
+          <w:b w:val="0"/>
+        </w:rPr>
+        <w:t xml:space="preserve">=3. </w:t>
+      </w:r>
+      <w:r>
+        <w:rPr>
+          <w:b/>
+        </w:rPr>
+        <w:t>Mean</w:t>
+      </w:r>
+      <w:r>
+        <w:rPr>
+          <w:b w:val="0"/>
+        </w:rPr>
+        <w:t xml:space="preserve"> absolute-error total=4+2+6=12; </w:t>
+      </w:r>
+      <w:r>
+        <w:rPr>
+          <w:b/>
+        </w:rPr>
+        <w:t>median</w:t>
+      </w:r>
+      <w:r>
+        <w:rPr>
+          <w:b w:val="0"/>
+        </w:rPr>
+        <w:t xml:space="preserve"> total=2+0+8=10. These are </w:t>
+      </w:r>
+      <w:r>
+        <w:rPr>
+          <w:b/>
+        </w:rPr>
+        <w:t>training</w:t>
+      </w:r>
+      <w:r>
+        <w:rPr>
+          <w:b w:val="0"/>
+        </w:rPr>
+        <w:t xml:space="preserve"> results. Fit the constant using </w:t>
+      </w:r>
+      <w:r>
+        <w:rPr>
+          <w:b/>
+        </w:rPr>
+        <w:t>training</w:t>
+      </w:r>
+      <w:r>
+        <w:rPr>
+          <w:b w:val="0"/>
+        </w:rPr>
+        <w:t xml:space="preserve"> targets and measure final performance on untouched test targets.</w:t>
+      </w:r>
+    </w:p>
+    <w:p>
+      <w:pPr>
+        <w:pStyle w:val="Heading3"/>
+      </w:pPr>
+      <w:r>
         <w:t>Explanations for the additional workbook examples</w:t>
       </w:r>
     </w:p>
@@ -2452,94 +5115,520 @@
       </w:r>
     </w:p>
     <w:p>
-      <w:r>
-        <w:t>Find the mean and median of the worked training targets.</w:t>
-      </w:r>
-    </w:p>
-    <w:p>
-      <w:r>
-        <w:t>Teacher explanation: Mean 6; median 5.</w:t>
-      </w:r>
-    </w:p>
-    <w:p>
-      <w:r>
-        <w:t>For the mean baseline, sum the worked training targets and divide by their count to obtain 6. For the median baseline, sort the training targets and take the middle value, 5. Freeze these choices before examining evaluation targets; choosing a new constant from evaluation outcomes would contaminate the comparison.</w:t>
-      </w:r>
-    </w:p>
-    <w:p>
       <w:pPr>
         <w:pStyle w:val="Heading3"/>
       </w:pPr>
       <w:r>
+        <w:t>Workbook question · W1</w:t>
+      </w:r>
+    </w:p>
+    <w:p>
+      <w:pPr>
+        <w:spacing w:line="336" w:lineRule="auto" w:after="180"/>
+        <w:shd w:fill="F5F1FB"/>
+      </w:pPr>
+      <w:r>
+        <w:rPr>
+          <w:b w:val="0"/>
+        </w:rPr>
+        <w:t xml:space="preserve">Find the </w:t>
+      </w:r>
+      <w:r>
+        <w:rPr>
+          <w:b/>
+        </w:rPr>
+        <w:t>mean</w:t>
+      </w:r>
+      <w:r>
+        <w:rPr>
+          <w:b w:val="0"/>
+        </w:rPr>
+        <w:t xml:space="preserve"> and </w:t>
+      </w:r>
+      <w:r>
+        <w:rPr>
+          <w:b/>
+        </w:rPr>
+        <w:t>median</w:t>
+      </w:r>
+      <w:r>
+        <w:rPr>
+          <w:b w:val="0"/>
+        </w:rPr>
+        <w:t xml:space="preserve"> of the worked </w:t>
+      </w:r>
+      <w:r>
+        <w:rPr>
+          <w:b/>
+        </w:rPr>
+        <w:t>training</w:t>
+      </w:r>
+      <w:r>
+        <w:rPr>
+          <w:b w:val="0"/>
+        </w:rPr>
+        <w:t xml:space="preserve"> targets.</w:t>
+      </w:r>
+    </w:p>
+    <w:p>
+      <w:pPr>
+        <w:pStyle w:val="Heading3"/>
+      </w:pPr>
+      <w:r>
+        <w:t>Teacher reasoning · W1</w:t>
+      </w:r>
+    </w:p>
+    <w:p>
+      <w:pPr>
+        <w:spacing w:line="336" w:lineRule="auto" w:after="180"/>
+        <w:shd w:fill="F1F6FC"/>
+      </w:pPr>
+      <w:r>
+        <w:rPr>
+          <w:b w:val="0"/>
+        </w:rPr>
+        <w:t xml:space="preserve">Teacher explanation: </w:t>
+      </w:r>
+      <w:r>
+        <w:rPr>
+          <w:b/>
+        </w:rPr>
+        <w:t>Mean</w:t>
+      </w:r>
+      <w:r>
+        <w:rPr>
+          <w:b w:val="0"/>
+        </w:rPr>
+        <w:t xml:space="preserve"> 6; </w:t>
+      </w:r>
+      <w:r>
+        <w:rPr>
+          <w:b/>
+        </w:rPr>
+        <w:t>median</w:t>
+      </w:r>
+      <w:r>
+        <w:rPr>
+          <w:b w:val="0"/>
+        </w:rPr>
+        <w:t xml:space="preserve"> 5.</w:t>
+      </w:r>
+    </w:p>
+    <w:p>
+      <w:pPr>
+        <w:pStyle w:val="Heading3"/>
+      </w:pPr>
+      <w:r>
+        <w:t>Teacher reasoning · W1</w:t>
+      </w:r>
+    </w:p>
+    <w:p>
+      <w:pPr>
+        <w:spacing w:line="336" w:lineRule="auto" w:after="180"/>
+        <w:shd w:fill="F1F6FC"/>
+      </w:pPr>
+      <w:r>
+        <w:rPr>
+          <w:b w:val="0"/>
+        </w:rPr>
+        <w:t xml:space="preserve">For the </w:t>
+      </w:r>
+      <w:r>
+        <w:rPr>
+          <w:b/>
+        </w:rPr>
+        <w:t>mean</w:t>
+      </w:r>
+      <w:r>
+        <w:rPr>
+          <w:b w:val="0"/>
+        </w:rPr>
+        <w:t xml:space="preserve"> baseline, sum the worked </w:t>
+      </w:r>
+      <w:r>
+        <w:rPr>
+          <w:b/>
+        </w:rPr>
+        <w:t>training</w:t>
+      </w:r>
+      <w:r>
+        <w:rPr>
+          <w:b w:val="0"/>
+        </w:rPr>
+        <w:t xml:space="preserve"> targets and divide by their count to obtain 6. For the </w:t>
+      </w:r>
+      <w:r>
+        <w:rPr>
+          <w:b/>
+        </w:rPr>
+        <w:t>median</w:t>
+      </w:r>
+      <w:r>
+        <w:rPr>
+          <w:b w:val="0"/>
+        </w:rPr>
+        <w:t xml:space="preserve"> baseline, sort the </w:t>
+      </w:r>
+      <w:r>
+        <w:rPr>
+          <w:b/>
+        </w:rPr>
+        <w:t>training</w:t>
+      </w:r>
+      <w:r>
+        <w:rPr>
+          <w:b w:val="0"/>
+        </w:rPr>
+        <w:t xml:space="preserve"> targets and take the middle value, 5.</w:t>
+      </w:r>
+    </w:p>
+    <w:p>
+      <w:pPr>
+        <w:spacing w:line="336" w:lineRule="auto" w:after="180"/>
+        <w:shd w:fill="F1F6FC"/>
+      </w:pPr>
+      <w:r>
+        <w:rPr>
+          <w:b w:val="0"/>
+        </w:rPr>
+        <w:t>Freeze these choices before examining evaluation targets; choosing a new constant from evaluation outcomes would contaminate the comparison.</w:t>
+      </w:r>
+    </w:p>
+    <w:p>
+      <w:pPr>
+        <w:pStyle w:val="Heading3"/>
+      </w:pPr>
+      <w:r>
         <w:t>W2 Score separately</w:t>
       </w:r>
     </w:p>
     <w:p>
-      <w:r>
+      <w:pPr>
+        <w:pStyle w:val="Heading3"/>
+      </w:pPr>
+      <w:r>
+        <w:t>Workbook question · W2</w:t>
+      </w:r>
+    </w:p>
+    <w:p>
+      <w:pPr>
+        <w:spacing w:line="336" w:lineRule="auto" w:after="180"/>
+        <w:shd w:fill="F5F1FB"/>
+      </w:pPr>
+      <w:r>
+        <w:rPr>
+          <w:b w:val="0"/>
+        </w:rPr>
         <w:t>Calculate MAE for both baselines on [4, 8].</w:t>
       </w:r>
     </w:p>
     <w:p>
-      <w:r>
-        <w:t>Teacher explanation: Both score 2; their per-record absolute errors differ.</w:t>
-      </w:r>
-    </w:p>
-    <w:p>
-      <w:r>
-        <w:t>For constant 6, absolute errors on targets 4 and 8 are 2 and 2, so MAE is (2+2)/2 = 2. For constant 5, the errors are 1 and 3, so MAE is (1+3)/2 = 2. Equal averages can hide different per-record errors; retain the error table as well as the summary.</w:t>
-      </w:r>
-    </w:p>
-    <w:p>
       <w:pPr>
         <w:pStyle w:val="Heading3"/>
       </w:pPr>
       <w:r>
+        <w:t>Teacher reasoning · W2</w:t>
+      </w:r>
+    </w:p>
+    <w:p>
+      <w:pPr>
+        <w:spacing w:line="336" w:lineRule="auto" w:after="180"/>
+        <w:shd w:fill="F1F6FC"/>
+      </w:pPr>
+      <w:r>
+        <w:rPr>
+          <w:b w:val="0"/>
+        </w:rPr>
+        <w:t xml:space="preserve">Teacher explanation: Both score 2; their per-record </w:t>
+      </w:r>
+      <w:r>
+        <w:rPr>
+          <w:b/>
+        </w:rPr>
+        <w:t>absolute error</w:t>
+      </w:r>
+      <w:r>
+        <w:rPr>
+          <w:b w:val="0"/>
+        </w:rPr>
+        <w:t>s differ.</w:t>
+      </w:r>
+    </w:p>
+    <w:p>
+      <w:pPr>
+        <w:pStyle w:val="Heading3"/>
+      </w:pPr>
+      <w:r>
+        <w:t>Teacher reasoning · W2</w:t>
+      </w:r>
+    </w:p>
+    <w:p>
+      <w:pPr>
+        <w:spacing w:line="336" w:lineRule="auto" w:after="180"/>
+        <w:shd w:fill="F1F6FC"/>
+      </w:pPr>
+      <w:r>
+        <w:rPr>
+          <w:b w:val="0"/>
+        </w:rPr>
+        <w:t xml:space="preserve">For constant 6, </w:t>
+      </w:r>
+      <w:r>
+        <w:rPr>
+          <w:b/>
+        </w:rPr>
+        <w:t>absolute error</w:t>
+      </w:r>
+      <w:r>
+        <w:rPr>
+          <w:b w:val="0"/>
+        </w:rPr>
+        <w:t>s on targets 4 and 8 are 2 and 2, so MAE is (2+2)/2 = 2. For constant 5, the errors are 1 and 3, so MAE is (1+3)/2 = 2.</w:t>
+      </w:r>
+    </w:p>
+    <w:p>
+      <w:pPr>
+        <w:spacing w:line="336" w:lineRule="auto" w:after="180"/>
+        <w:shd w:fill="F1F6FC"/>
+      </w:pPr>
+      <w:r>
+        <w:rPr>
+          <w:b w:val="0"/>
+        </w:rPr>
+        <w:t>Equal averages can hide different per-record errors; retain the error table as well as the summary.</w:t>
+      </w:r>
+    </w:p>
+    <w:p>
+      <w:pPr>
+        <w:pStyle w:val="Heading3"/>
+      </w:pPr>
+      <w:r>
         <w:t>W3 Inspect an extreme value</w:t>
       </w:r>
     </w:p>
     <w:p>
-      <w:r>
+      <w:pPr>
+        <w:pStyle w:val="Heading3"/>
+      </w:pPr>
+      <w:r>
+        <w:t>Workbook question · W3</w:t>
+      </w:r>
+    </w:p>
+    <w:p>
+      <w:pPr>
+        <w:spacing w:line="336" w:lineRule="auto" w:after="180"/>
+        <w:shd w:fill="F5F1FB"/>
+      </w:pPr>
+      <w:r>
+        <w:rPr>
+          <w:b w:val="0"/>
+        </w:rPr>
         <w:t>Replace 12 by 40. What changes?</w:t>
       </w:r>
     </w:p>
     <w:p>
-      <w:r>
-        <w:t>Teacher explanation: Mean becomes 13; median stays 5. Investigate validity before deciding treatment.</w:t>
-      </w:r>
-    </w:p>
-    <w:p>
       <w:pPr>
         <w:pStyle w:val="Heading3"/>
       </w:pPr>
       <w:r>
+        <w:t>Teacher reasoning · W3</w:t>
+      </w:r>
+    </w:p>
+    <w:p>
+      <w:pPr>
+        <w:spacing w:line="336" w:lineRule="auto" w:after="180"/>
+        <w:shd w:fill="F1F6FC"/>
+      </w:pPr>
+      <w:r>
+        <w:rPr>
+          <w:b w:val="0"/>
+        </w:rPr>
+        <w:t xml:space="preserve">Teacher explanation: </w:t>
+      </w:r>
+      <w:r>
+        <w:rPr>
+          <w:b/>
+        </w:rPr>
+        <w:t>Mean</w:t>
+      </w:r>
+      <w:r>
+        <w:rPr>
+          <w:b w:val="0"/>
+        </w:rPr>
+        <w:t xml:space="preserve"> becomes 13; </w:t>
+      </w:r>
+      <w:r>
+        <w:rPr>
+          <w:b/>
+        </w:rPr>
+        <w:t>median</w:t>
+      </w:r>
+      <w:r>
+        <w:rPr>
+          <w:b w:val="0"/>
+        </w:rPr>
+        <w:t xml:space="preserve"> stays 5. Investigate validity before deciding treatment.</w:t>
+      </w:r>
+    </w:p>
+    <w:p>
+      <w:pPr>
+        <w:pStyle w:val="Heading3"/>
+      </w:pPr>
+      <w:r>
         <w:t>W4 Apply independently</w:t>
       </w:r>
     </w:p>
     <w:p>
-      <w:r>
-        <w:t>Training [1, 3, 5, 15], evaluation [3, 9]. Fit both constants and calculate MAE.</w:t>
-      </w:r>
-    </w:p>
-    <w:p>
-      <w:r>
-        <w:t>Teacher explanation: Mean 6 and median 4. Mean errors [3, 3] MAE 3; median errors [1, 5] MAE 3.</w:t>
-      </w:r>
-    </w:p>
-    <w:p>
       <w:pPr>
         <w:pStyle w:val="Heading3"/>
       </w:pPr>
       <w:r>
+        <w:t>Workbook question · W4</w:t>
+      </w:r>
+    </w:p>
+    <w:p>
+      <w:pPr>
+        <w:spacing w:line="336" w:lineRule="auto" w:after="180"/>
+        <w:shd w:fill="F5F1FB"/>
+      </w:pPr>
+      <w:r>
+        <w:rPr>
+          <w:b/>
+        </w:rPr>
+        <w:t>Training</w:t>
+      </w:r>
+      <w:r>
+        <w:rPr>
+          <w:b w:val="0"/>
+        </w:rPr>
+        <w:t xml:space="preserve"> [1, 3, 5, 15], evaluation [3, 9]. Fit both constants and calculate MAE.</w:t>
+      </w:r>
+    </w:p>
+    <w:p>
+      <w:pPr>
+        <w:pStyle w:val="Heading3"/>
+      </w:pPr>
+      <w:r>
+        <w:t>Teacher reasoning · W4</w:t>
+      </w:r>
+    </w:p>
+    <w:p>
+      <w:pPr>
+        <w:spacing w:line="336" w:lineRule="auto" w:after="180"/>
+        <w:shd w:fill="F1F6FC"/>
+      </w:pPr>
+      <w:r>
+        <w:rPr>
+          <w:b w:val="0"/>
+        </w:rPr>
+        <w:t xml:space="preserve">Teacher explanation: </w:t>
+      </w:r>
+      <w:r>
+        <w:rPr>
+          <w:b/>
+        </w:rPr>
+        <w:t>Mean</w:t>
+      </w:r>
+      <w:r>
+        <w:rPr>
+          <w:b w:val="0"/>
+        </w:rPr>
+        <w:t xml:space="preserve"> 6 and </w:t>
+      </w:r>
+      <w:r>
+        <w:rPr>
+          <w:b/>
+        </w:rPr>
+        <w:t>median</w:t>
+      </w:r>
+      <w:r>
+        <w:rPr>
+          <w:b w:val="0"/>
+        </w:rPr>
+        <w:t xml:space="preserve"> 4. </w:t>
+      </w:r>
+      <w:r>
+        <w:rPr>
+          <w:b/>
+        </w:rPr>
+        <w:t>Mean</w:t>
+      </w:r>
+      <w:r>
+        <w:rPr>
+          <w:b w:val="0"/>
+        </w:rPr>
+        <w:t xml:space="preserve"> errors [3, 3] MAE 3; </w:t>
+      </w:r>
+      <w:r>
+        <w:rPr>
+          <w:b/>
+        </w:rPr>
+        <w:t>median</w:t>
+      </w:r>
+      <w:r>
+        <w:rPr>
+          <w:b w:val="0"/>
+        </w:rPr>
+        <w:t xml:space="preserve"> errors [1, 5] MAE 3.</w:t>
+      </w:r>
+    </w:p>
+    <w:p>
+      <w:pPr>
+        <w:pStyle w:val="Heading3"/>
+      </w:pPr>
+      <w:r>
         <w:t>W5 Prevent leakage</w:t>
       </w:r>
     </w:p>
     <w:p>
-      <w:r>
-        <w:t>Why not predict the evaluation mean as the baseline?</w:t>
-      </w:r>
-    </w:p>
-    <w:p>
-      <w:r>
+      <w:pPr>
+        <w:pStyle w:val="Heading3"/>
+      </w:pPr>
+      <w:r>
+        <w:t>Workbook question · W5</w:t>
+      </w:r>
+    </w:p>
+    <w:p>
+      <w:pPr>
+        <w:spacing w:line="336" w:lineRule="auto" w:after="180"/>
+        <w:shd w:fill="F5F1FB"/>
+      </w:pPr>
+      <w:r>
+        <w:rPr>
+          <w:b w:val="0"/>
+        </w:rPr>
+        <w:t xml:space="preserve">Why not predict the evaluation </w:t>
+      </w:r>
+      <w:r>
+        <w:rPr>
+          <w:b/>
+        </w:rPr>
+        <w:t>mean</w:t>
+      </w:r>
+      <w:r>
+        <w:rPr>
+          <w:b w:val="0"/>
+        </w:rPr>
+        <w:t xml:space="preserve"> as the baseline?</w:t>
+      </w:r>
+    </w:p>
+    <w:p>
+      <w:pPr>
+        <w:pStyle w:val="Heading3"/>
+      </w:pPr>
+      <w:r>
+        <w:t>Teacher reasoning · W5</w:t>
+      </w:r>
+    </w:p>
+    <w:p>
+      <w:pPr>
+        <w:spacing w:line="336" w:lineRule="auto" w:after="180"/>
+        <w:shd w:fill="F1F6FC"/>
+      </w:pPr>
+      <w:r>
+        <w:rPr>
+          <w:b w:val="0"/>
+        </w:rPr>
         <w:t>Teacher explanation: It fits using evaluation answers and makes the baseline unavailable for genuinely unseen cases.</w:t>
       </w:r>
     </w:p>
@@ -2552,21 +5641,111 @@
       </w:r>
     </w:p>
     <w:p>
-      <w:r>
-        <w:t>Selected case: Training [1, 3, 5, 15], evaluation [3, 9]. Fit both constants and calculate MAE.</w:t>
-      </w:r>
-    </w:p>
-    <w:p>
       <w:pPr>
         <w:pStyle w:val="Heading3"/>
       </w:pPr>
       <w:r>
+        <w:t>Independent question · withhold the key</w:t>
+      </w:r>
+    </w:p>
+    <w:p>
+      <w:pPr>
+        <w:spacing w:line="336" w:lineRule="auto" w:after="180"/>
+        <w:shd w:fill="F5F1FB"/>
+      </w:pPr>
+      <w:r>
+        <w:rPr>
+          <w:b w:val="0"/>
+        </w:rPr>
+        <w:t xml:space="preserve">Selected case: </w:t>
+      </w:r>
+      <w:r>
+        <w:rPr>
+          <w:b/>
+        </w:rPr>
+        <w:t>Training</w:t>
+      </w:r>
+      <w:r>
+        <w:rPr>
+          <w:b w:val="0"/>
+        </w:rPr>
+        <w:t xml:space="preserve"> [1, 3, 5, 15], evaluation [3, 9]. Fit both constants and calculate MAE.</w:t>
+      </w:r>
+    </w:p>
+    <w:p>
+      <w:pPr>
+        <w:pStyle w:val="Heading3"/>
+      </w:pPr>
+      <w:r>
         <w:t>Selected case answer</w:t>
       </w:r>
     </w:p>
     <w:p>
-      <w:r>
-        <w:t>Teacher explanation: Mean 6 and median 4. Mean errors [3, 3] MAE 3; median errors [1, 5] MAE 3.</w:t>
+      <w:pPr>
+        <w:pStyle w:val="Heading3"/>
+      </w:pPr>
+      <w:r>
+        <w:t>Teacher key · Selected case answer</w:t>
+      </w:r>
+    </w:p>
+    <w:p>
+      <w:pPr>
+        <w:spacing w:line="336" w:lineRule="auto" w:after="180"/>
+        <w:shd w:fill="F1F6FC"/>
+      </w:pPr>
+      <w:r>
+        <w:rPr>
+          <w:b w:val="0"/>
+        </w:rPr>
+        <w:t xml:space="preserve">Teacher explanation: </w:t>
+      </w:r>
+      <w:r>
+        <w:rPr>
+          <w:b/>
+        </w:rPr>
+        <w:t>Mean</w:t>
+      </w:r>
+      <w:r>
+        <w:rPr>
+          <w:b w:val="0"/>
+        </w:rPr>
+        <w:t xml:space="preserve"> 6 and </w:t>
+      </w:r>
+      <w:r>
+        <w:rPr>
+          <w:b/>
+        </w:rPr>
+        <w:t>median</w:t>
+      </w:r>
+      <w:r>
+        <w:rPr>
+          <w:b w:val="0"/>
+        </w:rPr>
+        <w:t xml:space="preserve"> 4. </w:t>
+      </w:r>
+      <w:r>
+        <w:rPr>
+          <w:b/>
+        </w:rPr>
+        <w:t>Mean</w:t>
+      </w:r>
+      <w:r>
+        <w:rPr>
+          <w:b w:val="0"/>
+        </w:rPr>
+        <w:t xml:space="preserve"> errors [3, 3] MAE 3; </w:t>
+      </w:r>
+      <w:r>
+        <w:rPr>
+          <w:b/>
+        </w:rPr>
+        <w:t>median</w:t>
+      </w:r>
+      <w:r>
+        <w:rPr>
+          <w:b w:val="0"/>
+        </w:rPr>
+        <w:t xml:space="preserve"> errors [1, 5] MAE 3.</w:t>
       </w:r>
     </w:p>
     <w:tbl>
@@ -2672,21 +5851,77 @@
       </w:tr>
     </w:tbl>
     <w:p>
-      <w:r>
-        <w:t>Record each dimension as not yet, with support, or independent. Accept a valid alternative procedure with a defensible trace. Do not penalise an honestly recorded model failure if the learner correctly explains its evidence and limits.</w:t>
-      </w:r>
-    </w:p>
-    <w:p>
       <w:pPr>
         <w:pStyle w:val="Heading3"/>
       </w:pPr>
       <w:r>
+        <w:t>Teacher key · Selected case answer</w:t>
+      </w:r>
+    </w:p>
+    <w:p>
+      <w:pPr>
+        <w:spacing w:line="336" w:lineRule="auto" w:after="180"/>
+        <w:shd w:fill="F1F6FC"/>
+      </w:pPr>
+      <w:r>
+        <w:rPr>
+          <w:b w:val="0"/>
+        </w:rPr>
+        <w:t>Record each dimension as not yet, with support, or independent. Accept a valid alternative procedure with a defensible trace.</w:t>
+      </w:r>
+    </w:p>
+    <w:p>
+      <w:pPr>
+        <w:spacing w:line="336" w:lineRule="auto" w:after="180"/>
+        <w:shd w:fill="F1F6FC"/>
+      </w:pPr>
+      <w:r>
+        <w:rPr>
+          <w:b w:val="0"/>
+        </w:rPr>
+        <w:t xml:space="preserve">Do not penalise an honestly recorded model failure if the learner correctly explains its </w:t>
+      </w:r>
+      <w:r>
+        <w:rPr>
+          <w:b/>
+        </w:rPr>
+        <w:t>evidence</w:t>
+      </w:r>
+      <w:r>
+        <w:rPr>
+          <w:b w:val="0"/>
+        </w:rPr>
+        <w:t xml:space="preserve"> and limits.</w:t>
+      </w:r>
+    </w:p>
+    <w:p>
+      <w:pPr>
+        <w:pStyle w:val="Heading3"/>
+      </w:pPr>
+      <w:r>
         <w:t>Feedback that the learner uses</w:t>
       </w:r>
     </w:p>
     <w:p>
-      <w:r>
-        <w:t>Name the earliest unsupported step and give one action to repair it. Have the learner make that repair now and explain why. Then assess the relevant skill on a fresh, fully specified case. Confirm it was not previously practised with feedback; solve and check the new case before assigning it. A follow-up design prompt is a starting brief, not automatically an equivalent test.</w:t>
+      <w:pPr>
+        <w:spacing w:line="336" w:lineRule="auto" w:after="180"/>
+      </w:pPr>
+      <w:r>
+        <w:rPr>
+          <w:b w:val="0"/>
+        </w:rPr>
+        <w:t>Name the earliest unsupported step and give one action to repair it. Have the learner make that repair now and explain why. Then assess the relevant skill on a fresh, fully specified case.</w:t>
+      </w:r>
+    </w:p>
+    <w:p>
+      <w:pPr>
+        <w:spacing w:line="336" w:lineRule="auto" w:after="180"/>
+      </w:pPr>
+      <w:r>
+        <w:rPr>
+          <w:b w:val="0"/>
+        </w:rPr>
+        <w:t>Confirm it was not previously practised with feedback; solve and check the new case before assigning it. A follow-up design prompt is a starting brief, not automatically an equivalent test.</w:t>
       </w:r>
     </w:p>
     <w:p>
@@ -2698,11 +5933,74 @@
       </w:r>
     </w:p>
     <w:p>
+      <w:r>
+        <w:t>Connect Mean, Median, and Baselines to Responsible Plant Classifier, adapt support and plan a later changed-case check.</w:t>
+      </w:r>
+    </w:p>
+    <w:p>
       <w:pPr>
         <w:pStyle w:val="Heading3"/>
       </w:pPr>
       <w:r>
-        <w:t>Connect and extend learning</w:t>
+        <w:t>Responsible Plant Classifier</w:t>
+      </w:r>
+    </w:p>
+    <w:p>
+      <w:pPr>
+        <w:spacing w:line="336" w:lineRule="auto" w:after="180"/>
+      </w:pPr>
+      <w:r>
+        <w:rPr>
+          <w:b w:val="0"/>
+        </w:rPr>
+        <w:t xml:space="preserve">Document any numeric baseline used in Plant Classifier feature checks, including unit, distribution, and </w:t>
+      </w:r>
+      <w:r>
+        <w:rPr>
+          <w:b/>
+        </w:rPr>
+        <w:t>outlier</w:t>
+      </w:r>
+      <w:r>
+        <w:rPr>
+          <w:b w:val="0"/>
+        </w:rPr>
+        <w:t xml:space="preserve"> decision.</w:t>
+      </w:r>
+    </w:p>
+    <w:p>
+      <w:pPr>
+        <w:spacing w:line="336" w:lineRule="auto" w:after="180"/>
+      </w:pPr>
+      <w:r>
+        <w:rPr>
+          <w:b w:val="0"/>
+        </w:rPr>
+        <w:t xml:space="preserve">Keep the decision, </w:t>
+      </w:r>
+      <w:r>
+        <w:rPr>
+          <w:b/>
+        </w:rPr>
+        <w:t>input</w:t>
+      </w:r>
+      <w:r>
+        <w:rPr>
+          <w:b w:val="0"/>
+        </w:rPr>
+        <w:t xml:space="preserve">, result, explanation and remaining limitation in the project </w:t>
+      </w:r>
+      <w:r>
+        <w:rPr>
+          <w:b/>
+        </w:rPr>
+        <w:t>evidence</w:t>
+      </w:r>
+      <w:r>
+        <w:rPr>
+          <w:b w:val="0"/>
+        </w:rPr>
+        <w:t xml:space="preserve"> record. Retrieve this record next week rather than restarting the project.</w:t>
       </w:r>
     </w:p>
     <w:p>
@@ -2710,17 +6008,18 @@
         <w:pStyle w:val="Heading3"/>
       </w:pPr>
       <w:r>
-        <w:t>Responsible Plant Classifier</w:t>
-      </w:r>
-    </w:p>
-    <w:p>
-      <w:r>
-        <w:t>Document any numeric baseline used in Plant Classifier feature checks, including unit, distribution, and outlier decision.</w:t>
-      </w:r>
-    </w:p>
-    <w:p>
-      <w:r>
-        <w:t>Keep the decision, input, result, explanation and remaining limitation in the project evidence record. Retrieve this record next week rather than restarting the project.</w:t>
+        <w:t>Support and stretch</w:t>
+      </w:r>
+    </w:p>
+    <w:p>
+      <w:pPr>
+        <w:spacing w:line="336" w:lineRule="auto" w:after="180"/>
+      </w:pPr>
+      <w:r>
+        <w:rPr>
+          <w:b w:val="0"/>
+        </w:rPr>
+        <w:t>Use a tiny labelled dataset, explicit units and a named positive class. Stretch: require a baseline, held-out evaluation and subgroup or shifted-condition analysis with denominators.</w:t>
       </w:r>
     </w:p>
     <w:p>
@@ -2728,12 +6027,30 @@
         <w:pStyle w:val="Heading3"/>
       </w:pPr>
       <w:r>
-        <w:t>Support and stretch</w:t>
-      </w:r>
-    </w:p>
-    <w:p>
-      <w:r>
-        <w:t>Use a tiny labelled dataset, explicit units and a named positive class. Stretch: require a baseline, held-out evaluation and subgroup or shifted-condition analysis with denominators.</w:t>
+        <w:t>Exit reflection</w:t>
+      </w:r>
+    </w:p>
+    <w:p>
+      <w:pPr>
+        <w:spacing w:line="336" w:lineRule="auto" w:after="180"/>
+      </w:pPr>
+      <w:r>
+        <w:rPr>
+          <w:b w:val="0"/>
+        </w:rPr>
+        <w:t xml:space="preserve">Ask for one decision the learner can now justify and one situation requiring more </w:t>
+      </w:r>
+      <w:r>
+        <w:rPr>
+          <w:b/>
+        </w:rPr>
+        <w:t>evidence</w:t>
+      </w:r>
+      <w:r>
+        <w:rPr>
+          <w:b w:val="0"/>
+        </w:rPr>
+        <w:t xml:space="preserve"> or human review. Confidence ratings are separate from correct independent performance.</w:t>
       </w:r>
     </w:p>
     <w:p>
@@ -2741,12 +6058,42 @@
         <w:pStyle w:val="Heading3"/>
       </w:pPr>
       <w:r>
-        <w:t>Exit reflection</w:t>
-      </w:r>
-    </w:p>
-    <w:p>
-      <w:r>
-        <w:t>Ask for one decision the learner can now justify and one situation requiring more evidence or human review. Confidence ratings are separate from correct independent performance.</w:t>
+        <w:t>Bridge to the next week</w:t>
+      </w:r>
+    </w:p>
+    <w:p>
+      <w:pPr>
+        <w:spacing w:line="336" w:lineRule="auto" w:after="180"/>
+      </w:pPr>
+      <w:r>
+        <w:rPr>
+          <w:b w:val="0"/>
+        </w:rPr>
+        <w:t xml:space="preserve">Next: Week 21: </w:t>
+      </w:r>
+      <w:r>
+        <w:rPr>
+          <w:b/>
+        </w:rPr>
+        <w:t>Absolute Error</w:t>
+      </w:r>
+      <w:r>
+        <w:rPr>
+          <w:b w:val="0"/>
+        </w:rPr>
+        <w:t xml:space="preserve"> and MAE. Retrieve today’s </w:t>
+      </w:r>
+      <w:r>
+        <w:rPr>
+          <w:b/>
+        </w:rPr>
+        <w:t>evidence</w:t>
+      </w:r>
+      <w:r>
+        <w:rPr>
+          <w:b w:val="0"/>
+        </w:rPr>
+        <w:t xml:space="preserve"> and identify what carries forward and what is new.</w:t>
       </w:r>
     </w:p>
     <w:p>
@@ -2754,12 +6101,218 @@
         <w:pStyle w:val="Heading3"/>
       </w:pPr>
       <w:r>
-        <w:t>Bridge to the next week</w:t>
-      </w:r>
-    </w:p>
-    <w:p>
-      <w:r>
-        <w:t>Next: Week 21: Absolute Error and MAE. Retrieve today’s evidence and identify what carries forward and what is new.</w:t>
+        <w:t>Support and fresh reassessment</w:t>
+      </w:r>
+    </w:p>
+    <w:p>
+      <w:pPr>
+        <w:spacing w:line="336" w:lineRule="auto" w:after="180"/>
+      </w:pPr>
+      <w:r>
+        <w:rPr>
+          <w:b w:val="0"/>
+        </w:rPr>
+        <w:t xml:space="preserve">Provide a blank </w:t>
+      </w:r>
+      <w:r>
+        <w:rPr>
+          <w:b/>
+        </w:rPr>
+        <w:t>evidence</w:t>
+      </w:r>
+      <w:r>
+        <w:rPr>
+          <w:b w:val="0"/>
+        </w:rPr>
+        <w:t xml:space="preserve"> table and allow a verbal explanation before writing. Highlight the given conditions without supplying the W 4 conclusion. Use </w:t>
+      </w:r>
+      <w:r>
+        <w:rPr>
+          <w:b/>
+        </w:rPr>
+        <w:t>constant baseline</w:t>
+      </w:r>
+      <w:r>
+        <w:rPr>
+          <w:b w:val="0"/>
+        </w:rPr>
+        <w:t xml:space="preserve"> and </w:t>
+      </w:r>
+      <w:r>
+        <w:rPr>
+          <w:b/>
+        </w:rPr>
+        <w:t>training mean</w:t>
+      </w:r>
+      <w:r>
+        <w:rPr>
+          <w:b w:val="0"/>
+        </w:rPr>
+        <w:t xml:space="preserve"> in full sentences.</w:t>
+      </w:r>
+    </w:p>
+    <w:p>
+      <w:pPr>
+        <w:spacing w:line="336" w:lineRule="auto" w:after="180"/>
+      </w:pPr>
+      <w:r>
+        <w:rPr>
+          <w:b w:val="0"/>
+        </w:rPr>
+        <w:t>Extension: alter one condition in the worked example and explain which conclusion changes and which remains supported.</w:t>
+      </w:r>
+    </w:p>
+    <w:p>
+      <w:pPr>
+        <w:spacing w:line="336" w:lineRule="auto" w:after="180"/>
+      </w:pPr>
+      <w:r>
+        <w:rPr>
+          <w:b w:val="0"/>
+        </w:rPr>
+        <w:t xml:space="preserve">For independent W 4, require: </w:t>
+      </w:r>
+      <w:r>
+        <w:rPr>
+          <w:b/>
+        </w:rPr>
+        <w:t>Mean</w:t>
+      </w:r>
+      <w:r>
+        <w:rPr>
+          <w:b w:val="0"/>
+        </w:rPr>
+        <w:t xml:space="preserve"> 6 and </w:t>
+      </w:r>
+      <w:r>
+        <w:rPr>
+          <w:b/>
+        </w:rPr>
+        <w:t>median</w:t>
+      </w:r>
+      <w:r>
+        <w:rPr>
+          <w:b w:val="0"/>
+        </w:rPr>
+        <w:t xml:space="preserve"> 4. </w:t>
+      </w:r>
+      <w:r>
+        <w:rPr>
+          <w:b/>
+        </w:rPr>
+        <w:t>Mean</w:t>
+      </w:r>
+      <w:r>
+        <w:rPr>
+          <w:b w:val="0"/>
+        </w:rPr>
+        <w:t xml:space="preserve"> errors [3, 3] MAE 3; </w:t>
+      </w:r>
+      <w:r>
+        <w:rPr>
+          <w:b/>
+        </w:rPr>
+        <w:t>median</w:t>
+      </w:r>
+      <w:r>
+        <w:rPr>
+          <w:b w:val="0"/>
+        </w:rPr>
+        <w:t xml:space="preserve"> errors [1, 5] MAE 3. Fresh retry </w:t>
+      </w:r>
+      <w:r>
+        <w:rPr>
+          <w:b/>
+        </w:rPr>
+        <w:t>training</w:t>
+      </w:r>
+      <w:r>
+        <w:rPr>
+          <w:b w:val="0"/>
+        </w:rPr>
+        <w:t xml:space="preserve"> [2, 2, 8], evaluation [1, 7]: </w:t>
+      </w:r>
+      <w:r>
+        <w:rPr>
+          <w:b/>
+        </w:rPr>
+        <w:t>mean</w:t>
+      </w:r>
+      <w:r>
+        <w:rPr>
+          <w:b w:val="0"/>
+        </w:rPr>
+        <w:t xml:space="preserve"> 4 </w:t>
+      </w:r>
+      <w:r>
+        <w:rPr>
+          <w:b/>
+        </w:rPr>
+        <w:t>median</w:t>
+      </w:r>
+      <w:r>
+        <w:rPr>
+          <w:b w:val="0"/>
+        </w:rPr>
+        <w:t xml:space="preserve"> 2; MAE 3 for each. Require </w:t>
+      </w:r>
+      <w:r>
+        <w:rPr>
+          <w:b/>
+        </w:rPr>
+        <w:t>training</w:t>
+      </w:r>
+      <w:r>
+        <w:rPr>
+          <w:b w:val="0"/>
+        </w:rPr>
+        <w:t xml:space="preserve">-only </w:t>
+      </w:r>
+      <w:r>
+        <w:rPr>
+          <w:b/>
+        </w:rPr>
+        <w:t>fitting</w:t>
+      </w:r>
+      <w:r>
+        <w:rPr>
+          <w:b w:val="0"/>
+        </w:rPr>
+        <w:t>.</w:t>
+      </w:r>
+    </w:p>
+    <w:p>
+      <w:pPr>
+        <w:spacing w:line="336" w:lineRule="auto" w:after="180"/>
+      </w:pPr>
+      <w:r>
+        <w:rPr>
+          <w:b w:val="0"/>
+        </w:rPr>
+        <w:t>Mark each criterion as independent, supported or not yet demonstrated. Reassess the reasoning after feedback; do not replace the first attempt silently.</w:t>
+      </w:r>
+    </w:p>
+    <w:p>
+      <w:pPr>
+        <w:spacing w:line="336" w:lineRule="auto" w:after="180"/>
+      </w:pPr>
+      <w:r>
+        <w:rPr>
+          <w:b w:val="0"/>
+        </w:rPr>
+        <w:t xml:space="preserve">Next week: Absolute and squared loss. Carry forward the saved </w:t>
+      </w:r>
+      <w:r>
+        <w:rPr>
+          <w:b/>
+        </w:rPr>
+        <w:t>evidence</w:t>
+      </w:r>
+      <w:r>
+        <w:rPr>
+          <w:b w:val="0"/>
+        </w:rPr>
+        <w:t xml:space="preserve"> and the distinction between development choices and justified claims.</w:t>
       </w:r>
     </w:p>
     <w:p>
@@ -2767,40 +6320,40 @@
         <w:pStyle w:val="Heading3"/>
       </w:pPr>
       <w:r>
-        <w:t>Support and fresh reassessment</w:t>
-      </w:r>
-    </w:p>
-    <w:p>
-      <w:r>
-        <w:t>Provide a blank evidence table and allow a verbal explanation before writing. Highlight the given conditions without supplying the W 4 conclusion. Use constant baseline and training mean in full sentences. Extension: alter one condition in the worked example and explain which conclusion changes and which remains supported.</w:t>
-      </w:r>
-    </w:p>
-    <w:p>
-      <w:r>
-        <w:t>For independent W 4, require: Mean 6 and median 4. Mean errors [3, 3] MAE 3; median errors [1, 5] MAE 3. Fresh retry training [2, 2, 8], evaluation [1, 7]: mean 4 median 2; MAE 3 for each. Require training-only fitting. Mark each criterion as independent, supported or not yet demonstrated. Reassess the reasoning after feedback; do not replace the first attempt silently.</w:t>
-      </w:r>
-    </w:p>
-    <w:p>
-      <w:r>
-        <w:t>Next week: Absolute and squared loss. Carry forward the saved evidence and the distinction between development choices and justified claims.</w:t>
-      </w:r>
-    </w:p>
-    <w:p>
-      <w:pPr>
-        <w:pStyle w:val="Heading3"/>
-      </w:pPr>
-      <w:r>
         <w:t>Plan the delayed return</w:t>
       </w:r>
     </w:p>
     <w:p>
-      <w:r>
+      <w:pPr>
+        <w:spacing w:line="336" w:lineRule="auto" w:after="180"/>
+      </w:pPr>
+      <w:r>
+        <w:rPr>
+          <w:b w:val="0"/>
+        </w:rPr>
         <w:t>Suggested return points in this level: ai-4/21, ai-4/23, ai-4/26. Use actual classroom dates, adjusting for holidays and gaps. One, three and six teaching weeks are scheduling choices, not a claimed optimal spacing.</w:t>
       </w:r>
     </w:p>
     <w:p>
-      <w:r>
-        <w:t>At a delayed check, ask for the idea from memory and a changed application. Compare with the earlier independent response and record support used. For a new level, revisit the previous capstone before checking the new prerequisites.</w:t>
+      <w:pPr>
+        <w:spacing w:line="336" w:lineRule="auto" w:after="180"/>
+      </w:pPr>
+      <w:r>
+        <w:rPr>
+          <w:b w:val="0"/>
+        </w:rPr>
+        <w:t>At a delayed check, ask for the idea from memory and a changed application. Compare with the earlier independent response and record support used.</w:t>
+      </w:r>
+    </w:p>
+    <w:p>
+      <w:pPr>
+        <w:spacing w:line="336" w:lineRule="auto" w:after="180"/>
+      </w:pPr>
+      <w:r>
+        <w:rPr>
+          <w:b w:val="0"/>
+        </w:rPr>
+        <w:t>For a new level, revisit the previous capstone before checking the new prerequisites.</w:t>
       </w:r>
     </w:p>
     <w:tbl>
@@ -2960,8 +6513,26 @@
       </w:tr>
     </w:tbl>
     <w:p>
-      <w:r>
-        <w:t>Use the evidence to choose reteaching or the next step. A completed page, confidence rating or attractive project does not by itself demonstrate understanding.</w:t>
+      <w:pPr>
+        <w:spacing w:line="336" w:lineRule="auto" w:after="180"/>
+      </w:pPr>
+      <w:r>
+        <w:rPr>
+          <w:b w:val="0"/>
+        </w:rPr>
+        <w:t xml:space="preserve">Use the </w:t>
+      </w:r>
+      <w:r>
+        <w:rPr>
+          <w:b/>
+        </w:rPr>
+        <w:t>evidence</w:t>
+      </w:r>
+      <w:r>
+        <w:rPr>
+          <w:b w:val="0"/>
+        </w:rPr>
+        <w:t xml:space="preserve"> to choose reteaching or the next step. A completed page, confidence rating or attractive project does not by itself demonstrate understanding.</w:t>
       </w:r>
     </w:p>
     <w:p>
@@ -2973,8 +6544,37 @@
       </w:r>
     </w:p>
     <w:p>
-      <w:r>
-        <w:t>For your Responsible Plant Classifier, save the input, procedure, observed result and limitation of this check. Label this worked example as practice; use a different, previously unreviewed case when checking independent understanding.</w:t>
+      <w:pPr>
+        <w:spacing w:line="336" w:lineRule="auto" w:after="180"/>
+      </w:pPr>
+      <w:r>
+        <w:rPr>
+          <w:b w:val="0"/>
+        </w:rPr>
+        <w:t xml:space="preserve">For your Responsible Plant Classifier, save the </w:t>
+      </w:r>
+      <w:r>
+        <w:rPr>
+          <w:b/>
+        </w:rPr>
+        <w:t>input</w:t>
+      </w:r>
+      <w:r>
+        <w:rPr>
+          <w:b w:val="0"/>
+        </w:rPr>
+        <w:t>, procedure, observed result and limitation of this check.</w:t>
+      </w:r>
+    </w:p>
+    <w:p>
+      <w:pPr>
+        <w:spacing w:line="336" w:lineRule="auto" w:after="180"/>
+      </w:pPr>
+      <w:r>
+        <w:rPr>
+          <w:b w:val="0"/>
+        </w:rPr>
+        <w:t>Label this worked example as practice; use a different, previously unreviewed case when checking independent understanding.</w:t>
       </w:r>
     </w:p>
     <w:p>
@@ -2987,12 +6587,98 @@
     </w:p>
     <w:p>
       <w:r>
-        <w:t>Teaching target: Fit mean and median constant baselines on training targets</w:t>
-      </w:r>
-    </w:p>
-    <w:p>
-      <w:r>
-        <w:t>Prepare the labelled worked-case picture, the matching workbook, fictional input cards and a place for individual responses. Check a local Python 3 environment before class; have a paper-trace version ready.</w:t>
+        <w:t>Use this preparation summary alongside the detailed Mean, Median, and Baselines lesson; it is a checklist rather than a replacement for the full sequence.</w:t>
+      </w:r>
+    </w:p>
+    <w:p>
+      <w:pPr>
+        <w:pStyle w:val="Heading3"/>
+      </w:pPr>
+      <w:r>
+        <w:t>Teaching target</w:t>
+      </w:r>
+    </w:p>
+    <w:p>
+      <w:pPr>
+        <w:spacing w:line="336" w:lineRule="auto" w:after="180"/>
+        <w:shd w:fill="EDF7F3"/>
+      </w:pPr>
+      <w:r>
+        <w:rPr>
+          <w:b w:val="0"/>
+        </w:rPr>
+        <w:t xml:space="preserve">Teaching target: Fit </w:t>
+      </w:r>
+      <w:r>
+        <w:rPr>
+          <w:b/>
+        </w:rPr>
+        <w:t>mean</w:t>
+      </w:r>
+      <w:r>
+        <w:rPr>
+          <w:b w:val="0"/>
+        </w:rPr>
+        <w:t xml:space="preserve"> and </w:t>
+      </w:r>
+      <w:r>
+        <w:rPr>
+          <w:b/>
+        </w:rPr>
+        <w:t>median</w:t>
+      </w:r>
+      <w:r>
+        <w:rPr>
+          <w:b w:val="0"/>
+        </w:rPr>
+        <w:t xml:space="preserve"> </w:t>
+      </w:r>
+      <w:r>
+        <w:rPr>
+          <w:b/>
+        </w:rPr>
+        <w:t>constant baseline</w:t>
+      </w:r>
+      <w:r>
+        <w:rPr>
+          <w:b w:val="0"/>
+        </w:rPr>
+        <w:t xml:space="preserve">s on </w:t>
+      </w:r>
+      <w:r>
+        <w:rPr>
+          <w:b/>
+        </w:rPr>
+        <w:t>training</w:t>
+      </w:r>
+      <w:r>
+        <w:rPr>
+          <w:b w:val="0"/>
+        </w:rPr>
+        <w:t xml:space="preserve"> targets</w:t>
+      </w:r>
+    </w:p>
+    <w:p>
+      <w:pPr>
+        <w:spacing w:line="336" w:lineRule="auto" w:after="180"/>
+      </w:pPr>
+      <w:r>
+        <w:rPr>
+          <w:b w:val="0"/>
+        </w:rPr>
+        <w:t xml:space="preserve">Prepare the labelled worked-case picture, the matching workbook, fictional </w:t>
+      </w:r>
+      <w:r>
+        <w:rPr>
+          <w:b/>
+        </w:rPr>
+        <w:t>input</w:t>
+      </w:r>
+      <w:r>
+        <w:rPr>
+          <w:b w:val="0"/>
+        </w:rPr>
+        <w:t xml:space="preserve"> cards and a place for individual responses. Check a local Python 3 environment before class; have a paper-trace version ready.</w:t>
       </w:r>
     </w:p>
     <w:tbl>
@@ -3139,37 +6825,291 @@
       </w:tr>
     </w:tbl>
     <w:p>
-      <w:r>
+      <w:pPr>
+        <w:spacing w:line="336" w:lineRule="auto" w:after="180"/>
+      </w:pPr>
+      <w:r>
+        <w:rPr>
+          <w:b w:val="0"/>
+        </w:rPr>
         <w:t>Before class, solve the supported practice: Calculate MAE for both baselines on [4, 8].</w:t>
       </w:r>
     </w:p>
     <w:p>
-      <w:r>
-        <w:t>Reasoned practice answer: Teacher explanation: Both score 2; their per-record absolute errors differ.</w:t>
-      </w:r>
-    </w:p>
-    <w:p>
-      <w:r>
-        <w:t>Check every learner before discussion: Use the worked case for Constant prediction baselines. Proposed explanation: “A final answer is enough”. Decide whether this explanation is supported. Point to the step or supplied fact that decides; explain your repair if needed.</w:t>
-      </w:r>
-    </w:p>
-    <w:p>
-      <w:r>
-        <w:t>Misconception repair: Ask for the relevant counts, units, procedure or saved record. For this week: Mean 6; median 5.</w:t>
-      </w:r>
-    </w:p>
-    <w:p>
-      <w:r>
-        <w:t>Support: read the exact case aloud, enlarge the labelled picture, supply input cards and model only the first deciding step. Accept a spoken explanation or drawing; retain the reasoning goal.</w:t>
-      </w:r>
-    </w:p>
-    <w:p>
-      <w:r>
-        <w:t>Extension: Replace training 20 with 8 while keeping evaluation unchanged. Require a prediction and a reason before comparing. Expected result: Both fitted constants become5 cm and both evaluation MAEs remain3 cm. Reason: Mean is now20/4=5; median stays5. The earlier training outlier affected the mean.</w:t>
-      </w:r>
-    </w:p>
-    <w:p>
-      <w:r>
+      <w:pPr>
+        <w:pStyle w:val="Heading3"/>
+      </w:pPr>
+      <w:r>
+        <w:t>Supported practice answer</w:t>
+      </w:r>
+    </w:p>
+    <w:p>
+      <w:pPr>
+        <w:spacing w:line="336" w:lineRule="auto" w:after="180"/>
+        <w:shd w:fill="F1F6FC"/>
+      </w:pPr>
+      <w:r>
+        <w:rPr>
+          <w:b w:val="0"/>
+        </w:rPr>
+        <w:t xml:space="preserve">Reasoned practice answer: Teacher explanation: Both score 2; their per-record </w:t>
+      </w:r>
+      <w:r>
+        <w:rPr>
+          <w:b/>
+        </w:rPr>
+        <w:t>absolute error</w:t>
+      </w:r>
+      <w:r>
+        <w:rPr>
+          <w:b w:val="0"/>
+        </w:rPr>
+        <w:t>s differ.</w:t>
+      </w:r>
+    </w:p>
+    <w:p>
+      <w:pPr>
+        <w:spacing w:line="336" w:lineRule="auto" w:after="180"/>
+      </w:pPr>
+      <w:r>
+        <w:rPr>
+          <w:b w:val="0"/>
+        </w:rPr>
+        <w:t xml:space="preserve">Check every learner before discussion: Use the worked case for Constant </w:t>
+      </w:r>
+      <w:r>
+        <w:rPr>
+          <w:b/>
+        </w:rPr>
+        <w:t>prediction</w:t>
+      </w:r>
+      <w:r>
+        <w:rPr>
+          <w:b w:val="0"/>
+        </w:rPr>
+        <w:t xml:space="preserve"> baselines. Proposed explanation: “A final answer is enough”. Decide whether this explanation is supported.</w:t>
+      </w:r>
+    </w:p>
+    <w:p>
+      <w:pPr>
+        <w:spacing w:line="336" w:lineRule="auto" w:after="180"/>
+      </w:pPr>
+      <w:r>
+        <w:rPr>
+          <w:b w:val="0"/>
+        </w:rPr>
+        <w:t>Point to the step or supplied fact that decides; explain your repair if needed.</w:t>
+      </w:r>
+    </w:p>
+    <w:p>
+      <w:pPr>
+        <w:pStyle w:val="Heading3"/>
+      </w:pPr>
+      <w:r>
+        <w:t>Repair the misconception</w:t>
+      </w:r>
+    </w:p>
+    <w:p>
+      <w:pPr>
+        <w:spacing w:line="336" w:lineRule="auto" w:after="180"/>
+        <w:shd w:fill="FFF5E6"/>
+      </w:pPr>
+      <w:r>
+        <w:rPr>
+          <w:b w:val="0"/>
+        </w:rPr>
+        <w:t xml:space="preserve">Misconception repair: Ask for the relevant counts, units, procedure or saved record. For this week: </w:t>
+      </w:r>
+      <w:r>
+        <w:rPr>
+          <w:b/>
+        </w:rPr>
+        <w:t>Mean</w:t>
+      </w:r>
+      <w:r>
+        <w:rPr>
+          <w:b w:val="0"/>
+        </w:rPr>
+        <w:t xml:space="preserve"> 6; </w:t>
+      </w:r>
+      <w:r>
+        <w:rPr>
+          <w:b/>
+        </w:rPr>
+        <w:t>median</w:t>
+      </w:r>
+      <w:r>
+        <w:rPr>
+          <w:b w:val="0"/>
+        </w:rPr>
+        <w:t xml:space="preserve"> 5.</w:t>
+      </w:r>
+    </w:p>
+    <w:p>
+      <w:pPr>
+        <w:pStyle w:val="Heading3"/>
+      </w:pPr>
+      <w:r>
+        <w:t>Support without giving away the answer</w:t>
+      </w:r>
+    </w:p>
+    <w:p>
+      <w:pPr>
+        <w:spacing w:line="336" w:lineRule="auto" w:after="180"/>
+        <w:shd w:fill="F1F6F8"/>
+      </w:pPr>
+      <w:r>
+        <w:rPr>
+          <w:b w:val="0"/>
+        </w:rPr>
+        <w:t xml:space="preserve">Support: read the exact case aloud, enlarge the labelled picture, supply </w:t>
+      </w:r>
+      <w:r>
+        <w:rPr>
+          <w:b/>
+        </w:rPr>
+        <w:t>input</w:t>
+      </w:r>
+      <w:r>
+        <w:rPr>
+          <w:b w:val="0"/>
+        </w:rPr>
+        <w:t xml:space="preserve"> cards and model only the first deciding step. Accept a spoken explanation or drawing; retain the reasoning goal.</w:t>
+      </w:r>
+    </w:p>
+    <w:p>
+      <w:pPr>
+        <w:pStyle w:val="Heading3"/>
+      </w:pPr>
+      <w:r>
+        <w:t>Extend the reasoning</w:t>
+      </w:r>
+    </w:p>
+    <w:p>
+      <w:pPr>
+        <w:spacing w:line="336" w:lineRule="auto" w:after="180"/>
+        <w:shd w:fill="F5F1FB"/>
+      </w:pPr>
+      <w:r>
+        <w:rPr>
+          <w:b w:val="0"/>
+        </w:rPr>
+        <w:t xml:space="preserve">Extension: Replace </w:t>
+      </w:r>
+      <w:r>
+        <w:rPr>
+          <w:b/>
+        </w:rPr>
+        <w:t>training</w:t>
+      </w:r>
+      <w:r>
+        <w:rPr>
+          <w:b w:val="0"/>
+        </w:rPr>
+        <w:t xml:space="preserve"> 20 with 8 while keeping evaluation unchanged. Require a </w:t>
+      </w:r>
+      <w:r>
+        <w:rPr>
+          <w:b/>
+        </w:rPr>
+        <w:t>prediction</w:t>
+      </w:r>
+      <w:r>
+        <w:rPr>
+          <w:b w:val="0"/>
+        </w:rPr>
+        <w:t xml:space="preserve"> and a reason before comparing. Expected result: Both fitted constants become5 cm and both evaluation MAEs remain3 cm.</w:t>
+      </w:r>
+    </w:p>
+    <w:p>
+      <w:pPr>
+        <w:spacing w:line="336" w:lineRule="auto" w:after="180"/>
+        <w:shd w:fill="F5F1FB"/>
+      </w:pPr>
+      <w:r>
+        <w:rPr>
+          <w:b w:val="0"/>
+        </w:rPr>
+        <w:t xml:space="preserve">Reason: </w:t>
+      </w:r>
+      <w:r>
+        <w:rPr>
+          <w:b/>
+        </w:rPr>
+        <w:t>Mean</w:t>
+      </w:r>
+      <w:r>
+        <w:rPr>
+          <w:b w:val="0"/>
+        </w:rPr>
+        <w:t xml:space="preserve"> is now20/4=5; </w:t>
+      </w:r>
+      <w:r>
+        <w:rPr>
+          <w:b/>
+        </w:rPr>
+        <w:t>median</w:t>
+      </w:r>
+      <w:r>
+        <w:rPr>
+          <w:b w:val="0"/>
+        </w:rPr>
+        <w:t xml:space="preserve"> stays5. The earlier </w:t>
+      </w:r>
+      <w:r>
+        <w:rPr>
+          <w:b/>
+        </w:rPr>
+        <w:t>training</w:t>
+      </w:r>
+      <w:r>
+        <w:rPr>
+          <w:b w:val="0"/>
+        </w:rPr>
+        <w:t xml:space="preserve"> </w:t>
+      </w:r>
+      <w:r>
+        <w:rPr>
+          <w:b/>
+        </w:rPr>
+        <w:t>outlier</w:t>
+      </w:r>
+      <w:r>
+        <w:rPr>
+          <w:b w:val="0"/>
+        </w:rPr>
+        <w:t xml:space="preserve"> affected the </w:t>
+      </w:r>
+      <w:r>
+        <w:rPr>
+          <w:b/>
+        </w:rPr>
+        <w:t>mean</w:t>
+      </w:r>
+      <w:r>
+        <w:rPr>
+          <w:b w:val="0"/>
+        </w:rPr>
+        <w:t>.</w:t>
+      </w:r>
+    </w:p>
+    <w:p>
+      <w:pPr>
+        <w:pStyle w:val="Heading3"/>
+      </w:pPr>
+      <w:r>
+        <w:t>Protect the independent attempt</w:t>
+      </w:r>
+    </w:p>
+    <w:p>
+      <w:pPr>
+        <w:spacing w:line="336" w:lineRule="auto" w:after="180"/>
+        <w:shd w:fill="FFF5E6"/>
+      </w:pPr>
+      <w:r>
+        <w:rPr>
+          <w:b w:val="0"/>
+        </w:rPr>
         <w:t>Independent assessment: withhold the reserved answer until the learner has attempted the new case. Record support separately from correctness.</w:t>
       </w:r>
     </w:p>
@@ -3358,13 +7298,46 @@
       </w:tr>
     </w:tbl>
     <w:p>
-      <w:r>
+      <w:pPr>
+        <w:pStyle w:val="Heading3"/>
+      </w:pPr>
+      <w:r>
+        <w:t>Project checkpoint</w:t>
+      </w:r>
+    </w:p>
+    <w:p>
+      <w:pPr>
+        <w:spacing w:line="336" w:lineRule="auto" w:after="180"/>
+        <w:shd w:fill="EDF7F3"/>
+      </w:pPr>
+      <w:r>
+        <w:rPr>
+          <w:b w:val="0"/>
+        </w:rPr>
         <w:t>Project checkpoint: Evaluate and revise. Compare with your starting method, explain errors and record a justified revision.</w:t>
       </w:r>
     </w:p>
     <w:p>
-      <w:r>
-        <w:t>Use the weekly teacher answer for topic-specific reasoning. A saved progress tick is an activity record; judge mastery from the learner’s explanation and evidence.</w:t>
+      <w:pPr>
+        <w:spacing w:line="336" w:lineRule="auto" w:after="180"/>
+      </w:pPr>
+      <w:r>
+        <w:rPr>
+          <w:b w:val="0"/>
+        </w:rPr>
+        <w:t xml:space="preserve">Use the weekly teacher answer for topic-specific reasoning. A saved progress tick is an activity record; judge mastery from the learner’s explanation and </w:t>
+      </w:r>
+      <w:r>
+        <w:rPr>
+          <w:b/>
+        </w:rPr>
+        <w:t>evidence</w:t>
+      </w:r>
+      <w:r>
+        <w:rPr>
+          <w:b w:val="0"/>
+        </w:rPr>
+        <w:t>.</w:t>
       </w:r>
     </w:p>
     <w:p>
@@ -3377,27 +7350,1346 @@
     </w:p>
     <w:p>
       <w:r>
-        <w:t>Use the two formative questions as supported practice, not as independent mastery scores. Discuss the deciding evidence rather than accepting a guessed selection.</w:t>
-      </w:r>
-    </w:p>
-    <w:p>
-      <w:r>
+        <w:t>Use feedback, earlier review and portfolios purposefully. Apply the coding routine only when this lesson has an executable lab.</w:t>
+      </w:r>
+    </w:p>
+    <w:p>
+      <w:pPr>
+        <w:spacing w:line="336" w:lineRule="auto" w:after="180"/>
+      </w:pPr>
+      <w:r>
+        <w:rPr>
+          <w:b w:val="0"/>
+        </w:rPr>
+        <w:t xml:space="preserve">Use the two formative questions as supported practice, not as independent mastery scores. Discuss the deciding </w:t>
+      </w:r>
+      <w:r>
+        <w:rPr>
+          <w:b/>
+        </w:rPr>
+        <w:t>evidence</w:t>
+      </w:r>
+      <w:r>
+        <w:rPr>
+          <w:b w:val="0"/>
+        </w:rPr>
+        <w:t xml:space="preserve"> rather than accepting a guessed selection.</w:t>
+      </w:r>
+    </w:p>
+    <w:p>
+      <w:pPr>
+        <w:spacing w:line="336" w:lineRule="auto" w:after="180"/>
+      </w:pPr>
+      <w:r>
+        <w:rPr>
+          <w:b w:val="0"/>
+        </w:rPr>
         <w:t>The feedback comes from the reviewed public worked case. Do not reveal the separately reserved independent teacher answer until the learner has attempted that case.</w:t>
       </w:r>
     </w:p>
     <w:p>
-      <w:r>
-        <w:t>Ask students to predict before running code. Preserve errors and actual outputs; collect a changed test and an explanation. The branch-boundary and indexing lessons deliberately include failure cases.</w:t>
-      </w:r>
-    </w:p>
-    <w:p>
-      <w:r>
+      <w:pPr>
+        <w:spacing w:line="336" w:lineRule="auto" w:after="180"/>
+      </w:pPr>
+      <w:r>
+        <w:rPr>
+          <w:b w:val="0"/>
+        </w:rPr>
+        <w:t xml:space="preserve">Ask students to predict before running code. Preserve errors and actual </w:t>
+      </w:r>
+      <w:r>
+        <w:rPr>
+          <w:b/>
+        </w:rPr>
+        <w:t>output</w:t>
+      </w:r>
+      <w:r>
+        <w:rPr>
+          <w:b w:val="0"/>
+        </w:rPr>
+        <w:t>s; collect a changed test and an explanation. The branch-boundary and indexing lessons deliberately include failure cases.</w:t>
+      </w:r>
+    </w:p>
+    <w:p>
+      <w:pPr>
+        <w:spacing w:line="336" w:lineRule="auto" w:after="180"/>
+      </w:pPr>
+      <w:r>
+        <w:rPr>
+          <w:b w:val="0"/>
+        </w:rPr>
         <w:t>Use the earlier worked-explanation links to address a specific missing building block, then return to the current question. Adapt this suggestion after observing the learner; it is not an automatic diagnosis.</w:t>
       </w:r>
     </w:p>
     <w:p>
-      <w:r>
-        <w:t>Collect the completed-work portfolio as evidence. Record support separately from correctness, and assess explanation, trace/test and limitations. Progress ticks and quiz selections alone do not establish mastery.</w:t>
+      <w:pPr>
+        <w:spacing w:line="336" w:lineRule="auto" w:after="180"/>
+      </w:pPr>
+      <w:r>
+        <w:rPr>
+          <w:b w:val="0"/>
+        </w:rPr>
+        <w:t xml:space="preserve">Collect the completed-work portfolio as </w:t>
+      </w:r>
+      <w:r>
+        <w:rPr>
+          <w:b/>
+        </w:rPr>
+        <w:t>evidence</w:t>
+      </w:r>
+      <w:r>
+        <w:rPr>
+          <w:b w:val="0"/>
+        </w:rPr>
+        <w:t>. Record support separately from correctness, and assess explanation, trace/test and limitations. Progress ticks and quiz selections alone do not establish mastery.</w:t>
+      </w:r>
+    </w:p>
+    <w:p>
+      <w:pPr>
+        <w:pStyle w:val="Heading1"/>
+      </w:pPr>
+      <w:r>
+        <w:t>09. Visual concept journey</w:t>
+      </w:r>
+    </w:p>
+    <w:p>
+      <w:r>
+        <w:t>Show one Mean, Median, and Baselines graphic at a time, request a prediction and discuss its trace before the independent assessment.</w:t>
+      </w:r>
+    </w:p>
+    <w:p>
+      <w:pPr>
+        <w:spacing w:line="336" w:lineRule="auto" w:after="180"/>
+      </w:pPr>
+      <w:r>
+        <w:rPr>
+          <w:b w:val="0"/>
+        </w:rPr>
+        <w:t xml:space="preserve">Use one picture at a time. Hide a worked result before asking for a </w:t>
+      </w:r>
+      <w:r>
+        <w:rPr>
+          <w:b/>
+        </w:rPr>
+        <w:t>prediction</w:t>
+      </w:r>
+      <w:r>
+        <w:rPr>
+          <w:b w:val="0"/>
+        </w:rPr>
+        <w:t>, then reveal it for feedback. These are supported teaching cases; retain the separate independent assessment for a fresh first attempt.</w:t>
+      </w:r>
+    </w:p>
+    <w:p>
+      <w:pPr>
+        <w:pStyle w:val="Heading3"/>
+      </w:pPr>
+      <w:r>
+        <w:t>01. Mean, Median, and Baselines: the case</w:t>
+      </w:r>
+    </w:p>
+    <w:p>
+      <w:r>
+        <w:drawing>
+          <wp:inline xmlns:a="http://schemas.openxmlformats.org/drawingml/2006/main" xmlns:pic="http://schemas.openxmlformats.org/drawingml/2006/picture">
+            <wp:extent cx="5486400" cy="3142488"/>
+            <wp:docPr id="2" name="Picture 2" descr="Fit two constant height baselines and compare them on held-out examples. Supplied facts: Training heights [2, 4, 6, 20] cm. Evaluation heights [4, 10] cm. Fit constants only from training. All inputs and outcomes in this worked example are invented classroom data; no real model run is claimed."/>
+            <wp:cNvGraphicFramePr>
+              <a:graphicFrameLocks noChangeAspect="1"/>
+            </wp:cNvGraphicFramePr>
+            <a:graphic>
+              <a:graphicData uri="http://schemas.openxmlformats.org/drawingml/2006/picture">
+                <pic:pic>
+                  <pic:nvPicPr>
+                    <pic:cNvPr id="0" name="academy-story-ai-4-20-01.png"/>
+                    <pic:cNvPicPr/>
+                  </pic:nvPicPr>
+                  <pic:blipFill>
+                    <a:blip r:embed="rId10"/>
+                    <a:stretch>
+                      <a:fillRect/>
+                    </a:stretch>
+                  </pic:blipFill>
+                  <pic:spPr>
+                    <a:xfrm>
+                      <a:off x="0" y="0"/>
+                      <a:ext cx="5486400" cy="3142488"/>
+                    </a:xfrm>
+                    <a:prstGeom prst="rect"/>
+                  </pic:spPr>
+                </pic:pic>
+              </a:graphicData>
+            </a:graphic>
+          </wp:inline>
+        </w:drawing>
+      </w:r>
+    </w:p>
+    <w:p>
+      <w:pPr>
+        <w:spacing w:line="336" w:lineRule="auto" w:after="180"/>
+      </w:pPr>
+      <w:r>
+        <w:rPr>
+          <w:b w:val="0"/>
+        </w:rPr>
+        <w:t xml:space="preserve">Fit two constant height baselines and compare them on held-out examples. Supplied facts: </w:t>
+      </w:r>
+      <w:r>
+        <w:rPr>
+          <w:b/>
+        </w:rPr>
+        <w:t>Training</w:t>
+      </w:r>
+      <w:r>
+        <w:rPr>
+          <w:b w:val="0"/>
+        </w:rPr>
+        <w:t xml:space="preserve"> heights [2, 4, 6, 20] cm. Evaluation heights [4, 10] cm. Fit constants only from </w:t>
+      </w:r>
+      <w:r>
+        <w:rPr>
+          <w:b/>
+        </w:rPr>
+        <w:t>training</w:t>
+      </w:r>
+      <w:r>
+        <w:rPr>
+          <w:b w:val="0"/>
+        </w:rPr>
+        <w:t>.</w:t>
+      </w:r>
+    </w:p>
+    <w:p>
+      <w:pPr>
+        <w:spacing w:line="336" w:lineRule="auto" w:after="180"/>
+      </w:pPr>
+      <w:r>
+        <w:rPr>
+          <w:b w:val="0"/>
+        </w:rPr>
+        <w:t xml:space="preserve">All </w:t>
+      </w:r>
+      <w:r>
+        <w:rPr>
+          <w:b/>
+        </w:rPr>
+        <w:t>input</w:t>
+      </w:r>
+      <w:r>
+        <w:rPr>
+          <w:b w:val="0"/>
+        </w:rPr>
+        <w:t>s and outcomes in this worked example are invented classroom data; no real model run is claimed.</w:t>
+      </w:r>
+    </w:p>
+    <w:p>
+      <w:pPr>
+        <w:spacing w:line="336" w:lineRule="auto" w:after="180"/>
+        <w:shd w:fill="F5F1FB"/>
+      </w:pPr>
+      <w:r>
+        <w:rPr>
+          <w:b w:val="0"/>
+        </w:rPr>
+        <w:t>Point to the given fact that matters most. Explain why it matters.</w:t>
+      </w:r>
+    </w:p>
+    <w:p>
+      <w:pPr>
+        <w:pStyle w:val="Heading3"/>
+      </w:pPr>
+      <w:r>
+        <w:t>Discuss while showing the picture</w:t>
+      </w:r>
+    </w:p>
+    <w:p>
+      <w:pPr>
+        <w:spacing w:line="336" w:lineRule="auto" w:after="180"/>
+        <w:shd w:fill="F1F6F8"/>
+      </w:pPr>
+      <w:r>
+        <w:rPr>
+          <w:b w:val="0"/>
+        </w:rPr>
+        <w:t>Teacher prompt: Point to the given fact that matters most. Explain why it matters. Ask learners to describe one label or arrow in ordinary words. Use the adjacent transcript if the image is difficult to see.</w:t>
+      </w:r>
+    </w:p>
+    <w:p>
+      <w:pPr>
+        <w:pStyle w:val="Heading3"/>
+      </w:pPr>
+      <w:r>
+        <w:t>02. Follow the deciding steps</w:t>
+      </w:r>
+    </w:p>
+    <w:p>
+      <w:r>
+        <w:drawing>
+          <wp:inline xmlns:a="http://schemas.openxmlformats.org/drawingml/2006/main" xmlns:pic="http://schemas.openxmlformats.org/drawingml/2006/picture">
+            <wp:extent cx="5486400" cy="3182112"/>
+            <wp:docPr id="3" name="Picture 3" descr="Fit mean: Training mean=(2+4+6+20)/4=8 cm. → Fit median: Training median=(4+6)/2=5 cm. → Evaluate constants: Mean MAE=(4+2)/2=3 cm; median MAE=(1+5)/2=3 cm."/>
+            <wp:cNvGraphicFramePr>
+              <a:graphicFrameLocks noChangeAspect="1"/>
+            </wp:cNvGraphicFramePr>
+            <a:graphic>
+              <a:graphicData uri="http://schemas.openxmlformats.org/drawingml/2006/picture">
+                <pic:pic>
+                  <pic:nvPicPr>
+                    <pic:cNvPr id="0" name="academy-story-ai-4-20-02.png"/>
+                    <pic:cNvPicPr/>
+                  </pic:nvPicPr>
+                  <pic:blipFill>
+                    <a:blip r:embed="rId11"/>
+                    <a:stretch>
+                      <a:fillRect/>
+                    </a:stretch>
+                  </pic:blipFill>
+                  <pic:spPr>
+                    <a:xfrm>
+                      <a:off x="0" y="0"/>
+                      <a:ext cx="5486400" cy="3182112"/>
+                    </a:xfrm>
+                    <a:prstGeom prst="rect"/>
+                  </pic:spPr>
+                </pic:pic>
+              </a:graphicData>
+            </a:graphic>
+          </wp:inline>
+        </w:drawing>
+      </w:r>
+    </w:p>
+    <w:p>
+      <w:pPr>
+        <w:spacing w:line="336" w:lineRule="auto" w:after="180"/>
+      </w:pPr>
+      <w:r>
+        <w:rPr>
+          <w:b w:val="0"/>
+        </w:rPr>
+        <w:t xml:space="preserve">Fit </w:t>
+      </w:r>
+      <w:r>
+        <w:rPr>
+          <w:b/>
+        </w:rPr>
+        <w:t>mean</w:t>
+      </w:r>
+      <w:r>
+        <w:rPr>
+          <w:b w:val="0"/>
+        </w:rPr>
+        <w:t xml:space="preserve">: </w:t>
+      </w:r>
+      <w:r>
+        <w:rPr>
+          <w:b/>
+        </w:rPr>
+        <w:t>Training mean</w:t>
+      </w:r>
+      <w:r>
+        <w:rPr>
+          <w:b w:val="0"/>
+        </w:rPr>
+        <w:t xml:space="preserve">=(2+4+6+20)/4=8 cm. → Fit </w:t>
+      </w:r>
+      <w:r>
+        <w:rPr>
+          <w:b/>
+        </w:rPr>
+        <w:t>median</w:t>
+      </w:r>
+      <w:r>
+        <w:rPr>
+          <w:b w:val="0"/>
+        </w:rPr>
+        <w:t xml:space="preserve">: </w:t>
+      </w:r>
+      <w:r>
+        <w:rPr>
+          <w:b/>
+        </w:rPr>
+        <w:t>Training median</w:t>
+      </w:r>
+      <w:r>
+        <w:rPr>
+          <w:b w:val="0"/>
+        </w:rPr>
+        <w:t xml:space="preserve">=(4+6)/2=5 cm. → Evaluate constants: </w:t>
+      </w:r>
+      <w:r>
+        <w:rPr>
+          <w:b/>
+        </w:rPr>
+        <w:t>Mean</w:t>
+      </w:r>
+      <w:r>
+        <w:rPr>
+          <w:b w:val="0"/>
+        </w:rPr>
+        <w:t xml:space="preserve"> MAE=(4+2)/2=3 cm; </w:t>
+      </w:r>
+      <w:r>
+        <w:rPr>
+          <w:b/>
+        </w:rPr>
+        <w:t>median</w:t>
+      </w:r>
+      <w:r>
+        <w:rPr>
+          <w:b w:val="0"/>
+        </w:rPr>
+        <w:t xml:space="preserve"> MAE=(1+5)/2=3 cm.</w:t>
+      </w:r>
+    </w:p>
+    <w:p>
+      <w:pPr>
+        <w:spacing w:line="336" w:lineRule="auto" w:after="180"/>
+        <w:shd w:fill="F5F1FB"/>
+      </w:pPr>
+      <w:r>
+        <w:rPr>
+          <w:b w:val="0"/>
+        </w:rPr>
+        <w:t xml:space="preserve">Point to each numbered stage and explain which recorded </w:t>
+      </w:r>
+      <w:r>
+        <w:rPr>
+          <w:b/>
+        </w:rPr>
+        <w:t>input</w:t>
+      </w:r>
+      <w:r>
+        <w:rPr>
+          <w:b w:val="0"/>
+        </w:rPr>
+        <w:t xml:space="preserve"> it uses.</w:t>
+      </w:r>
+    </w:p>
+    <w:p>
+      <w:pPr>
+        <w:pStyle w:val="Heading3"/>
+      </w:pPr>
+      <w:r>
+        <w:t>Discuss while showing the picture</w:t>
+      </w:r>
+    </w:p>
+    <w:p>
+      <w:pPr>
+        <w:spacing w:line="336" w:lineRule="auto" w:after="180"/>
+        <w:shd w:fill="F1F6F8"/>
+      </w:pPr>
+      <w:r>
+        <w:rPr>
+          <w:b w:val="0"/>
+        </w:rPr>
+        <w:t xml:space="preserve">Teacher prompt: Point to each numbered stage and explain which recorded </w:t>
+      </w:r>
+      <w:r>
+        <w:rPr>
+          <w:b/>
+        </w:rPr>
+        <w:t>input</w:t>
+      </w:r>
+      <w:r>
+        <w:rPr>
+          <w:b w:val="0"/>
+        </w:rPr>
+        <w:t xml:space="preserve"> it uses. Ask learners to describe one label or arrow in ordinary words. Use the adjacent transcript if the image is difficult to see.</w:t>
+      </w:r>
+    </w:p>
+    <w:p>
+      <w:pPr>
+        <w:pStyle w:val="Heading3"/>
+      </w:pPr>
+      <w:r>
+        <w:t>03. Constant prediction baselines at a glance</w:t>
+      </w:r>
+    </w:p>
+    <w:p>
+      <w:r>
+        <w:drawing>
+          <wp:inline xmlns:a="http://schemas.openxmlformats.org/drawingml/2006/main" xmlns:pic="http://schemas.openxmlformats.org/drawingml/2006/picture">
+            <wp:extent cx="5486400" cy="2834640"/>
+            <wp:docPr id="4" name="Picture 4" descr="Constant prediction baselines at a glance. Training targets | Fit mean 6 | Freeze constant. Training targets | Fit median 5 | Freeze constant. Evaluation targets | Compare fixed predictions | Both MAE 2 here"/>
+            <wp:cNvGraphicFramePr>
+              <a:graphicFrameLocks noChangeAspect="1"/>
+            </wp:cNvGraphicFramePr>
+            <a:graphic>
+              <a:graphicData uri="http://schemas.openxmlformats.org/drawingml/2006/picture">
+                <pic:pic>
+                  <pic:nvPicPr>
+                    <pic:cNvPr id="0" name="academy-story-ai-4-20-03.png"/>
+                    <pic:cNvPicPr/>
+                  </pic:nvPicPr>
+                  <pic:blipFill>
+                    <a:blip r:embed="rId12"/>
+                    <a:stretch>
+                      <a:fillRect/>
+                    </a:stretch>
+                  </pic:blipFill>
+                  <pic:spPr>
+                    <a:xfrm>
+                      <a:off x="0" y="0"/>
+                      <a:ext cx="5486400" cy="2834640"/>
+                    </a:xfrm>
+                    <a:prstGeom prst="rect"/>
+                  </pic:spPr>
+                </pic:pic>
+              </a:graphicData>
+            </a:graphic>
+          </wp:inline>
+        </w:drawing>
+      </w:r>
+    </w:p>
+    <w:p>
+      <w:pPr>
+        <w:spacing w:line="336" w:lineRule="auto" w:after="180"/>
+      </w:pPr>
+      <w:r>
+        <w:rPr>
+          <w:b w:val="0"/>
+        </w:rPr>
+        <w:t xml:space="preserve">Constant </w:t>
+      </w:r>
+      <w:r>
+        <w:rPr>
+          <w:b/>
+        </w:rPr>
+        <w:t>prediction</w:t>
+      </w:r>
+      <w:r>
+        <w:rPr>
+          <w:b w:val="0"/>
+        </w:rPr>
+        <w:t xml:space="preserve"> baselines at a glance. </w:t>
+      </w:r>
+      <w:r>
+        <w:rPr>
+          <w:b/>
+        </w:rPr>
+        <w:t>Training</w:t>
+      </w:r>
+      <w:r>
+        <w:rPr>
+          <w:b w:val="0"/>
+        </w:rPr>
+        <w:t xml:space="preserve"> targets | Fit </w:t>
+      </w:r>
+      <w:r>
+        <w:rPr>
+          <w:b/>
+        </w:rPr>
+        <w:t>mean</w:t>
+      </w:r>
+      <w:r>
+        <w:rPr>
+          <w:b w:val="0"/>
+        </w:rPr>
+        <w:t xml:space="preserve"> 6 | Freeze constant. </w:t>
+      </w:r>
+      <w:r>
+        <w:rPr>
+          <w:b/>
+        </w:rPr>
+        <w:t>Training</w:t>
+      </w:r>
+      <w:r>
+        <w:rPr>
+          <w:b w:val="0"/>
+        </w:rPr>
+        <w:t xml:space="preserve"> targets | Fit </w:t>
+      </w:r>
+      <w:r>
+        <w:rPr>
+          <w:b/>
+        </w:rPr>
+        <w:t>median</w:t>
+      </w:r>
+      <w:r>
+        <w:rPr>
+          <w:b w:val="0"/>
+        </w:rPr>
+        <w:t xml:space="preserve"> 5 | Freeze constant. Evaluation targets | Compare fixed </w:t>
+      </w:r>
+      <w:r>
+        <w:rPr>
+          <w:b/>
+        </w:rPr>
+        <w:t>prediction</w:t>
+      </w:r>
+      <w:r>
+        <w:rPr>
+          <w:b w:val="0"/>
+        </w:rPr>
+        <w:t>s | Both MAE 2 here</w:t>
+      </w:r>
+    </w:p>
+    <w:p>
+      <w:pPr>
+        <w:spacing w:line="336" w:lineRule="auto" w:after="180"/>
+        <w:shd w:fill="F5F1FB"/>
+      </w:pPr>
+      <w:r>
+        <w:rPr>
+          <w:b w:val="0"/>
+        </w:rPr>
+        <w:t>Read the labels and values. Explain the relationship the model shows.</w:t>
+      </w:r>
+    </w:p>
+    <w:p>
+      <w:pPr>
+        <w:pStyle w:val="Heading3"/>
+      </w:pPr>
+      <w:r>
+        <w:t>Discuss while showing the picture</w:t>
+      </w:r>
+    </w:p>
+    <w:p>
+      <w:pPr>
+        <w:spacing w:line="336" w:lineRule="auto" w:after="180"/>
+        <w:shd w:fill="F1F6F8"/>
+      </w:pPr>
+      <w:r>
+        <w:rPr>
+          <w:b w:val="0"/>
+        </w:rPr>
+        <w:t>Teacher prompt: Read the labels and values. Explain the relationship the model shows. Ask learners to describe one label or arrow in ordinary words. Use the adjacent transcript if the image is difficult to see.</w:t>
+      </w:r>
+    </w:p>
+    <w:p>
+      <w:pPr>
+        <w:pStyle w:val="Heading3"/>
+      </w:pPr>
+      <w:r>
+        <w:t>04. Change one thing. Trace what follows.</w:t>
+      </w:r>
+    </w:p>
+    <w:p>
+      <w:r>
+        <w:drawing>
+          <wp:inline xmlns:a="http://schemas.openxmlformats.org/drawingml/2006/main" xmlns:pic="http://schemas.openxmlformats.org/drawingml/2006/picture">
+            <wp:extent cx="5486400" cy="3026664"/>
+            <wp:docPr id="5" name="Picture 5" descr="Original case: Mean MAE=(4+2)/2=3 cm; median MAE=(1+5)/2=3 cm. Changed condition: Replace training 20 with 8 while keeping evaluation unchanged. Expected result: Both fitted constants become5 cm and both evaluation MAEs remain3 cm. Reason: Mean is now20/4=5; median stays5. The earlier training outlier affected the mean."/>
+            <wp:cNvGraphicFramePr>
+              <a:graphicFrameLocks noChangeAspect="1"/>
+            </wp:cNvGraphicFramePr>
+            <a:graphic>
+              <a:graphicData uri="http://schemas.openxmlformats.org/drawingml/2006/picture">
+                <pic:pic>
+                  <pic:nvPicPr>
+                    <pic:cNvPr id="0" name="academy-story-ai-4-20-04.png"/>
+                    <pic:cNvPicPr/>
+                  </pic:nvPicPr>
+                  <pic:blipFill>
+                    <a:blip r:embed="rId13"/>
+                    <a:stretch>
+                      <a:fillRect/>
+                    </a:stretch>
+                  </pic:blipFill>
+                  <pic:spPr>
+                    <a:xfrm>
+                      <a:off x="0" y="0"/>
+                      <a:ext cx="5486400" cy="3026664"/>
+                    </a:xfrm>
+                    <a:prstGeom prst="rect"/>
+                  </pic:spPr>
+                </pic:pic>
+              </a:graphicData>
+            </a:graphic>
+          </wp:inline>
+        </w:drawing>
+      </w:r>
+    </w:p>
+    <w:p>
+      <w:pPr>
+        <w:spacing w:line="336" w:lineRule="auto" w:after="180"/>
+      </w:pPr>
+      <w:r>
+        <w:rPr>
+          <w:b w:val="0"/>
+        </w:rPr>
+        <w:t xml:space="preserve">Original case: </w:t>
+      </w:r>
+      <w:r>
+        <w:rPr>
+          <w:b/>
+        </w:rPr>
+        <w:t>Mean</w:t>
+      </w:r>
+      <w:r>
+        <w:rPr>
+          <w:b w:val="0"/>
+        </w:rPr>
+        <w:t xml:space="preserve"> MAE=(4+2)/2=3 cm; </w:t>
+      </w:r>
+      <w:r>
+        <w:rPr>
+          <w:b/>
+        </w:rPr>
+        <w:t>median</w:t>
+      </w:r>
+      <w:r>
+        <w:rPr>
+          <w:b w:val="0"/>
+        </w:rPr>
+        <w:t xml:space="preserve"> MAE=(1+5)/2=3 cm. Changed condition: Replace </w:t>
+      </w:r>
+      <w:r>
+        <w:rPr>
+          <w:b/>
+        </w:rPr>
+        <w:t>training</w:t>
+      </w:r>
+      <w:r>
+        <w:rPr>
+          <w:b w:val="0"/>
+        </w:rPr>
+        <w:t xml:space="preserve"> 20 with 8 while keeping evaluation unchanged.</w:t>
+      </w:r>
+    </w:p>
+    <w:p>
+      <w:pPr>
+        <w:spacing w:line="336" w:lineRule="auto" w:after="180"/>
+      </w:pPr>
+      <w:r>
+        <w:rPr>
+          <w:b w:val="0"/>
+        </w:rPr>
+        <w:t xml:space="preserve">Expected result: Both fitted constants become5 cm and both evaluation MAEs remain3 cm. Reason: </w:t>
+      </w:r>
+      <w:r>
+        <w:rPr>
+          <w:b/>
+        </w:rPr>
+        <w:t>Mean</w:t>
+      </w:r>
+      <w:r>
+        <w:rPr>
+          <w:b w:val="0"/>
+        </w:rPr>
+        <w:t xml:space="preserve"> is now20/4=5; </w:t>
+      </w:r>
+      <w:r>
+        <w:rPr>
+          <w:b/>
+        </w:rPr>
+        <w:t>median</w:t>
+      </w:r>
+      <w:r>
+        <w:rPr>
+          <w:b w:val="0"/>
+        </w:rPr>
+        <w:t xml:space="preserve"> stays5. The earlier </w:t>
+      </w:r>
+      <w:r>
+        <w:rPr>
+          <w:b/>
+        </w:rPr>
+        <w:t>training</w:t>
+      </w:r>
+      <w:r>
+        <w:rPr>
+          <w:b w:val="0"/>
+        </w:rPr>
+        <w:t xml:space="preserve"> </w:t>
+      </w:r>
+      <w:r>
+        <w:rPr>
+          <w:b/>
+        </w:rPr>
+        <w:t>outlier</w:t>
+      </w:r>
+      <w:r>
+        <w:rPr>
+          <w:b w:val="0"/>
+        </w:rPr>
+        <w:t xml:space="preserve"> affected the </w:t>
+      </w:r>
+      <w:r>
+        <w:rPr>
+          <w:b/>
+        </w:rPr>
+        <w:t>mean</w:t>
+      </w:r>
+      <w:r>
+        <w:rPr>
+          <w:b w:val="0"/>
+        </w:rPr>
+        <w:t>.</w:t>
+      </w:r>
+    </w:p>
+    <w:p>
+      <w:pPr>
+        <w:spacing w:line="336" w:lineRule="auto" w:after="180"/>
+        <w:shd w:fill="F5F1FB"/>
+      </w:pPr>
+      <w:r>
+        <w:rPr>
+          <w:b w:val="0"/>
+        </w:rPr>
+        <w:t>Predict before checking the worked changed-case result. Name what changed and what the supplied facts allow you to conclude.</w:t>
+      </w:r>
+    </w:p>
+    <w:p>
+      <w:pPr>
+        <w:pStyle w:val="Heading3"/>
+      </w:pPr>
+      <w:r>
+        <w:t>Discuss while showing the picture</w:t>
+      </w:r>
+    </w:p>
+    <w:p>
+      <w:pPr>
+        <w:spacing w:line="336" w:lineRule="auto" w:after="180"/>
+        <w:shd w:fill="F1F6F8"/>
+      </w:pPr>
+      <w:r>
+        <w:rPr>
+          <w:b w:val="0"/>
+        </w:rPr>
+        <w:t>Teacher prompt: Predict before checking the worked changed-case result. Name what changed and what the supplied facts allow you to conclude. Ask learners to describe one label or arrow in ordinary words.</w:t>
+      </w:r>
+    </w:p>
+    <w:p>
+      <w:pPr>
+        <w:spacing w:line="336" w:lineRule="auto" w:after="180"/>
+        <w:shd w:fill="F1F6F8"/>
+      </w:pPr>
+      <w:r>
+        <w:rPr>
+          <w:b w:val="0"/>
+        </w:rPr>
+        <w:t xml:space="preserve">Use the adjacent transcript if the image is difficult to see. Changed-case reasoning: </w:t>
+      </w:r>
+      <w:r>
+        <w:rPr>
+          <w:b/>
+        </w:rPr>
+        <w:t>Mean</w:t>
+      </w:r>
+      <w:r>
+        <w:rPr>
+          <w:b w:val="0"/>
+        </w:rPr>
+        <w:t xml:space="preserve"> is now20/4=5; </w:t>
+      </w:r>
+      <w:r>
+        <w:rPr>
+          <w:b/>
+        </w:rPr>
+        <w:t>median</w:t>
+      </w:r>
+      <w:r>
+        <w:rPr>
+          <w:b w:val="0"/>
+        </w:rPr>
+        <w:t xml:space="preserve"> stays5. The earlier </w:t>
+      </w:r>
+      <w:r>
+        <w:rPr>
+          <w:b/>
+        </w:rPr>
+        <w:t>training</w:t>
+      </w:r>
+      <w:r>
+        <w:rPr>
+          <w:b w:val="0"/>
+        </w:rPr>
+        <w:t xml:space="preserve"> </w:t>
+      </w:r>
+      <w:r>
+        <w:rPr>
+          <w:b/>
+        </w:rPr>
+        <w:t>outlier</w:t>
+      </w:r>
+      <w:r>
+        <w:rPr>
+          <w:b w:val="0"/>
+        </w:rPr>
+        <w:t xml:space="preserve"> affected the </w:t>
+      </w:r>
+      <w:r>
+        <w:rPr>
+          <w:b/>
+        </w:rPr>
+        <w:t>mean</w:t>
+      </w:r>
+      <w:r>
+        <w:rPr>
+          <w:b w:val="0"/>
+        </w:rPr>
+        <w:t>.</w:t>
+      </w:r>
+    </w:p>
+    <w:p>
+      <w:pPr>
+        <w:pStyle w:val="Heading3"/>
+      </w:pPr>
+      <w:r>
+        <w:t>05. Connect the explanation to its limit</w:t>
+      </w:r>
+    </w:p>
+    <w:p>
+      <w:r>
+        <w:drawing>
+          <wp:inline xmlns:a="http://schemas.openxmlformats.org/drawingml/2006/main" xmlns:pic="http://schemas.openxmlformats.org/drawingml/2006/picture">
+            <wp:extent cx="5486400" cy="2834640"/>
+            <wp:docPr id="6" name="Picture 6" descr="Read the picture in order. Mean MAE=(4+2)/2=3 cm; median MAE=(1+5)/2=3 cm. The arrows show which recorded input or intermediate result each decision uses. Explain the deciding step aloud before checking the changed case; pointing to the final answer alone does not show how it follows. Limit: Mean and median have different loss properties, but their held-out performance depends on the particular evaluation cases."/>
+            <wp:cNvGraphicFramePr>
+              <a:graphicFrameLocks noChangeAspect="1"/>
+            </wp:cNvGraphicFramePr>
+            <a:graphic>
+              <a:graphicData uri="http://schemas.openxmlformats.org/drawingml/2006/picture">
+                <pic:pic>
+                  <pic:nvPicPr>
+                    <pic:cNvPr id="0" name="academy-story-ai-4-20-05.png"/>
+                    <pic:cNvPicPr/>
+                  </pic:nvPicPr>
+                  <pic:blipFill>
+                    <a:blip r:embed="rId14"/>
+                    <a:stretch>
+                      <a:fillRect/>
+                    </a:stretch>
+                  </pic:blipFill>
+                  <pic:spPr>
+                    <a:xfrm>
+                      <a:off x="0" y="0"/>
+                      <a:ext cx="5486400" cy="2834640"/>
+                    </a:xfrm>
+                    <a:prstGeom prst="rect"/>
+                  </pic:spPr>
+                </pic:pic>
+              </a:graphicData>
+            </a:graphic>
+          </wp:inline>
+        </w:drawing>
+      </w:r>
+    </w:p>
+    <w:p>
+      <w:pPr>
+        <w:spacing w:line="336" w:lineRule="auto" w:after="180"/>
+      </w:pPr>
+      <w:r>
+        <w:rPr>
+          <w:b w:val="0"/>
+        </w:rPr>
+        <w:t xml:space="preserve">Read the picture in order. </w:t>
+      </w:r>
+      <w:r>
+        <w:rPr>
+          <w:b/>
+        </w:rPr>
+        <w:t>Mean</w:t>
+      </w:r>
+      <w:r>
+        <w:rPr>
+          <w:b w:val="0"/>
+        </w:rPr>
+        <w:t xml:space="preserve"> MAE=(4+2)/2=3 cm; </w:t>
+      </w:r>
+      <w:r>
+        <w:rPr>
+          <w:b/>
+        </w:rPr>
+        <w:t>median</w:t>
+      </w:r>
+      <w:r>
+        <w:rPr>
+          <w:b w:val="0"/>
+        </w:rPr>
+        <w:t xml:space="preserve"> MAE=(1+5)/2=3 cm. The arrows show which recorded </w:t>
+      </w:r>
+      <w:r>
+        <w:rPr>
+          <w:b/>
+        </w:rPr>
+        <w:t>input</w:t>
+      </w:r>
+      <w:r>
+        <w:rPr>
+          <w:b w:val="0"/>
+        </w:rPr>
+        <w:t xml:space="preserve"> or intermediate result each decision uses.</w:t>
+      </w:r>
+    </w:p>
+    <w:p>
+      <w:pPr>
+        <w:spacing w:line="336" w:lineRule="auto" w:after="180"/>
+      </w:pPr>
+      <w:r>
+        <w:rPr>
+          <w:b w:val="0"/>
+        </w:rPr>
+        <w:t>Explain the deciding step aloud before checking the changed case; pointing to the final answer alone does not show how it follows.</w:t>
+      </w:r>
+    </w:p>
+    <w:p>
+      <w:pPr>
+        <w:spacing w:line="336" w:lineRule="auto" w:after="180"/>
+      </w:pPr>
+      <w:r>
+        <w:rPr>
+          <w:b w:val="0"/>
+        </w:rPr>
+        <w:t xml:space="preserve">Limit: </w:t>
+      </w:r>
+      <w:r>
+        <w:rPr>
+          <w:b/>
+        </w:rPr>
+        <w:t>Mean</w:t>
+      </w:r>
+      <w:r>
+        <w:rPr>
+          <w:b w:val="0"/>
+        </w:rPr>
+        <w:t xml:space="preserve"> and </w:t>
+      </w:r>
+      <w:r>
+        <w:rPr>
+          <w:b/>
+        </w:rPr>
+        <w:t>median</w:t>
+      </w:r>
+      <w:r>
+        <w:rPr>
+          <w:b w:val="0"/>
+        </w:rPr>
+        <w:t xml:space="preserve"> have different loss properties, but their held-out performance depends on the particular evaluation cases.</w:t>
+      </w:r>
+    </w:p>
+    <w:p>
+      <w:pPr>
+        <w:spacing w:line="336" w:lineRule="auto" w:after="180"/>
+        <w:shd w:fill="F5F1FB"/>
+      </w:pPr>
+      <w:r>
+        <w:rPr>
+          <w:b w:val="0"/>
+        </w:rPr>
+        <w:t>Explain the case, then point to a limit on the claim.</w:t>
+      </w:r>
+    </w:p>
+    <w:p>
+      <w:pPr>
+        <w:pStyle w:val="Heading3"/>
+      </w:pPr>
+      <w:r>
+        <w:t>Discuss while showing the picture</w:t>
+      </w:r>
+    </w:p>
+    <w:p>
+      <w:pPr>
+        <w:spacing w:line="336" w:lineRule="auto" w:after="180"/>
+        <w:shd w:fill="F1F6F8"/>
+      </w:pPr>
+      <w:r>
+        <w:rPr>
+          <w:b w:val="0"/>
+        </w:rPr>
+        <w:t>Teacher prompt: Explain the case, then point to a limit on the claim. Ask learners to describe one label or arrow in ordinary words. Use the adjacent transcript if the image is difficult to see.</w:t>
+      </w:r>
+    </w:p>
+    <w:p>
+      <w:pPr>
+        <w:spacing w:line="336" w:lineRule="auto" w:after="180"/>
+        <w:shd w:fill="F1F6F8"/>
+      </w:pPr>
+      <w:r>
+        <w:rPr>
+          <w:b w:val="0"/>
+        </w:rPr>
+        <w:t xml:space="preserve">Keep the stated scope: </w:t>
+      </w:r>
+      <w:r>
+        <w:rPr>
+          <w:b/>
+        </w:rPr>
+        <w:t>Mean</w:t>
+      </w:r>
+      <w:r>
+        <w:rPr>
+          <w:b w:val="0"/>
+        </w:rPr>
+        <w:t xml:space="preserve"> and </w:t>
+      </w:r>
+      <w:r>
+        <w:rPr>
+          <w:b/>
+        </w:rPr>
+        <w:t>median</w:t>
+      </w:r>
+      <w:r>
+        <w:rPr>
+          <w:b w:val="0"/>
+        </w:rPr>
+        <w:t xml:space="preserve"> have different loss properties, but their held-out performance depends on the particular evaluation cases.</w:t>
+      </w:r>
+    </w:p>
+    <w:p>
+      <w:pPr>
+        <w:pStyle w:val="Heading3"/>
+      </w:pPr>
+      <w:r>
+        <w:t>06. Make the idea visible in your project</w:t>
+      </w:r>
+    </w:p>
+    <w:p>
+      <w:r>
+        <w:drawing>
+          <wp:inline xmlns:a="http://schemas.openxmlformats.org/drawingml/2006/main" xmlns:pic="http://schemas.openxmlformats.org/drawingml/2006/picture">
+            <wp:extent cx="5486400" cy="3681984"/>
+            <wp:docPr id="7" name="Picture 7" descr="For your Responsible Plant Classifier, save the input, procedure, observed result and limitation of this check. Label this worked example as practice; use a different, previously unreviewed case when checking independent understanding. Draw your input, deciding step, result and limit. Supported question: Does either original baseline win under evaluation MAE? Point to the relevant step in the picture, then write the changed result and the rule or evidence that supports it."/>
+            <wp:cNvGraphicFramePr>
+              <a:graphicFrameLocks noChangeAspect="1"/>
+            </wp:cNvGraphicFramePr>
+            <a:graphic>
+              <a:graphicData uri="http://schemas.openxmlformats.org/drawingml/2006/picture">
+                <pic:pic>
+                  <pic:nvPicPr>
+                    <pic:cNvPr id="0" name="academy-story-ai-4-20-06.png"/>
+                    <pic:cNvPicPr/>
+                  </pic:nvPicPr>
+                  <pic:blipFill>
+                    <a:blip r:embed="rId15"/>
+                    <a:stretch>
+                      <a:fillRect/>
+                    </a:stretch>
+                  </pic:blipFill>
+                  <pic:spPr>
+                    <a:xfrm>
+                      <a:off x="0" y="0"/>
+                      <a:ext cx="5486400" cy="3681984"/>
+                    </a:xfrm>
+                    <a:prstGeom prst="rect"/>
+                  </pic:spPr>
+                </pic:pic>
+              </a:graphicData>
+            </a:graphic>
+          </wp:inline>
+        </w:drawing>
+      </w:r>
+    </w:p>
+    <w:p>
+      <w:pPr>
+        <w:spacing w:line="336" w:lineRule="auto" w:after="180"/>
+      </w:pPr>
+      <w:r>
+        <w:rPr>
+          <w:b w:val="0"/>
+        </w:rPr>
+        <w:t xml:space="preserve">For your Responsible Plant Classifier, save the </w:t>
+      </w:r>
+      <w:r>
+        <w:rPr>
+          <w:b/>
+        </w:rPr>
+        <w:t>input</w:t>
+      </w:r>
+      <w:r>
+        <w:rPr>
+          <w:b w:val="0"/>
+        </w:rPr>
+        <w:t>, procedure, observed result and limitation of this check.</w:t>
+      </w:r>
+    </w:p>
+    <w:p>
+      <w:pPr>
+        <w:spacing w:line="336" w:lineRule="auto" w:after="180"/>
+      </w:pPr>
+      <w:r>
+        <w:rPr>
+          <w:b w:val="0"/>
+        </w:rPr>
+        <w:t xml:space="preserve">Label this worked example as practice; use a different, previously unreviewed case when checking independent understanding. Draw your </w:t>
+      </w:r>
+      <w:r>
+        <w:rPr>
+          <w:b/>
+        </w:rPr>
+        <w:t>input</w:t>
+      </w:r>
+      <w:r>
+        <w:rPr>
+          <w:b w:val="0"/>
+        </w:rPr>
+        <w:t>, deciding step, result and limit.</w:t>
+      </w:r>
+    </w:p>
+    <w:p>
+      <w:pPr>
+        <w:spacing w:line="336" w:lineRule="auto" w:after="180"/>
+      </w:pPr>
+      <w:r>
+        <w:rPr>
+          <w:b w:val="0"/>
+        </w:rPr>
+        <w:t xml:space="preserve">Supported question: Does either original baseline win under evaluation MAE? Point to the relevant step in the picture, then write the changed result and the rule or </w:t>
+      </w:r>
+      <w:r>
+        <w:rPr>
+          <w:b/>
+        </w:rPr>
+        <w:t>evidence</w:t>
+      </w:r>
+      <w:r>
+        <w:rPr>
+          <w:b w:val="0"/>
+        </w:rPr>
+        <w:t xml:space="preserve"> that supports it.</w:t>
+      </w:r>
+    </w:p>
+    <w:p>
+      <w:pPr>
+        <w:spacing w:line="336" w:lineRule="auto" w:after="180"/>
+        <w:shd w:fill="F5F1FB"/>
+      </w:pPr>
+      <w:r>
+        <w:rPr>
+          <w:b w:val="0"/>
+        </w:rPr>
+        <w:t xml:space="preserve">Draw your project trace and justify the deciding step using </w:t>
+      </w:r>
+      <w:r>
+        <w:rPr>
+          <w:b/>
+        </w:rPr>
+        <w:t>evidence</w:t>
+      </w:r>
+      <w:r>
+        <w:rPr>
+          <w:b w:val="0"/>
+        </w:rPr>
+        <w:t>.</w:t>
+      </w:r>
+    </w:p>
+    <w:p>
+      <w:pPr>
+        <w:pStyle w:val="Heading3"/>
+      </w:pPr>
+      <w:r>
+        <w:t>Discuss while showing the picture</w:t>
+      </w:r>
+    </w:p>
+    <w:p>
+      <w:pPr>
+        <w:spacing w:line="336" w:lineRule="auto" w:after="180"/>
+        <w:shd w:fill="F1F6F8"/>
+      </w:pPr>
+      <w:r>
+        <w:rPr>
+          <w:b w:val="0"/>
+        </w:rPr>
+        <w:t xml:space="preserve">Teacher prompt: Draw your project trace and justify the deciding step using </w:t>
+      </w:r>
+      <w:r>
+        <w:rPr>
+          <w:b/>
+        </w:rPr>
+        <w:t>evidence</w:t>
+      </w:r>
+      <w:r>
+        <w:rPr>
+          <w:b w:val="0"/>
+        </w:rPr>
+        <w:t>. Ask learners to describe one label or arrow in ordinary words. Use the adjacent transcript if the image is difficult to see.</w:t>
+      </w:r>
+    </w:p>
+    <w:p>
+      <w:pPr>
+        <w:spacing w:line="336" w:lineRule="auto" w:after="180"/>
+        <w:shd w:fill="F1F6F8"/>
+      </w:pPr>
+      <w:r>
+        <w:rPr>
+          <w:b w:val="0"/>
+        </w:rPr>
+        <w:t xml:space="preserve">Supported practice key: No, both have3 cm MAE on the supplied evaluation set; do not claim a strict winner from the </w:t>
+      </w:r>
+      <w:r>
+        <w:rPr>
+          <w:b/>
+        </w:rPr>
+        <w:t>training</w:t>
+      </w:r>
+      <w:r>
+        <w:rPr>
+          <w:b w:val="0"/>
+        </w:rPr>
+        <w:t xml:space="preserve"> statistic alone.</w:t>
+      </w:r>
+    </w:p>
+    <w:p>
+      <w:pPr>
+        <w:spacing w:line="336" w:lineRule="auto" w:after="180"/>
+        <w:shd w:fill="F1F6F8"/>
+      </w:pPr>
+      <w:r>
+        <w:rPr>
+          <w:b w:val="0"/>
+        </w:rPr>
+        <w:t xml:space="preserve">Changed-case check: Both fitted constants become5 cm and both evaluation MAEs remain3 cm. </w:t>
+      </w:r>
+      <w:r>
+        <w:rPr>
+          <w:b/>
+        </w:rPr>
+        <w:t>Mean</w:t>
+      </w:r>
+      <w:r>
+        <w:rPr>
+          <w:b w:val="0"/>
+        </w:rPr>
+        <w:t xml:space="preserve"> is now20/4=5; </w:t>
+      </w:r>
+      <w:r>
+        <w:rPr>
+          <w:b/>
+        </w:rPr>
+        <w:t>median</w:t>
+      </w:r>
+      <w:r>
+        <w:rPr>
+          <w:b w:val="0"/>
+        </w:rPr>
+        <w:t xml:space="preserve"> stays5. The earlier </w:t>
+      </w:r>
+      <w:r>
+        <w:rPr>
+          <w:b/>
+        </w:rPr>
+        <w:t>training</w:t>
+      </w:r>
+      <w:r>
+        <w:rPr>
+          <w:b w:val="0"/>
+        </w:rPr>
+        <w:t xml:space="preserve"> </w:t>
+      </w:r>
+      <w:r>
+        <w:rPr>
+          <w:b/>
+        </w:rPr>
+        <w:t>outlier</w:t>
+      </w:r>
+      <w:r>
+        <w:rPr>
+          <w:b w:val="0"/>
+        </w:rPr>
+        <w:t xml:space="preserve"> affected the </w:t>
+      </w:r>
+      <w:r>
+        <w:rPr>
+          <w:b/>
+        </w:rPr>
+        <w:t>mean</w:t>
+      </w:r>
+      <w:r>
+        <w:rPr>
+          <w:b w:val="0"/>
+        </w:rPr>
+        <w:t>.</w:t>
       </w:r>
     </w:p>
     <w:sectPr>

--- a/downloads/teacher/ai-4-week-20.docx
+++ b/downloads/teacher/ai-4-week-20.docx
@@ -237,7 +237,7 @@
           </w:tcPr>
           <w:p>
             <w:r>
-              <w:t>Sections 9 and 11–14. Give extra time to finish the full task set; use Section 15 when the week includes a coding lab.</w:t>
+              <w:t>Use “Run the investigation”, “Connect your project”, “Show what you know”, “Study a complete case” and “Try a new case independently”. Give extra time for the full task set. If this week has a coding lab, use its named section; section numbers can change when extra explanations are included.</w:t>
             </w:r>
           </w:p>
         </w:tc>
@@ -2752,6 +2752,26 @@
     <w:p>
       <w:r>
         <w:t>Demonstrate Mean, Median, and Baselines, reduce support deliberately and check individual reasoning before discussing answers.</w:t>
+      </w:r>
+    </w:p>
+    <w:p>
+      <w:pPr>
+        <w:pStyle w:val="Heading3"/>
+      </w:pPr>
+      <w:r>
+        <w:t>Choose the pacing route</w:t>
+      </w:r>
+    </w:p>
+    <w:p>
+      <w:pPr>
+        <w:spacing w:line="336" w:lineRule="auto" w:after="180"/>
+        <w:shd w:fill="F1F6F8"/>
+      </w:pPr>
+      <w:r>
+        <w:rPr>
+          <w:b w:val="0"/>
+        </w:rPr>
+        <w:t>Compact alternative: this two-session sequence covers selected core tasks. Use the three-session weekly plan for the full lesson, independent transfer, feedback and project work; allow extra time for extensions.</w:t>
       </w:r>
     </w:p>
     <w:p>
@@ -6818,7 +6838,7 @@
           </w:tcPr>
           <w:p>
             <w:r>
-              <w:t>Sections 9 and 11–14. Give extra time to finish the full task set; use Section 15 when the week includes a coding lab.</w:t>
+              <w:t>Use “Run the investigation”, “Connect your project”, “Show what you know”, “Study a complete case” and “Try a new case independently”. Give extra time for the full task set. If this week has a coding lab, use its named section; section numbers can change when extra explanations are included.</w:t>
             </w:r>
           </w:p>
         </w:tc>

--- a/downloads/teacher/ai-4-week-20.docx
+++ b/downloads/teacher/ai-4-week-20.docx
@@ -25,20 +25,38 @@
         <w:pStyle w:val="Heading1"/>
       </w:pPr>
       <w:r>
-        <w:t>01. Mean, Median, and Baselines</w:t>
-      </w:r>
-    </w:p>
-    <w:p>
-      <w:r>
-        <w:t>Prepare Mean, Median, and Baselines: check the target, prerequisites, resources and adaptable teaching schedule.</w:t>
-      </w:r>
-    </w:p>
-    <w:p>
-      <w:pPr>
-        <w:pStyle w:val="Heading3"/>
-      </w:pPr>
-      <w:r>
-        <w:t>Teach the learning cycle</w:t>
+        <w:t>Teach a baseline result with both datasets visible.</w:t>
+      </w:r>
+    </w:p>
+    <w:p>
+      <w:r>
+        <w:t>Supply every tournament value,explain the even-count median and separate sensitivity from source truth or general performance.</w:t>
+      </w:r>
+    </w:p>
+    <w:p>
+      <w:r>
+        <w:t>Require training-only fitting,per-case errors,units and bounded comparison claims.</w:t>
+      </w:r>
+    </w:p>
+    <w:p>
+      <w:pPr>
+        <w:pStyle w:val="Heading1"/>
+      </w:pPr>
+      <w:r>
+        <w:t>01. Prepare the connected experiment</w:t>
+      </w:r>
+    </w:p>
+    <w:p>
+      <w:r>
+        <w:t>Keep prior exposure, shared practice and independent evidence distinct.</w:t>
+      </w:r>
+    </w:p>
+    <w:p>
+      <w:pPr>
+        <w:pStyle w:val="Heading2"/>
+      </w:pPr>
+      <w:r>
+        <w:t>Goal and main teaching plan</w:t>
       </w:r>
     </w:p>
     <w:p>
@@ -279,9 +297,307 @@
     </w:p>
     <w:p>
       <w:pPr>
+        <w:pStyle w:val="Heading2"/>
+      </w:pPr>
+      <w:r>
+        <w:t>Materials and prerequisite</w:t>
+      </w:r>
+    </w:p>
+    <w:p>
+      <w:pPr>
+        <w:spacing w:line="336" w:lineRule="auto" w:after="180"/>
+      </w:pPr>
+      <w:r>
+        <w:rPr>
+          <w:b w:val="0"/>
+        </w:rPr>
+        <w:t xml:space="preserve">Teach two 45-minute sessions. This week focuses on constant </w:t>
+      </w:r>
+      <w:r>
+        <w:rPr>
+          <w:b/>
+        </w:rPr>
+        <w:t>prediction</w:t>
+      </w:r>
+      <w:r>
+        <w:rPr>
+          <w:b w:val="0"/>
+        </w:rPr>
+        <w:t xml:space="preserve"> baselines. Model the worked example first, collect the new W 4 case independently before feedback, and use the fresh retry to check transfer.</w:t>
+      </w:r>
+    </w:p>
+    <w:p>
+      <w:pPr>
+        <w:spacing w:line="336" w:lineRule="auto" w:after="180"/>
+      </w:pPr>
+      <w:r>
+        <w:rPr>
+          <w:b w:val="0"/>
+        </w:rPr>
+        <w:t>Award credit for traceable reasoning and bounded claims, including justified uncertainty.</w:t>
+      </w:r>
+    </w:p>
+    <w:p>
+      <w:pPr>
+        <w:spacing w:line="336" w:lineRule="auto" w:after="180"/>
+      </w:pPr>
+      <w:r>
+        <w:rPr>
+          <w:b w:val="0"/>
+        </w:rPr>
+        <w:t>Use the supplied scenario, student illustrations and blank paper. For numeric work, offer counters or a calculator after learners show the setup. Fictional records are supplied; personal data and paid accounts are unnecessary.</w:t>
+      </w:r>
+    </w:p>
+    <w:p>
+      <w:pPr>
+        <w:spacing w:line="336" w:lineRule="auto" w:after="180"/>
+      </w:pPr>
+      <w:r>
+        <w:rPr>
+          <w:b w:val="0"/>
+        </w:rPr>
+        <w:t>Opposite signs can cancel; a magnitude-based loss avoids that cancellation.</w:t>
+      </w:r>
+    </w:p>
+    <w:p>
+      <w:pPr>
+        <w:spacing w:line="336" w:lineRule="auto" w:after="180"/>
+      </w:pPr>
+      <w:r>
+        <w:rPr>
+          <w:b w:val="0"/>
+        </w:rPr>
+        <w:t>Printed student lesson and workbook</w:t>
+      </w:r>
+    </w:p>
+    <w:p>
+      <w:pPr>
+        <w:spacing w:line="336" w:lineRule="auto" w:after="180"/>
+      </w:pPr>
+      <w:r>
+        <w:rPr>
+          <w:b w:val="0"/>
+        </w:rPr>
+        <w:t>Paper, pencils and a calculator for fractions</w:t>
+      </w:r>
+    </w:p>
+    <w:p>
+      <w:pPr>
+        <w:spacing w:line="336" w:lineRule="auto" w:after="180"/>
+      </w:pPr>
+      <w:r>
+        <w:rPr>
+          <w:b w:val="0"/>
+        </w:rPr>
+        <w:t xml:space="preserve">The fictional examples and a blank </w:t>
+      </w:r>
+      <w:r>
+        <w:rPr>
+          <w:b/>
+        </w:rPr>
+        <w:t>evidence</w:t>
+      </w:r>
+      <w:r>
+        <w:rPr>
+          <w:b w:val="0"/>
+        </w:rPr>
+        <w:t xml:space="preserve"> table</w:t>
+      </w:r>
+    </w:p>
+    <w:p>
+      <w:pPr>
+        <w:spacing w:line="336" w:lineRule="auto" w:after="180"/>
+      </w:pPr>
+      <w:r>
+        <w:rPr>
+          <w:b w:val="0"/>
+        </w:rPr>
+        <w:t>Optional Python 3 editor; no external packages or AI accounts required</w:t>
+      </w:r>
+    </w:p>
+    <w:p>
+      <w:pPr>
+        <w:pStyle w:val="Heading2"/>
+      </w:pPr>
+      <w:r>
+        <w:t>Opening retrieval</w:t>
+      </w:r>
+    </w:p>
+    <w:p>
+      <w:pPr>
+        <w:spacing w:line="336" w:lineRule="auto" w:after="180"/>
+      </w:pPr>
+      <w:r>
+        <w:rPr>
+          <w:b w:val="0"/>
+        </w:rPr>
+        <w:t>Without opening the old lesson, explain one key idea from Regression and Residuals. Give an example and a mistake that the idea helps you avoid.</w:t>
+      </w:r>
+    </w:p>
+    <w:p>
+      <w:pPr>
+        <w:spacing w:line="336" w:lineRule="auto" w:after="180"/>
+      </w:pPr>
+      <w:r>
+        <w:rPr>
+          <w:b w:val="0"/>
+        </w:rPr>
+        <w:t xml:space="preserve">Look for: Distinguish numeric </w:t>
+      </w:r>
+      <w:r>
+        <w:rPr>
+          <w:b/>
+        </w:rPr>
+        <w:t>prediction</w:t>
+      </w:r>
+      <w:r>
+        <w:rPr>
+          <w:b w:val="0"/>
+        </w:rPr>
+        <w:t xml:space="preserve"> from classification</w:t>
+      </w:r>
+    </w:p>
+    <w:p>
+      <w:pPr>
+        <w:spacing w:line="336" w:lineRule="auto" w:after="180"/>
+      </w:pPr>
+      <w:r>
+        <w:rPr>
+          <w:b w:val="0"/>
+        </w:rPr>
+        <w:t>Reference example, not the only acceptable wording: Teacher explanation: Residuals -1, 1, 0 cm; the first record is overpredicted.</w:t>
+      </w:r>
+    </w:p>
+    <w:p>
+      <w:pPr>
+        <w:spacing w:line="336" w:lineRule="auto" w:after="180"/>
+      </w:pPr>
+      <w:r>
+        <w:rPr>
+          <w:b w:val="0"/>
+        </w:rPr>
+        <w:t>Without opening the old lesson, explain one key idea from Precision and Recall. Give an example and a mistake that the idea helps you avoid.</w:t>
+      </w:r>
+    </w:p>
+    <w:p>
+      <w:pPr>
+        <w:spacing w:line="336" w:lineRule="auto" w:after="180"/>
+      </w:pPr>
+      <w:r>
+        <w:rPr>
+          <w:b w:val="0"/>
+        </w:rPr>
+        <w:t>Look for: Choose the denominator that answers the question</w:t>
+      </w:r>
+    </w:p>
+    <w:p>
+      <w:pPr>
+        <w:spacing w:line="336" w:lineRule="auto" w:after="180"/>
+      </w:pPr>
+      <w:r>
+        <w:rPr>
+          <w:b w:val="0"/>
+        </w:rPr>
+        <w:t>Reference example, not the only acceptable wording: Teacher explanation: Predicted positives TP+FP=7; reference positives TP+FN=4.</w:t>
+      </w:r>
+    </w:p>
+    <w:p>
+      <w:pPr>
+        <w:spacing w:line="336" w:lineRule="auto" w:after="180"/>
+      </w:pPr>
+      <w:r>
+        <w:rPr>
+          <w:b w:val="0"/>
+        </w:rPr>
+        <w:t>Without opening the old lesson, explain one key idea from Scores and Calibration Intuition. Give an example and a mistake that the idea helps you avoid.</w:t>
+      </w:r>
+    </w:p>
+    <w:p>
+      <w:pPr>
+        <w:spacing w:line="336" w:lineRule="auto" w:after="180"/>
+      </w:pPr>
+      <w:r>
+        <w:rPr>
+          <w:b w:val="0"/>
+        </w:rPr>
+        <w:t>Look for: Interpret calibration using groups of forecasts</w:t>
+      </w:r>
+    </w:p>
+    <w:p>
+      <w:pPr>
+        <w:spacing w:line="336" w:lineRule="auto" w:after="180"/>
+      </w:pPr>
+      <w:r>
+        <w:rPr>
+          <w:b w:val="0"/>
+        </w:rPr>
+        <w:t>Reference example, not the only acceptable wording: Teacher explanation: 2/10=.2 and 6/10=.6.</w:t>
+      </w:r>
+    </w:p>
+    <w:p>
+      <w:pPr>
+        <w:pStyle w:val="Heading2"/>
+      </w:pPr>
+      <w:r>
+        <w:t>End goal</w:t>
+      </w:r>
+    </w:p>
+    <w:p>
+      <w:pPr>
+        <w:spacing w:line="336" w:lineRule="auto" w:after="180"/>
+      </w:pPr>
+      <w:r>
+        <w:rPr>
+          <w:b w:val="0"/>
+        </w:rPr>
+        <w:t xml:space="preserve">By the end, I can explain </w:t>
+      </w:r>
+      <w:r>
+        <w:rPr>
+          <w:b/>
+        </w:rPr>
+        <w:t>mean</w:t>
+      </w:r>
+      <w:r>
+        <w:rPr>
+          <w:b w:val="0"/>
+        </w:rPr>
+        <w:t xml:space="preserve">, </w:t>
+      </w:r>
+      <w:r>
+        <w:rPr>
+          <w:b/>
+        </w:rPr>
+        <w:t>median</w:t>
+      </w:r>
+      <w:r>
+        <w:rPr>
+          <w:b w:val="0"/>
+        </w:rPr>
+        <w:t>, and baselines using a traced example and a stated limitation.</w:t>
+      </w:r>
+    </w:p>
+    <w:p>
+      <w:pPr>
+        <w:pStyle w:val="Heading2"/>
+      </w:pPr>
+      <w:r>
+        <w:t>Earlier wording, alternatives and picture transcripts · reference / check after trying</w:t>
+      </w:r>
+    </w:p>
+    <w:p>
+      <w:pPr>
         <w:pStyle w:val="Heading3"/>
       </w:pPr>
       <w:r>
+        <w:t>Teach the learning cycle</w:t>
+      </w:r>
+    </w:p>
+    <w:p>
+      <w:pPr>
+        <w:pStyle w:val="Heading3"/>
+      </w:pPr>
+      <w:r>
         <w:t>Retrieval answer guidance</w:t>
       </w:r>
     </w:p>
@@ -295,154 +611,42 @@
     </w:p>
     <w:p>
       <w:pPr>
+        <w:pStyle w:val="Heading3"/>
+      </w:pPr>
+      <w:r>
+        <w:t>Precision and Recall</w:t>
+      </w:r>
+    </w:p>
+    <w:p>
+      <w:pPr>
+        <w:pStyle w:val="Heading3"/>
+      </w:pPr>
+      <w:r>
+        <w:t>Scores and Calibration Intuition</w:t>
+      </w:r>
+    </w:p>
+    <w:p>
+      <w:pPr>
         <w:spacing w:line="336" w:lineRule="auto" w:after="180"/>
       </w:pPr>
       <w:r>
         <w:rPr>
           <w:b w:val="0"/>
         </w:rPr>
-        <w:t>Without opening the old lesson, explain one key idea from Regression and Residuals. Give an example and a mistake that the idea helps you avoid.</w:t>
+        <w:t>Use the student module and workbook section with this exact week title. The worked case, independent question and answers below form one aligned lesson sequence.</w:t>
+      </w:r>
+    </w:p>
+    <w:p>
+      <w:pPr>
+        <w:pStyle w:val="Heading3"/>
+      </w:pPr>
+      <w:r>
+        <w:t>What the learner must demonstrate</w:t>
       </w:r>
     </w:p>
     <w:p>
       <w:pPr>
         <w:spacing w:line="336" w:lineRule="auto" w:after="180"/>
-      </w:pPr>
-      <w:r>
-        <w:rPr>
-          <w:b w:val="0"/>
-        </w:rPr>
-        <w:t xml:space="preserve">Look for: Distinguish numeric </w:t>
-      </w:r>
-      <w:r>
-        <w:rPr>
-          <w:b/>
-        </w:rPr>
-        <w:t>prediction</w:t>
-      </w:r>
-      <w:r>
-        <w:rPr>
-          <w:b w:val="0"/>
-        </w:rPr>
-        <w:t xml:space="preserve"> from classification</w:t>
-      </w:r>
-    </w:p>
-    <w:p>
-      <w:pPr>
-        <w:spacing w:line="336" w:lineRule="auto" w:after="180"/>
-      </w:pPr>
-      <w:r>
-        <w:rPr>
-          <w:b w:val="0"/>
-        </w:rPr>
-        <w:t>Reference example, not the only acceptable wording: Teacher explanation: Residuals -1, 1, 0 cm; the first record is overpredicted.</w:t>
-      </w:r>
-    </w:p>
-    <w:p>
-      <w:pPr>
-        <w:pStyle w:val="Heading3"/>
-      </w:pPr>
-      <w:r>
-        <w:t>Precision and Recall</w:t>
-      </w:r>
-    </w:p>
-    <w:p>
-      <w:pPr>
-        <w:spacing w:line="336" w:lineRule="auto" w:after="180"/>
-      </w:pPr>
-      <w:r>
-        <w:rPr>
-          <w:b w:val="0"/>
-        </w:rPr>
-        <w:t>Without opening the old lesson, explain one key idea from Precision and Recall. Give an example and a mistake that the idea helps you avoid.</w:t>
-      </w:r>
-    </w:p>
-    <w:p>
-      <w:pPr>
-        <w:spacing w:line="336" w:lineRule="auto" w:after="180"/>
-      </w:pPr>
-      <w:r>
-        <w:rPr>
-          <w:b w:val="0"/>
-        </w:rPr>
-        <w:t>Look for: Choose the denominator that answers the question</w:t>
-      </w:r>
-    </w:p>
-    <w:p>
-      <w:pPr>
-        <w:spacing w:line="336" w:lineRule="auto" w:after="180"/>
-      </w:pPr>
-      <w:r>
-        <w:rPr>
-          <w:b w:val="0"/>
-        </w:rPr>
-        <w:t>Reference example, not the only acceptable wording: Teacher explanation: Predicted positives TP+FP=7; reference positives TP+FN=4.</w:t>
-      </w:r>
-    </w:p>
-    <w:p>
-      <w:pPr>
-        <w:pStyle w:val="Heading3"/>
-      </w:pPr>
-      <w:r>
-        <w:t>Scores and Calibration Intuition</w:t>
-      </w:r>
-    </w:p>
-    <w:p>
-      <w:pPr>
-        <w:spacing w:line="336" w:lineRule="auto" w:after="180"/>
-      </w:pPr>
-      <w:r>
-        <w:rPr>
-          <w:b w:val="0"/>
-        </w:rPr>
-        <w:t>Without opening the old lesson, explain one key idea from Scores and Calibration Intuition. Give an example and a mistake that the idea helps you avoid.</w:t>
-      </w:r>
-    </w:p>
-    <w:p>
-      <w:pPr>
-        <w:spacing w:line="336" w:lineRule="auto" w:after="180"/>
-      </w:pPr>
-      <w:r>
-        <w:rPr>
-          <w:b w:val="0"/>
-        </w:rPr>
-        <w:t>Look for: Interpret calibration using groups of forecasts</w:t>
-      </w:r>
-    </w:p>
-    <w:p>
-      <w:pPr>
-        <w:spacing w:line="336" w:lineRule="auto" w:after="180"/>
-      </w:pPr>
-      <w:r>
-        <w:rPr>
-          <w:b w:val="0"/>
-        </w:rPr>
-        <w:t>Reference example, not the only acceptable wording: Teacher explanation: 2/10=.2 and 6/10=.6.</w:t>
-      </w:r>
-    </w:p>
-    <w:p>
-      <w:pPr>
-        <w:spacing w:line="336" w:lineRule="auto" w:after="180"/>
-      </w:pPr>
-      <w:r>
-        <w:rPr>
-          <w:b w:val="0"/>
-        </w:rPr>
-        <w:t>Use the student module and workbook section with this exact week title. The worked case, independent question and answers below form one aligned lesson sequence.</w:t>
-      </w:r>
-    </w:p>
-    <w:p>
-      <w:pPr>
-        <w:pStyle w:val="Heading3"/>
-      </w:pPr>
-      <w:r>
-        <w:t>What the learner must demonstrate</w:t>
-      </w:r>
-    </w:p>
-    <w:p>
-      <w:pPr>
-        <w:spacing w:line="336" w:lineRule="auto" w:after="180"/>
-        <w:shd w:fill="F5F1FB"/>
       </w:pPr>
       <w:r>
         <w:rPr>
@@ -693,6 +897,11 @@
       </w:r>
     </w:p>
     <w:p>
+      <w:r>
+        <w:t>This compact option is not the full-week schedule. Use the main teaching cycle and allow extra sessions for the investigation, independent work and project.</w:t>
+      </w:r>
+    </w:p>
+    <w:p>
       <w:pPr>
         <w:spacing w:line="336" w:lineRule="auto" w:after="180"/>
       </w:pPr>
@@ -700,7 +909,7 @@
         <w:rPr>
           <w:b w:val="0"/>
         </w:rPr>
-        <w:t>Use the supplied scenario, student illustrations and blank paper. For numeric work, offer counters or a calculator after learners show the setup. Fictional records are supplied; personal data and paid accounts are unnecessary.</w:t>
+        <w:t>Allow 80 minutes: recall 8; explanation 12; worked demonstration 15; guided practice 20; independent assessment 15; project and reflection 10. Extend the lab into a second session when needed.</w:t>
       </w:r>
     </w:p>
     <w:p>
@@ -708,32 +917,55 @@
         <w:pStyle w:val="Heading3"/>
       </w:pPr>
       <w:r>
-        <w:t>Alternative compact allocation</w:t>
-      </w:r>
-    </w:p>
-    <w:p>
-      <w:r>
-        <w:t>This compact option is not the full-week schedule. Use the main teaching cycle and allow extra sessions for the investigation, independent work and project.</w:t>
+        <w:t>Preparation for the connected explanation</w:t>
+      </w:r>
+    </w:p>
+    <w:p>
+      <w:pPr>
+        <w:pStyle w:val="Heading3"/>
+      </w:pPr>
+      <w:r>
+        <w:t>Readiness answer</w:t>
+      </w:r>
+    </w:p>
+    <w:p>
+      <w:pPr>
+        <w:pStyle w:val="Heading3"/>
+      </w:pPr>
+      <w:r>
+        <w:t>End goal for the pictorial case</w:t>
       </w:r>
     </w:p>
     <w:p>
       <w:pPr>
         <w:spacing w:line="336" w:lineRule="auto" w:after="180"/>
-        <w:shd w:fill="F1F6F8"/>
-      </w:pPr>
-      <w:r>
-        <w:rPr>
-          <w:b w:val="0"/>
-        </w:rPr>
-        <w:t>Allow 80 minutes: recall 8; explanation 12; worked demonstration 15; guided practice 20; independent assessment 15; project and reflection 10. Extend the lab into a second session when needed.</w:t>
-      </w:r>
-    </w:p>
-    <w:p>
-      <w:pPr>
-        <w:pStyle w:val="Heading3"/>
-      </w:pPr>
-      <w:r>
-        <w:t>Preparation for the connected explanation</w:t>
+      </w:pPr>
+      <w:r>
+        <w:rPr>
+          <w:b w:val="0"/>
+        </w:rPr>
+        <w:t>This added worked case illustrates the week’s main idea. Retain all original and connected topics; schedule its practice within the teaching cycle.</w:t>
+      </w:r>
+    </w:p>
+    <w:p>
+      <w:pPr>
+        <w:pStyle w:val="Heading1"/>
+      </w:pPr>
+      <w:r>
+        <w:t>02. Teach fit and evaluate as separate target sets</w:t>
+      </w:r>
+    </w:p>
+    <w:p>
+      <w:r>
+        <w:t>Include the sorted even-count median and the actual per-case errors.</w:t>
+      </w:r>
+    </w:p>
+    <w:p>
+      <w:pPr>
+        <w:pStyle w:val="Heading2"/>
+      </w:pPr>
+      <w:r>
+        <w:t>Constant-fitting contract and source</w:t>
       </w:r>
     </w:p>
     <w:p>
@@ -744,19 +976,120 @@
         <w:rPr>
           <w:b w:val="0"/>
         </w:rPr>
-        <w:t xml:space="preserve">Teach two 45-minute sessions. This week focuses on constant </w:t>
+        <w:t>Before a complex regression model, fit a simple constant predictor. A mean baseline uses the training average. Sort the training targets for a median: use the middle value for an odd count, or the average of the two middle values for an even count. The methods ignore query features but provide a reproducible reference. Evaluation targets must not determine the constants.</w:t>
+      </w:r>
+    </w:p>
+    <w:p>
+      <w:pPr>
+        <w:spacing w:line="336" w:lineRule="auto" w:after="180"/>
+      </w:pPr>
+      <w:r>
+        <w:rPr>
+          <w:b w:val="0"/>
+        </w:rPr>
+        <w:t xml:space="preserve">Before a complex regression model, fit a simple constant predictor. A </w:t>
       </w:r>
       <w:r>
         <w:rPr>
           <w:b/>
         </w:rPr>
+        <w:t>mean</w:t>
+      </w:r>
+      <w:r>
+        <w:rPr>
+          <w:b w:val="0"/>
+        </w:rPr>
+        <w:t xml:space="preserve"> baseline uses the </w:t>
+      </w:r>
+      <w:r>
+        <w:rPr>
+          <w:b/>
+        </w:rPr>
+        <w:t>training</w:t>
+      </w:r>
+      <w:r>
+        <w:rPr>
+          <w:b w:val="0"/>
+        </w:rPr>
+        <w:t xml:space="preserve"> average. Sort the </w:t>
+      </w:r>
+      <w:r>
+        <w:rPr>
+          <w:b/>
+        </w:rPr>
+        <w:t>training</w:t>
+      </w:r>
+      <w:r>
+        <w:rPr>
+          <w:b w:val="0"/>
+        </w:rPr>
+        <w:t xml:space="preserve"> targets for a </w:t>
+      </w:r>
+      <w:r>
+        <w:rPr>
+          <w:b/>
+        </w:rPr>
+        <w:t>median</w:t>
+      </w:r>
+      <w:r>
+        <w:rPr>
+          <w:b w:val="0"/>
+        </w:rPr>
+        <w:t>: use the middle value for an odd count, or the average of the two middle values for an even count. The methods ignore query features but provide a reproducible reference. Evaluation targets must not determine the constants.</w:t>
+      </w:r>
+    </w:p>
+    <w:p>
+      <w:pPr>
+        <w:spacing w:line="336" w:lineRule="auto" w:after="180"/>
+      </w:pPr>
+      <w:r>
+        <w:rPr>
+          <w:b w:val="0"/>
+        </w:rPr>
+        <w:t>Use fictional classroom data throughout this investigation. Keep the task, units, reference labels and data split visible as you reason.</w:t>
+      </w:r>
+    </w:p>
+    <w:p>
+      <w:pPr>
+        <w:spacing w:line="336" w:lineRule="auto" w:after="180"/>
+      </w:pPr>
+      <w:r>
+        <w:rPr>
+          <w:b w:val="0"/>
+        </w:rPr>
+        <w:t xml:space="preserve">Earlier weeks supplied the model-building </w:t>
+      </w:r>
+      <w:r>
+        <w:rPr>
+          <w:b/>
+        </w:rPr>
+        <w:t>process</w:t>
+      </w:r>
+      <w:r>
+        <w:rPr>
+          <w:b w:val="0"/>
+        </w:rPr>
+        <w:t xml:space="preserve">; this week examines constant </w:t>
+      </w:r>
+      <w:r>
+        <w:rPr>
+          <w:b/>
+        </w:rPr>
         <w:t>prediction</w:t>
       </w:r>
       <w:r>
         <w:rPr>
           <w:b w:val="0"/>
         </w:rPr>
-        <w:t xml:space="preserve"> baselines. Model the worked example first, collect the new W 4 case independently before feedback, and use the fresh retry to check transfer.</w:t>
+        <w:t xml:space="preserve"> baselines.</w:t>
+      </w:r>
+    </w:p>
+    <w:p>
+      <w:pPr>
+        <w:pStyle w:val="Heading2"/>
+      </w:pPr>
+      <w:r>
+        <w:t>Trace main fitted values and equal MAEs</w:t>
       </w:r>
     </w:p>
     <w:p>
@@ -765,17 +1098,63 @@
       </w:pPr>
       <w:r>
         <w:rPr>
-          <w:b w:val="0"/>
-        </w:rPr>
-        <w:t>Award credit for traceable reasoning and bounded claims, including justified uncertainty.</w:t>
-      </w:r>
-    </w:p>
-    <w:p>
-      <w:pPr>
-        <w:pStyle w:val="Heading3"/>
-      </w:pPr>
-      <w:r>
-        <w:t>Readiness answer</w:t>
+          <w:b/>
+        </w:rPr>
+        <w:t>Training</w:t>
+      </w:r>
+      <w:r>
+        <w:rPr>
+          <w:b w:val="0"/>
+        </w:rPr>
+        <w:t xml:space="preserve"> targets [2, 4, 6, 12] have </w:t>
+      </w:r>
+      <w:r>
+        <w:rPr>
+          <w:b/>
+        </w:rPr>
+        <w:t>mean</w:t>
+      </w:r>
+      <w:r>
+        <w:rPr>
+          <w:b w:val="0"/>
+        </w:rPr>
+        <w:t xml:space="preserve"> 24/4=6 and </w:t>
+      </w:r>
+      <w:r>
+        <w:rPr>
+          <w:b/>
+        </w:rPr>
+        <w:t>median</w:t>
+      </w:r>
+      <w:r>
+        <w:rPr>
+          <w:b w:val="0"/>
+        </w:rPr>
+        <w:t xml:space="preserve"> (4+6)/2=5. On separate targets [4, 8], the </w:t>
+      </w:r>
+      <w:r>
+        <w:rPr>
+          <w:b/>
+        </w:rPr>
+        <w:t>mean</w:t>
+      </w:r>
+      <w:r>
+        <w:rPr>
+          <w:b w:val="0"/>
+        </w:rPr>
+        <w:t xml:space="preserve"> baseline predicts [6, 6] with </w:t>
+      </w:r>
+      <w:r>
+        <w:rPr>
+          <w:b/>
+        </w:rPr>
+        <w:t>absolute error</w:t>
+      </w:r>
+      <w:r>
+        <w:rPr>
+          <w:b w:val="0"/>
+        </w:rPr>
+        <w:t>s [2, 2], averaging 2.</w:t>
       </w:r>
     </w:p>
     <w:p>
@@ -786,7 +1165,19 @@
         <w:rPr>
           <w:b w:val="0"/>
         </w:rPr>
-        <w:t>Opposite signs can cancel; a magnitude-based loss avoids that cancellation.</w:t>
+        <w:t xml:space="preserve">The </w:t>
+      </w:r>
+      <w:r>
+        <w:rPr>
+          <w:b/>
+        </w:rPr>
+        <w:t>median</w:t>
+      </w:r>
+      <w:r>
+        <w:rPr>
+          <w:b w:val="0"/>
+        </w:rPr>
+        <w:t xml:space="preserve"> baseline predicts [5, 5] with errors [1, 3], also averaging 2.</w:t>
       </w:r>
     </w:p>
     <w:p>
@@ -797,907 +1188,31 @@
         <w:rPr>
           <w:b w:val="0"/>
         </w:rPr>
-        <w:t>Printed student lesson and workbook</w:t>
-      </w:r>
-    </w:p>
-    <w:p>
-      <w:pPr>
-        <w:spacing w:line="336" w:lineRule="auto" w:after="180"/>
-      </w:pPr>
-      <w:r>
-        <w:rPr>
-          <w:b w:val="0"/>
-        </w:rPr>
-        <w:t>Paper, pencils and a calculator for fractions</w:t>
-      </w:r>
-    </w:p>
-    <w:p>
-      <w:pPr>
-        <w:spacing w:line="336" w:lineRule="auto" w:after="180"/>
-      </w:pPr>
-      <w:r>
-        <w:rPr>
-          <w:b w:val="0"/>
-        </w:rPr>
-        <w:t xml:space="preserve">The fictional examples and a blank </w:t>
+        <w:t xml:space="preserve">Trace the calculation on paper before running this optional Python check. Use the stated fictional </w:t>
       </w:r>
       <w:r>
         <w:rPr>
           <w:b/>
         </w:rPr>
+        <w:t>input</w:t>
+      </w:r>
+      <w:r>
+        <w:rPr>
+          <w:b w:val="0"/>
+        </w:rPr>
+        <w:t xml:space="preserve">s and compare intermediate values. The code checks this example; your independent workbook case uses different </w:t>
+      </w:r>
+      <w:r>
+        <w:rPr>
+          <w:b/>
+        </w:rPr>
         <w:t>evidence</w:t>
       </w:r>
       <w:r>
         <w:rPr>
           <w:b w:val="0"/>
         </w:rPr>
-        <w:t xml:space="preserve"> table</w:t>
-      </w:r>
-    </w:p>
-    <w:p>
-      <w:pPr>
-        <w:spacing w:line="336" w:lineRule="auto" w:after="180"/>
-      </w:pPr>
-      <w:r>
-        <w:rPr>
-          <w:b w:val="0"/>
-        </w:rPr>
-        <w:t>Optional Python 3 editor; no external packages or AI accounts required</w:t>
-      </w:r>
-    </w:p>
-    <w:p>
-      <w:pPr>
-        <w:pStyle w:val="Heading3"/>
-      </w:pPr>
-      <w:r>
-        <w:t>End goal for the pictorial case</w:t>
-      </w:r>
-    </w:p>
-    <w:p>
-      <w:pPr>
-        <w:spacing w:line="336" w:lineRule="auto" w:after="180"/>
-      </w:pPr>
-      <w:r>
-        <w:rPr>
-          <w:b w:val="0"/>
-        </w:rPr>
-        <w:t xml:space="preserve">By the end, I can explain </w:t>
-      </w:r>
-      <w:r>
-        <w:rPr>
-          <w:b/>
-        </w:rPr>
-        <w:t>mean</w:t>
-      </w:r>
-      <w:r>
-        <w:rPr>
-          <w:b w:val="0"/>
-        </w:rPr>
-        <w:t xml:space="preserve">, </w:t>
-      </w:r>
-      <w:r>
-        <w:rPr>
-          <w:b/>
-        </w:rPr>
-        <w:t>median</w:t>
-      </w:r>
-      <w:r>
-        <w:rPr>
-          <w:b w:val="0"/>
-        </w:rPr>
-        <w:t>, and baselines using a traced example and a stated limitation.</w:t>
-      </w:r>
-    </w:p>
-    <w:p>
-      <w:pPr>
-        <w:spacing w:line="336" w:lineRule="auto" w:after="180"/>
-      </w:pPr>
-      <w:r>
-        <w:rPr>
-          <w:b w:val="0"/>
-        </w:rPr>
-        <w:t>This added worked case illustrates the week’s main idea. Retain all original and connected topics; schedule its practice within the teaching cycle.</w:t>
-      </w:r>
-    </w:p>
-    <w:p>
-      <w:pPr>
-        <w:pStyle w:val="Heading1"/>
-      </w:pPr>
-      <w:r>
-        <w:t>02. Explain the mechanism</w:t>
-      </w:r>
-    </w:p>
-    <w:p>
-      <w:r>
-        <w:t>Model Mean, Median, and Baselines using the supplied case, labelled mechanism and reasoning. Make the scope of each conclusion explicit.</w:t>
-      </w:r>
-    </w:p>
-    <w:p>
-      <w:pPr>
-        <w:spacing w:line="336" w:lineRule="auto" w:after="180"/>
-      </w:pPr>
-      <w:r>
-        <w:rPr>
-          <w:b w:val="0"/>
-        </w:rPr>
-        <w:t>Trace the information, fitted behavior, and evaluation proof separately.</w:t>
-      </w:r>
-    </w:p>
-    <w:p>
-      <w:pPr>
-        <w:pStyle w:val="Heading3"/>
-      </w:pPr>
-      <w:r>
-        <w:t>Question to explain</w:t>
-      </w:r>
-    </w:p>
-    <w:p>
-      <w:pPr>
-        <w:spacing w:line="336" w:lineRule="auto" w:after="180"/>
-        <w:shd w:fill="F5F1FB"/>
-      </w:pPr>
-      <w:r>
-        <w:rPr>
-          <w:b w:val="0"/>
-        </w:rPr>
-        <w:t>QUESTION Choose and justify a baseline under an extreme value.</w:t>
-      </w:r>
-    </w:p>
-    <w:p>
-      <w:pPr>
-        <w:spacing w:line="336" w:lineRule="auto" w:after="180"/>
-      </w:pPr>
-      <w:r>
-        <w:rPr>
-          <w:b w:val="0"/>
-        </w:rPr>
-        <w:t xml:space="preserve">MODEL IDEA </w:t>
-      </w:r>
-      <w:r>
-        <w:rPr>
-          <w:b/>
-        </w:rPr>
-        <w:t>Mean</w:t>
-      </w:r>
-      <w:r>
-        <w:rPr>
-          <w:b w:val="0"/>
-        </w:rPr>
-        <w:t xml:space="preserve"> and </w:t>
-      </w:r>
-      <w:r>
-        <w:rPr>
-          <w:b/>
-        </w:rPr>
-        <w:t>median</w:t>
-      </w:r>
-      <w:r>
-        <w:rPr>
-          <w:b w:val="0"/>
-        </w:rPr>
-        <w:t xml:space="preserve"> are transparent regression baselines; </w:t>
-      </w:r>
-      <w:r>
-        <w:rPr>
-          <w:b/>
-        </w:rPr>
-        <w:t>outlier</w:t>
-      </w:r>
-      <w:r>
-        <w:rPr>
-          <w:b w:val="0"/>
-        </w:rPr>
-        <w:t>s affect them differently.</w:t>
-      </w:r>
-    </w:p>
-    <w:p>
-      <w:pPr>
-        <w:spacing w:line="336" w:lineRule="auto" w:after="180"/>
-      </w:pPr>
-      <w:r>
-        <w:rPr>
-          <w:b w:val="0"/>
-        </w:rPr>
-        <w:t>PROOF NEEDED Use an unseen case, visible calculation, error analysis, and a stated limitation.</w:t>
-      </w:r>
-    </w:p>
-    <w:p>
-      <w:pPr>
-        <w:pStyle w:val="Heading3"/>
-      </w:pPr>
-      <w:r>
-        <w:t>How the mechanism works</w:t>
-      </w:r>
-    </w:p>
-    <w:p>
-      <w:pPr>
-        <w:spacing w:line="336" w:lineRule="auto" w:after="180"/>
-        <w:shd w:fill="F1F6F8"/>
-      </w:pPr>
-      <w:r>
-        <w:rPr>
-          <w:b w:val="0"/>
-        </w:rPr>
-        <w:t xml:space="preserve">UNDER THE HOOD Heights are 10, 11, 12, 13, and 54 cm. </w:t>
-      </w:r>
-      <w:r>
-        <w:rPr>
-          <w:b/>
-        </w:rPr>
-        <w:t>Mean</w:t>
-      </w:r>
-      <w:r>
-        <w:rPr>
-          <w:b w:val="0"/>
-        </w:rPr>
-        <w:t xml:space="preserve"> = 100 ÷ 5 = 20 cm.</w:t>
-      </w:r>
-    </w:p>
-    <w:p>
-      <w:pPr>
-        <w:spacing w:line="336" w:lineRule="auto" w:after="180"/>
-      </w:pPr>
-      <w:r>
-        <w:rPr>
-          <w:b w:val="0"/>
-        </w:rPr>
-        <w:t xml:space="preserve">Draw a fresh data → model → </w:t>
-      </w:r>
-      <w:r>
-        <w:rPr>
-          <w:b/>
-        </w:rPr>
-        <w:t>prediction</w:t>
-      </w:r>
-      <w:r>
-        <w:rPr>
-          <w:b w:val="0"/>
-        </w:rPr>
-        <w:t xml:space="preserve"> → evaluation trace:</w:t>
-      </w:r>
-    </w:p>
-    <w:p>
-      <w:pPr>
-        <w:spacing w:line="336" w:lineRule="auto" w:after="180"/>
-      </w:pPr>
-      <w:r>
-        <w:rPr>
-          <w:b w:val="0"/>
-        </w:rPr>
-        <w:t xml:space="preserve">Predict first. Then check each step. A correct answer without visible </w:t>
-      </w:r>
-      <w:r>
-        <w:rPr>
-          <w:b/>
-        </w:rPr>
-        <w:t>evidence</w:t>
-      </w:r>
-      <w:r>
-        <w:rPr>
-          <w:b w:val="0"/>
-        </w:rPr>
-        <w:t xml:space="preserve"> cannot be audited.</w:t>
-      </w:r>
-    </w:p>
-    <w:p>
-      <w:pPr>
-        <w:pStyle w:val="Heading3"/>
-      </w:pPr>
-      <w:r>
-        <w:t>Step 1</w:t>
-      </w:r>
-    </w:p>
-    <w:p>
-      <w:pPr>
-        <w:spacing w:line="336" w:lineRule="auto" w:after="180"/>
-        <w:shd w:fill="F4F9FC"/>
-      </w:pPr>
-      <w:r>
-        <w:rPr>
-          <w:b w:val="0"/>
-        </w:rPr>
-        <w:t>STEP 1 Heights are 10, 11, 12, 13, and 54 cm.</w:t>
-      </w:r>
-    </w:p>
-    <w:p>
-      <w:pPr>
-        <w:pStyle w:val="Heading3"/>
-      </w:pPr>
-      <w:r>
-        <w:t>Step 2</w:t>
-      </w:r>
-    </w:p>
-    <w:p>
-      <w:pPr>
-        <w:spacing w:line="336" w:lineRule="auto" w:after="180"/>
-        <w:shd w:fill="F4F9FC"/>
-      </w:pPr>
-      <w:r>
-        <w:rPr>
-          <w:b w:val="0"/>
-        </w:rPr>
-        <w:t xml:space="preserve">STEP 2 </w:t>
-      </w:r>
-      <w:r>
-        <w:rPr>
-          <w:b/>
-        </w:rPr>
-        <w:t>Mean</w:t>
-      </w:r>
-      <w:r>
-        <w:rPr>
-          <w:b w:val="0"/>
-        </w:rPr>
-        <w:t xml:space="preserve"> = 100 ÷ 5 = 20 cm.</w:t>
-      </w:r>
-    </w:p>
-    <w:p>
-      <w:pPr>
-        <w:pStyle w:val="Heading3"/>
-      </w:pPr>
-      <w:r>
-        <w:t>Step 3</w:t>
-      </w:r>
-    </w:p>
-    <w:p>
-      <w:pPr>
-        <w:spacing w:line="336" w:lineRule="auto" w:after="180"/>
-        <w:shd w:fill="F4F9FC"/>
-      </w:pPr>
-      <w:r>
-        <w:rPr>
-          <w:b w:val="0"/>
-        </w:rPr>
-        <w:t xml:space="preserve">STEP 3 </w:t>
-      </w:r>
-      <w:r>
-        <w:rPr>
-          <w:b/>
-        </w:rPr>
-        <w:t>Median</w:t>
-      </w:r>
-      <w:r>
-        <w:rPr>
-          <w:b w:val="0"/>
-        </w:rPr>
-        <w:t xml:space="preserve"> is 12 cm, the middle ordered value.</w:t>
-      </w:r>
-    </w:p>
-    <w:p>
-      <w:pPr>
-        <w:pStyle w:val="Heading3"/>
-      </w:pPr>
-      <w:r>
-        <w:t>Step 4</w:t>
-      </w:r>
-    </w:p>
-    <w:p>
-      <w:pPr>
-        <w:spacing w:line="336" w:lineRule="auto" w:after="180"/>
-        <w:shd w:fill="F4F9FC"/>
-      </w:pPr>
-      <w:r>
-        <w:rPr>
-          <w:b w:val="0"/>
-        </w:rPr>
-        <w:t xml:space="preserve">STEP 4 For typical-height </w:t>
-      </w:r>
-      <w:r>
-        <w:rPr>
-          <w:b/>
-        </w:rPr>
-        <w:t>absolute error</w:t>
-      </w:r>
-      <w:r>
-        <w:rPr>
-          <w:b w:val="0"/>
-        </w:rPr>
-        <w:t xml:space="preserve">, </w:t>
-      </w:r>
-      <w:r>
-        <w:rPr>
-          <w:b/>
-        </w:rPr>
-        <w:t>median</w:t>
-      </w:r>
-      <w:r>
-        <w:rPr>
-          <w:b w:val="0"/>
-        </w:rPr>
-        <w:t xml:space="preserve"> is more robust; still report why 54 is present.</w:t>
-      </w:r>
-    </w:p>
-    <w:p>
-      <w:pPr>
-        <w:spacing w:line="336" w:lineRule="auto" w:after="180"/>
-      </w:pPr>
-      <w:r>
-        <w:rPr>
-          <w:b w:val="0"/>
-        </w:rPr>
-        <w:t>CHECK Verify the denominator, unit, split, class definition, and data version before interpreting a score.</w:t>
-      </w:r>
-    </w:p>
-    <w:p>
-      <w:pPr>
-        <w:spacing w:line="336" w:lineRule="auto" w:after="180"/>
-      </w:pPr>
-      <w:r>
-        <w:rPr>
-          <w:b w:val="0"/>
-        </w:rPr>
-        <w:t xml:space="preserve">Recalculate, retrace, or restate the </w:t>
-      </w:r>
-      <w:r>
-        <w:rPr>
-          <w:b/>
-        </w:rPr>
-        <w:t>evidence</w:t>
-      </w:r>
-      <w:r>
-        <w:rPr>
-          <w:b w:val="0"/>
-        </w:rPr>
-        <w:t xml:space="preserve"> independently:</w:t>
-      </w:r>
-    </w:p>
-    <w:p>
-      <w:pPr>
-        <w:pStyle w:val="Heading3"/>
-      </w:pPr>
-      <w:r>
-        <w:t>Concrete teaching case</w:t>
-      </w:r>
-    </w:p>
-    <w:p>
-      <w:pPr>
-        <w:pStyle w:val="Heading3"/>
-      </w:pPr>
-      <w:r>
-        <w:t>The teaching case</w:t>
-      </w:r>
-    </w:p>
-    <w:p>
-      <w:pPr>
-        <w:spacing w:line="336" w:lineRule="auto" w:after="180"/>
-        <w:shd w:fill="F1F6FC"/>
-      </w:pPr>
-      <w:r>
-        <w:rPr>
-          <w:b/>
-        </w:rPr>
-        <w:t>Training</w:t>
-      </w:r>
-      <w:r>
-        <w:rPr>
-          <w:b w:val="0"/>
-        </w:rPr>
-        <w:t xml:space="preserve"> heights are 2,4,12 cm. Compare constant </w:t>
-      </w:r>
-      <w:r>
-        <w:rPr>
-          <w:b/>
-        </w:rPr>
-        <w:t>mean</w:t>
-      </w:r>
-      <w:r>
-        <w:rPr>
-          <w:b w:val="0"/>
-        </w:rPr>
-        <w:t xml:space="preserve"> and </w:t>
-      </w:r>
-      <w:r>
-        <w:rPr>
-          <w:b/>
-        </w:rPr>
-        <w:t>median</w:t>
-      </w:r>
-      <w:r>
-        <w:rPr>
-          <w:b w:val="0"/>
-        </w:rPr>
-        <w:t xml:space="preserve"> baselines.</w:t>
-      </w:r>
-    </w:p>
-    <w:p>
-      <w:pPr>
-        <w:pStyle w:val="Heading3"/>
-      </w:pPr>
-      <w:r>
-        <w:t>The teaching case</w:t>
-      </w:r>
-    </w:p>
-    <w:p>
-      <w:pPr>
-        <w:spacing w:line="336" w:lineRule="auto" w:after="180"/>
-        <w:shd w:fill="F1F6FC"/>
-      </w:pPr>
-      <w:r>
-        <w:rPr>
-          <w:b w:val="0"/>
-        </w:rPr>
-        <w:t xml:space="preserve">Compute both and </w:t>
-      </w:r>
-      <w:r>
-        <w:rPr>
-          <w:b/>
-        </w:rPr>
-        <w:t>training</w:t>
-      </w:r>
-      <w:r>
-        <w:rPr>
-          <w:b w:val="0"/>
-        </w:rPr>
-        <w:t xml:space="preserve"> </w:t>
-      </w:r>
-      <w:r>
-        <w:rPr>
-          <w:b/>
-        </w:rPr>
-        <w:t>absolute error</w:t>
-      </w:r>
-      <w:r>
-        <w:rPr>
-          <w:b w:val="0"/>
-        </w:rPr>
-        <w:t>s.</w:t>
-      </w:r>
-    </w:p>
-    <w:p>
-      <w:pPr>
-        <w:pStyle w:val="Heading3"/>
-      </w:pPr>
-      <w:r>
-        <w:t>Exact explanation to model</w:t>
-      </w:r>
-    </w:p>
-    <w:p>
-      <w:pPr>
-        <w:pStyle w:val="Heading3"/>
-      </w:pPr>
-      <w:r>
-        <w:t>Why the result follows</w:t>
-      </w:r>
-    </w:p>
-    <w:p>
-      <w:pPr>
-        <w:spacing w:line="336" w:lineRule="auto" w:after="180"/>
-        <w:shd w:fill="F1F6FC"/>
-      </w:pPr>
-      <w:r>
-        <w:rPr>
-          <w:b/>
-        </w:rPr>
-        <w:t>Mean</w:t>
-      </w:r>
-      <w:r>
-        <w:rPr>
-          <w:b w:val="0"/>
-        </w:rPr>
-        <w:t xml:space="preserve">=6, </w:t>
-      </w:r>
-      <w:r>
-        <w:rPr>
-          <w:b/>
-        </w:rPr>
-        <w:t>median</w:t>
-      </w:r>
-      <w:r>
-        <w:rPr>
-          <w:b w:val="0"/>
-        </w:rPr>
-        <w:t xml:space="preserve">=4. </w:t>
-      </w:r>
-      <w:r>
-        <w:rPr>
-          <w:b/>
-        </w:rPr>
-        <w:t>Mean</w:t>
-      </w:r>
-      <w:r>
-        <w:rPr>
-          <w:b w:val="0"/>
-        </w:rPr>
-        <w:t xml:space="preserve"> errors 4,2,6 total12; </w:t>
-      </w:r>
-      <w:r>
-        <w:rPr>
-          <w:b/>
-        </w:rPr>
-        <w:t>median</w:t>
-      </w:r>
-      <w:r>
-        <w:rPr>
-          <w:b w:val="0"/>
-        </w:rPr>
-        <w:t xml:space="preserve"> errors 2,0,8 total10. </w:t>
-      </w:r>
-      <w:r>
-        <w:rPr>
-          <w:b/>
-        </w:rPr>
-        <w:t>Median</w:t>
-      </w:r>
-      <w:r>
-        <w:rPr>
-          <w:b w:val="0"/>
-        </w:rPr>
-        <w:t xml:space="preserve"> minimises </w:t>
-      </w:r>
-      <w:r>
-        <w:rPr>
-          <w:b/>
-        </w:rPr>
-        <w:t>absolute error</w:t>
-      </w:r>
-      <w:r>
-        <w:rPr>
-          <w:b w:val="0"/>
-        </w:rPr>
-        <w:t xml:space="preserve"> here.</w:t>
-      </w:r>
-    </w:p>
-    <w:p>
-      <w:pPr>
-        <w:pStyle w:val="Heading3"/>
-      </w:pPr>
-      <w:r>
-        <w:t>Explain the added worked example</w:t>
-      </w:r>
-    </w:p>
-    <w:p>
-      <w:pPr>
-        <w:pStyle w:val="Heading3"/>
-      </w:pPr>
-      <w:r>
-        <w:t>Explain the added worked example · 1</w:t>
-      </w:r>
-    </w:p>
-    <w:p>
-      <w:pPr>
-        <w:spacing w:line="336" w:lineRule="auto" w:after="180"/>
-      </w:pPr>
-      <w:r>
-        <w:rPr>
-          <w:b w:val="0"/>
-        </w:rPr>
-        <w:t xml:space="preserve">Before a complex regression model, fit a simple constant predictor. A </w:t>
-      </w:r>
-      <w:r>
-        <w:rPr>
-          <w:b/>
-        </w:rPr>
-        <w:t>mean</w:t>
-      </w:r>
-      <w:r>
-        <w:rPr>
-          <w:b w:val="0"/>
-        </w:rPr>
-        <w:t xml:space="preserve"> baseline uses the </w:t>
-      </w:r>
-      <w:r>
-        <w:rPr>
-          <w:b/>
-        </w:rPr>
-        <w:t>training</w:t>
-      </w:r>
-      <w:r>
-        <w:rPr>
-          <w:b w:val="0"/>
-        </w:rPr>
-        <w:t xml:space="preserve"> average. A </w:t>
-      </w:r>
-      <w:r>
-        <w:rPr>
-          <w:b/>
-        </w:rPr>
-        <w:t>median</w:t>
-      </w:r>
-      <w:r>
-        <w:rPr>
-          <w:b w:val="0"/>
-        </w:rPr>
-        <w:t xml:space="preserve"> baseline uses the middle </w:t>
-      </w:r>
-      <w:r>
-        <w:rPr>
-          <w:b/>
-        </w:rPr>
-        <w:t>training</w:t>
-      </w:r>
-      <w:r>
-        <w:rPr>
-          <w:b w:val="0"/>
-        </w:rPr>
-        <w:t xml:space="preserve"> target.</w:t>
-      </w:r>
-    </w:p>
-    <w:p>
-      <w:pPr>
-        <w:spacing w:line="336" w:lineRule="auto" w:after="180"/>
-      </w:pPr>
-      <w:r>
-        <w:rPr>
-          <w:b w:val="0"/>
-        </w:rPr>
-        <w:t>They ignore features but provide a comparison that is easy to reproduce. Evaluation targets must not determine the constants.</w:t>
-      </w:r>
-    </w:p>
-    <w:p>
-      <w:pPr>
-        <w:spacing w:line="336" w:lineRule="auto" w:after="180"/>
-      </w:pPr>
-      <w:r>
-        <w:rPr>
-          <w:b w:val="0"/>
-        </w:rPr>
-        <w:t>Use fictional classroom data throughout this investigation. Keep the task, units, reference labels and data split visible as you reason.</w:t>
-      </w:r>
-    </w:p>
-    <w:p>
-      <w:pPr>
-        <w:spacing w:line="336" w:lineRule="auto" w:after="180"/>
-      </w:pPr>
-      <w:r>
-        <w:rPr>
-          <w:b w:val="0"/>
-        </w:rPr>
-        <w:t xml:space="preserve">Earlier weeks supplied the model-building </w:t>
-      </w:r>
-      <w:r>
-        <w:rPr>
-          <w:b/>
-        </w:rPr>
-        <w:t>process</w:t>
-      </w:r>
-      <w:r>
-        <w:rPr>
-          <w:b w:val="0"/>
-        </w:rPr>
-        <w:t xml:space="preserve">; this week examines constant </w:t>
-      </w:r>
-      <w:r>
-        <w:rPr>
-          <w:b/>
-        </w:rPr>
-        <w:t>prediction</w:t>
-      </w:r>
-      <w:r>
-        <w:rPr>
-          <w:b w:val="0"/>
-        </w:rPr>
-        <w:t xml:space="preserve"> baselines.</w:t>
-      </w:r>
-    </w:p>
-    <w:p>
-      <w:pPr>
-        <w:spacing w:line="336" w:lineRule="auto" w:after="180"/>
-      </w:pPr>
-      <w:r>
-        <w:rPr>
-          <w:b/>
-        </w:rPr>
-        <w:t>Training</w:t>
-      </w:r>
-      <w:r>
-        <w:rPr>
-          <w:b w:val="0"/>
-        </w:rPr>
-        <w:t xml:space="preserve"> targets [2, 4, 6, 12] have </w:t>
-      </w:r>
-      <w:r>
-        <w:rPr>
-          <w:b/>
-        </w:rPr>
-        <w:t>mean</w:t>
-      </w:r>
-      <w:r>
-        <w:rPr>
-          <w:b w:val="0"/>
-        </w:rPr>
-        <w:t xml:space="preserve"> 24/4=6 and </w:t>
-      </w:r>
-      <w:r>
-        <w:rPr>
-          <w:b/>
-        </w:rPr>
-        <w:t>median</w:t>
-      </w:r>
-      <w:r>
-        <w:rPr>
-          <w:b w:val="0"/>
-        </w:rPr>
-        <w:t xml:space="preserve"> (4+6)/2=5. On separate targets [4, 8], the </w:t>
-      </w:r>
-      <w:r>
-        <w:rPr>
-          <w:b/>
-        </w:rPr>
-        <w:t>mean</w:t>
-      </w:r>
-      <w:r>
-        <w:rPr>
-          <w:b w:val="0"/>
-        </w:rPr>
-        <w:t xml:space="preserve"> baseline predicts [6, 6] with </w:t>
-      </w:r>
-      <w:r>
-        <w:rPr>
-          <w:b/>
-        </w:rPr>
-        <w:t>absolute error</w:t>
-      </w:r>
-      <w:r>
-        <w:rPr>
-          <w:b w:val="0"/>
-        </w:rPr>
-        <w:t>s [2, 2], averaging 2.</w:t>
-      </w:r>
-    </w:p>
-    <w:p>
-      <w:pPr>
-        <w:spacing w:line="336" w:lineRule="auto" w:after="180"/>
-      </w:pPr>
-      <w:r>
-        <w:rPr>
-          <w:b w:val="0"/>
-        </w:rPr>
-        <w:t xml:space="preserve">The </w:t>
-      </w:r>
-      <w:r>
-        <w:rPr>
-          <w:b/>
-        </w:rPr>
-        <w:t>median</w:t>
-      </w:r>
-      <w:r>
-        <w:rPr>
-          <w:b w:val="0"/>
-        </w:rPr>
-        <w:t xml:space="preserve"> baseline predicts [5, 5] with errors [1, 3], also averaging 2.</w:t>
-      </w:r>
-    </w:p>
-    <w:p>
-      <w:pPr>
-        <w:spacing w:line="336" w:lineRule="auto" w:after="180"/>
-      </w:pPr>
-      <w:r>
-        <w:rPr>
-          <w:b w:val="0"/>
-        </w:rPr>
-        <w:t xml:space="preserve">Trace the calculation on paper before running this optional Python check. Use the stated fictional </w:t>
-      </w:r>
-      <w:r>
-        <w:rPr>
-          <w:b/>
-        </w:rPr>
-        <w:t>input</w:t>
-      </w:r>
-      <w:r>
-        <w:rPr>
-          <w:b w:val="0"/>
-        </w:rPr>
-        <w:t xml:space="preserve">s and compare intermediate values. The code checks this example; your independent workbook case uses different </w:t>
-      </w:r>
-      <w:r>
-        <w:rPr>
-          <w:b/>
-        </w:rPr>
-        <w:t>evidence</w:t>
-      </w:r>
-      <w:r>
-        <w:rPr>
-          <w:b w:val="0"/>
-        </w:rPr>
         <w:t>.</w:t>
-      </w:r>
-    </w:p>
-    <w:p>
-      <w:pPr>
-        <w:pStyle w:val="Heading3"/>
-      </w:pPr>
-      <w:r>
-        <w:t>Key terms</w:t>
       </w:r>
     </w:p>
     <w:tbl>
@@ -1824,48 +1339,6 @@
         </w:tc>
       </w:tr>
     </w:tbl>
-    <w:p>
-      <w:pPr>
-        <w:pStyle w:val="Heading3"/>
-      </w:pPr>
-      <w:r>
-        <w:t>Model the reasoning aloud</w:t>
-      </w:r>
-    </w:p>
-    <w:p>
-      <w:pPr>
-        <w:spacing w:line="336" w:lineRule="auto" w:after="180"/>
-      </w:pPr>
-      <w:r>
-        <w:rPr>
-          <w:b w:val="0"/>
-        </w:rPr>
-        <w:t xml:space="preserve">Use the complete worked example below before asking learners to complete W2. Reveal a small part, invite a </w:t>
-      </w:r>
-      <w:r>
-        <w:rPr>
-          <w:b/>
-        </w:rPr>
-        <w:t>prediction</w:t>
-      </w:r>
-      <w:r>
-        <w:rPr>
-          <w:b w:val="0"/>
-        </w:rPr>
-        <w:t>, then explain the deciding step.</w:t>
-      </w:r>
-    </w:p>
-    <w:p>
-      <w:pPr>
-        <w:spacing w:line="336" w:lineRule="auto" w:after="180"/>
-      </w:pPr>
-      <w:r>
-        <w:rPr>
-          <w:b w:val="0"/>
-        </w:rPr>
-        <w:t>These teacher notes contain solutions; do not reveal the independent case answer during modelling.</w:t>
-      </w:r>
-    </w:p>
     <w:p>
       <w:pPr>
         <w:pStyle w:val="Heading3"/>
@@ -2050,6 +1523,985 @@
         <w:t>________________________________________________________________</w:t>
       </w:r>
     </w:p>
+    <w:p>
+      <w:pPr>
+        <w:pStyle w:val="Heading2"/>
+      </w:pPr>
+      <w:r>
+        <w:t>Read separate pictured training/evaluation values</w:t>
+      </w:r>
+    </w:p>
+    <w:p>
+      <w:pPr>
+        <w:spacing w:line="336" w:lineRule="auto" w:after="180"/>
+      </w:pPr>
+      <w:r>
+        <w:rPr>
+          <w:b w:val="0"/>
+        </w:rPr>
+        <w:t>Fit two constant height baselines and compare them on held-out examples.</w:t>
+      </w:r>
+    </w:p>
+    <w:p>
+      <w:pPr>
+        <w:spacing w:line="336" w:lineRule="auto" w:after="180"/>
+      </w:pPr>
+      <w:r>
+        <w:rPr>
+          <w:b/>
+        </w:rPr>
+        <w:t>Training</w:t>
+      </w:r>
+      <w:r>
+        <w:rPr>
+          <w:b w:val="0"/>
+        </w:rPr>
+        <w:t xml:space="preserve"> heights [2, 4, 6, 20] cm. Evaluation heights [4, 10] cm. Fit constants only from </w:t>
+      </w:r>
+      <w:r>
+        <w:rPr>
+          <w:b/>
+        </w:rPr>
+        <w:t>training</w:t>
+      </w:r>
+      <w:r>
+        <w:rPr>
+          <w:b w:val="0"/>
+        </w:rPr>
+        <w:t>.</w:t>
+      </w:r>
+    </w:p>
+    <w:p>
+      <w:pPr>
+        <w:spacing w:line="336" w:lineRule="auto" w:after="180"/>
+      </w:pPr>
+      <w:r>
+        <w:rPr>
+          <w:b w:val="0"/>
+        </w:rPr>
+        <w:t xml:space="preserve">All </w:t>
+      </w:r>
+      <w:r>
+        <w:rPr>
+          <w:b/>
+        </w:rPr>
+        <w:t>input</w:t>
+      </w:r>
+      <w:r>
+        <w:rPr>
+          <w:b w:val="0"/>
+        </w:rPr>
+        <w:t>s and outcomes in this worked example are invented classroom data; no real model run is claimed.</w:t>
+      </w:r>
+    </w:p>
+    <w:p>
+      <w:pPr>
+        <w:spacing w:line="336" w:lineRule="auto" w:after="180"/>
+      </w:pPr>
+      <w:r>
+        <w:rPr>
+          <w:b w:val="0"/>
+        </w:rPr>
+        <w:t>Main training2,4,6,12gives mean6and median5;validation4,8gives errors[2,2]and[1,3],both MAE2cm. Picture training2,4,6,20gives mean8and median5;evaluation4,10gives errors[4,2]and[1,5],both MAE3cm. Replacing only pictured training20with8gives mean5and median5,both still evaluation MAE3cm. Keep the evaluation targets fixed.</w:t>
+      </w:r>
+    </w:p>
+    <w:p>
+      <w:pPr>
+        <w:spacing w:line="336" w:lineRule="auto" w:after="180"/>
+      </w:pPr>
+      <w:r>
+        <w:rPr>
+          <w:b w:val="0"/>
+        </w:rPr>
+        <w:t>This supplied change demonstrates sensitivity,not evidence that the extreme value was incorrect or permission to choose training edits from evaluation results.</w:t>
+      </w:r>
+    </w:p>
+    <w:p>
+      <w:pPr>
+        <w:pStyle w:val="Heading2"/>
+      </w:pPr>
+      <w:r>
+        <w:t>Trace constants,held-out tie and training-value change</w:t>
+      </w:r>
+    </w:p>
+    <w:p>
+      <w:r>
+        <w:drawing>
+          <wp:inline xmlns:a="http://schemas.openxmlformats.org/drawingml/2006/main" xmlns:pic="http://schemas.openxmlformats.org/drawingml/2006/picture">
+            <wp:extent cx="5486400" cy="3182112"/>
+            <wp:docPr id="1" name="Picture 1" descr="Fit mean: Training mean=(2+4+6+20)/4=8 cm. → Fit median: Training median=(4+6)/2=5 cm. → Evaluate constants: Mean MAE=(4+2)/2=3 cm; median MAE=(1+5)/2=3 cm."/>
+            <wp:cNvGraphicFramePr>
+              <a:graphicFrameLocks noChangeAspect="1"/>
+            </wp:cNvGraphicFramePr>
+            <a:graphic>
+              <a:graphicData uri="http://schemas.openxmlformats.org/drawingml/2006/picture">
+                <pic:pic>
+                  <pic:nvPicPr>
+                    <pic:cNvPr id="0" name="academy-story-ai-4-20-02.png"/>
+                    <pic:cNvPicPr/>
+                  </pic:nvPicPr>
+                  <pic:blipFill>
+                    <a:blip r:embed="rId9"/>
+                    <a:stretch>
+                      <a:fillRect/>
+                    </a:stretch>
+                  </pic:blipFill>
+                  <pic:spPr>
+                    <a:xfrm>
+                      <a:off x="0" y="0"/>
+                      <a:ext cx="5486400" cy="3182112"/>
+                    </a:xfrm>
+                    <a:prstGeom prst="rect"/>
+                  </pic:spPr>
+                </pic:pic>
+              </a:graphicData>
+            </a:graphic>
+          </wp:inline>
+        </w:drawing>
+      </w:r>
+    </w:p>
+    <w:p>
+      <w:pPr>
+        <w:pStyle w:val="Heading3"/>
+      </w:pPr>
+      <w:r>
+        <w:t>Read the picture one step at a time</w:t>
+      </w:r>
+    </w:p>
+    <w:tbl>
+      <w:tblPr>
+        <w:tblStyle w:val="LightShading-Accent1"/>
+        <w:tblW w:type="auto" w:w="0"/>
+        <w:tblLook w:firstColumn="1" w:firstRow="1" w:lastColumn="0" w:lastRow="0" w:noHBand="0" w:noVBand="1" w:val="04A0"/>
+      </w:tblPr>
+      <w:tblGrid>
+        <w:gridCol w:w="5112"/>
+        <w:gridCol w:w="5112"/>
+      </w:tblGrid>
+      <w:tr>
+        <w:trPr>
+          <w:tblHeader/>
+        </w:trPr>
+        <w:tc>
+          <w:tcPr>
+            <w:tcW w:type="dxa" w:w="5112"/>
+          </w:tcPr>
+          <w:p>
+            <w:r>
+              <w:t>Step</w:t>
+            </w:r>
+          </w:p>
+        </w:tc>
+        <w:tc>
+          <w:tcPr>
+            <w:tcW w:type="dxa" w:w="5112"/>
+          </w:tcPr>
+          <w:p>
+            <w:r>
+              <w:t>What happens and why</w:t>
+            </w:r>
+          </w:p>
+        </w:tc>
+      </w:tr>
+      <w:tr>
+        <w:tc>
+          <w:tcPr>
+            <w:tcW w:type="dxa" w:w="5112"/>
+          </w:tcPr>
+          <w:p>
+            <w:r>
+              <w:t>1. Fit mean</w:t>
+            </w:r>
+          </w:p>
+        </w:tc>
+        <w:tc>
+          <w:tcPr>
+            <w:tcW w:type="dxa" w:w="5112"/>
+          </w:tcPr>
+          <w:p>
+            <w:r>
+              <w:t>Training mean=(2+4+6+20)/4=8 cm.</w:t>
+            </w:r>
+          </w:p>
+        </w:tc>
+      </w:tr>
+      <w:tr>
+        <w:tc>
+          <w:tcPr>
+            <w:tcW w:type="dxa" w:w="5112"/>
+          </w:tcPr>
+          <w:p>
+            <w:r>
+              <w:t>2. Fit median</w:t>
+            </w:r>
+          </w:p>
+        </w:tc>
+        <w:tc>
+          <w:tcPr>
+            <w:tcW w:type="dxa" w:w="5112"/>
+          </w:tcPr>
+          <w:p>
+            <w:r>
+              <w:t>Training median=(4+6)/2=5 cm.</w:t>
+            </w:r>
+          </w:p>
+        </w:tc>
+      </w:tr>
+      <w:tr>
+        <w:tc>
+          <w:tcPr>
+            <w:tcW w:type="dxa" w:w="5112"/>
+          </w:tcPr>
+          <w:p>
+            <w:r>
+              <w:t>3. Evaluate constants</w:t>
+            </w:r>
+          </w:p>
+        </w:tc>
+        <w:tc>
+          <w:tcPr>
+            <w:tcW w:type="dxa" w:w="5112"/>
+          </w:tcPr>
+          <w:p>
+            <w:r>
+              <w:t>Mean MAE=(4+2)/2=3 cm; median MAE=(1+5)/2=3 cm.</w:t>
+            </w:r>
+          </w:p>
+        </w:tc>
+      </w:tr>
+    </w:tbl>
+    <w:p>
+      <w:r>
+        <w:t>Match each pictured step to the supplied facts. This is a worked teaching case, not an independent assessment.</w:t>
+      </w:r>
+    </w:p>
+    <w:p>
+      <w:pPr>
+        <w:spacing w:line="336" w:lineRule="auto" w:after="180"/>
+      </w:pPr>
+      <w:r>
+        <w:rPr>
+          <w:b w:val="0"/>
+        </w:rPr>
+        <w:t xml:space="preserve">Read the picture in order. </w:t>
+      </w:r>
+      <w:r>
+        <w:rPr>
+          <w:b/>
+        </w:rPr>
+        <w:t>Mean</w:t>
+      </w:r>
+      <w:r>
+        <w:rPr>
+          <w:b w:val="0"/>
+        </w:rPr>
+        <w:t xml:space="preserve"> MAE=(4+2)/2=3 cm; </w:t>
+      </w:r>
+      <w:r>
+        <w:rPr>
+          <w:b/>
+        </w:rPr>
+        <w:t>median</w:t>
+      </w:r>
+      <w:r>
+        <w:rPr>
+          <w:b w:val="0"/>
+        </w:rPr>
+        <w:t xml:space="preserve"> MAE=(1+5)/2=3 cm. The arrows show which recorded </w:t>
+      </w:r>
+      <w:r>
+        <w:rPr>
+          <w:b/>
+        </w:rPr>
+        <w:t>input</w:t>
+      </w:r>
+      <w:r>
+        <w:rPr>
+          <w:b w:val="0"/>
+        </w:rPr>
+        <w:t xml:space="preserve"> or intermediate result each decision uses.</w:t>
+      </w:r>
+    </w:p>
+    <w:p>
+      <w:pPr>
+        <w:spacing w:line="336" w:lineRule="auto" w:after="180"/>
+      </w:pPr>
+      <w:r>
+        <w:rPr>
+          <w:b w:val="0"/>
+        </w:rPr>
+        <w:t>Explain the deciding step aloud before checking the changed case; pointing to the final answer alone does not show how it follows.</w:t>
+      </w:r>
+    </w:p>
+    <w:p>
+      <w:pPr>
+        <w:spacing w:line="336" w:lineRule="auto" w:after="180"/>
+      </w:pPr>
+      <w:r>
+        <w:rPr>
+          <w:b/>
+        </w:rPr>
+        <w:t>Mean</w:t>
+      </w:r>
+      <w:r>
+        <w:rPr>
+          <w:b w:val="0"/>
+        </w:rPr>
+        <w:t xml:space="preserve"> and </w:t>
+      </w:r>
+      <w:r>
+        <w:rPr>
+          <w:b/>
+        </w:rPr>
+        <w:t>median</w:t>
+      </w:r>
+      <w:r>
+        <w:rPr>
+          <w:b w:val="0"/>
+        </w:rPr>
+        <w:t xml:space="preserve"> have different loss properties, but their held-out performance depends on the particular evaluation cases.</w:t>
+      </w:r>
+    </w:p>
+    <w:p>
+      <w:pPr>
+        <w:spacing w:line="336" w:lineRule="auto" w:after="180"/>
+      </w:pPr>
+      <w:r>
+        <w:rPr>
+          <w:b w:val="0"/>
+        </w:rPr>
+        <w:t xml:space="preserve">Change: Replace </w:t>
+      </w:r>
+      <w:r>
+        <w:rPr>
+          <w:b/>
+        </w:rPr>
+        <w:t>training</w:t>
+      </w:r>
+      <w:r>
+        <w:rPr>
+          <w:b w:val="0"/>
+        </w:rPr>
+        <w:t xml:space="preserve"> 20 with 8 while keeping evaluation unchanged.</w:t>
+      </w:r>
+    </w:p>
+    <w:p>
+      <w:pPr>
+        <w:spacing w:line="336" w:lineRule="auto" w:after="180"/>
+      </w:pPr>
+      <w:r>
+        <w:rPr>
+          <w:b/>
+        </w:rPr>
+        <w:t>Prediction</w:t>
+      </w:r>
+      <w:r>
+        <w:rPr>
+          <w:b w:val="0"/>
+        </w:rPr>
+        <w:t>: Both fitted constants become5 cm and both evaluation MAEs remain3 cm.</w:t>
+      </w:r>
+    </w:p>
+    <w:p>
+      <w:pPr>
+        <w:spacing w:line="336" w:lineRule="auto" w:after="180"/>
+      </w:pPr>
+      <w:r>
+        <w:rPr>
+          <w:b w:val="0"/>
+        </w:rPr>
+        <w:t xml:space="preserve">Reason: </w:t>
+      </w:r>
+      <w:r>
+        <w:rPr>
+          <w:b/>
+        </w:rPr>
+        <w:t>Mean</w:t>
+      </w:r>
+      <w:r>
+        <w:rPr>
+          <w:b w:val="0"/>
+        </w:rPr>
+        <w:t xml:space="preserve"> is now20/4=5; </w:t>
+      </w:r>
+      <w:r>
+        <w:rPr>
+          <w:b/>
+        </w:rPr>
+        <w:t>median</w:t>
+      </w:r>
+      <w:r>
+        <w:rPr>
+          <w:b w:val="0"/>
+        </w:rPr>
+        <w:t xml:space="preserve"> stays5. The earlier </w:t>
+      </w:r>
+      <w:r>
+        <w:rPr>
+          <w:b/>
+        </w:rPr>
+        <w:t>training</w:t>
+      </w:r>
+      <w:r>
+        <w:rPr>
+          <w:b w:val="0"/>
+        </w:rPr>
+        <w:t xml:space="preserve"> </w:t>
+      </w:r>
+      <w:r>
+        <w:rPr>
+          <w:b/>
+        </w:rPr>
+        <w:t>outlier</w:t>
+      </w:r>
+      <w:r>
+        <w:rPr>
+          <w:b w:val="0"/>
+        </w:rPr>
+        <w:t xml:space="preserve"> affected the </w:t>
+      </w:r>
+      <w:r>
+        <w:rPr>
+          <w:b/>
+        </w:rPr>
+        <w:t>mean</w:t>
+      </w:r>
+      <w:r>
+        <w:rPr>
+          <w:b w:val="0"/>
+        </w:rPr>
+        <w:t>.</w:t>
+      </w:r>
+    </w:p>
+    <w:p>
+      <w:pPr>
+        <w:pStyle w:val="Heading2"/>
+      </w:pPr>
+      <w:r>
+        <w:t>Additional2,4,12training example · reference / check after trying</w:t>
+      </w:r>
+    </w:p>
+    <w:p>
+      <w:pPr>
+        <w:spacing w:line="336" w:lineRule="auto" w:after="180"/>
+      </w:pPr>
+      <w:r>
+        <w:rPr>
+          <w:b/>
+        </w:rPr>
+        <w:t>Training</w:t>
+      </w:r>
+      <w:r>
+        <w:rPr>
+          <w:b w:val="0"/>
+        </w:rPr>
+        <w:t xml:space="preserve"> heights are 2,4,12 cm. Compare constant </w:t>
+      </w:r>
+      <w:r>
+        <w:rPr>
+          <w:b/>
+        </w:rPr>
+        <w:t>mean</w:t>
+      </w:r>
+      <w:r>
+        <w:rPr>
+          <w:b w:val="0"/>
+        </w:rPr>
+        <w:t xml:space="preserve"> and </w:t>
+      </w:r>
+      <w:r>
+        <w:rPr>
+          <w:b/>
+        </w:rPr>
+        <w:t>median</w:t>
+      </w:r>
+      <w:r>
+        <w:rPr>
+          <w:b w:val="0"/>
+        </w:rPr>
+        <w:t xml:space="preserve"> baselines.</w:t>
+      </w:r>
+    </w:p>
+    <w:p>
+      <w:pPr>
+        <w:spacing w:line="336" w:lineRule="auto" w:after="180"/>
+      </w:pPr>
+      <w:r>
+        <w:rPr>
+          <w:b w:val="0"/>
+        </w:rPr>
+        <w:t xml:space="preserve">Compute both and </w:t>
+      </w:r>
+      <w:r>
+        <w:rPr>
+          <w:b/>
+        </w:rPr>
+        <w:t>training</w:t>
+      </w:r>
+      <w:r>
+        <w:rPr>
+          <w:b w:val="0"/>
+        </w:rPr>
+        <w:t xml:space="preserve"> </w:t>
+      </w:r>
+      <w:r>
+        <w:rPr>
+          <w:b/>
+        </w:rPr>
+        <w:t>absolute error</w:t>
+      </w:r>
+      <w:r>
+        <w:rPr>
+          <w:b w:val="0"/>
+        </w:rPr>
+        <w:t>s.</w:t>
+      </w:r>
+    </w:p>
+    <w:p>
+      <w:pPr>
+        <w:spacing w:line="336" w:lineRule="auto" w:after="180"/>
+      </w:pPr>
+      <w:r>
+        <w:rPr>
+          <w:b/>
+        </w:rPr>
+        <w:t>Mean</w:t>
+      </w:r>
+      <w:r>
+        <w:rPr>
+          <w:b w:val="0"/>
+        </w:rPr>
+        <w:t xml:space="preserve">=6, </w:t>
+      </w:r>
+      <w:r>
+        <w:rPr>
+          <w:b/>
+        </w:rPr>
+        <w:t>median</w:t>
+      </w:r>
+      <w:r>
+        <w:rPr>
+          <w:b w:val="0"/>
+        </w:rPr>
+        <w:t xml:space="preserve">=4. </w:t>
+      </w:r>
+      <w:r>
+        <w:rPr>
+          <w:b/>
+        </w:rPr>
+        <w:t>Mean</w:t>
+      </w:r>
+      <w:r>
+        <w:rPr>
+          <w:b w:val="0"/>
+        </w:rPr>
+        <w:t xml:space="preserve"> errors 4,2,6 total12; </w:t>
+      </w:r>
+      <w:r>
+        <w:rPr>
+          <w:b/>
+        </w:rPr>
+        <w:t>median</w:t>
+      </w:r>
+      <w:r>
+        <w:rPr>
+          <w:b w:val="0"/>
+        </w:rPr>
+        <w:t xml:space="preserve"> errors 2,0,8 total10. </w:t>
+      </w:r>
+      <w:r>
+        <w:rPr>
+          <w:b/>
+        </w:rPr>
+        <w:t>Median</w:t>
+      </w:r>
+      <w:r>
+        <w:rPr>
+          <w:b w:val="0"/>
+        </w:rPr>
+        <w:t xml:space="preserve"> minimises </w:t>
+      </w:r>
+      <w:r>
+        <w:rPr>
+          <w:b/>
+        </w:rPr>
+        <w:t>absolute error</w:t>
+      </w:r>
+      <w:r>
+        <w:rPr>
+          <w:b w:val="0"/>
+        </w:rPr>
+        <w:t xml:space="preserve"> here.</w:t>
+      </w:r>
+    </w:p>
+    <w:p>
+      <w:pPr>
+        <w:pStyle w:val="Heading2"/>
+      </w:pPr>
+      <w:r>
+        <w:t>Earlier wording, alternatives and picture transcripts · reference / check after trying</w:t>
+      </w:r>
+    </w:p>
+    <w:p>
+      <w:pPr>
+        <w:spacing w:line="336" w:lineRule="auto" w:after="180"/>
+      </w:pPr>
+      <w:r>
+        <w:rPr>
+          <w:b w:val="0"/>
+        </w:rPr>
+        <w:t>Explain the mechanism</w:t>
+      </w:r>
+    </w:p>
+    <w:p>
+      <w:pPr>
+        <w:spacing w:line="336" w:lineRule="auto" w:after="180"/>
+      </w:pPr>
+      <w:r>
+        <w:rPr>
+          <w:b w:val="0"/>
+        </w:rPr>
+        <w:t>Trace the information, fitted behavior, and evaluation proof separately.</w:t>
+      </w:r>
+    </w:p>
+    <w:p>
+      <w:pPr>
+        <w:spacing w:line="336" w:lineRule="auto" w:after="180"/>
+      </w:pPr>
+      <w:r>
+        <w:rPr>
+          <w:b w:val="0"/>
+        </w:rPr>
+        <w:t>QUESTION Choose and justify a baseline under an extreme value.</w:t>
+      </w:r>
+    </w:p>
+    <w:p>
+      <w:pPr>
+        <w:spacing w:line="336" w:lineRule="auto" w:after="180"/>
+      </w:pPr>
+      <w:r>
+        <w:rPr>
+          <w:b w:val="0"/>
+        </w:rPr>
+        <w:t xml:space="preserve">MODEL IDEA </w:t>
+      </w:r>
+      <w:r>
+        <w:rPr>
+          <w:b/>
+        </w:rPr>
+        <w:t>Mean</w:t>
+      </w:r>
+      <w:r>
+        <w:rPr>
+          <w:b w:val="0"/>
+        </w:rPr>
+        <w:t xml:space="preserve"> and </w:t>
+      </w:r>
+      <w:r>
+        <w:rPr>
+          <w:b/>
+        </w:rPr>
+        <w:t>median</w:t>
+      </w:r>
+      <w:r>
+        <w:rPr>
+          <w:b w:val="0"/>
+        </w:rPr>
+        <w:t xml:space="preserve"> are transparent regression baselines; </w:t>
+      </w:r>
+      <w:r>
+        <w:rPr>
+          <w:b/>
+        </w:rPr>
+        <w:t>outlier</w:t>
+      </w:r>
+      <w:r>
+        <w:rPr>
+          <w:b w:val="0"/>
+        </w:rPr>
+        <w:t>s affect them differently.</w:t>
+      </w:r>
+    </w:p>
+    <w:p>
+      <w:pPr>
+        <w:spacing w:line="336" w:lineRule="auto" w:after="180"/>
+      </w:pPr>
+      <w:r>
+        <w:rPr>
+          <w:b w:val="0"/>
+        </w:rPr>
+        <w:t>PROOF NEEDED Use an unseen case, visible calculation, error analysis, and a stated limitation.</w:t>
+      </w:r>
+    </w:p>
+    <w:p>
+      <w:pPr>
+        <w:spacing w:line="336" w:lineRule="auto" w:after="180"/>
+      </w:pPr>
+      <w:r>
+        <w:rPr>
+          <w:b w:val="0"/>
+        </w:rPr>
+        <w:t xml:space="preserve">UNDER THE HOOD Heights are 10, 11, 12, 13, and 54 cm. </w:t>
+      </w:r>
+      <w:r>
+        <w:rPr>
+          <w:b/>
+        </w:rPr>
+        <w:t>Mean</w:t>
+      </w:r>
+      <w:r>
+        <w:rPr>
+          <w:b w:val="0"/>
+        </w:rPr>
+        <w:t xml:space="preserve"> = 100 ÷ 5 = 20 cm.</w:t>
+      </w:r>
+    </w:p>
+    <w:p>
+      <w:pPr>
+        <w:spacing w:line="336" w:lineRule="auto" w:after="180"/>
+      </w:pPr>
+      <w:r>
+        <w:rPr>
+          <w:b w:val="0"/>
+        </w:rPr>
+        <w:t xml:space="preserve">Draw a fresh data → model → </w:t>
+      </w:r>
+      <w:r>
+        <w:rPr>
+          <w:b/>
+        </w:rPr>
+        <w:t>prediction</w:t>
+      </w:r>
+      <w:r>
+        <w:rPr>
+          <w:b w:val="0"/>
+        </w:rPr>
+        <w:t xml:space="preserve"> → evaluation trace:</w:t>
+      </w:r>
+    </w:p>
+    <w:p>
+      <w:pPr>
+        <w:spacing w:line="336" w:lineRule="auto" w:after="180"/>
+      </w:pPr>
+      <w:r>
+        <w:rPr>
+          <w:b w:val="0"/>
+        </w:rPr>
+        <w:t xml:space="preserve">Predict first. Then check each step. A correct answer without visible </w:t>
+      </w:r>
+      <w:r>
+        <w:rPr>
+          <w:b/>
+        </w:rPr>
+        <w:t>evidence</w:t>
+      </w:r>
+      <w:r>
+        <w:rPr>
+          <w:b w:val="0"/>
+        </w:rPr>
+        <w:t xml:space="preserve"> cannot be audited.</w:t>
+      </w:r>
+    </w:p>
+    <w:p>
+      <w:pPr>
+        <w:spacing w:line="336" w:lineRule="auto" w:after="180"/>
+      </w:pPr>
+      <w:r>
+        <w:rPr>
+          <w:b w:val="0"/>
+        </w:rPr>
+        <w:t>STEP 1 Heights are 10, 11, 12, 13, and 54 cm.</w:t>
+      </w:r>
+    </w:p>
+    <w:p>
+      <w:pPr>
+        <w:spacing w:line="336" w:lineRule="auto" w:after="180"/>
+      </w:pPr>
+      <w:r>
+        <w:rPr>
+          <w:b w:val="0"/>
+        </w:rPr>
+        <w:t xml:space="preserve">STEP 2 </w:t>
+      </w:r>
+      <w:r>
+        <w:rPr>
+          <w:b/>
+        </w:rPr>
+        <w:t>Mean</w:t>
+      </w:r>
+      <w:r>
+        <w:rPr>
+          <w:b w:val="0"/>
+        </w:rPr>
+        <w:t xml:space="preserve"> = 100 ÷ 5 = 20 cm.</w:t>
+      </w:r>
+    </w:p>
+    <w:p>
+      <w:pPr>
+        <w:spacing w:line="336" w:lineRule="auto" w:after="180"/>
+      </w:pPr>
+      <w:r>
+        <w:rPr>
+          <w:b w:val="0"/>
+        </w:rPr>
+        <w:t xml:space="preserve">STEP 3 </w:t>
+      </w:r>
+      <w:r>
+        <w:rPr>
+          <w:b/>
+        </w:rPr>
+        <w:t>Median</w:t>
+      </w:r>
+      <w:r>
+        <w:rPr>
+          <w:b w:val="0"/>
+        </w:rPr>
+        <w:t xml:space="preserve"> is 12 cm, the middle ordered value.</w:t>
+      </w:r>
+    </w:p>
+    <w:p>
+      <w:pPr>
+        <w:spacing w:line="336" w:lineRule="auto" w:after="180"/>
+      </w:pPr>
+      <w:r>
+        <w:rPr>
+          <w:b w:val="0"/>
+        </w:rPr>
+        <w:t xml:space="preserve">STEP 4 For typical-height </w:t>
+      </w:r>
+      <w:r>
+        <w:rPr>
+          <w:b/>
+        </w:rPr>
+        <w:t>absolute error</w:t>
+      </w:r>
+      <w:r>
+        <w:rPr>
+          <w:b w:val="0"/>
+        </w:rPr>
+        <w:t xml:space="preserve">, </w:t>
+      </w:r>
+      <w:r>
+        <w:rPr>
+          <w:b/>
+        </w:rPr>
+        <w:t>median</w:t>
+      </w:r>
+      <w:r>
+        <w:rPr>
+          <w:b w:val="0"/>
+        </w:rPr>
+        <w:t xml:space="preserve"> is more robust; still report why 54 is present.</w:t>
+      </w:r>
+    </w:p>
+    <w:p>
+      <w:pPr>
+        <w:spacing w:line="336" w:lineRule="auto" w:after="180"/>
+      </w:pPr>
+      <w:r>
+        <w:rPr>
+          <w:b w:val="0"/>
+        </w:rPr>
+        <w:t>CHECK Verify the denominator, unit, split, class definition, and data version before interpreting a score.</w:t>
+      </w:r>
+    </w:p>
+    <w:p>
+      <w:pPr>
+        <w:spacing w:line="336" w:lineRule="auto" w:after="180"/>
+      </w:pPr>
+      <w:r>
+        <w:rPr>
+          <w:b w:val="0"/>
+        </w:rPr>
+        <w:t xml:space="preserve">Recalculate, retrace, or restate the </w:t>
+      </w:r>
+      <w:r>
+        <w:rPr>
+          <w:b/>
+        </w:rPr>
+        <w:t>evidence</w:t>
+      </w:r>
+      <w:r>
+        <w:rPr>
+          <w:b w:val="0"/>
+        </w:rPr>
+        <w:t xml:space="preserve"> independently:</w:t>
+      </w:r>
+    </w:p>
+    <w:p>
+      <w:pPr>
+        <w:pStyle w:val="Heading3"/>
+      </w:pPr>
+      <w:r>
+        <w:t>Concrete teaching case</w:t>
+      </w:r>
+    </w:p>
+    <w:p>
+      <w:pPr>
+        <w:pStyle w:val="Heading3"/>
+      </w:pPr>
+      <w:r>
+        <w:t>Exact explanation to model</w:t>
+      </w:r>
+    </w:p>
+    <w:p>
+      <w:pPr>
+        <w:pStyle w:val="Heading3"/>
+      </w:pPr>
+      <w:r>
+        <w:t>Explain the added worked example</w:t>
+      </w:r>
+    </w:p>
+    <w:p>
+      <w:pPr>
+        <w:pStyle w:val="Heading3"/>
+      </w:pPr>
+      <w:r>
+        <w:t>Key terms</w:t>
+      </w:r>
+    </w:p>
+    <w:p>
+      <w:pPr>
+        <w:pStyle w:val="Heading3"/>
+      </w:pPr>
+      <w:r>
+        <w:t>Model the reasoning aloud</w:t>
+      </w:r>
+    </w:p>
+    <w:p>
+      <w:pPr>
+        <w:spacing w:line="336" w:lineRule="auto" w:after="180"/>
+      </w:pPr>
+      <w:r>
+        <w:rPr>
+          <w:b w:val="0"/>
+        </w:rPr>
+        <w:t xml:space="preserve">Use the complete worked example below before asking learners to complete W2. Reveal a small part, invite a </w:t>
+      </w:r>
+      <w:r>
+        <w:rPr>
+          <w:b/>
+        </w:rPr>
+        <w:t>prediction</w:t>
+      </w:r>
+      <w:r>
+        <w:rPr>
+          <w:b w:val="0"/>
+        </w:rPr>
+        <w:t>, then explain the deciding step.</w:t>
+      </w:r>
+    </w:p>
+    <w:p>
+      <w:pPr>
+        <w:spacing w:line="336" w:lineRule="auto" w:after="180"/>
+      </w:pPr>
+      <w:r>
+        <w:rPr>
+          <w:b w:val="0"/>
+        </w:rPr>
+        <w:t>These teacher notes contain solutions; do not reveal the independent case answer during modelling.</w:t>
+      </w:r>
+    </w:p>
     <w:tbl>
       <w:tblPr>
         <w:tblStyle w:val="LightShading-Accent1"/>
@@ -2173,91 +2625,10 @@
     </w:p>
     <w:p>
       <w:pPr>
-        <w:spacing w:line="336" w:lineRule="auto" w:after="180"/>
-      </w:pPr>
-      <w:r>
-        <w:rPr>
-          <w:b w:val="0"/>
-        </w:rPr>
-        <w:t>Fit two constant height baselines and compare them on held-out examples.</w:t>
-      </w:r>
-    </w:p>
-    <w:p>
-      <w:pPr>
         <w:pStyle w:val="Heading3"/>
       </w:pPr>
       <w:r>
         <w:t>The facts we will use</w:t>
-      </w:r>
-    </w:p>
-    <w:p>
-      <w:pPr>
-        <w:pStyle w:val="Heading3"/>
-      </w:pPr>
-      <w:r>
-        <w:t>Supplied facts</w:t>
-      </w:r>
-    </w:p>
-    <w:p>
-      <w:pPr>
-        <w:spacing w:line="336" w:lineRule="auto" w:after="180"/>
-        <w:shd w:fill="F1F6FC"/>
-      </w:pPr>
-      <w:r>
-        <w:rPr>
-          <w:b/>
-        </w:rPr>
-        <w:t>Training</w:t>
-      </w:r>
-      <w:r>
-        <w:rPr>
-          <w:b w:val="0"/>
-        </w:rPr>
-        <w:t xml:space="preserve"> heights [2, 4, 6, 20] cm. Evaluation heights [4, 10] cm. Fit constants only from </w:t>
-      </w:r>
-      <w:r>
-        <w:rPr>
-          <w:b/>
-        </w:rPr>
-        <w:t>training</w:t>
-      </w:r>
-      <w:r>
-        <w:rPr>
-          <w:b w:val="0"/>
-        </w:rPr>
-        <w:t>.</w:t>
-      </w:r>
-    </w:p>
-    <w:p>
-      <w:pPr>
-        <w:pStyle w:val="Heading3"/>
-      </w:pPr>
-      <w:r>
-        <w:t>Supplied facts</w:t>
-      </w:r>
-    </w:p>
-    <w:p>
-      <w:pPr>
-        <w:spacing w:line="336" w:lineRule="auto" w:after="180"/>
-        <w:shd w:fill="F1F6FC"/>
-      </w:pPr>
-      <w:r>
-        <w:rPr>
-          <w:b w:val="0"/>
-        </w:rPr>
-        <w:t xml:space="preserve">All </w:t>
-      </w:r>
-      <w:r>
-        <w:rPr>
-          <w:b/>
-        </w:rPr>
-        <w:t>input</w:t>
-      </w:r>
-      <w:r>
-        <w:rPr>
-          <w:b w:val="0"/>
-        </w:rPr>
-        <w:t>s and outcomes in this worked example are invented classroom data; no real model run is claimed.</w:t>
       </w:r>
     </w:p>
     <w:p>
@@ -2265,7 +2636,7 @@
         <w:drawing>
           <wp:inline xmlns:a="http://schemas.openxmlformats.org/drawingml/2006/main" xmlns:pic="http://schemas.openxmlformats.org/drawingml/2006/picture">
             <wp:extent cx="5486400" cy="5145314"/>
-            <wp:docPr id="1" name="Picture 1" descr="Mean, Median, and Baselines. Fit mean: Training mean=(2+4+6+20)/4=8 cm.. Fit median: Training median=(4+6)/2=5 cm.. Evaluate constants: Mean MAE=(4+2)/2=3 cm; median MAE=(1+5)/2=3 cm."/>
+            <wp:docPr id="2" name="Picture 2" descr="Mean, Median, and Baselines. Fit mean: Training mean=(2+4+6+20)/4=8 cm.. Fit median: Training median=(4+6)/2=5 cm.. Evaluate constants: Mean MAE=(4+2)/2=3 cm; median MAE=(1+5)/2=3 cm."/>
             <wp:cNvGraphicFramePr>
               <a:graphicFrameLocks noChangeAspect="1"/>
             </wp:cNvGraphicFramePr>
@@ -2277,7 +2648,7 @@
                     <pic:cNvPicPr/>
                   </pic:nvPicPr>
                   <pic:blipFill>
-                    <a:blip r:embed="rId9"/>
+                    <a:blip r:embed="rId10"/>
                     <a:stretch>
                       <a:fillRect/>
                     </a:stretch>
@@ -2301,114 +2672,7 @@
         <w:pStyle w:val="Heading3"/>
       </w:pPr>
       <w:r>
-        <w:t>Read the picture one step at a time</w:t>
-      </w:r>
-    </w:p>
-    <w:tbl>
-      <w:tblPr>
-        <w:tblStyle w:val="LightShading-Accent1"/>
-        <w:tblW w:type="auto" w:w="0"/>
-        <w:tblLook w:firstColumn="1" w:firstRow="1" w:lastColumn="0" w:lastRow="0" w:noHBand="0" w:noVBand="1" w:val="04A0"/>
-      </w:tblPr>
-      <w:tblGrid>
-        <w:gridCol w:w="5112"/>
-        <w:gridCol w:w="5112"/>
-      </w:tblGrid>
-      <w:tr>
-        <w:trPr>
-          <w:tblHeader/>
-        </w:trPr>
-        <w:tc>
-          <w:tcPr>
-            <w:tcW w:type="dxa" w:w="5112"/>
-          </w:tcPr>
-          <w:p>
-            <w:r>
-              <w:t>Step</w:t>
-            </w:r>
-          </w:p>
-        </w:tc>
-        <w:tc>
-          <w:tcPr>
-            <w:tcW w:type="dxa" w:w="5112"/>
-          </w:tcPr>
-          <w:p>
-            <w:r>
-              <w:t>What happens and why</w:t>
-            </w:r>
-          </w:p>
-        </w:tc>
-      </w:tr>
-      <w:tr>
-        <w:tc>
-          <w:tcPr>
-            <w:tcW w:type="dxa" w:w="5112"/>
-          </w:tcPr>
-          <w:p>
-            <w:r>
-              <w:t>1. Fit mean</w:t>
-            </w:r>
-          </w:p>
-        </w:tc>
-        <w:tc>
-          <w:tcPr>
-            <w:tcW w:type="dxa" w:w="5112"/>
-          </w:tcPr>
-          <w:p>
-            <w:r>
-              <w:t>Training mean=(2+4+6+20)/4=8 cm.</w:t>
-            </w:r>
-          </w:p>
-        </w:tc>
-      </w:tr>
-      <w:tr>
-        <w:tc>
-          <w:tcPr>
-            <w:tcW w:type="dxa" w:w="5112"/>
-          </w:tcPr>
-          <w:p>
-            <w:r>
-              <w:t>2. Fit median</w:t>
-            </w:r>
-          </w:p>
-        </w:tc>
-        <w:tc>
-          <w:tcPr>
-            <w:tcW w:type="dxa" w:w="5112"/>
-          </w:tcPr>
-          <w:p>
-            <w:r>
-              <w:t>Training median=(4+6)/2=5 cm.</w:t>
-            </w:r>
-          </w:p>
-        </w:tc>
-      </w:tr>
-      <w:tr>
-        <w:tc>
-          <w:tcPr>
-            <w:tcW w:type="dxa" w:w="5112"/>
-          </w:tcPr>
-          <w:p>
-            <w:r>
-              <w:t>3. Evaluate constants</w:t>
-            </w:r>
-          </w:p>
-        </w:tc>
-        <w:tc>
-          <w:tcPr>
-            <w:tcW w:type="dxa" w:w="5112"/>
-          </w:tcPr>
-          <w:p>
-            <w:r>
-              <w:t>Mean MAE=(4+2)/2=3 cm; median MAE=(1+5)/2=3 cm.</w:t>
-            </w:r>
-          </w:p>
-        </w:tc>
-      </w:tr>
-    </w:tbl>
-    <w:p>
-      <w:r>
-        <w:t>Match each pictured step to the supplied facts. This is a worked teaching case, not an independent assessment.</w:t>
+        <w:t>Why this result follows</w:t>
       </w:r>
     </w:p>
     <w:p>
@@ -2416,7 +2680,7 @@
         <w:pStyle w:val="Heading3"/>
       </w:pPr>
       <w:r>
-        <w:t>Why this result follows</w:t>
+        <w:t>What this example does not establish</w:t>
       </w:r>
     </w:p>
     <w:p>
@@ -2424,31 +2688,215 @@
         <w:pStyle w:val="Heading3"/>
       </w:pPr>
       <w:r>
-        <w:t>Why the result follows</w:t>
+        <w:t>Change one thing in the pictured case</w:t>
+      </w:r>
+    </w:p>
+    <w:p>
+      <w:pPr>
+        <w:pStyle w:val="Heading3"/>
+      </w:pPr>
+      <w:r>
+        <w:t>Ask while showing the picture</w:t>
       </w:r>
     </w:p>
     <w:p>
       <w:pPr>
         <w:spacing w:line="336" w:lineRule="auto" w:after="180"/>
-        <w:shd w:fill="F1F6FC"/>
-      </w:pPr>
-      <w:r>
-        <w:rPr>
-          <w:b w:val="0"/>
-        </w:rPr>
-        <w:t xml:space="preserve">Read the picture in order. </w:t>
+      </w:pPr>
+      <w:r>
+        <w:rPr>
+          <w:b w:val="0"/>
+        </w:rPr>
+        <w:t xml:space="preserve">Cover the result. Ask learners to name the </w:t>
       </w:r>
       <w:r>
         <w:rPr>
           <w:b/>
         </w:rPr>
+        <w:t>input</w:t>
+      </w:r>
+      <w:r>
+        <w:rPr>
+          <w:b w:val="0"/>
+        </w:rPr>
+        <w:t xml:space="preserve">s and predict the next step. Uncover one step, connect the icon to the actual procedure, and explain its </w:t>
+      </w:r>
+      <w:r>
+        <w:rPr>
+          <w:b/>
+        </w:rPr>
+        <w:t>evidence</w:t>
+      </w:r>
+      <w:r>
+        <w:rPr>
+          <w:b w:val="0"/>
+        </w:rPr>
+        <w:t>. Then change the supplied condition and compare.</w:t>
+      </w:r>
+    </w:p>
+    <w:p>
+      <w:pPr>
+        <w:spacing w:line="336" w:lineRule="auto" w:after="180"/>
+      </w:pPr>
+      <w:r>
+        <w:rPr>
+          <w:b w:val="0"/>
+        </w:rPr>
+        <w:t>The picture is a representation; it does not document execution of a real AI model.</w:t>
+      </w:r>
+    </w:p>
+    <w:p>
+      <w:pPr>
+        <w:pStyle w:val="Heading1"/>
+      </w:pPr>
+      <w:r>
+        <w:t>03. Guide the calculation, then remove help</w:t>
+      </w:r>
+    </w:p>
+    <w:p>
+      <w:r>
+        <w:t>Collect each learner’s prediction before showing its key.</w:t>
+      </w:r>
+    </w:p>
+    <w:p>
+      <w:pPr>
+        <w:pStyle w:val="Heading2"/>
+      </w:pPr>
+      <w:r>
+        <w:t>Current completion task and checked key</w:t>
+      </w:r>
+    </w:p>
+    <w:p>
+      <w:pPr>
+        <w:spacing w:line="336" w:lineRule="auto" w:after="180"/>
+      </w:pPr>
+      <w:r>
+        <w:rPr>
+          <w:b w:val="0"/>
+        </w:rPr>
+        <w:t>Completion task: Calculate MAE for both baselines on [4, 8].</w:t>
+      </w:r>
+    </w:p>
+    <w:p>
+      <w:pPr>
+        <w:spacing w:line="336" w:lineRule="auto" w:after="180"/>
+      </w:pPr>
+      <w:r>
+        <w:rPr>
+          <w:b w:val="0"/>
+        </w:rPr>
+        <w:t xml:space="preserve">Teacher check: Teacher explanation: Both score 2; their per-record </w:t>
+      </w:r>
+      <w:r>
+        <w:rPr>
+          <w:b/>
+        </w:rPr>
+        <w:t>absolute error</w:t>
+      </w:r>
+      <w:r>
+        <w:rPr>
+          <w:b w:val="0"/>
+        </w:rPr>
+        <w:t>s differ.</w:t>
+      </w:r>
+    </w:p>
+    <w:p>
+      <w:pPr>
+        <w:spacing w:line="336" w:lineRule="auto" w:after="180"/>
+      </w:pPr>
+      <w:r>
+        <w:rPr>
+          <w:b w:val="0"/>
+        </w:rPr>
+        <w:t xml:space="preserve">Start by identifying the given </w:t>
+      </w:r>
+      <w:r>
+        <w:rPr>
+          <w:b/>
+        </w:rPr>
+        <w:t>input</w:t>
+      </w:r>
+      <w:r>
+        <w:rPr>
+          <w:b w:val="0"/>
+        </w:rPr>
+        <w:t>s together. Leave the intermediate steps blank. If needed, model one step, then withdraw that help on the next step. Move to a full trace only when the partial trace is understood.</w:t>
+      </w:r>
+    </w:p>
+    <w:p>
+      <w:pPr>
+        <w:spacing w:line="336" w:lineRule="auto" w:after="180"/>
+      </w:pPr>
+      <w:r>
+        <w:rPr>
+          <w:b w:val="0"/>
+        </w:rPr>
+        <w:t>For partners, alternate explainer and checker; collect a response from every learner before discussion.</w:t>
+      </w:r>
+    </w:p>
+    <w:p>
+      <w:pPr>
+        <w:pStyle w:val="Heading2"/>
+      </w:pPr>
+      <w:r>
+        <w:t>Individual misconception check</w:t>
+      </w:r>
+    </w:p>
+    <w:p>
+      <w:pPr>
+        <w:spacing w:line="336" w:lineRule="auto" w:after="180"/>
+      </w:pPr>
+      <w:r>
+        <w:rPr>
+          <w:b w:val="0"/>
+        </w:rPr>
+        <w:t xml:space="preserve">Use the worked case for Constant </w:t>
+      </w:r>
+      <w:r>
+        <w:rPr>
+          <w:b/>
+        </w:rPr>
+        <w:t>prediction</w:t>
+      </w:r>
+      <w:r>
+        <w:rPr>
+          <w:b w:val="0"/>
+        </w:rPr>
+        <w:t xml:space="preserve"> baselines. Proposed explanation: “A final answer is enough”. Decide whether this explanation is supported.</w:t>
+      </w:r>
+    </w:p>
+    <w:p>
+      <w:pPr>
+        <w:spacing w:line="336" w:lineRule="auto" w:after="180"/>
+      </w:pPr>
+      <w:r>
+        <w:rPr>
+          <w:b w:val="0"/>
+        </w:rPr>
+        <w:t>Point to the step or supplied fact that decides; explain your repair if needed.</w:t>
+      </w:r>
+    </w:p>
+    <w:p>
+      <w:pPr>
+        <w:spacing w:line="336" w:lineRule="auto" w:after="180"/>
+      </w:pPr>
+      <w:r>
+        <w:rPr>
+          <w:b w:val="0"/>
+        </w:rPr>
+        <w:t xml:space="preserve">Expected correction: Ask for the relevant counts, units, procedure or saved record. For this week: </w:t>
+      </w:r>
+      <w:r>
+        <w:rPr>
+          <w:b/>
+        </w:rPr>
         <w:t>Mean</w:t>
       </w:r>
       <w:r>
         <w:rPr>
           <w:b w:val="0"/>
         </w:rPr>
-        <w:t xml:space="preserve"> MAE=(4+2)/2=3 cm; </w:t>
+        <w:t xml:space="preserve"> 6; </w:t>
       </w:r>
       <w:r>
         <w:rPr>
@@ -2460,31 +2908,337 @@
         <w:rPr>
           <w:b w:val="0"/>
         </w:rPr>
-        <w:t xml:space="preserve"> MAE=(1+5)/2=3 cm. The arrows show which recorded </w:t>
+        <w:t xml:space="preserve"> 5.</w:t>
+      </w:r>
+    </w:p>
+    <w:p>
+      <w:pPr>
+        <w:spacing w:line="336" w:lineRule="auto" w:after="180"/>
+      </w:pPr>
+      <w:r>
+        <w:rPr>
+          <w:b w:val="0"/>
+        </w:rPr>
+        <w:t>Collect explanations, not only yes/no votes. If a misunderstanding is common, re-model the relevant step for the class.</w:t>
+      </w:r>
+    </w:p>
+    <w:p>
+      <w:pPr>
+        <w:spacing w:line="336" w:lineRule="auto" w:after="180"/>
+      </w:pPr>
+      <w:r>
+        <w:rPr>
+          <w:b w:val="0"/>
+        </w:rPr>
+        <w:t>If it affects a few learners, give a short targeted group explanation while others solve a more demanding variation.</w:t>
+      </w:r>
+    </w:p>
+    <w:p>
+      <w:pPr>
+        <w:pStyle w:val="Heading2"/>
+      </w:pPr>
+      <w:r>
+        <w:t>Pictorial question and changed-case reasoning</w:t>
+      </w:r>
+    </w:p>
+    <w:p>
+      <w:pPr>
+        <w:spacing w:line="336" w:lineRule="auto" w:after="180"/>
+      </w:pPr>
+      <w:r>
+        <w:rPr>
+          <w:b w:val="0"/>
+        </w:rPr>
+        <w:t xml:space="preserve">Does either original baseline win under evaluation MAE? Point to the relevant step in the picture, then write the changed result and the rule or </w:t>
       </w:r>
       <w:r>
         <w:rPr>
           <w:b/>
         </w:rPr>
+        <w:t>evidence</w:t>
+      </w:r>
+      <w:r>
+        <w:rPr>
+          <w:b w:val="0"/>
+        </w:rPr>
+        <w:t xml:space="preserve"> that supports it.</w:t>
+      </w:r>
+    </w:p>
+    <w:p>
+      <w:pPr>
+        <w:spacing w:line="336" w:lineRule="auto" w:after="180"/>
+      </w:pPr>
+      <w:r>
+        <w:rPr>
+          <w:b w:val="0"/>
+        </w:rPr>
+        <w:t xml:space="preserve">No, both have3 cm MAE on the supplied evaluation set; do not claim a strict winner from the </w:t>
+      </w:r>
+      <w:r>
+        <w:rPr>
+          <w:b/>
+        </w:rPr>
+        <w:t>training</w:t>
+      </w:r>
+      <w:r>
+        <w:rPr>
+          <w:b w:val="0"/>
+        </w:rPr>
+        <w:t xml:space="preserve"> statistic alone. Changed-case check: Both fitted constants become5 cm and both evaluation MAEs remain3 cm.</w:t>
+      </w:r>
+    </w:p>
+    <w:p>
+      <w:pPr>
+        <w:spacing w:line="336" w:lineRule="auto" w:after="180"/>
+      </w:pPr>
+      <w:r>
+        <w:rPr>
+          <w:b/>
+        </w:rPr>
+        <w:t>Mean</w:t>
+      </w:r>
+      <w:r>
+        <w:rPr>
+          <w:b w:val="0"/>
+        </w:rPr>
+        <w:t xml:space="preserve"> is now20/4=5; </w:t>
+      </w:r>
+      <w:r>
+        <w:rPr>
+          <w:b/>
+        </w:rPr>
+        <w:t>median</w:t>
+      </w:r>
+      <w:r>
+        <w:rPr>
+          <w:b w:val="0"/>
+        </w:rPr>
+        <w:t xml:space="preserve"> stays5. The earlier </w:t>
+      </w:r>
+      <w:r>
+        <w:rPr>
+          <w:b/>
+        </w:rPr>
+        <w:t>training</w:t>
+      </w:r>
+      <w:r>
+        <w:rPr>
+          <w:b w:val="0"/>
+        </w:rPr>
+        <w:t xml:space="preserve"> </w:t>
+      </w:r>
+      <w:r>
+        <w:rPr>
+          <w:b/>
+        </w:rPr>
+        <w:t>outlier</w:t>
+      </w:r>
+      <w:r>
+        <w:rPr>
+          <w:b w:val="0"/>
+        </w:rPr>
+        <w:t xml:space="preserve"> affected the </w:t>
+      </w:r>
+      <w:r>
+        <w:rPr>
+          <w:b/>
+        </w:rPr>
+        <w:t>mean</w:t>
+      </w:r>
+      <w:r>
+        <w:rPr>
+          <w:b w:val="0"/>
+        </w:rPr>
+        <w:t>.</w:t>
+      </w:r>
+    </w:p>
+    <w:p>
+      <w:pPr>
+        <w:spacing w:line="336" w:lineRule="auto" w:after="180"/>
+      </w:pPr>
+      <w:r>
+        <w:rPr>
+          <w:b w:val="0"/>
+        </w:rPr>
+        <w:t xml:space="preserve">Changed-case reasoning: Both fitted constants become5 cm and both evaluation MAEs remain3 cm. </w:t>
+      </w:r>
+      <w:r>
+        <w:rPr>
+          <w:b/>
+        </w:rPr>
+        <w:t>Mean</w:t>
+      </w:r>
+      <w:r>
+        <w:rPr>
+          <w:b w:val="0"/>
+        </w:rPr>
+        <w:t xml:space="preserve"> is now20/4=5; </w:t>
+      </w:r>
+      <w:r>
+        <w:rPr>
+          <w:b/>
+        </w:rPr>
+        <w:t>median</w:t>
+      </w:r>
+      <w:r>
+        <w:rPr>
+          <w:b w:val="0"/>
+        </w:rPr>
+        <w:t xml:space="preserve"> stays5. The earlier </w:t>
+      </w:r>
+      <w:r>
+        <w:rPr>
+          <w:b/>
+        </w:rPr>
+        <w:t>training</w:t>
+      </w:r>
+      <w:r>
+        <w:rPr>
+          <w:b w:val="0"/>
+        </w:rPr>
+        <w:t xml:space="preserve"> </w:t>
+      </w:r>
+      <w:r>
+        <w:rPr>
+          <w:b/>
+        </w:rPr>
+        <w:t>outlier</w:t>
+      </w:r>
+      <w:r>
+        <w:rPr>
+          <w:b w:val="0"/>
+        </w:rPr>
+        <w:t xml:space="preserve"> affected the </w:t>
+      </w:r>
+      <w:r>
+        <w:rPr>
+          <w:b/>
+        </w:rPr>
+        <w:t>mean</w:t>
+      </w:r>
+      <w:r>
+        <w:rPr>
+          <w:b w:val="0"/>
+        </w:rPr>
+        <w:t>.</w:t>
+      </w:r>
+    </w:p>
+    <w:p>
+      <w:pPr>
+        <w:spacing w:line="336" w:lineRule="auto" w:after="180"/>
+      </w:pPr>
+      <w:r>
+        <w:rPr>
+          <w:b w:val="0"/>
+        </w:rPr>
+        <w:t xml:space="preserve">Collect each learner’s explanation before discussion. Use the first missing connection between </w:t>
+      </w:r>
+      <w:r>
+        <w:rPr>
+          <w:b/>
+        </w:rPr>
         <w:t>input</w:t>
       </w:r>
       <w:r>
         <w:rPr>
           <w:b w:val="0"/>
         </w:rPr>
-        <w:t xml:space="preserve"> or intermediate result each decision uses.</w:t>
+        <w:t xml:space="preserve">, deciding step and result to choose support. This question is worked-case practice, not fresh mastery </w:t>
+      </w:r>
+      <w:r>
+        <w:rPr>
+          <w:b/>
+        </w:rPr>
+        <w:t>evidence</w:t>
+      </w:r>
+      <w:r>
+        <w:rPr>
+          <w:b w:val="0"/>
+        </w:rPr>
+        <w:t>.</w:t>
+      </w:r>
+    </w:p>
+    <w:p>
+      <w:pPr>
+        <w:pStyle w:val="Heading2"/>
+      </w:pPr>
+      <w:r>
+        <w:t>Keep each learner explaining</w:t>
       </w:r>
     </w:p>
     <w:p>
       <w:pPr>
         <w:spacing w:line="336" w:lineRule="auto" w:after="180"/>
-        <w:shd w:fill="F1F6FC"/>
-      </w:pPr>
-      <w:r>
-        <w:rPr>
-          <w:b w:val="0"/>
-        </w:rPr>
-        <w:t>Explain the deciding step aloud before checking the changed case; pointing to the final answer alone does not show how it follows.</w:t>
+      </w:pPr>
+      <w:r>
+        <w:rPr>
+          <w:b w:val="0"/>
+        </w:rPr>
+        <w:t>Ask: Which facts are given, and which would we have to assume? Learners mark relevant details before discussing answers.</w:t>
+      </w:r>
+    </w:p>
+    <w:p>
+      <w:pPr>
+        <w:spacing w:line="336" w:lineRule="auto" w:after="180"/>
+      </w:pPr>
+      <w:r>
+        <w:rPr>
+          <w:b w:val="0"/>
+        </w:rPr>
+        <w:t>Say: Predict first. Show the rule, information path or calculation that would produce the result. A correct guess is not yet an explanation.</w:t>
+      </w:r>
+    </w:p>
+    <w:p>
+      <w:pPr>
+        <w:spacing w:line="336" w:lineRule="auto" w:after="180"/>
+      </w:pPr>
+      <w:r>
+        <w:rPr>
+          <w:b w:val="0"/>
+        </w:rPr>
+        <w:t xml:space="preserve">In pairs, one learner solves while the other checks </w:t>
+      </w:r>
+      <w:r>
+        <w:rPr>
+          <w:b/>
+        </w:rPr>
+        <w:t>evidence</w:t>
+      </w:r>
+      <w:r>
+        <w:rPr>
+          <w:b w:val="0"/>
+        </w:rPr>
+        <w:t>; exchange roles. Remove the worked answer before independent assessment.</w:t>
+      </w:r>
+    </w:p>
+    <w:p>
+      <w:pPr>
+        <w:pStyle w:val="Heading2"/>
+      </w:pPr>
+      <w:r>
+        <w:t>Earlier wording, alternatives and picture transcripts · reference / check after trying</w:t>
+      </w:r>
+    </w:p>
+    <w:p>
+      <w:pPr>
+        <w:spacing w:line="336" w:lineRule="auto" w:after="180"/>
+      </w:pPr>
+      <w:r>
+        <w:rPr>
+          <w:b w:val="0"/>
+        </w:rPr>
+        <w:t>Compact alternative: this two-session sequence covers selected core tasks. Use the three-session weekly plan for the full lesson, independent transfer, feedback and project work; allow extra time for extensions.</w:t>
+      </w:r>
+    </w:p>
+    <w:p>
+      <w:pPr>
+        <w:spacing w:line="336" w:lineRule="auto" w:after="180"/>
+      </w:pPr>
+      <w:r>
+        <w:rPr>
+          <w:b w:val="0"/>
+        </w:rPr>
+        <w:t>Demonstrate and guide practice</w:t>
       </w:r>
     </w:p>
     <w:p>
@@ -2492,7 +3246,207 @@
         <w:pStyle w:val="Heading3"/>
       </w:pPr>
       <w:r>
-        <w:t>What this example does not establish</w:t>
+        <w:t>Board sequence</w:t>
+      </w:r>
+    </w:p>
+    <w:p>
+      <w:pPr>
+        <w:spacing w:line="336" w:lineRule="auto" w:after="180"/>
+      </w:pPr>
+      <w:r>
+        <w:rPr>
+          <w:b w:val="0"/>
+        </w:rPr>
+        <w:t xml:space="preserve">Write the given facts: </w:t>
+      </w:r>
+      <w:r>
+        <w:rPr>
+          <w:b/>
+        </w:rPr>
+        <w:t>Training</w:t>
+      </w:r>
+      <w:r>
+        <w:rPr>
+          <w:b w:val="0"/>
+        </w:rPr>
+        <w:t xml:space="preserve"> heights are 2,4,12 cm. Compare constant </w:t>
+      </w:r>
+      <w:r>
+        <w:rPr>
+          <w:b/>
+        </w:rPr>
+        <w:t>mean</w:t>
+      </w:r>
+      <w:r>
+        <w:rPr>
+          <w:b w:val="0"/>
+        </w:rPr>
+        <w:t xml:space="preserve"> and </w:t>
+      </w:r>
+      <w:r>
+        <w:rPr>
+          <w:b/>
+        </w:rPr>
+        <w:t>median</w:t>
+      </w:r>
+      <w:r>
+        <w:rPr>
+          <w:b w:val="0"/>
+        </w:rPr>
+        <w:t xml:space="preserve"> baselines.</w:t>
+      </w:r>
+    </w:p>
+    <w:p>
+      <w:pPr>
+        <w:spacing w:line="336" w:lineRule="auto" w:after="180"/>
+      </w:pPr>
+      <w:r>
+        <w:rPr>
+          <w:b w:val="0"/>
+        </w:rPr>
+        <w:t xml:space="preserve">Write the question to explain: Compute both and </w:t>
+      </w:r>
+      <w:r>
+        <w:rPr>
+          <w:b/>
+        </w:rPr>
+        <w:t>training</w:t>
+      </w:r>
+      <w:r>
+        <w:rPr>
+          <w:b w:val="0"/>
+        </w:rPr>
+        <w:t xml:space="preserve"> </w:t>
+      </w:r>
+      <w:r>
+        <w:rPr>
+          <w:b/>
+        </w:rPr>
+        <w:t>absolute error</w:t>
+      </w:r>
+      <w:r>
+        <w:rPr>
+          <w:b w:val="0"/>
+        </w:rPr>
+        <w:t>s.</w:t>
+      </w:r>
+    </w:p>
+    <w:p>
+      <w:pPr>
+        <w:spacing w:line="336" w:lineRule="auto" w:after="180"/>
+      </w:pPr>
+      <w:r>
+        <w:rPr>
+          <w:b w:val="0"/>
+        </w:rPr>
+        <w:t xml:space="preserve">Reveal after </w:t>
+      </w:r>
+      <w:r>
+        <w:rPr>
+          <w:b/>
+        </w:rPr>
+        <w:t>prediction</w:t>
+      </w:r>
+      <w:r>
+        <w:rPr>
+          <w:b w:val="0"/>
+        </w:rPr>
+        <w:t xml:space="preserve">s: </w:t>
+      </w:r>
+      <w:r>
+        <w:rPr>
+          <w:b/>
+        </w:rPr>
+        <w:t>Mean</w:t>
+      </w:r>
+      <w:r>
+        <w:rPr>
+          <w:b w:val="0"/>
+        </w:rPr>
+        <w:t xml:space="preserve">=6, </w:t>
+      </w:r>
+      <w:r>
+        <w:rPr>
+          <w:b/>
+        </w:rPr>
+        <w:t>median</w:t>
+      </w:r>
+      <w:r>
+        <w:rPr>
+          <w:b w:val="0"/>
+        </w:rPr>
+        <w:t xml:space="preserve">=4. </w:t>
+      </w:r>
+      <w:r>
+        <w:rPr>
+          <w:b/>
+        </w:rPr>
+        <w:t>Mean</w:t>
+      </w:r>
+      <w:r>
+        <w:rPr>
+          <w:b w:val="0"/>
+        </w:rPr>
+        <w:t xml:space="preserve"> errors 4,2,6 total12; </w:t>
+      </w:r>
+      <w:r>
+        <w:rPr>
+          <w:b/>
+        </w:rPr>
+        <w:t>median</w:t>
+      </w:r>
+      <w:r>
+        <w:rPr>
+          <w:b w:val="0"/>
+        </w:rPr>
+        <w:t xml:space="preserve"> errors 2,0,8 total10. </w:t>
+      </w:r>
+      <w:r>
+        <w:rPr>
+          <w:b/>
+        </w:rPr>
+        <w:t>Median</w:t>
+      </w:r>
+      <w:r>
+        <w:rPr>
+          <w:b w:val="0"/>
+        </w:rPr>
+        <w:t xml:space="preserve"> minimises </w:t>
+      </w:r>
+      <w:r>
+        <w:rPr>
+          <w:b/>
+        </w:rPr>
+        <w:t>absolute error</w:t>
+      </w:r>
+      <w:r>
+        <w:rPr>
+          <w:b w:val="0"/>
+        </w:rPr>
+        <w:t xml:space="preserve"> here.</w:t>
+      </w:r>
+    </w:p>
+    <w:p>
+      <w:pPr>
+        <w:spacing w:line="336" w:lineRule="auto" w:after="180"/>
+      </w:pPr>
+      <w:r>
+        <w:rPr>
+          <w:b w:val="0"/>
+        </w:rPr>
+        <w:t xml:space="preserve">Use the earlier transfer question as additional practice. Reserve the selected fresh </w:t>
+      </w:r>
+      <w:r>
+        <w:rPr>
+          <w:b/>
+        </w:rPr>
+        <w:t>training</w:t>
+      </w:r>
+      <w:r>
+        <w:rPr>
+          <w:b w:val="0"/>
+        </w:rPr>
+        <w:t>1,3,5,15and evaluation3,9task for the first individual attempt and record support used.</w:t>
       </w:r>
     </w:p>
     <w:p>
@@ -2500,628 +3454,18 @@
         <w:pStyle w:val="Heading3"/>
       </w:pPr>
       <w:r>
-        <w:t>Keep the stated limit</w:t>
+        <w:t>Classroom dialogue</w:t>
       </w:r>
     </w:p>
     <w:p>
       <w:pPr>
         <w:spacing w:line="336" w:lineRule="auto" w:after="180"/>
-        <w:shd w:fill="FFF5E6"/>
-      </w:pPr>
-      <w:r>
-        <w:rPr>
-          <w:b/>
-        </w:rPr>
-        <w:t>Mean</w:t>
-      </w:r>
-      <w:r>
-        <w:rPr>
-          <w:b w:val="0"/>
-        </w:rPr>
-        <w:t xml:space="preserve"> and </w:t>
-      </w:r>
-      <w:r>
-        <w:rPr>
-          <w:b/>
-        </w:rPr>
-        <w:t>median</w:t>
-      </w:r>
-      <w:r>
-        <w:rPr>
-          <w:b w:val="0"/>
-        </w:rPr>
-        <w:t xml:space="preserve"> have different loss properties, but their held-out performance depends on the particular evaluation cases.</w:t>
-      </w:r>
-    </w:p>
-    <w:p>
-      <w:pPr>
-        <w:pStyle w:val="Heading3"/>
-      </w:pPr>
-      <w:r>
-        <w:t>Change one thing in the pictured case</w:t>
-      </w:r>
-    </w:p>
-    <w:p>
-      <w:pPr>
-        <w:pStyle w:val="Heading3"/>
-      </w:pPr>
-      <w:r>
-        <w:t>Change one thing</w:t>
-      </w:r>
-    </w:p>
-    <w:p>
-      <w:pPr>
-        <w:spacing w:line="336" w:lineRule="auto" w:after="180"/>
-        <w:shd w:fill="F5F1FB"/>
-      </w:pPr>
-      <w:r>
-        <w:rPr>
-          <w:b w:val="0"/>
-        </w:rPr>
-        <w:t xml:space="preserve">Change: Replace </w:t>
-      </w:r>
-      <w:r>
-        <w:rPr>
-          <w:b/>
-        </w:rPr>
-        <w:t>training</w:t>
-      </w:r>
-      <w:r>
-        <w:rPr>
-          <w:b w:val="0"/>
-        </w:rPr>
-        <w:t xml:space="preserve"> 20 with 8 while keeping evaluation unchanged.</w:t>
-      </w:r>
-    </w:p>
-    <w:p>
-      <w:pPr>
-        <w:pStyle w:val="Heading3"/>
-      </w:pPr>
-      <w:r>
-        <w:t>Predicted result</w:t>
-      </w:r>
-    </w:p>
-    <w:p>
-      <w:pPr>
-        <w:spacing w:line="336" w:lineRule="auto" w:after="180"/>
-        <w:shd w:fill="F1F6FC"/>
-      </w:pPr>
-      <w:r>
-        <w:rPr>
-          <w:b/>
-        </w:rPr>
-        <w:t>Prediction</w:t>
-      </w:r>
-      <w:r>
-        <w:rPr>
-          <w:b w:val="0"/>
-        </w:rPr>
-        <w:t>: Both fitted constants become5 cm and both evaluation MAEs remain3 cm.</w:t>
-      </w:r>
-    </w:p>
-    <w:p>
-      <w:pPr>
-        <w:pStyle w:val="Heading3"/>
-      </w:pPr>
-      <w:r>
-        <w:t>Why the result follows</w:t>
-      </w:r>
-    </w:p>
-    <w:p>
-      <w:pPr>
-        <w:spacing w:line="336" w:lineRule="auto" w:after="180"/>
-        <w:shd w:fill="F1F6FC"/>
-      </w:pPr>
-      <w:r>
-        <w:rPr>
-          <w:b w:val="0"/>
-        </w:rPr>
-        <w:t xml:space="preserve">Reason: </w:t>
-      </w:r>
-      <w:r>
-        <w:rPr>
-          <w:b/>
-        </w:rPr>
-        <w:t>Mean</w:t>
-      </w:r>
-      <w:r>
-        <w:rPr>
-          <w:b w:val="0"/>
-        </w:rPr>
-        <w:t xml:space="preserve"> is now20/4=5; </w:t>
-      </w:r>
-      <w:r>
-        <w:rPr>
-          <w:b/>
-        </w:rPr>
-        <w:t>median</w:t>
-      </w:r>
-      <w:r>
-        <w:rPr>
-          <w:b w:val="0"/>
-        </w:rPr>
-        <w:t xml:space="preserve"> stays5. The earlier </w:t>
-      </w:r>
-      <w:r>
-        <w:rPr>
-          <w:b/>
-        </w:rPr>
-        <w:t>training</w:t>
-      </w:r>
-      <w:r>
-        <w:rPr>
-          <w:b w:val="0"/>
-        </w:rPr>
-        <w:t xml:space="preserve"> </w:t>
-      </w:r>
-      <w:r>
-        <w:rPr>
-          <w:b/>
-        </w:rPr>
-        <w:t>outlier</w:t>
-      </w:r>
-      <w:r>
-        <w:rPr>
-          <w:b w:val="0"/>
-        </w:rPr>
-        <w:t xml:space="preserve"> affected the </w:t>
-      </w:r>
-      <w:r>
-        <w:rPr>
-          <w:b/>
-        </w:rPr>
-        <w:t>mean</w:t>
-      </w:r>
-      <w:r>
-        <w:rPr>
-          <w:b w:val="0"/>
-        </w:rPr>
-        <w:t>.</w:t>
-      </w:r>
-    </w:p>
-    <w:p>
-      <w:pPr>
-        <w:pStyle w:val="Heading3"/>
-      </w:pPr>
-      <w:r>
-        <w:t>Ask while showing the picture</w:t>
-      </w:r>
-    </w:p>
-    <w:p>
-      <w:pPr>
-        <w:pStyle w:val="Heading3"/>
-      </w:pPr>
-      <w:r>
-        <w:t>Ask while showing the picture · 2</w:t>
-      </w:r>
-    </w:p>
-    <w:p>
-      <w:pPr>
-        <w:spacing w:line="336" w:lineRule="auto" w:after="180"/>
-      </w:pPr>
-      <w:r>
-        <w:rPr>
-          <w:b w:val="0"/>
-        </w:rPr>
-        <w:t xml:space="preserve">Cover the result. Ask learners to name the </w:t>
-      </w:r>
-      <w:r>
-        <w:rPr>
-          <w:b/>
-        </w:rPr>
-        <w:t>input</w:t>
-      </w:r>
-      <w:r>
-        <w:rPr>
-          <w:b w:val="0"/>
-        </w:rPr>
-        <w:t xml:space="preserve">s and predict the next step. Uncover one step, connect the icon to the actual procedure, and explain its </w:t>
-      </w:r>
-      <w:r>
-        <w:rPr>
-          <w:b/>
-        </w:rPr>
-        <w:t>evidence</w:t>
-      </w:r>
-      <w:r>
-        <w:rPr>
-          <w:b w:val="0"/>
-        </w:rPr>
-        <w:t>. Then change the supplied condition and compare.</w:t>
-      </w:r>
-    </w:p>
-    <w:p>
-      <w:pPr>
-        <w:spacing w:line="336" w:lineRule="auto" w:after="180"/>
-      </w:pPr>
-      <w:r>
-        <w:rPr>
-          <w:b w:val="0"/>
-        </w:rPr>
-        <w:t>The picture is a representation; it does not document execution of a real AI model.</w:t>
-      </w:r>
-    </w:p>
-    <w:p>
-      <w:pPr>
-        <w:pStyle w:val="Heading1"/>
-      </w:pPr>
-      <w:r>
-        <w:t>03. Demonstrate and guide practice</w:t>
-      </w:r>
-    </w:p>
-    <w:p>
-      <w:r>
-        <w:t>Demonstrate Mean, Median, and Baselines, reduce support deliberately and check individual reasoning before discussing answers.</w:t>
-      </w:r>
-    </w:p>
-    <w:p>
-      <w:pPr>
-        <w:pStyle w:val="Heading3"/>
-      </w:pPr>
-      <w:r>
-        <w:t>Choose the pacing route</w:t>
-      </w:r>
-    </w:p>
-    <w:p>
-      <w:pPr>
-        <w:spacing w:line="336" w:lineRule="auto" w:after="180"/>
-        <w:shd w:fill="F1F6F8"/>
-      </w:pPr>
-      <w:r>
-        <w:rPr>
-          <w:b w:val="0"/>
-        </w:rPr>
-        <w:t>Compact alternative: this two-session sequence covers selected core tasks. Use the three-session weekly plan for the full lesson, independent transfer, feedback and project work; allow extra time for extensions.</w:t>
-      </w:r>
-    </w:p>
-    <w:p>
-      <w:pPr>
-        <w:pStyle w:val="Heading3"/>
-      </w:pPr>
-      <w:r>
-        <w:t>Board sequence</w:t>
-      </w:r>
-    </w:p>
-    <w:p>
-      <w:pPr>
-        <w:pStyle w:val="Heading3"/>
-      </w:pPr>
-      <w:r>
-        <w:t>1. Put the facts on the board</w:t>
-      </w:r>
-    </w:p>
-    <w:p>
-      <w:pPr>
-        <w:spacing w:line="336" w:lineRule="auto" w:after="180"/>
-        <w:shd w:fill="F4F9FC"/>
-      </w:pPr>
-      <w:r>
-        <w:rPr>
-          <w:b w:val="0"/>
-        </w:rPr>
-        <w:t xml:space="preserve">Write the given facts: </w:t>
-      </w:r>
-      <w:r>
-        <w:rPr>
-          <w:b/>
-        </w:rPr>
-        <w:t>Training</w:t>
-      </w:r>
-      <w:r>
-        <w:rPr>
-          <w:b w:val="0"/>
-        </w:rPr>
-        <w:t xml:space="preserve"> heights are 2,4,12 cm. Compare constant </w:t>
-      </w:r>
-      <w:r>
-        <w:rPr>
-          <w:b/>
-        </w:rPr>
-        <w:t>mean</w:t>
-      </w:r>
-      <w:r>
-        <w:rPr>
-          <w:b w:val="0"/>
-        </w:rPr>
-        <w:t xml:space="preserve"> and </w:t>
-      </w:r>
-      <w:r>
-        <w:rPr>
-          <w:b/>
-        </w:rPr>
-        <w:t>median</w:t>
-      </w:r>
-      <w:r>
-        <w:rPr>
-          <w:b w:val="0"/>
-        </w:rPr>
-        <w:t xml:space="preserve"> baselines.</w:t>
-      </w:r>
-    </w:p>
-    <w:p>
-      <w:pPr>
-        <w:pStyle w:val="Heading3"/>
-      </w:pPr>
-      <w:r>
-        <w:t>2. State the decision to explain</w:t>
-      </w:r>
-    </w:p>
-    <w:p>
-      <w:pPr>
-        <w:spacing w:line="336" w:lineRule="auto" w:after="180"/>
-        <w:shd w:fill="F4F9FC"/>
-      </w:pPr>
-      <w:r>
-        <w:rPr>
-          <w:b w:val="0"/>
-        </w:rPr>
-        <w:t xml:space="preserve">Write the question to explain: Compute both and </w:t>
-      </w:r>
-      <w:r>
-        <w:rPr>
-          <w:b/>
-        </w:rPr>
-        <w:t>training</w:t>
-      </w:r>
-      <w:r>
-        <w:rPr>
-          <w:b w:val="0"/>
-        </w:rPr>
-        <w:t xml:space="preserve"> </w:t>
-      </w:r>
-      <w:r>
-        <w:rPr>
-          <w:b/>
-        </w:rPr>
-        <w:t>absolute error</w:t>
-      </w:r>
-      <w:r>
-        <w:rPr>
-          <w:b w:val="0"/>
-        </w:rPr>
-        <w:t>s.</w:t>
-      </w:r>
-    </w:p>
-    <w:p>
-      <w:pPr>
-        <w:pStyle w:val="Heading3"/>
-      </w:pPr>
-      <w:r>
-        <w:t>3. Reveal the worked reasoning</w:t>
-      </w:r>
-    </w:p>
-    <w:p>
-      <w:pPr>
-        <w:spacing w:line="336" w:lineRule="auto" w:after="180"/>
-        <w:shd w:fill="F1F6FC"/>
-      </w:pPr>
-      <w:r>
-        <w:rPr>
-          <w:b w:val="0"/>
-        </w:rPr>
-        <w:t xml:space="preserve">Reveal after </w:t>
-      </w:r>
-      <w:r>
-        <w:rPr>
-          <w:b/>
-        </w:rPr>
-        <w:t>prediction</w:t>
-      </w:r>
-      <w:r>
-        <w:rPr>
-          <w:b w:val="0"/>
-        </w:rPr>
-        <w:t xml:space="preserve">s: </w:t>
-      </w:r>
-      <w:r>
-        <w:rPr>
-          <w:b/>
-        </w:rPr>
-        <w:t>Mean</w:t>
-      </w:r>
-      <w:r>
-        <w:rPr>
-          <w:b w:val="0"/>
-        </w:rPr>
-        <w:t xml:space="preserve">=6, </w:t>
-      </w:r>
-      <w:r>
-        <w:rPr>
-          <w:b/>
-        </w:rPr>
-        <w:t>median</w:t>
-      </w:r>
-      <w:r>
-        <w:rPr>
-          <w:b w:val="0"/>
-        </w:rPr>
-        <w:t xml:space="preserve">=4. </w:t>
-      </w:r>
-      <w:r>
-        <w:rPr>
-          <w:b/>
-        </w:rPr>
-        <w:t>Mean</w:t>
-      </w:r>
-      <w:r>
-        <w:rPr>
-          <w:b w:val="0"/>
-        </w:rPr>
-        <w:t xml:space="preserve"> errors 4,2,6 total12; </w:t>
-      </w:r>
-      <w:r>
-        <w:rPr>
-          <w:b/>
-        </w:rPr>
-        <w:t>median</w:t>
-      </w:r>
-      <w:r>
-        <w:rPr>
-          <w:b w:val="0"/>
-        </w:rPr>
-        <w:t xml:space="preserve"> errors 2,0,8 total10. </w:t>
-      </w:r>
-      <w:r>
-        <w:rPr>
-          <w:b/>
-        </w:rPr>
-        <w:t>Median</w:t>
-      </w:r>
-      <w:r>
-        <w:rPr>
-          <w:b w:val="0"/>
-        </w:rPr>
-        <w:t xml:space="preserve"> minimises </w:t>
-      </w:r>
-      <w:r>
-        <w:rPr>
-          <w:b/>
-        </w:rPr>
-        <w:t>absolute error</w:t>
-      </w:r>
-      <w:r>
-        <w:rPr>
-          <w:b w:val="0"/>
-        </w:rPr>
-        <w:t xml:space="preserve"> here.</w:t>
-      </w:r>
-    </w:p>
-    <w:p>
-      <w:pPr>
-        <w:pStyle w:val="Heading3"/>
-      </w:pPr>
-      <w:r>
-        <w:t>Hold back the independent task</w:t>
-      </w:r>
-    </w:p>
-    <w:p>
-      <w:pPr>
-        <w:spacing w:line="336" w:lineRule="auto" w:after="180"/>
-        <w:shd w:fill="F5F1FB"/>
-      </w:pPr>
-      <w:r>
-        <w:rPr>
-          <w:b w:val="0"/>
-        </w:rPr>
-        <w:t xml:space="preserve">Keep for an independent attempt: For </w:t>
-      </w:r>
-      <w:r>
-        <w:rPr>
-          <w:b/>
-        </w:rPr>
-        <w:t>training</w:t>
-      </w:r>
-      <w:r>
-        <w:rPr>
-          <w:b w:val="0"/>
-        </w:rPr>
-        <w:t xml:space="preserve"> heights 2, 3 and 10 cm, calculate </w:t>
-      </w:r>
-      <w:r>
-        <w:rPr>
-          <w:b/>
-        </w:rPr>
-        <w:t>mean</w:t>
-      </w:r>
-      <w:r>
-        <w:rPr>
-          <w:b w:val="0"/>
-        </w:rPr>
-        <w:t xml:space="preserve"> and </w:t>
-      </w:r>
-      <w:r>
-        <w:rPr>
-          <w:b/>
-        </w:rPr>
-        <w:t>median</w:t>
-      </w:r>
-      <w:r>
-        <w:rPr>
-          <w:b w:val="0"/>
-        </w:rPr>
-        <w:t>. Which constant is less influenced by the high value?</w:t>
-      </w:r>
-    </w:p>
-    <w:p>
-      <w:pPr>
-        <w:pStyle w:val="Heading3"/>
-      </w:pPr>
-      <w:r>
-        <w:t>Classroom dialogue</w:t>
-      </w:r>
-    </w:p>
-    <w:p>
-      <w:pPr>
-        <w:pStyle w:val="Heading3"/>
-      </w:pPr>
-      <w:r>
-        <w:t>Ask the class</w:t>
-      </w:r>
-    </w:p>
-    <w:p>
-      <w:pPr>
-        <w:spacing w:line="336" w:lineRule="auto" w:after="180"/>
-        <w:shd w:fill="F5F1FB"/>
-      </w:pPr>
-      <w:r>
-        <w:rPr>
-          <w:b w:val="0"/>
-        </w:rPr>
-        <w:t>Ask: Which facts are given, and which would we have to assume? Learners mark relevant details before discussing answers.</w:t>
-      </w:r>
-    </w:p>
-    <w:p>
-      <w:pPr>
-        <w:pStyle w:val="Heading3"/>
-      </w:pPr>
-      <w:r>
-        <w:t>Language to model</w:t>
-      </w:r>
-    </w:p>
-    <w:p>
-      <w:pPr>
-        <w:spacing w:line="336" w:lineRule="auto" w:after="180"/>
-        <w:shd w:fill="F1F6F8"/>
-      </w:pPr>
-      <w:r>
-        <w:rPr>
-          <w:b w:val="0"/>
-        </w:rPr>
-        <w:t>Say: Predict first. Show the rule, information path or calculation that would produce the result. A correct guess is not yet an explanation.</w:t>
-      </w:r>
-    </w:p>
-    <w:p>
-      <w:pPr>
-        <w:spacing w:line="336" w:lineRule="auto" w:after="180"/>
       </w:pPr>
       <w:r>
         <w:rPr>
           <w:b w:val="0"/>
         </w:rPr>
         <w:t>Reveal reasoning one step at a time. Explain why a tempting alternative fails. Write units and denominators for arithmetic, trace conditions for decisions, and identify supporting sources for claims.</w:t>
-      </w:r>
-    </w:p>
-    <w:p>
-      <w:pPr>
-        <w:spacing w:line="336" w:lineRule="auto" w:after="180"/>
-      </w:pPr>
-      <w:r>
-        <w:rPr>
-          <w:b w:val="0"/>
-        </w:rPr>
-        <w:t xml:space="preserve">In pairs, one learner solves while the other checks </w:t>
-      </w:r>
-      <w:r>
-        <w:rPr>
-          <w:b/>
-        </w:rPr>
-        <w:t>evidence</w:t>
-      </w:r>
-      <w:r>
-        <w:rPr>
-          <w:b w:val="0"/>
-        </w:rPr>
-        <w:t>; exchange roles. Remove the worked answer before independent assessment.</w:t>
       </w:r>
     </w:p>
     <w:p>
@@ -3388,588 +3732,111 @@
         <w:pStyle w:val="Heading3"/>
       </w:pPr>
       <w:r>
-        <w:t>Completion practice</w:t>
+        <w:t>Individual reasoning check</w:t>
+      </w:r>
+    </w:p>
+    <w:p>
+      <w:pPr>
+        <w:pStyle w:val="Heading3"/>
+      </w:pPr>
+      <w:r>
+        <w:t>Pictorial practice question</w:t>
+      </w:r>
+    </w:p>
+    <w:p>
+      <w:pPr>
+        <w:pStyle w:val="Heading3"/>
+      </w:pPr>
+      <w:r>
+        <w:t>Reasoned teacher answer</w:t>
+      </w:r>
+    </w:p>
+    <w:p>
+      <w:pPr>
+        <w:pStyle w:val="Heading1"/>
+      </w:pPr>
+      <w:r>
+        <w:t>04. Run the complete supplied investigation</w:t>
+      </w:r>
+    </w:p>
+    <w:p>
+      <w:r>
+        <w:t>Keep predictions, observed or supplied outcomes and unmeasured cases separate.</w:t>
+      </w:r>
+    </w:p>
+    <w:p>
+      <w:pPr>
+        <w:pStyle w:val="Heading2"/>
+      </w:pPr>
+      <w:r>
+        <w:t>Supplied inputs and checked guidance</w:t>
       </w:r>
     </w:p>
     <w:p>
       <w:pPr>
         <w:spacing w:line="336" w:lineRule="auto" w:after="180"/>
-        <w:shd w:fill="F5F1FB"/>
-      </w:pPr>
-      <w:r>
-        <w:rPr>
-          <w:b w:val="0"/>
-        </w:rPr>
-        <w:t>Completion task: Calculate MAE for both baselines on [4, 8].</w:t>
-      </w:r>
-    </w:p>
-    <w:p>
-      <w:pPr>
-        <w:pStyle w:val="Heading3"/>
-      </w:pPr>
-      <w:r>
-        <w:t>Reasoning to listen for</w:t>
-      </w:r>
-    </w:p>
-    <w:p>
-      <w:pPr>
-        <w:spacing w:line="336" w:lineRule="auto" w:after="180"/>
-        <w:shd w:fill="F1F6FC"/>
-      </w:pPr>
-      <w:r>
-        <w:rPr>
-          <w:b w:val="0"/>
-        </w:rPr>
-        <w:t xml:space="preserve">Teacher check: Teacher explanation: Both score 2; their per-record </w:t>
-      </w:r>
-      <w:r>
-        <w:rPr>
-          <w:b/>
-        </w:rPr>
-        <w:t>absolute error</w:t>
-      </w:r>
-      <w:r>
-        <w:rPr>
-          <w:b w:val="0"/>
-        </w:rPr>
-        <w:t>s differ.</w:t>
-      </w:r>
-    </w:p>
-    <w:p>
-      <w:pPr>
-        <w:spacing w:line="336" w:lineRule="auto" w:after="180"/>
-      </w:pPr>
-      <w:r>
-        <w:rPr>
-          <w:b w:val="0"/>
-        </w:rPr>
-        <w:t xml:space="preserve">Start by identifying the given </w:t>
-      </w:r>
-      <w:r>
-        <w:rPr>
-          <w:b/>
-        </w:rPr>
-        <w:t>input</w:t>
-      </w:r>
-      <w:r>
-        <w:rPr>
-          <w:b w:val="0"/>
-        </w:rPr>
-        <w:t>s together. Leave the intermediate steps blank. If needed, model one step, then withdraw that help on the next step. Move to a full trace only when the partial trace is understood.</w:t>
-      </w:r>
-    </w:p>
-    <w:p>
-      <w:pPr>
-        <w:spacing w:line="336" w:lineRule="auto" w:after="180"/>
-      </w:pPr>
-      <w:r>
-        <w:rPr>
-          <w:b w:val="0"/>
-        </w:rPr>
-        <w:t>For partners, alternate explainer and checker; collect a response from every learner before discussion.</w:t>
-      </w:r>
-    </w:p>
-    <w:p>
-      <w:pPr>
-        <w:pStyle w:val="Heading3"/>
-      </w:pPr>
-      <w:r>
-        <w:t>Individual reasoning check</w:t>
-      </w:r>
-    </w:p>
-    <w:p>
-      <w:pPr>
-        <w:spacing w:line="336" w:lineRule="auto" w:after="180"/>
-      </w:pPr>
-      <w:r>
-        <w:rPr>
-          <w:b w:val="0"/>
-        </w:rPr>
-        <w:t xml:space="preserve">Use the worked case for Constant </w:t>
-      </w:r>
-      <w:r>
-        <w:rPr>
-          <w:b/>
-        </w:rPr>
-        <w:t>prediction</w:t>
-      </w:r>
-      <w:r>
-        <w:rPr>
-          <w:b w:val="0"/>
-        </w:rPr>
-        <w:t xml:space="preserve"> baselines. Proposed explanation: “A final answer is enough”. Decide whether this explanation is supported.</w:t>
-      </w:r>
-    </w:p>
-    <w:p>
-      <w:pPr>
-        <w:spacing w:line="336" w:lineRule="auto" w:after="180"/>
-      </w:pPr>
-      <w:r>
-        <w:rPr>
-          <w:b w:val="0"/>
-        </w:rPr>
-        <w:t>Point to the step or supplied fact that decides; explain your repair if needed.</w:t>
-      </w:r>
-    </w:p>
-    <w:p>
-      <w:pPr>
-        <w:pStyle w:val="Heading3"/>
-      </w:pPr>
-      <w:r>
-        <w:t>Expected repair</w:t>
-      </w:r>
-    </w:p>
-    <w:p>
-      <w:pPr>
-        <w:spacing w:line="336" w:lineRule="auto" w:after="180"/>
-        <w:shd w:fill="F1F6FC"/>
-      </w:pPr>
-      <w:r>
-        <w:rPr>
-          <w:b w:val="0"/>
-        </w:rPr>
-        <w:t xml:space="preserve">Expected correction: Ask for the relevant counts, units, procedure or saved record. For this week: </w:t>
-      </w:r>
-      <w:r>
-        <w:rPr>
-          <w:b/>
-        </w:rPr>
-        <w:t>Mean</w:t>
-      </w:r>
-      <w:r>
-        <w:rPr>
-          <w:b w:val="0"/>
-        </w:rPr>
-        <w:t xml:space="preserve"> 6; </w:t>
-      </w:r>
-      <w:r>
-        <w:rPr>
-          <w:b/>
-        </w:rPr>
-        <w:t>median</w:t>
-      </w:r>
-      <w:r>
-        <w:rPr>
-          <w:b w:val="0"/>
-        </w:rPr>
-        <w:t xml:space="preserve"> 5.</w:t>
-      </w:r>
-    </w:p>
-    <w:p>
-      <w:pPr>
-        <w:spacing w:line="336" w:lineRule="auto" w:after="180"/>
-      </w:pPr>
-      <w:r>
-        <w:rPr>
-          <w:b w:val="0"/>
-        </w:rPr>
-        <w:t>Collect explanations, not only yes/no votes. If a misunderstanding is common, re-model the relevant step for the class.</w:t>
-      </w:r>
-    </w:p>
-    <w:p>
-      <w:pPr>
-        <w:spacing w:line="336" w:lineRule="auto" w:after="180"/>
-      </w:pPr>
-      <w:r>
-        <w:rPr>
-          <w:b w:val="0"/>
-        </w:rPr>
-        <w:t>If it affects a few learners, give a short targeted group explanation while others solve a more demanding variation.</w:t>
-      </w:r>
-    </w:p>
-    <w:p>
-      <w:pPr>
-        <w:pStyle w:val="Heading3"/>
-      </w:pPr>
-      <w:r>
-        <w:t>Pictorial practice question</w:t>
-      </w:r>
-    </w:p>
-    <w:p>
-      <w:pPr>
-        <w:spacing w:line="336" w:lineRule="auto" w:after="180"/>
-      </w:pPr>
-      <w:r>
-        <w:rPr>
-          <w:b w:val="0"/>
-        </w:rPr>
-        <w:t xml:space="preserve">Does either original baseline win under evaluation MAE? Point to the relevant step in the picture, then write the changed result and the rule or </w:t>
-      </w:r>
-      <w:r>
-        <w:rPr>
-          <w:b/>
-        </w:rPr>
-        <w:t>evidence</w:t>
-      </w:r>
-      <w:r>
-        <w:rPr>
-          <w:b w:val="0"/>
-        </w:rPr>
-        <w:t xml:space="preserve"> that supports it.</w:t>
-      </w:r>
-    </w:p>
-    <w:p>
-      <w:pPr>
-        <w:pStyle w:val="Heading3"/>
-      </w:pPr>
-      <w:r>
-        <w:t>Reasoned teacher answer</w:t>
-      </w:r>
-    </w:p>
-    <w:p>
-      <w:pPr>
-        <w:spacing w:line="336" w:lineRule="auto" w:after="180"/>
-      </w:pPr>
-      <w:r>
-        <w:rPr>
-          <w:b w:val="0"/>
-        </w:rPr>
-        <w:t xml:space="preserve">No, both have3 cm MAE on the supplied evaluation set; do not claim a strict winner from the </w:t>
-      </w:r>
-      <w:r>
-        <w:rPr>
-          <w:b/>
-        </w:rPr>
-        <w:t>training</w:t>
-      </w:r>
-      <w:r>
-        <w:rPr>
-          <w:b w:val="0"/>
-        </w:rPr>
-        <w:t xml:space="preserve"> statistic alone. Changed-case check: Both fitted constants become5 cm and both evaluation MAEs remain3 cm.</w:t>
-      </w:r>
-    </w:p>
-    <w:p>
-      <w:pPr>
-        <w:spacing w:line="336" w:lineRule="auto" w:after="180"/>
-      </w:pPr>
-      <w:r>
-        <w:rPr>
-          <w:b/>
-        </w:rPr>
-        <w:t>Mean</w:t>
-      </w:r>
-      <w:r>
-        <w:rPr>
-          <w:b w:val="0"/>
-        </w:rPr>
-        <w:t xml:space="preserve"> is now20/4=5; </w:t>
-      </w:r>
-      <w:r>
-        <w:rPr>
-          <w:b/>
-        </w:rPr>
-        <w:t>median</w:t>
-      </w:r>
-      <w:r>
-        <w:rPr>
-          <w:b w:val="0"/>
-        </w:rPr>
-        <w:t xml:space="preserve"> stays5. The earlier </w:t>
-      </w:r>
-      <w:r>
-        <w:rPr>
-          <w:b/>
-        </w:rPr>
-        <w:t>training</w:t>
-      </w:r>
-      <w:r>
-        <w:rPr>
-          <w:b w:val="0"/>
-        </w:rPr>
-        <w:t xml:space="preserve"> </w:t>
-      </w:r>
-      <w:r>
-        <w:rPr>
-          <w:b/>
-        </w:rPr>
-        <w:t>outlier</w:t>
-      </w:r>
-      <w:r>
-        <w:rPr>
-          <w:b w:val="0"/>
-        </w:rPr>
-        <w:t xml:space="preserve"> affected the </w:t>
-      </w:r>
-      <w:r>
-        <w:rPr>
-          <w:b/>
-        </w:rPr>
-        <w:t>mean</w:t>
-      </w:r>
-      <w:r>
-        <w:rPr>
-          <w:b w:val="0"/>
-        </w:rPr>
-        <w:t>.</w:t>
-      </w:r>
-    </w:p>
-    <w:p>
-      <w:pPr>
-        <w:spacing w:line="336" w:lineRule="auto" w:after="180"/>
-      </w:pPr>
-      <w:r>
-        <w:rPr>
-          <w:b w:val="0"/>
-        </w:rPr>
-        <w:t xml:space="preserve">Changed-case reasoning: Both fitted constants become5 cm and both evaluation MAEs remain3 cm. </w:t>
-      </w:r>
-      <w:r>
-        <w:rPr>
-          <w:b/>
-        </w:rPr>
-        <w:t>Mean</w:t>
-      </w:r>
-      <w:r>
-        <w:rPr>
-          <w:b w:val="0"/>
-        </w:rPr>
-        <w:t xml:space="preserve"> is now20/4=5; </w:t>
-      </w:r>
-      <w:r>
-        <w:rPr>
-          <w:b/>
-        </w:rPr>
-        <w:t>median</w:t>
-      </w:r>
-      <w:r>
-        <w:rPr>
-          <w:b w:val="0"/>
-        </w:rPr>
-        <w:t xml:space="preserve"> stays5. The earlier </w:t>
-      </w:r>
-      <w:r>
-        <w:rPr>
-          <w:b/>
-        </w:rPr>
-        <w:t>training</w:t>
-      </w:r>
-      <w:r>
-        <w:rPr>
-          <w:b w:val="0"/>
-        </w:rPr>
-        <w:t xml:space="preserve"> </w:t>
-      </w:r>
-      <w:r>
-        <w:rPr>
-          <w:b/>
-        </w:rPr>
-        <w:t>outlier</w:t>
-      </w:r>
-      <w:r>
-        <w:rPr>
-          <w:b w:val="0"/>
-        </w:rPr>
-        <w:t xml:space="preserve"> affected the </w:t>
-      </w:r>
-      <w:r>
-        <w:rPr>
-          <w:b/>
-        </w:rPr>
-        <w:t>mean</w:t>
-      </w:r>
-      <w:r>
-        <w:rPr>
-          <w:b w:val="0"/>
-        </w:rPr>
-        <w:t>.</w:t>
-      </w:r>
-    </w:p>
-    <w:p>
-      <w:pPr>
-        <w:spacing w:line="336" w:lineRule="auto" w:after="180"/>
-      </w:pPr>
-      <w:r>
-        <w:rPr>
-          <w:b w:val="0"/>
-        </w:rPr>
-        <w:t xml:space="preserve">Collect each learner’s explanation before discussion. Use the first missing connection between </w:t>
-      </w:r>
-      <w:r>
-        <w:rPr>
-          <w:b/>
-        </w:rPr>
-        <w:t>input</w:t>
-      </w:r>
-      <w:r>
-        <w:rPr>
-          <w:b w:val="0"/>
-        </w:rPr>
-        <w:t xml:space="preserve">, deciding step and result to choose support. This question is worked-case practice, not fresh mastery </w:t>
-      </w:r>
-      <w:r>
-        <w:rPr>
-          <w:b/>
-        </w:rPr>
-        <w:t>evidence</w:t>
-      </w:r>
-      <w:r>
-        <w:rPr>
-          <w:b w:val="0"/>
-        </w:rPr>
-        <w:t>.</w:t>
-      </w:r>
-    </w:p>
-    <w:p>
-      <w:pPr>
-        <w:pStyle w:val="Heading1"/>
-      </w:pPr>
-      <w:r>
-        <w:t>04. Run the weekly evidence lab</w:t>
-      </w:r>
-    </w:p>
-    <w:p>
-      <w:r>
-        <w:t>Run the Mean, Median, and Baselines investigation and use the first unsupported step to choose a teaching response.</w:t>
-      </w:r>
-    </w:p>
-    <w:p>
-      <w:pPr>
-        <w:spacing w:line="336" w:lineRule="auto" w:after="180"/>
-      </w:pPr>
-      <w:r>
-        <w:rPr>
-          <w:b w:val="0"/>
-        </w:rPr>
-        <w:t>Keep the test conditions fixed, record every result, and change only one planned factor.</w:t>
-      </w:r>
-    </w:p>
-    <w:p>
-      <w:pPr>
-        <w:spacing w:line="336" w:lineRule="auto" w:after="180"/>
-        <w:shd w:fill="F4F9FC"/>
-      </w:pPr>
-      <w:r>
-        <w:rPr>
-          <w:b w:val="0"/>
-        </w:rPr>
-        <w:t xml:space="preserve">1. Write the hypothesis and expected </w:t>
-      </w:r>
-      <w:r>
-        <w:rPr>
-          <w:b/>
-        </w:rPr>
-        <w:t>evidence</w:t>
-      </w:r>
-      <w:r>
-        <w:rPr>
-          <w:b w:val="0"/>
-        </w:rPr>
-        <w:t xml:space="preserve"> before running.</w:t>
-      </w:r>
-    </w:p>
-    <w:p>
-      <w:pPr>
-        <w:spacing w:line="336" w:lineRule="auto" w:after="180"/>
-        <w:shd w:fill="F4F9FC"/>
-      </w:pPr>
-      <w:r>
-        <w:rPr>
-          <w:b w:val="0"/>
-        </w:rPr>
-        <w:t xml:space="preserve">2. Baseline Tournament: compute </w:t>
-      </w:r>
-      <w:r>
-        <w:rPr>
-          <w:b/>
-        </w:rPr>
-        <w:t>mean</w:t>
-      </w:r>
-      <w:r>
-        <w:rPr>
-          <w:b w:val="0"/>
-        </w:rPr>
-        <w:t xml:space="preserve"> and </w:t>
-      </w:r>
-      <w:r>
-        <w:rPr>
-          <w:b/>
-        </w:rPr>
-        <w:t>median</w:t>
-      </w:r>
-      <w:r>
-        <w:rPr>
-          <w:b w:val="0"/>
-        </w:rPr>
-        <w:t xml:space="preserve">, predict every case, compare MAE, and explain the </w:t>
-      </w:r>
-      <w:r>
-        <w:rPr>
-          <w:b/>
-        </w:rPr>
-        <w:t>outlier</w:t>
-      </w:r>
-      <w:r>
-        <w:rPr>
-          <w:b w:val="0"/>
-        </w:rPr>
-        <w:t>'s effect.</w:t>
-      </w:r>
-    </w:p>
-    <w:p>
-      <w:pPr>
-        <w:spacing w:line="336" w:lineRule="auto" w:after="180"/>
-        <w:shd w:fill="F4F9FC"/>
-      </w:pPr>
-      <w:r>
-        <w:rPr>
-          <w:b w:val="0"/>
-        </w:rPr>
+      </w:pPr>
+      <w:r>
+        <w:rPr>
+          <w:b w:val="0"/>
+        </w:rPr>
+        <w:t>Tournament:original constants6/5,validationMAE2/2;changed training40constants13/5,MAE7/2. A single training5makes both5;empty targets unavailable;extreme value needs provenance checking. Independent training1,3,5,15mean6,median4;eval3,9errors[3,3]and[1,5],bothMAE3. Matching held-out scores do not imply equal predictions or general superiority. Preserve source/version and fitting/evaluation roles.</w:t>
+      </w:r>
+    </w:p>
+    <w:p>
+      <w:pPr>
+        <w:pStyle w:val="Heading2"/>
+      </w:pPr>
+      <w:r>
+        <w:t>Predict, investigate and record</w:t>
+      </w:r>
+    </w:p>
+    <w:p>
+      <w:pPr>
+        <w:pStyle w:val="ListNumber"/>
+      </w:pPr>
+      <w:r>
+        <w:t>1. Write the hypothesis and expected evidence before running.</w:t>
+      </w:r>
+    </w:p>
+    <w:p>
+      <w:pPr>
+        <w:pStyle w:val="ListNumber"/>
+      </w:pPr>
+      <w:r>
+        <w:t>2. Baseline Tournament: compute mean and median, predict every case, compare MAE, and explain the outlier's effect.</w:t>
+      </w:r>
+    </w:p>
+    <w:p>
+      <w:pPr>
+        <w:pStyle w:val="ListNumber"/>
+      </w:pPr>
+      <w:r>
         <w:t>3. Run one normal, one boundary, one missing, and one shifted case.</w:t>
       </w:r>
     </w:p>
     <w:p>
       <w:pPr>
-        <w:spacing w:line="336" w:lineRule="auto" w:after="180"/>
-        <w:shd w:fill="F4F9FC"/>
-      </w:pPr>
-      <w:r>
-        <w:rPr>
-          <w:b w:val="0"/>
-        </w:rPr>
+        <w:pStyle w:val="ListNumber"/>
+      </w:pPr>
+      <w:r>
         <w:t>4. Calculate the metric from raw counts or row-level errors.</w:t>
       </w:r>
     </w:p>
     <w:p>
       <w:pPr>
-        <w:spacing w:line="336" w:lineRule="auto" w:after="180"/>
-        <w:shd w:fill="F4F9FC"/>
-      </w:pPr>
-      <w:r>
-        <w:rPr>
-          <w:b w:val="0"/>
-        </w:rPr>
+        <w:pStyle w:val="ListNumber"/>
+      </w:pPr>
+      <w:r>
         <w:t>5. Interpret what changed, what did not, and what remains unsafe or unknown.</w:t>
       </w:r>
     </w:p>
     <w:p>
       <w:pPr>
-        <w:pStyle w:val="Heading3"/>
-      </w:pPr>
-      <w:r>
-        <w:t>Make the lab runnable</w:t>
-      </w:r>
-    </w:p>
-    <w:p>
-      <w:pPr>
-        <w:spacing w:line="336" w:lineRule="auto" w:after="180"/>
-      </w:pPr>
-      <w:r>
-        <w:rPr>
-          <w:b w:val="0"/>
-        </w:rPr>
-        <w:t>Use the concrete case as the shared normal case and the independent question as a second case. Each pair creates a boundary or missing-information case and predicts its result before testing.</w:t>
-      </w:r>
-    </w:p>
-    <w:p>
-      <w:pPr>
-        <w:spacing w:line="336" w:lineRule="auto" w:after="180"/>
-      </w:pPr>
-      <w:r>
-        <w:rPr>
-          <w:b w:val="0"/>
-        </w:rPr>
-        <w:t>Keep the expected result separate from an observed mistake.</w:t>
+        <w:pStyle w:val="Heading2"/>
+      </w:pPr>
+      <w:r>
+        <w:t>Keep the experiment ledger</w:t>
       </w:r>
     </w:p>
     <w:tbl>
@@ -4120,10 +3987,10 @@
     </w:tbl>
     <w:p>
       <w:pPr>
-        <w:pStyle w:val="Heading3"/>
-      </w:pPr>
-      <w:r>
-        <w:t>Diagnose and reteach</w:t>
+        <w:pStyle w:val="Heading2"/>
+      </w:pPr>
+      <w:r>
+        <w:t>Diagnose the current misconceptions</w:t>
       </w:r>
     </w:p>
     <w:p>
@@ -4134,19 +4001,31 @@
         <w:rPr>
           <w:b w:val="0"/>
         </w:rPr>
-        <w:t xml:space="preserve">MISCONCEPTION TO REPAIR The </w:t>
+        <w:t xml:space="preserve">A final answer is enough: Ask for the relevant counts, units, procedure or saved record. For this week: </w:t>
       </w:r>
       <w:r>
         <w:rPr>
           <w:b/>
         </w:rPr>
-        <w:t>mean</w:t>
-      </w:r>
-      <w:r>
-        <w:rPr>
-          <w:b w:val="0"/>
-        </w:rPr>
-        <w:t xml:space="preserve"> is always the fairest and most scientific summary.</w:t>
+        <w:t>Mean</w:t>
+      </w:r>
+      <w:r>
+        <w:rPr>
+          <w:b w:val="0"/>
+        </w:rPr>
+        <w:t xml:space="preserve"> 6; </w:t>
+      </w:r>
+      <w:r>
+        <w:rPr>
+          <w:b/>
+        </w:rPr>
+        <w:t>median</w:t>
+      </w:r>
+      <w:r>
+        <w:rPr>
+          <w:b w:val="0"/>
+        </w:rPr>
+        <w:t xml:space="preserve"> 5.</w:t>
       </w:r>
     </w:p>
     <w:p>
@@ -4157,7 +4036,7 @@
         <w:rPr>
           <w:b w:val="0"/>
         </w:rPr>
-        <w:t>For guessing, return to given facts and request a trace. For vocabulary without application, use one example and one non-example. For arithmetic errors, check the setup before the calculation.</w:t>
+        <w:t>A stronger claim makes a stronger project: It fits using evaluation answers and makes the baseline unavailable for genuinely unseen cases.</w:t>
       </w:r>
     </w:p>
     <w:p>
@@ -4168,38 +4047,31 @@
         <w:rPr>
           <w:b w:val="0"/>
         </w:rPr>
-        <w:t>Finish with a different uncoached case before recording mastery.</w:t>
-      </w:r>
-    </w:p>
-    <w:p>
-      <w:pPr>
-        <w:pStyle w:val="Heading3"/>
-      </w:pPr>
-      <w:r>
-        <w:t>Address these additional misconceptions</w:t>
-      </w:r>
-    </w:p>
-    <w:p>
-      <w:pPr>
-        <w:spacing w:line="336" w:lineRule="auto" w:after="180"/>
-      </w:pPr>
-      <w:r>
-        <w:rPr>
-          <w:b w:val="0"/>
-        </w:rPr>
-        <w:t xml:space="preserve">A final answer is enough: Ask for the relevant counts, units, procedure or saved record. For this week: </w:t>
+        <w:t xml:space="preserve">The new case can be copied from the example: The independent task changes the </w:t>
       </w:r>
       <w:r>
         <w:rPr>
           <w:b/>
         </w:rPr>
+        <w:t>evidence</w:t>
+      </w:r>
+      <w:r>
+        <w:rPr>
+          <w:b w:val="0"/>
+        </w:rPr>
+        <w:t xml:space="preserve">. Require a fresh explanation: </w:t>
+      </w:r>
+      <w:r>
+        <w:rPr>
+          <w:b/>
+        </w:rPr>
         <w:t>Mean</w:t>
       </w:r>
       <w:r>
         <w:rPr>
           <w:b w:val="0"/>
         </w:rPr>
-        <w:t xml:space="preserve"> 6; </w:t>
+        <w:t xml:space="preserve"> 6 and </w:t>
       </w:r>
       <w:r>
         <w:rPr>
@@ -4211,97 +4083,39 @@
         <w:rPr>
           <w:b w:val="0"/>
         </w:rPr>
-        <w:t xml:space="preserve"> 5.</w:t>
-      </w:r>
-    </w:p>
-    <w:p>
-      <w:pPr>
-        <w:spacing w:line="336" w:lineRule="auto" w:after="180"/>
-      </w:pPr>
-      <w:r>
-        <w:rPr>
-          <w:b w:val="0"/>
-        </w:rPr>
-        <w:t>A stronger claim makes a stronger project: It fits using evaluation answers and makes the baseline unavailable for genuinely unseen cases.</w:t>
-      </w:r>
-    </w:p>
-    <w:p>
-      <w:pPr>
-        <w:spacing w:line="336" w:lineRule="auto" w:after="180"/>
-      </w:pPr>
-      <w:r>
-        <w:rPr>
-          <w:b w:val="0"/>
-        </w:rPr>
-        <w:t xml:space="preserve">The new case can be copied from the example: The independent task changes the </w:t>
+        <w:t xml:space="preserve"> 4. </w:t>
       </w:r>
       <w:r>
         <w:rPr>
           <w:b/>
         </w:rPr>
-        <w:t>evidence</w:t>
-      </w:r>
-      <w:r>
-        <w:rPr>
-          <w:b w:val="0"/>
-        </w:rPr>
-        <w:t xml:space="preserve">. Require a fresh explanation: </w:t>
+        <w:t>Mean</w:t>
+      </w:r>
+      <w:r>
+        <w:rPr>
+          <w:b w:val="0"/>
+        </w:rPr>
+        <w:t xml:space="preserve"> errors [3, 3] MAE 3; </w:t>
       </w:r>
       <w:r>
         <w:rPr>
           <w:b/>
         </w:rPr>
-        <w:t>Mean</w:t>
-      </w:r>
-      <w:r>
-        <w:rPr>
-          <w:b w:val="0"/>
-        </w:rPr>
-        <w:t xml:space="preserve"> 6 and </w:t>
-      </w:r>
-      <w:r>
-        <w:rPr>
-          <w:b/>
-        </w:rPr>
         <w:t>median</w:t>
       </w:r>
       <w:r>
         <w:rPr>
           <w:b w:val="0"/>
         </w:rPr>
-        <w:t xml:space="preserve"> 4. </w:t>
-      </w:r>
-      <w:r>
-        <w:rPr>
-          <w:b/>
-        </w:rPr>
-        <w:t>Mean</w:t>
-      </w:r>
-      <w:r>
-        <w:rPr>
-          <w:b w:val="0"/>
-        </w:rPr>
-        <w:t xml:space="preserve"> errors [3, 3] MAE 3; </w:t>
-      </w:r>
-      <w:r>
-        <w:rPr>
-          <w:b/>
-        </w:rPr>
-        <w:t>median</w:t>
-      </w:r>
-      <w:r>
-        <w:rPr>
-          <w:b w:val="0"/>
-        </w:rPr>
         <w:t xml:space="preserve"> errors [1, 5] MAE 3.</w:t>
       </w:r>
     </w:p>
     <w:p>
       <w:pPr>
-        <w:pStyle w:val="Heading3"/>
-      </w:pPr>
-      <w:r>
-        <w:t>Match the support to the first error</w:t>
+        <w:pStyle w:val="Heading2"/>
+      </w:pPr>
+      <w:r>
+        <w:t>Choose accessible support</w:t>
       </w:r>
     </w:p>
     <w:tbl>
@@ -4474,15 +4288,748 @@
     </w:p>
     <w:p>
       <w:pPr>
+        <w:pStyle w:val="Heading2"/>
+      </w:pPr>
+      <w:r>
+        <w:t>Earlier wording, alternatives and picture transcripts · reference / check after trying</w:t>
+      </w:r>
+    </w:p>
+    <w:p>
+      <w:pPr>
+        <w:spacing w:line="336" w:lineRule="auto" w:after="180"/>
+      </w:pPr>
+      <w:r>
+        <w:rPr>
+          <w:b w:val="0"/>
+        </w:rPr>
+        <w:t>Run the weekly evidence lab</w:t>
+      </w:r>
+    </w:p>
+    <w:p>
+      <w:pPr>
+        <w:spacing w:line="336" w:lineRule="auto" w:after="180"/>
+      </w:pPr>
+      <w:r>
+        <w:rPr>
+          <w:b w:val="0"/>
+        </w:rPr>
+        <w:t>Keep the test conditions fixed, record every result, and change only one planned factor.</w:t>
+      </w:r>
+    </w:p>
+    <w:p>
+      <w:pPr>
+        <w:pStyle w:val="Heading3"/>
+      </w:pPr>
+      <w:r>
+        <w:t>Make the lab runnable</w:t>
+      </w:r>
+    </w:p>
+    <w:p>
+      <w:pPr>
+        <w:spacing w:line="336" w:lineRule="auto" w:after="180"/>
+      </w:pPr>
+      <w:r>
+        <w:rPr>
+          <w:b w:val="0"/>
+        </w:rPr>
+        <w:t>Use the supplied complete investigation for shared practice. Reserve the selected fresh training1,3,5,15and evaluation3,9task for the individual first attempt before hints or feedback; earlier transfer questions remain additional practice.</w:t>
+      </w:r>
+    </w:p>
+    <w:p>
+      <w:pPr>
+        <w:pStyle w:val="Heading3"/>
+      </w:pPr>
+      <w:r>
+        <w:t>Diagnose and reteach</w:t>
+      </w:r>
+    </w:p>
+    <w:p>
+      <w:pPr>
+        <w:spacing w:line="336" w:lineRule="auto" w:after="180"/>
+      </w:pPr>
+      <w:r>
+        <w:rPr>
+          <w:b w:val="0"/>
+        </w:rPr>
+        <w:t xml:space="preserve">MISCONCEPTION TO REPAIR The </w:t>
+      </w:r>
+      <w:r>
+        <w:rPr>
+          <w:b/>
+        </w:rPr>
+        <w:t>mean</w:t>
+      </w:r>
+      <w:r>
+        <w:rPr>
+          <w:b w:val="0"/>
+        </w:rPr>
+        <w:t xml:space="preserve"> is always the fairest and most scientific summary.</w:t>
+      </w:r>
+    </w:p>
+    <w:p>
+      <w:pPr>
+        <w:spacing w:line="336" w:lineRule="auto" w:after="180"/>
+      </w:pPr>
+      <w:r>
+        <w:rPr>
+          <w:b w:val="0"/>
+        </w:rPr>
+        <w:t>For guessing, return to given facts and request a trace. For vocabulary without application, use one example and one non-example. For arithmetic errors, check the setup before the calculation.</w:t>
+      </w:r>
+    </w:p>
+    <w:p>
+      <w:pPr>
+        <w:spacing w:line="336" w:lineRule="auto" w:after="180"/>
+      </w:pPr>
+      <w:r>
+        <w:rPr>
+          <w:b w:val="0"/>
+        </w:rPr>
+        <w:t>Finish with a different uncoached case before recording mastery.</w:t>
+      </w:r>
+    </w:p>
+    <w:p>
+      <w:pPr>
+        <w:pStyle w:val="Heading3"/>
+      </w:pPr>
+      <w:r>
+        <w:t>Address these additional misconceptions</w:t>
+      </w:r>
+    </w:p>
+    <w:p>
+      <w:pPr>
+        <w:pStyle w:val="Heading3"/>
+      </w:pPr>
+      <w:r>
+        <w:t>Match the support to the first error</w:t>
+      </w:r>
+    </w:p>
+    <w:p>
+      <w:pPr>
         <w:pStyle w:val="Heading1"/>
       </w:pPr>
       <w:r>
-        <w:t>05. Assess and explain the answers</w:t>
-      </w:r>
-    </w:p>
-    <w:p>
-      <w:r>
-        <w:t>Use the Mean, Median, and Baselines questions, teacher keys and criteria after the relevant attempts. Previously discussed cases are practice; protect the separately selected independent task.</w:t>
+        <w:t>05. Assess the selected experiment transfer</w:t>
+      </w:r>
+    </w:p>
+    <w:p>
+      <w:r>
+        <w:t>Keep this key until after a first attempt; record any help and prior exposure.</w:t>
+      </w:r>
+    </w:p>
+    <w:p>
+      <w:pPr>
+        <w:pStyle w:val="Heading2"/>
+      </w:pPr>
+      <w:r>
+        <w:t>Selected independent task and checked key</w:t>
+      </w:r>
+    </w:p>
+    <w:p>
+      <w:pPr>
+        <w:spacing w:line="336" w:lineRule="auto" w:after="180"/>
+      </w:pPr>
+      <w:r>
+        <w:rPr>
+          <w:b w:val="0"/>
+        </w:rPr>
+        <w:t xml:space="preserve">Selected case: </w:t>
+      </w:r>
+      <w:r>
+        <w:rPr>
+          <w:b/>
+        </w:rPr>
+        <w:t>Training</w:t>
+      </w:r>
+      <w:r>
+        <w:rPr>
+          <w:b w:val="0"/>
+        </w:rPr>
+        <w:t xml:space="preserve"> [1, 3, 5, 15], evaluation [3, 9]. Fit both constants and calculate MAE.</w:t>
+      </w:r>
+    </w:p>
+    <w:p>
+      <w:pPr>
+        <w:spacing w:line="336" w:lineRule="auto" w:after="180"/>
+      </w:pPr>
+      <w:r>
+        <w:rPr>
+          <w:b w:val="0"/>
+        </w:rPr>
+        <w:t xml:space="preserve">Teacher explanation: </w:t>
+      </w:r>
+      <w:r>
+        <w:rPr>
+          <w:b/>
+        </w:rPr>
+        <w:t>Mean</w:t>
+      </w:r>
+      <w:r>
+        <w:rPr>
+          <w:b w:val="0"/>
+        </w:rPr>
+        <w:t xml:space="preserve"> 6 and </w:t>
+      </w:r>
+      <w:r>
+        <w:rPr>
+          <w:b/>
+        </w:rPr>
+        <w:t>median</w:t>
+      </w:r>
+      <w:r>
+        <w:rPr>
+          <w:b w:val="0"/>
+        </w:rPr>
+        <w:t xml:space="preserve"> 4. </w:t>
+      </w:r>
+      <w:r>
+        <w:rPr>
+          <w:b/>
+        </w:rPr>
+        <w:t>Mean</w:t>
+      </w:r>
+      <w:r>
+        <w:rPr>
+          <w:b w:val="0"/>
+        </w:rPr>
+        <w:t xml:space="preserve"> errors [3, 3] MAE 3; </w:t>
+      </w:r>
+      <w:r>
+        <w:rPr>
+          <w:b/>
+        </w:rPr>
+        <w:t>median</w:t>
+      </w:r>
+      <w:r>
+        <w:rPr>
+          <w:b w:val="0"/>
+        </w:rPr>
+        <w:t xml:space="preserve"> errors [1, 5] MAE 3.</w:t>
+      </w:r>
+    </w:p>
+    <w:p>
+      <w:pPr>
+        <w:pStyle w:val="Heading2"/>
+      </w:pPr>
+      <w:r>
+        <w:t>Judge trace, scope and support</w:t>
+      </w:r>
+    </w:p>
+    <w:tbl>
+      <w:tblPr>
+        <w:tblStyle w:val="LightShading-Accent1"/>
+        <w:tblW w:type="auto" w:w="0"/>
+        <w:tblLook w:firstColumn="1" w:firstRow="1" w:lastColumn="0" w:lastRow="0" w:noHBand="0" w:noVBand="1" w:val="04A0"/>
+      </w:tblPr>
+      <w:tblGrid>
+        <w:gridCol w:w="5112"/>
+        <w:gridCol w:w="5112"/>
+      </w:tblGrid>
+      <w:tr>
+        <w:trPr>
+          <w:tblHeader/>
+        </w:trPr>
+        <w:tc>
+          <w:tcPr>
+            <w:tcW w:type="dxa" w:w="5112"/>
+          </w:tcPr>
+          <w:p>
+            <w:r>
+              <w:t>Dimension</w:t>
+            </w:r>
+          </w:p>
+        </w:tc>
+        <w:tc>
+          <w:tcPr>
+            <w:tcW w:type="dxa" w:w="5112"/>
+          </w:tcPr>
+          <w:p>
+            <w:r>
+              <w:t>Evidence required</w:t>
+            </w:r>
+          </w:p>
+        </w:tc>
+      </w:tr>
+      <w:tr>
+        <w:tc>
+          <w:tcPr>
+            <w:tcW w:type="dxa" w:w="5112"/>
+          </w:tcPr>
+          <w:p>
+            <w:r>
+              <w:t>Explanation</w:t>
+            </w:r>
+          </w:p>
+        </w:tc>
+        <w:tc>
+          <w:tcPr>
+            <w:tcW w:type="dxa" w:w="5112"/>
+          </w:tcPr>
+          <w:p>
+            <w:r>
+              <w:t>Names the applicable idea or procedure and ties it to the supplied facts.</w:t>
+            </w:r>
+          </w:p>
+        </w:tc>
+      </w:tr>
+      <w:tr>
+        <w:tc>
+          <w:tcPr>
+            <w:tcW w:type="dxa" w:w="5112"/>
+          </w:tcPr>
+          <w:p>
+            <w:r>
+              <w:t>Trace and result</w:t>
+            </w:r>
+          </w:p>
+        </w:tc>
+        <w:tc>
+          <w:tcPr>
+            <w:tcW w:type="dxa" w:w="5112"/>
+          </w:tcPr>
+          <w:p>
+            <w:r>
+              <w:t>Preserves the given inputs and shows the relevant intermediate steps; distinguishes a prediction from an observed execution.</w:t>
+            </w:r>
+          </w:p>
+        </w:tc>
+      </w:tr>
+      <w:tr>
+        <w:tc>
+          <w:tcPr>
+            <w:tcW w:type="dxa" w:w="5112"/>
+          </w:tcPr>
+          <w:p>
+            <w:r>
+              <w:t>Limits</w:t>
+            </w:r>
+          </w:p>
+        </w:tc>
+        <w:tc>
+          <w:tcPr>
+            <w:tcW w:type="dxa" w:w="5112"/>
+          </w:tcPr>
+          <w:p>
+            <w:r>
+              <w:t>States the assumptions, missing evidence or conditions under which the result would change.</w:t>
+            </w:r>
+          </w:p>
+        </w:tc>
+      </w:tr>
+    </w:tbl>
+    <w:p>
+      <w:pPr>
+        <w:spacing w:line="336" w:lineRule="auto" w:after="180"/>
+      </w:pPr>
+      <w:r>
+        <w:rPr>
+          <w:b w:val="0"/>
+        </w:rPr>
+        <w:t>Record each dimension as not yet, with support, or independent. Accept a valid alternative procedure with a defensible trace.</w:t>
+      </w:r>
+    </w:p>
+    <w:p>
+      <w:pPr>
+        <w:spacing w:line="336" w:lineRule="auto" w:after="180"/>
+      </w:pPr>
+      <w:r>
+        <w:rPr>
+          <w:b w:val="0"/>
+        </w:rPr>
+        <w:t xml:space="preserve">Do not penalise an honestly recorded model failure if the learner correctly explains its </w:t>
+      </w:r>
+      <w:r>
+        <w:rPr>
+          <w:b/>
+        </w:rPr>
+        <w:t>evidence</w:t>
+      </w:r>
+      <w:r>
+        <w:rPr>
+          <w:b w:val="0"/>
+        </w:rPr>
+        <w:t xml:space="preserve"> and limits.</w:t>
+      </w:r>
+    </w:p>
+    <w:p>
+      <w:pPr>
+        <w:pStyle w:val="Heading2"/>
+      </w:pPr>
+      <w:r>
+        <w:t>Give one repair action</w:t>
+      </w:r>
+    </w:p>
+    <w:p>
+      <w:pPr>
+        <w:spacing w:line="336" w:lineRule="auto" w:after="180"/>
+      </w:pPr>
+      <w:r>
+        <w:rPr>
+          <w:b w:val="0"/>
+        </w:rPr>
+        <w:t>Name the earliest unsupported step and give one action to repair it. Have the learner make that repair now and explain why. Then assess the relevant skill on a fresh, fully specified case.</w:t>
+      </w:r>
+    </w:p>
+    <w:p>
+      <w:pPr>
+        <w:spacing w:line="336" w:lineRule="auto" w:after="180"/>
+      </w:pPr>
+      <w:r>
+        <w:rPr>
+          <w:b w:val="0"/>
+        </w:rPr>
+        <w:t>Confirm it was not previously practised with feedback; solve and check the new case before assigning it. A follow-up design prompt is a starting brief, not automatically an equivalent test.</w:t>
+      </w:r>
+    </w:p>
+    <w:p>
+      <w:pPr>
+        <w:pStyle w:val="Heading2"/>
+      </w:pPr>
+      <w:r>
+        <w:t>W1 Fit two constants</w:t>
+      </w:r>
+    </w:p>
+    <w:p>
+      <w:pPr>
+        <w:spacing w:line="336" w:lineRule="auto" w:after="180"/>
+      </w:pPr>
+      <w:r>
+        <w:rPr>
+          <w:b w:val="0"/>
+        </w:rPr>
+        <w:t xml:space="preserve">Find the </w:t>
+      </w:r>
+      <w:r>
+        <w:rPr>
+          <w:b/>
+        </w:rPr>
+        <w:t>mean</w:t>
+      </w:r>
+      <w:r>
+        <w:rPr>
+          <w:b w:val="0"/>
+        </w:rPr>
+        <w:t xml:space="preserve"> and </w:t>
+      </w:r>
+      <w:r>
+        <w:rPr>
+          <w:b/>
+        </w:rPr>
+        <w:t>median</w:t>
+      </w:r>
+      <w:r>
+        <w:rPr>
+          <w:b w:val="0"/>
+        </w:rPr>
+        <w:t xml:space="preserve"> of the worked </w:t>
+      </w:r>
+      <w:r>
+        <w:rPr>
+          <w:b/>
+        </w:rPr>
+        <w:t>training</w:t>
+      </w:r>
+      <w:r>
+        <w:rPr>
+          <w:b w:val="0"/>
+        </w:rPr>
+        <w:t xml:space="preserve"> targets.</w:t>
+      </w:r>
+    </w:p>
+    <w:p>
+      <w:pPr>
+        <w:spacing w:line="336" w:lineRule="auto" w:after="180"/>
+      </w:pPr>
+      <w:r>
+        <w:rPr>
+          <w:b w:val="0"/>
+        </w:rPr>
+        <w:t xml:space="preserve">Teacher explanation: </w:t>
+      </w:r>
+      <w:r>
+        <w:rPr>
+          <w:b/>
+        </w:rPr>
+        <w:t>Mean</w:t>
+      </w:r>
+      <w:r>
+        <w:rPr>
+          <w:b w:val="0"/>
+        </w:rPr>
+        <w:t xml:space="preserve"> 6; </w:t>
+      </w:r>
+      <w:r>
+        <w:rPr>
+          <w:b/>
+        </w:rPr>
+        <w:t>median</w:t>
+      </w:r>
+      <w:r>
+        <w:rPr>
+          <w:b w:val="0"/>
+        </w:rPr>
+        <w:t xml:space="preserve"> 5.</w:t>
+      </w:r>
+    </w:p>
+    <w:p>
+      <w:pPr>
+        <w:spacing w:line="336" w:lineRule="auto" w:after="180"/>
+      </w:pPr>
+      <w:r>
+        <w:rPr>
+          <w:b w:val="0"/>
+        </w:rPr>
+        <w:t xml:space="preserve">For the </w:t>
+      </w:r>
+      <w:r>
+        <w:rPr>
+          <w:b/>
+        </w:rPr>
+        <w:t>mean</w:t>
+      </w:r>
+      <w:r>
+        <w:rPr>
+          <w:b w:val="0"/>
+        </w:rPr>
+        <w:t xml:space="preserve"> baseline, sum the worked </w:t>
+      </w:r>
+      <w:r>
+        <w:rPr>
+          <w:b/>
+        </w:rPr>
+        <w:t>training</w:t>
+      </w:r>
+      <w:r>
+        <w:rPr>
+          <w:b w:val="0"/>
+        </w:rPr>
+        <w:t xml:space="preserve"> targets and divide by their count to obtain 6. For the </w:t>
+      </w:r>
+      <w:r>
+        <w:rPr>
+          <w:b/>
+        </w:rPr>
+        <w:t>median</w:t>
+      </w:r>
+      <w:r>
+        <w:rPr>
+          <w:b w:val="0"/>
+        </w:rPr>
+        <w:t xml:space="preserve"> baseline, sort the </w:t>
+      </w:r>
+      <w:r>
+        <w:rPr>
+          <w:b/>
+        </w:rPr>
+        <w:t>training</w:t>
+      </w:r>
+      <w:r>
+        <w:rPr>
+          <w:b w:val="0"/>
+        </w:rPr>
+        <w:t xml:space="preserve"> targets and take the middle value, 5.</w:t>
+      </w:r>
+    </w:p>
+    <w:p>
+      <w:pPr>
+        <w:spacing w:line="336" w:lineRule="auto" w:after="180"/>
+      </w:pPr>
+      <w:r>
+        <w:rPr>
+          <w:b w:val="0"/>
+        </w:rPr>
+        <w:t>Freeze these choices before examining evaluation targets; choosing a new constant from evaluation outcomes would contaminate the comparison.</w:t>
+      </w:r>
+    </w:p>
+    <w:p>
+      <w:pPr>
+        <w:pStyle w:val="Heading2"/>
+      </w:pPr>
+      <w:r>
+        <w:t>W2 Score separately</w:t>
+      </w:r>
+    </w:p>
+    <w:p>
+      <w:pPr>
+        <w:spacing w:line="336" w:lineRule="auto" w:after="180"/>
+      </w:pPr>
+      <w:r>
+        <w:rPr>
+          <w:b w:val="0"/>
+        </w:rPr>
+        <w:t>Calculate MAE for both baselines on [4, 8].</w:t>
+      </w:r>
+    </w:p>
+    <w:p>
+      <w:pPr>
+        <w:spacing w:line="336" w:lineRule="auto" w:after="180"/>
+      </w:pPr>
+      <w:r>
+        <w:rPr>
+          <w:b w:val="0"/>
+        </w:rPr>
+        <w:t xml:space="preserve">Teacher explanation: Both score 2; their per-record </w:t>
+      </w:r>
+      <w:r>
+        <w:rPr>
+          <w:b/>
+        </w:rPr>
+        <w:t>absolute error</w:t>
+      </w:r>
+      <w:r>
+        <w:rPr>
+          <w:b w:val="0"/>
+        </w:rPr>
+        <w:t>s differ.</w:t>
+      </w:r>
+    </w:p>
+    <w:p>
+      <w:pPr>
+        <w:spacing w:line="336" w:lineRule="auto" w:after="180"/>
+      </w:pPr>
+      <w:r>
+        <w:rPr>
+          <w:b w:val="0"/>
+        </w:rPr>
+        <w:t xml:space="preserve">For constant 6, </w:t>
+      </w:r>
+      <w:r>
+        <w:rPr>
+          <w:b/>
+        </w:rPr>
+        <w:t>absolute error</w:t>
+      </w:r>
+      <w:r>
+        <w:rPr>
+          <w:b w:val="0"/>
+        </w:rPr>
+        <w:t>s on targets 4 and 8 are 2 and 2, so MAE is (2+2)/2 = 2. For constant 5, the errors are 1 and 3, so MAE is (1+3)/2 = 2.</w:t>
+      </w:r>
+    </w:p>
+    <w:p>
+      <w:pPr>
+        <w:spacing w:line="336" w:lineRule="auto" w:after="180"/>
+      </w:pPr>
+      <w:r>
+        <w:rPr>
+          <w:b w:val="0"/>
+        </w:rPr>
+        <w:t>Equal averages can hide different per-record errors; retain the error table as well as the summary.</w:t>
+      </w:r>
+    </w:p>
+    <w:p>
+      <w:pPr>
+        <w:pStyle w:val="Heading2"/>
+      </w:pPr>
+      <w:r>
+        <w:t>W3 Inspect an extreme value</w:t>
+      </w:r>
+    </w:p>
+    <w:p>
+      <w:pPr>
+        <w:spacing w:line="336" w:lineRule="auto" w:after="180"/>
+      </w:pPr>
+      <w:r>
+        <w:rPr>
+          <w:b w:val="0"/>
+        </w:rPr>
+        <w:t>Replace 12 by 40. What changes?</w:t>
+      </w:r>
+    </w:p>
+    <w:p>
+      <w:pPr>
+        <w:spacing w:line="336" w:lineRule="auto" w:after="180"/>
+      </w:pPr>
+      <w:r>
+        <w:rPr>
+          <w:b w:val="0"/>
+        </w:rPr>
+        <w:t xml:space="preserve">Teacher explanation: </w:t>
+      </w:r>
+      <w:r>
+        <w:rPr>
+          <w:b/>
+        </w:rPr>
+        <w:t>Mean</w:t>
+      </w:r>
+      <w:r>
+        <w:rPr>
+          <w:b w:val="0"/>
+        </w:rPr>
+        <w:t xml:space="preserve"> becomes 13; </w:t>
+      </w:r>
+      <w:r>
+        <w:rPr>
+          <w:b/>
+        </w:rPr>
+        <w:t>median</w:t>
+      </w:r>
+      <w:r>
+        <w:rPr>
+          <w:b w:val="0"/>
+        </w:rPr>
+        <w:t xml:space="preserve"> stays 5. Investigate validity before deciding treatment.</w:t>
+      </w:r>
+    </w:p>
+    <w:p>
+      <w:pPr>
+        <w:pStyle w:val="Heading2"/>
+      </w:pPr>
+      <w:r>
+        <w:t>W5 Prevent leakage</w:t>
+      </w:r>
+    </w:p>
+    <w:p>
+      <w:pPr>
+        <w:spacing w:line="336" w:lineRule="auto" w:after="180"/>
+      </w:pPr>
+      <w:r>
+        <w:rPr>
+          <w:b w:val="0"/>
+        </w:rPr>
+        <w:t xml:space="preserve">Why not predict the evaluation </w:t>
+      </w:r>
+      <w:r>
+        <w:rPr>
+          <w:b/>
+        </w:rPr>
+        <w:t>mean</w:t>
+      </w:r>
+      <w:r>
+        <w:rPr>
+          <w:b w:val="0"/>
+        </w:rPr>
+        <w:t xml:space="preserve"> as the baseline?</w:t>
+      </w:r>
+    </w:p>
+    <w:p>
+      <w:pPr>
+        <w:spacing w:line="336" w:lineRule="auto" w:after="180"/>
+      </w:pPr>
+      <w:r>
+        <w:rPr>
+          <w:b w:val="0"/>
+        </w:rPr>
+        <w:t>Teacher explanation: It fits using evaluation answers and makes the baseline unavailable for genuinely unseen cases.</w:t>
+      </w:r>
+    </w:p>
+    <w:p>
+      <w:pPr>
+        <w:pStyle w:val="Heading2"/>
+      </w:pPr>
+      <w:r>
+        <w:t>Earlier wording, alternatives and picture transcripts · reference / check after trying</w:t>
+      </w:r>
+    </w:p>
+    <w:p>
+      <w:pPr>
+        <w:spacing w:line="336" w:lineRule="auto" w:after="180"/>
+      </w:pPr>
+      <w:r>
+        <w:rPr>
+          <w:b w:val="0"/>
+        </w:rPr>
+        <w:t>Assess and explain the answers</w:t>
       </w:r>
     </w:p>
     <w:p>
@@ -4495,88 +5042,134 @@
     </w:p>
     <w:p>
       <w:pPr>
+        <w:spacing w:line="336" w:lineRule="auto" w:after="180"/>
+      </w:pPr>
+      <w:r>
+        <w:rPr>
+          <w:b/>
+        </w:rPr>
+        <w:t>Mean</w:t>
+      </w:r>
+      <w:r>
+        <w:rPr>
+          <w:b w:val="0"/>
+        </w:rPr>
+        <w:t xml:space="preserve">=6, </w:t>
+      </w:r>
+      <w:r>
+        <w:rPr>
+          <w:b/>
+        </w:rPr>
+        <w:t>median</w:t>
+      </w:r>
+      <w:r>
+        <w:rPr>
+          <w:b w:val="0"/>
+        </w:rPr>
+        <w:t xml:space="preserve">=4. </w:t>
+      </w:r>
+      <w:r>
+        <w:rPr>
+          <w:b/>
+        </w:rPr>
+        <w:t>Mean</w:t>
+      </w:r>
+      <w:r>
+        <w:rPr>
+          <w:b w:val="0"/>
+        </w:rPr>
+        <w:t xml:space="preserve"> errors 4,2,6 total12; </w:t>
+      </w:r>
+      <w:r>
+        <w:rPr>
+          <w:b/>
+        </w:rPr>
+        <w:t>median</w:t>
+      </w:r>
+      <w:r>
+        <w:rPr>
+          <w:b w:val="0"/>
+        </w:rPr>
+        <w:t xml:space="preserve"> errors 2,0,8 total10. </w:t>
+      </w:r>
+      <w:r>
+        <w:rPr>
+          <w:b/>
+        </w:rPr>
+        <w:t>Median</w:t>
+      </w:r>
+      <w:r>
+        <w:rPr>
+          <w:b w:val="0"/>
+        </w:rPr>
+        <w:t xml:space="preserve"> minimises </w:t>
+      </w:r>
+      <w:r>
+        <w:rPr>
+          <w:b/>
+        </w:rPr>
+        <w:t>absolute error</w:t>
+      </w:r>
+      <w:r>
+        <w:rPr>
+          <w:b w:val="0"/>
+        </w:rPr>
+        <w:t xml:space="preserve"> here.</w:t>
+      </w:r>
+    </w:p>
+    <w:p>
+      <w:pPr>
         <w:pStyle w:val="Heading3"/>
       </w:pPr>
       <w:r>
-        <w:t>Teacher key · Worked case answer</w:t>
+        <w:t>Additional transfer practice question</w:t>
       </w:r>
     </w:p>
     <w:p>
       <w:pPr>
         <w:spacing w:line="336" w:lineRule="auto" w:after="180"/>
-        <w:shd w:fill="F1F6FC"/>
-      </w:pPr>
+      </w:pPr>
+      <w:r>
+        <w:rPr>
+          <w:b w:val="0"/>
+        </w:rPr>
+        <w:t xml:space="preserve">For </w:t>
+      </w:r>
       <w:r>
         <w:rPr>
           <w:b/>
         </w:rPr>
-        <w:t>Mean</w:t>
-      </w:r>
-      <w:r>
-        <w:rPr>
-          <w:b w:val="0"/>
-        </w:rPr>
-        <w:t xml:space="preserve">=6, </w:t>
+        <w:t>training</w:t>
+      </w:r>
+      <w:r>
+        <w:rPr>
+          <w:b w:val="0"/>
+        </w:rPr>
+        <w:t xml:space="preserve"> heights 2, 3 and 10 cm, calculate </w:t>
       </w:r>
       <w:r>
         <w:rPr>
           <w:b/>
         </w:rPr>
+        <w:t>mean</w:t>
+      </w:r>
+      <w:r>
+        <w:rPr>
+          <w:b w:val="0"/>
+        </w:rPr>
+        <w:t xml:space="preserve"> and </w:t>
+      </w:r>
+      <w:r>
+        <w:rPr>
+          <w:b/>
+        </w:rPr>
         <w:t>median</w:t>
       </w:r>
       <w:r>
         <w:rPr>
           <w:b w:val="0"/>
         </w:rPr>
-        <w:t xml:space="preserve">=4. </w:t>
-      </w:r>
-      <w:r>
-        <w:rPr>
-          <w:b/>
-        </w:rPr>
-        <w:t>Mean</w:t>
-      </w:r>
-      <w:r>
-        <w:rPr>
-          <w:b w:val="0"/>
-        </w:rPr>
-        <w:t xml:space="preserve"> errors 4,2,6 total12; </w:t>
-      </w:r>
-      <w:r>
-        <w:rPr>
-          <w:b/>
-        </w:rPr>
-        <w:t>median</w:t>
-      </w:r>
-      <w:r>
-        <w:rPr>
-          <w:b w:val="0"/>
-        </w:rPr>
-        <w:t xml:space="preserve"> errors 2,0,8 total10. </w:t>
-      </w:r>
-      <w:r>
-        <w:rPr>
-          <w:b/>
-        </w:rPr>
-        <w:t>Median</w:t>
-      </w:r>
-      <w:r>
-        <w:rPr>
-          <w:b w:val="0"/>
-        </w:rPr>
-        <w:t xml:space="preserve"> minimises </w:t>
-      </w:r>
-      <w:r>
-        <w:rPr>
-          <w:b/>
-        </w:rPr>
-        <w:t>absolute error</w:t>
-      </w:r>
-      <w:r>
-        <w:rPr>
-          <w:b w:val="0"/>
-        </w:rPr>
-        <w:t xml:space="preserve"> here.</w:t>
+        <w:t>. Which constant is less influenced by the high value?</w:t>
       </w:r>
     </w:p>
     <w:p>
@@ -4584,85 +5177,12 @@
         <w:pStyle w:val="Heading3"/>
       </w:pPr>
       <w:r>
-        <w:t>Independent question</w:t>
-      </w:r>
-    </w:p>
-    <w:p>
-      <w:pPr>
-        <w:pStyle w:val="Heading3"/>
-      </w:pPr>
-      <w:r>
-        <w:t>Independent question · withhold the key</w:t>
+        <w:t>Reasoned practice answer</w:t>
       </w:r>
     </w:p>
     <w:p>
       <w:pPr>
         <w:spacing w:line="336" w:lineRule="auto" w:after="180"/>
-        <w:shd w:fill="F5F1FB"/>
-      </w:pPr>
-      <w:r>
-        <w:rPr>
-          <w:b w:val="0"/>
-        </w:rPr>
-        <w:t xml:space="preserve">For </w:t>
-      </w:r>
-      <w:r>
-        <w:rPr>
-          <w:b/>
-        </w:rPr>
-        <w:t>training</w:t>
-      </w:r>
-      <w:r>
-        <w:rPr>
-          <w:b w:val="0"/>
-        </w:rPr>
-        <w:t xml:space="preserve"> heights 2, 3 and 10 cm, calculate </w:t>
-      </w:r>
-      <w:r>
-        <w:rPr>
-          <w:b/>
-        </w:rPr>
-        <w:t>mean</w:t>
-      </w:r>
-      <w:r>
-        <w:rPr>
-          <w:b w:val="0"/>
-        </w:rPr>
-        <w:t xml:space="preserve"> and </w:t>
-      </w:r>
-      <w:r>
-        <w:rPr>
-          <w:b/>
-        </w:rPr>
-        <w:t>median</w:t>
-      </w:r>
-      <w:r>
-        <w:rPr>
-          <w:b w:val="0"/>
-        </w:rPr>
-        <w:t>. Which constant is less influenced by the high value?</w:t>
-      </w:r>
-    </w:p>
-    <w:p>
-      <w:pPr>
-        <w:pStyle w:val="Heading3"/>
-      </w:pPr>
-      <w:r>
-        <w:t>Expected independent answer</w:t>
-      </w:r>
-    </w:p>
-    <w:p>
-      <w:pPr>
-        <w:pStyle w:val="Heading3"/>
-      </w:pPr>
-      <w:r>
-        <w:t>Teacher key · Expected independent answer</w:t>
-      </w:r>
-    </w:p>
-    <w:p>
-      <w:pPr>
-        <w:spacing w:line="336" w:lineRule="auto" w:after="180"/>
-        <w:shd w:fill="F1F6FC"/>
       </w:pPr>
       <w:r>
         <w:rPr>
@@ -5034,28 +5554,159 @@
     </w:p>
     <w:p>
       <w:pPr>
+        <w:spacing w:line="336" w:lineRule="auto" w:after="180"/>
+      </w:pPr>
+      <w:r>
+        <w:rPr>
+          <w:b/>
+        </w:rPr>
+        <w:t>Mean</w:t>
+      </w:r>
+      <w:r>
+        <w:rPr>
+          <w:b w:val="0"/>
+        </w:rPr>
+        <w:t xml:space="preserve">=5, </w:t>
+      </w:r>
+      <w:r>
+        <w:rPr>
+          <w:b/>
+        </w:rPr>
+        <w:t>median</w:t>
+      </w:r>
+      <w:r>
+        <w:rPr>
+          <w:b w:val="0"/>
+        </w:rPr>
+        <w:t xml:space="preserve">=3. </w:t>
+      </w:r>
+      <w:r>
+        <w:rPr>
+          <w:b/>
+        </w:rPr>
+        <w:t>Mean</w:t>
+      </w:r>
+      <w:r>
+        <w:rPr>
+          <w:b w:val="0"/>
+        </w:rPr>
+        <w:t xml:space="preserve"> absolute-error total=4+2+6=12; </w:t>
+      </w:r>
+      <w:r>
+        <w:rPr>
+          <w:b/>
+        </w:rPr>
+        <w:t>median</w:t>
+      </w:r>
+      <w:r>
+        <w:rPr>
+          <w:b w:val="0"/>
+        </w:rPr>
+        <w:t xml:space="preserve"> total=2+0+8=10. These are </w:t>
+      </w:r>
+      <w:r>
+        <w:rPr>
+          <w:b/>
+        </w:rPr>
+        <w:t>training</w:t>
+      </w:r>
+      <w:r>
+        <w:rPr>
+          <w:b w:val="0"/>
+        </w:rPr>
+        <w:t xml:space="preserve"> results. Fit the constant using </w:t>
+      </w:r>
+      <w:r>
+        <w:rPr>
+          <w:b/>
+        </w:rPr>
+        <w:t>training</w:t>
+      </w:r>
+      <w:r>
+        <w:rPr>
+          <w:b w:val="0"/>
+        </w:rPr>
+        <w:t xml:space="preserve"> targets and measure final performance on untouched test targets.</w:t>
+      </w:r>
+    </w:p>
+    <w:p>
+      <w:pPr>
         <w:pStyle w:val="Heading3"/>
       </w:pPr>
       <w:r>
-        <w:t>Teacher key · Original transfer answer</w:t>
+        <w:t>Explanations for the additional workbook examples</w:t>
+      </w:r>
+    </w:p>
+    <w:p>
+      <w:pPr>
+        <w:pStyle w:val="Heading3"/>
+      </w:pPr>
+      <w:r>
+        <w:t>W1 Fit two constants</w:t>
+      </w:r>
+    </w:p>
+    <w:p>
+      <w:pPr>
+        <w:pStyle w:val="Heading3"/>
+      </w:pPr>
+      <w:r>
+        <w:t>W2 Score separately</w:t>
+      </w:r>
+    </w:p>
+    <w:p>
+      <w:pPr>
+        <w:pStyle w:val="Heading3"/>
+      </w:pPr>
+      <w:r>
+        <w:t>W3 Inspect an extreme value</w:t>
+      </w:r>
+    </w:p>
+    <w:p>
+      <w:pPr>
+        <w:pStyle w:val="Heading3"/>
+      </w:pPr>
+      <w:r>
+        <w:t>W4 Apply independently</w:t>
       </w:r>
     </w:p>
     <w:p>
       <w:pPr>
         <w:spacing w:line="336" w:lineRule="auto" w:after="180"/>
-        <w:shd w:fill="F1F6FC"/>
       </w:pPr>
       <w:r>
         <w:rPr>
           <w:b/>
         </w:rPr>
+        <w:t>Training</w:t>
+      </w:r>
+      <w:r>
+        <w:rPr>
+          <w:b w:val="0"/>
+        </w:rPr>
+        <w:t xml:space="preserve"> [1, 3, 5, 15], evaluation [3, 9]. Fit both constants and calculate MAE.</w:t>
+      </w:r>
+    </w:p>
+    <w:p>
+      <w:pPr>
+        <w:spacing w:line="336" w:lineRule="auto" w:after="180"/>
+      </w:pPr>
+      <w:r>
+        <w:rPr>
+          <w:b w:val="0"/>
+        </w:rPr>
+        <w:t xml:space="preserve">Teacher explanation: </w:t>
+      </w:r>
+      <w:r>
+        <w:rPr>
+          <w:b/>
+        </w:rPr>
         <w:t>Mean</w:t>
       </w:r>
       <w:r>
         <w:rPr>
           <w:b w:val="0"/>
         </w:rPr>
-        <w:t xml:space="preserve">=5, </w:t>
+        <w:t xml:space="preserve"> 6 and </w:t>
       </w:r>
       <w:r>
         <w:rPr>
@@ -5067,7 +5718,7 @@
         <w:rPr>
           <w:b w:val="0"/>
         </w:rPr>
-        <w:t xml:space="preserve">=3. </w:t>
+        <w:t xml:space="preserve"> 4. </w:t>
       </w:r>
       <w:r>
         <w:rPr>
@@ -5079,7 +5730,7 @@
         <w:rPr>
           <w:b w:val="0"/>
         </w:rPr>
-        <w:t xml:space="preserve"> absolute-error total=4+2+6=12; </w:t>
+        <w:t xml:space="preserve"> errors [3, 3] MAE 3; </w:t>
       </w:r>
       <w:r>
         <w:rPr>
@@ -5091,1219 +5742,353 @@
         <w:rPr>
           <w:b w:val="0"/>
         </w:rPr>
-        <w:t xml:space="preserve"> total=2+0+8=10. These are </w:t>
+        <w:t xml:space="preserve"> errors [1, 5] MAE 3.</w:t>
+      </w:r>
+    </w:p>
+    <w:p>
+      <w:pPr>
+        <w:pStyle w:val="Heading3"/>
+      </w:pPr>
+      <w:r>
+        <w:t>W5 Prevent leakage</w:t>
+      </w:r>
+    </w:p>
+    <w:p>
+      <w:pPr>
+        <w:pStyle w:val="Heading3"/>
+      </w:pPr>
+      <w:r>
+        <w:t>Assess independent transfer</w:t>
+      </w:r>
+    </w:p>
+    <w:p>
+      <w:pPr>
+        <w:pStyle w:val="Heading3"/>
+      </w:pPr>
+      <w:r>
+        <w:t>Selected case answer</w:t>
+      </w:r>
+    </w:p>
+    <w:p>
+      <w:pPr>
+        <w:pStyle w:val="Heading3"/>
+      </w:pPr>
+      <w:r>
+        <w:t>Feedback that the learner uses</w:t>
+      </w:r>
+    </w:p>
+    <w:p>
+      <w:pPr>
+        <w:pStyle w:val="Heading1"/>
+      </w:pPr>
+      <w:r>
+        <w:t>06. Connect, support and revisit the experiment</w:t>
+      </w:r>
+    </w:p>
+    <w:p>
+      <w:r>
+        <w:t>Retain failures and assess a fresh parallel case after help.</w:t>
+      </w:r>
+    </w:p>
+    <w:p>
+      <w:pPr>
+        <w:pStyle w:val="Heading2"/>
+      </w:pPr>
+      <w:r>
+        <w:t>Project evidence</w:t>
+      </w:r>
+    </w:p>
+    <w:p>
+      <w:pPr>
+        <w:spacing w:line="336" w:lineRule="auto" w:after="180"/>
+      </w:pPr>
+      <w:r>
+        <w:rPr>
+          <w:b w:val="0"/>
+        </w:rPr>
+        <w:t xml:space="preserve">Document any numeric baseline used in Plant Classifier feature checks, including unit, distribution, and </w:t>
       </w:r>
       <w:r>
         <w:rPr>
           <w:b/>
         </w:rPr>
+        <w:t>outlier</w:t>
+      </w:r>
+      <w:r>
+        <w:rPr>
+          <w:b w:val="0"/>
+        </w:rPr>
+        <w:t xml:space="preserve"> decision.</w:t>
+      </w:r>
+    </w:p>
+    <w:p>
+      <w:pPr>
+        <w:spacing w:line="336" w:lineRule="auto" w:after="180"/>
+      </w:pPr>
+      <w:r>
+        <w:rPr>
+          <w:b w:val="0"/>
+        </w:rPr>
+        <w:t xml:space="preserve">Keep the decision, </w:t>
+      </w:r>
+      <w:r>
+        <w:rPr>
+          <w:b/>
+        </w:rPr>
+        <w:t>input</w:t>
+      </w:r>
+      <w:r>
+        <w:rPr>
+          <w:b w:val="0"/>
+        </w:rPr>
+        <w:t xml:space="preserve">, result, explanation and remaining limitation in the project </w:t>
+      </w:r>
+      <w:r>
+        <w:rPr>
+          <w:b/>
+        </w:rPr>
+        <w:t>evidence</w:t>
+      </w:r>
+      <w:r>
+        <w:rPr>
+          <w:b w:val="0"/>
+        </w:rPr>
+        <w:t xml:space="preserve"> record. Retrieve this record next week rather than restarting the project.</w:t>
+      </w:r>
+    </w:p>
+    <w:p>
+      <w:pPr>
+        <w:spacing w:line="336" w:lineRule="auto" w:after="180"/>
+      </w:pPr>
+      <w:r>
+        <w:rPr>
+          <w:b w:val="0"/>
+        </w:rPr>
+        <w:t xml:space="preserve">For your Responsible Plant Classifier, save the </w:t>
+      </w:r>
+      <w:r>
+        <w:rPr>
+          <w:b/>
+        </w:rPr>
+        <w:t>input</w:t>
+      </w:r>
+      <w:r>
+        <w:rPr>
+          <w:b w:val="0"/>
+        </w:rPr>
+        <w:t>, procedure, observed result and limitation of this check.</w:t>
+      </w:r>
+    </w:p>
+    <w:p>
+      <w:pPr>
+        <w:spacing w:line="336" w:lineRule="auto" w:after="180"/>
+      </w:pPr>
+      <w:r>
+        <w:rPr>
+          <w:b w:val="0"/>
+        </w:rPr>
+        <w:t>Label this worked example as practice; use a different, previously unreviewed case when checking independent understanding.</w:t>
+      </w:r>
+    </w:p>
+    <w:p>
+      <w:pPr>
+        <w:pStyle w:val="Heading2"/>
+      </w:pPr>
+      <w:r>
+        <w:t>Support and selected reassessment</w:t>
+      </w:r>
+    </w:p>
+    <w:p>
+      <w:pPr>
+        <w:spacing w:line="336" w:lineRule="auto" w:after="180"/>
+      </w:pPr>
+      <w:r>
+        <w:rPr>
+          <w:b w:val="0"/>
+        </w:rPr>
+        <w:t>Use a tiny labelled dataset, explicit units and a named positive class. Stretch: require a baseline, held-out evaluation and subgroup or shifted-condition analysis with denominators.</w:t>
+      </w:r>
+    </w:p>
+    <w:p>
+      <w:pPr>
+        <w:spacing w:line="336" w:lineRule="auto" w:after="180"/>
+      </w:pPr>
+      <w:r>
+        <w:rPr>
+          <w:b w:val="0"/>
+        </w:rPr>
+        <w:t xml:space="preserve">Provide a blank </w:t>
+      </w:r>
+      <w:r>
+        <w:rPr>
+          <w:b/>
+        </w:rPr>
+        <w:t>evidence</w:t>
+      </w:r>
+      <w:r>
+        <w:rPr>
+          <w:b w:val="0"/>
+        </w:rPr>
+        <w:t xml:space="preserve"> table and allow a verbal explanation before writing. Highlight the given conditions without supplying the W 4 conclusion. Use </w:t>
+      </w:r>
+      <w:r>
+        <w:rPr>
+          <w:b/>
+        </w:rPr>
+        <w:t>constant baseline</w:t>
+      </w:r>
+      <w:r>
+        <w:rPr>
+          <w:b w:val="0"/>
+        </w:rPr>
+        <w:t xml:space="preserve"> and </w:t>
+      </w:r>
+      <w:r>
+        <w:rPr>
+          <w:b/>
+        </w:rPr>
+        <w:t>training mean</w:t>
+      </w:r>
+      <w:r>
+        <w:rPr>
+          <w:b w:val="0"/>
+        </w:rPr>
+        <w:t xml:space="preserve"> in full sentences.</w:t>
+      </w:r>
+    </w:p>
+    <w:p>
+      <w:pPr>
+        <w:spacing w:line="336" w:lineRule="auto" w:after="180"/>
+      </w:pPr>
+      <w:r>
+        <w:rPr>
+          <w:b w:val="0"/>
+        </w:rPr>
+        <w:t>Extension: alter one condition in the worked example and explain which conclusion changes and which remains supported.</w:t>
+      </w:r>
+    </w:p>
+    <w:p>
+      <w:pPr>
+        <w:spacing w:line="336" w:lineRule="auto" w:after="180"/>
+      </w:pPr>
+      <w:r>
+        <w:rPr>
+          <w:b w:val="0"/>
+        </w:rPr>
+        <w:t xml:space="preserve">For independent W 4, require: </w:t>
+      </w:r>
+      <w:r>
+        <w:rPr>
+          <w:b/>
+        </w:rPr>
+        <w:t>Mean</w:t>
+      </w:r>
+      <w:r>
+        <w:rPr>
+          <w:b w:val="0"/>
+        </w:rPr>
+        <w:t xml:space="preserve"> 6 and </w:t>
+      </w:r>
+      <w:r>
+        <w:rPr>
+          <w:b/>
+        </w:rPr>
+        <w:t>median</w:t>
+      </w:r>
+      <w:r>
+        <w:rPr>
+          <w:b w:val="0"/>
+        </w:rPr>
+        <w:t xml:space="preserve"> 4. </w:t>
+      </w:r>
+      <w:r>
+        <w:rPr>
+          <w:b/>
+        </w:rPr>
+        <w:t>Mean</w:t>
+      </w:r>
+      <w:r>
+        <w:rPr>
+          <w:b w:val="0"/>
+        </w:rPr>
+        <w:t xml:space="preserve"> errors [3, 3] MAE 3; </w:t>
+      </w:r>
+      <w:r>
+        <w:rPr>
+          <w:b/>
+        </w:rPr>
+        <w:t>median</w:t>
+      </w:r>
+      <w:r>
+        <w:rPr>
+          <w:b w:val="0"/>
+        </w:rPr>
+        <w:t xml:space="preserve"> errors [1, 5] MAE 3. Fresh retry </w:t>
+      </w:r>
+      <w:r>
+        <w:rPr>
+          <w:b/>
+        </w:rPr>
         <w:t>training</w:t>
       </w:r>
       <w:r>
         <w:rPr>
           <w:b w:val="0"/>
         </w:rPr>
-        <w:t xml:space="preserve"> results. Fit the constant using </w:t>
+        <w:t xml:space="preserve"> [2, 2, 8], evaluation [1, 7]: </w:t>
       </w:r>
       <w:r>
         <w:rPr>
           <w:b/>
         </w:rPr>
+        <w:t>mean</w:t>
+      </w:r>
+      <w:r>
+        <w:rPr>
+          <w:b w:val="0"/>
+        </w:rPr>
+        <w:t xml:space="preserve"> 4 </w:t>
+      </w:r>
+      <w:r>
+        <w:rPr>
+          <w:b/>
+        </w:rPr>
+        <w:t>median</w:t>
+      </w:r>
+      <w:r>
+        <w:rPr>
+          <w:b w:val="0"/>
+        </w:rPr>
+        <w:t xml:space="preserve"> 2; MAE 3 for each. Require </w:t>
+      </w:r>
+      <w:r>
+        <w:rPr>
+          <w:b/>
+        </w:rPr>
         <w:t>training</w:t>
       </w:r>
       <w:r>
         <w:rPr>
           <w:b w:val="0"/>
         </w:rPr>
-        <w:t xml:space="preserve"> targets and measure final performance on untouched test targets.</w:t>
-      </w:r>
-    </w:p>
-    <w:p>
-      <w:pPr>
-        <w:pStyle w:val="Heading3"/>
-      </w:pPr>
-      <w:r>
-        <w:t>Explanations for the additional workbook examples</w:t>
-      </w:r>
-    </w:p>
-    <w:p>
-      <w:pPr>
-        <w:pStyle w:val="Heading3"/>
-      </w:pPr>
-      <w:r>
-        <w:t>W1 Fit two constants</w:t>
-      </w:r>
-    </w:p>
-    <w:p>
-      <w:pPr>
-        <w:pStyle w:val="Heading3"/>
-      </w:pPr>
-      <w:r>
-        <w:t>Workbook question · W1</w:t>
+        <w:t xml:space="preserve">-only </w:t>
+      </w:r>
+      <w:r>
+        <w:rPr>
+          <w:b/>
+        </w:rPr>
+        <w:t>fitting</w:t>
+      </w:r>
+      <w:r>
+        <w:rPr>
+          <w:b w:val="0"/>
+        </w:rPr>
+        <w:t>.</w:t>
       </w:r>
     </w:p>
     <w:p>
       <w:pPr>
         <w:spacing w:line="336" w:lineRule="auto" w:after="180"/>
-        <w:shd w:fill="F5F1FB"/>
-      </w:pPr>
-      <w:r>
-        <w:rPr>
-          <w:b w:val="0"/>
-        </w:rPr>
-        <w:t xml:space="preserve">Find the </w:t>
-      </w:r>
-      <w:r>
-        <w:rPr>
-          <w:b/>
-        </w:rPr>
-        <w:t>mean</w:t>
-      </w:r>
-      <w:r>
-        <w:rPr>
-          <w:b w:val="0"/>
-        </w:rPr>
-        <w:t xml:space="preserve"> and </w:t>
-      </w:r>
-      <w:r>
-        <w:rPr>
-          <w:b/>
-        </w:rPr>
-        <w:t>median</w:t>
-      </w:r>
-      <w:r>
-        <w:rPr>
-          <w:b w:val="0"/>
-        </w:rPr>
-        <w:t xml:space="preserve"> of the worked </w:t>
-      </w:r>
-      <w:r>
-        <w:rPr>
-          <w:b/>
-        </w:rPr>
-        <w:t>training</w:t>
-      </w:r>
-      <w:r>
-        <w:rPr>
-          <w:b w:val="0"/>
-        </w:rPr>
-        <w:t xml:space="preserve"> targets.</w:t>
-      </w:r>
-    </w:p>
-    <w:p>
-      <w:pPr>
-        <w:pStyle w:val="Heading3"/>
-      </w:pPr>
-      <w:r>
-        <w:t>Teacher reasoning · W1</w:t>
-      </w:r>
-    </w:p>
-    <w:p>
-      <w:pPr>
-        <w:spacing w:line="336" w:lineRule="auto" w:after="180"/>
-        <w:shd w:fill="F1F6FC"/>
-      </w:pPr>
-      <w:r>
-        <w:rPr>
-          <w:b w:val="0"/>
-        </w:rPr>
-        <w:t xml:space="preserve">Teacher explanation: </w:t>
-      </w:r>
-      <w:r>
-        <w:rPr>
-          <w:b/>
-        </w:rPr>
-        <w:t>Mean</w:t>
-      </w:r>
-      <w:r>
-        <w:rPr>
-          <w:b w:val="0"/>
-        </w:rPr>
-        <w:t xml:space="preserve"> 6; </w:t>
-      </w:r>
-      <w:r>
-        <w:rPr>
-          <w:b/>
-        </w:rPr>
-        <w:t>median</w:t>
-      </w:r>
-      <w:r>
-        <w:rPr>
-          <w:b w:val="0"/>
-        </w:rPr>
-        <w:t xml:space="preserve"> 5.</w:t>
-      </w:r>
-    </w:p>
-    <w:p>
-      <w:pPr>
-        <w:pStyle w:val="Heading3"/>
-      </w:pPr>
-      <w:r>
-        <w:t>Teacher reasoning · W1</w:t>
-      </w:r>
-    </w:p>
-    <w:p>
-      <w:pPr>
-        <w:spacing w:line="336" w:lineRule="auto" w:after="180"/>
-        <w:shd w:fill="F1F6FC"/>
-      </w:pPr>
-      <w:r>
-        <w:rPr>
-          <w:b w:val="0"/>
-        </w:rPr>
-        <w:t xml:space="preserve">For the </w:t>
-      </w:r>
-      <w:r>
-        <w:rPr>
-          <w:b/>
-        </w:rPr>
-        <w:t>mean</w:t>
-      </w:r>
-      <w:r>
-        <w:rPr>
-          <w:b w:val="0"/>
-        </w:rPr>
-        <w:t xml:space="preserve"> baseline, sum the worked </w:t>
-      </w:r>
-      <w:r>
-        <w:rPr>
-          <w:b/>
-        </w:rPr>
-        <w:t>training</w:t>
-      </w:r>
-      <w:r>
-        <w:rPr>
-          <w:b w:val="0"/>
-        </w:rPr>
-        <w:t xml:space="preserve"> targets and divide by their count to obtain 6. For the </w:t>
-      </w:r>
-      <w:r>
-        <w:rPr>
-          <w:b/>
-        </w:rPr>
-        <w:t>median</w:t>
-      </w:r>
-      <w:r>
-        <w:rPr>
-          <w:b w:val="0"/>
-        </w:rPr>
-        <w:t xml:space="preserve"> baseline, sort the </w:t>
-      </w:r>
-      <w:r>
-        <w:rPr>
-          <w:b/>
-        </w:rPr>
-        <w:t>training</w:t>
-      </w:r>
-      <w:r>
-        <w:rPr>
-          <w:b w:val="0"/>
-        </w:rPr>
-        <w:t xml:space="preserve"> targets and take the middle value, 5.</w:t>
-      </w:r>
-    </w:p>
-    <w:p>
-      <w:pPr>
-        <w:spacing w:line="336" w:lineRule="auto" w:after="180"/>
-        <w:shd w:fill="F1F6FC"/>
-      </w:pPr>
-      <w:r>
-        <w:rPr>
-          <w:b w:val="0"/>
-        </w:rPr>
-        <w:t>Freeze these choices before examining evaluation targets; choosing a new constant from evaluation outcomes would contaminate the comparison.</w:t>
-      </w:r>
-    </w:p>
-    <w:p>
-      <w:pPr>
-        <w:pStyle w:val="Heading3"/>
-      </w:pPr>
-      <w:r>
-        <w:t>W2 Score separately</w:t>
-      </w:r>
-    </w:p>
-    <w:p>
-      <w:pPr>
-        <w:pStyle w:val="Heading3"/>
-      </w:pPr>
-      <w:r>
-        <w:t>Workbook question · W2</w:t>
-      </w:r>
-    </w:p>
-    <w:p>
-      <w:pPr>
-        <w:spacing w:line="336" w:lineRule="auto" w:after="180"/>
-        <w:shd w:fill="F5F1FB"/>
-      </w:pPr>
-      <w:r>
-        <w:rPr>
-          <w:b w:val="0"/>
-        </w:rPr>
-        <w:t>Calculate MAE for both baselines on [4, 8].</w:t>
-      </w:r>
-    </w:p>
-    <w:p>
-      <w:pPr>
-        <w:pStyle w:val="Heading3"/>
-      </w:pPr>
-      <w:r>
-        <w:t>Teacher reasoning · W2</w:t>
-      </w:r>
-    </w:p>
-    <w:p>
-      <w:pPr>
-        <w:spacing w:line="336" w:lineRule="auto" w:after="180"/>
-        <w:shd w:fill="F1F6FC"/>
-      </w:pPr>
-      <w:r>
-        <w:rPr>
-          <w:b w:val="0"/>
-        </w:rPr>
-        <w:t xml:space="preserve">Teacher explanation: Both score 2; their per-record </w:t>
-      </w:r>
-      <w:r>
-        <w:rPr>
-          <w:b/>
-        </w:rPr>
-        <w:t>absolute error</w:t>
-      </w:r>
-      <w:r>
-        <w:rPr>
-          <w:b w:val="0"/>
-        </w:rPr>
-        <w:t>s differ.</w:t>
-      </w:r>
-    </w:p>
-    <w:p>
-      <w:pPr>
-        <w:pStyle w:val="Heading3"/>
-      </w:pPr>
-      <w:r>
-        <w:t>Teacher reasoning · W2</w:t>
-      </w:r>
-    </w:p>
-    <w:p>
-      <w:pPr>
-        <w:spacing w:line="336" w:lineRule="auto" w:after="180"/>
-        <w:shd w:fill="F1F6FC"/>
-      </w:pPr>
-      <w:r>
-        <w:rPr>
-          <w:b w:val="0"/>
-        </w:rPr>
-        <w:t xml:space="preserve">For constant 6, </w:t>
-      </w:r>
-      <w:r>
-        <w:rPr>
-          <w:b/>
-        </w:rPr>
-        <w:t>absolute error</w:t>
-      </w:r>
-      <w:r>
-        <w:rPr>
-          <w:b w:val="0"/>
-        </w:rPr>
-        <w:t>s on targets 4 and 8 are 2 and 2, so MAE is (2+2)/2 = 2. For constant 5, the errors are 1 and 3, so MAE is (1+3)/2 = 2.</w:t>
-      </w:r>
-    </w:p>
-    <w:p>
-      <w:pPr>
-        <w:spacing w:line="336" w:lineRule="auto" w:after="180"/>
-        <w:shd w:fill="F1F6FC"/>
-      </w:pPr>
-      <w:r>
-        <w:rPr>
-          <w:b w:val="0"/>
-        </w:rPr>
-        <w:t>Equal averages can hide different per-record errors; retain the error table as well as the summary.</w:t>
-      </w:r>
-    </w:p>
-    <w:p>
-      <w:pPr>
-        <w:pStyle w:val="Heading3"/>
-      </w:pPr>
-      <w:r>
-        <w:t>W3 Inspect an extreme value</w:t>
-      </w:r>
-    </w:p>
-    <w:p>
-      <w:pPr>
-        <w:pStyle w:val="Heading3"/>
-      </w:pPr>
-      <w:r>
-        <w:t>Workbook question · W3</w:t>
-      </w:r>
-    </w:p>
-    <w:p>
-      <w:pPr>
-        <w:spacing w:line="336" w:lineRule="auto" w:after="180"/>
-        <w:shd w:fill="F5F1FB"/>
-      </w:pPr>
-      <w:r>
-        <w:rPr>
-          <w:b w:val="0"/>
-        </w:rPr>
-        <w:t>Replace 12 by 40. What changes?</w:t>
-      </w:r>
-    </w:p>
-    <w:p>
-      <w:pPr>
-        <w:pStyle w:val="Heading3"/>
-      </w:pPr>
-      <w:r>
-        <w:t>Teacher reasoning · W3</w:t>
-      </w:r>
-    </w:p>
-    <w:p>
-      <w:pPr>
-        <w:spacing w:line="336" w:lineRule="auto" w:after="180"/>
-        <w:shd w:fill="F1F6FC"/>
-      </w:pPr>
-      <w:r>
-        <w:rPr>
-          <w:b w:val="0"/>
-        </w:rPr>
-        <w:t xml:space="preserve">Teacher explanation: </w:t>
-      </w:r>
-      <w:r>
-        <w:rPr>
-          <w:b/>
-        </w:rPr>
-        <w:t>Mean</w:t>
-      </w:r>
-      <w:r>
-        <w:rPr>
-          <w:b w:val="0"/>
-        </w:rPr>
-        <w:t xml:space="preserve"> becomes 13; </w:t>
-      </w:r>
-      <w:r>
-        <w:rPr>
-          <w:b/>
-        </w:rPr>
-        <w:t>median</w:t>
-      </w:r>
-      <w:r>
-        <w:rPr>
-          <w:b w:val="0"/>
-        </w:rPr>
-        <w:t xml:space="preserve"> stays 5. Investigate validity before deciding treatment.</w:t>
-      </w:r>
-    </w:p>
-    <w:p>
-      <w:pPr>
-        <w:pStyle w:val="Heading3"/>
-      </w:pPr>
-      <w:r>
-        <w:t>W4 Apply independently</w:t>
-      </w:r>
-    </w:p>
-    <w:p>
-      <w:pPr>
-        <w:pStyle w:val="Heading3"/>
-      </w:pPr>
-      <w:r>
-        <w:t>Workbook question · W4</w:t>
-      </w:r>
-    </w:p>
-    <w:p>
-      <w:pPr>
-        <w:spacing w:line="336" w:lineRule="auto" w:after="180"/>
-        <w:shd w:fill="F5F1FB"/>
-      </w:pPr>
-      <w:r>
-        <w:rPr>
-          <w:b/>
-        </w:rPr>
-        <w:t>Training</w:t>
-      </w:r>
-      <w:r>
-        <w:rPr>
-          <w:b w:val="0"/>
-        </w:rPr>
-        <w:t xml:space="preserve"> [1, 3, 5, 15], evaluation [3, 9]. Fit both constants and calculate MAE.</w:t>
-      </w:r>
-    </w:p>
-    <w:p>
-      <w:pPr>
-        <w:pStyle w:val="Heading3"/>
-      </w:pPr>
-      <w:r>
-        <w:t>Teacher reasoning · W4</w:t>
-      </w:r>
-    </w:p>
-    <w:p>
-      <w:pPr>
-        <w:spacing w:line="336" w:lineRule="auto" w:after="180"/>
-        <w:shd w:fill="F1F6FC"/>
-      </w:pPr>
-      <w:r>
-        <w:rPr>
-          <w:b w:val="0"/>
-        </w:rPr>
-        <w:t xml:space="preserve">Teacher explanation: </w:t>
-      </w:r>
-      <w:r>
-        <w:rPr>
-          <w:b/>
-        </w:rPr>
-        <w:t>Mean</w:t>
-      </w:r>
-      <w:r>
-        <w:rPr>
-          <w:b w:val="0"/>
-        </w:rPr>
-        <w:t xml:space="preserve"> 6 and </w:t>
-      </w:r>
-      <w:r>
-        <w:rPr>
-          <w:b/>
-        </w:rPr>
-        <w:t>median</w:t>
-      </w:r>
-      <w:r>
-        <w:rPr>
-          <w:b w:val="0"/>
-        </w:rPr>
-        <w:t xml:space="preserve"> 4. </w:t>
-      </w:r>
-      <w:r>
-        <w:rPr>
-          <w:b/>
-        </w:rPr>
-        <w:t>Mean</w:t>
-      </w:r>
-      <w:r>
-        <w:rPr>
-          <w:b w:val="0"/>
-        </w:rPr>
-        <w:t xml:space="preserve"> errors [3, 3] MAE 3; </w:t>
-      </w:r>
-      <w:r>
-        <w:rPr>
-          <w:b/>
-        </w:rPr>
-        <w:t>median</w:t>
-      </w:r>
-      <w:r>
-        <w:rPr>
-          <w:b w:val="0"/>
-        </w:rPr>
-        <w:t xml:space="preserve"> errors [1, 5] MAE 3.</w:t>
-      </w:r>
-    </w:p>
-    <w:p>
-      <w:pPr>
-        <w:pStyle w:val="Heading3"/>
-      </w:pPr>
-      <w:r>
-        <w:t>W5 Prevent leakage</w:t>
-      </w:r>
-    </w:p>
-    <w:p>
-      <w:pPr>
-        <w:pStyle w:val="Heading3"/>
-      </w:pPr>
-      <w:r>
-        <w:t>Workbook question · W5</w:t>
-      </w:r>
-    </w:p>
-    <w:p>
-      <w:pPr>
-        <w:spacing w:line="336" w:lineRule="auto" w:after="180"/>
-        <w:shd w:fill="F5F1FB"/>
-      </w:pPr>
-      <w:r>
-        <w:rPr>
-          <w:b w:val="0"/>
-        </w:rPr>
-        <w:t xml:space="preserve">Why not predict the evaluation </w:t>
-      </w:r>
-      <w:r>
-        <w:rPr>
-          <w:b/>
-        </w:rPr>
-        <w:t>mean</w:t>
-      </w:r>
-      <w:r>
-        <w:rPr>
-          <w:b w:val="0"/>
-        </w:rPr>
-        <w:t xml:space="preserve"> as the baseline?</w:t>
-      </w:r>
-    </w:p>
-    <w:p>
-      <w:pPr>
-        <w:pStyle w:val="Heading3"/>
-      </w:pPr>
-      <w:r>
-        <w:t>Teacher reasoning · W5</w:t>
-      </w:r>
-    </w:p>
-    <w:p>
-      <w:pPr>
-        <w:spacing w:line="336" w:lineRule="auto" w:after="180"/>
-        <w:shd w:fill="F1F6FC"/>
-      </w:pPr>
-      <w:r>
-        <w:rPr>
-          <w:b w:val="0"/>
-        </w:rPr>
-        <w:t>Teacher explanation: It fits using evaluation answers and makes the baseline unavailable for genuinely unseen cases.</w:t>
-      </w:r>
-    </w:p>
-    <w:p>
-      <w:pPr>
-        <w:pStyle w:val="Heading3"/>
-      </w:pPr>
-      <w:r>
-        <w:t>Assess independent transfer</w:t>
-      </w:r>
-    </w:p>
-    <w:p>
-      <w:pPr>
-        <w:pStyle w:val="Heading3"/>
-      </w:pPr>
-      <w:r>
-        <w:t>Independent question · withhold the key</w:t>
-      </w:r>
-    </w:p>
-    <w:p>
-      <w:pPr>
-        <w:spacing w:line="336" w:lineRule="auto" w:after="180"/>
-        <w:shd w:fill="F5F1FB"/>
-      </w:pPr>
-      <w:r>
-        <w:rPr>
-          <w:b w:val="0"/>
-        </w:rPr>
-        <w:t xml:space="preserve">Selected case: </w:t>
-      </w:r>
-      <w:r>
-        <w:rPr>
-          <w:b/>
-        </w:rPr>
-        <w:t>Training</w:t>
-      </w:r>
-      <w:r>
-        <w:rPr>
-          <w:b w:val="0"/>
-        </w:rPr>
-        <w:t xml:space="preserve"> [1, 3, 5, 15], evaluation [3, 9]. Fit both constants and calculate MAE.</w:t>
-      </w:r>
-    </w:p>
-    <w:p>
-      <w:pPr>
-        <w:pStyle w:val="Heading3"/>
-      </w:pPr>
-      <w:r>
-        <w:t>Selected case answer</w:t>
-      </w:r>
-    </w:p>
-    <w:p>
-      <w:pPr>
-        <w:pStyle w:val="Heading3"/>
-      </w:pPr>
-      <w:r>
-        <w:t>Teacher key · Selected case answer</w:t>
-      </w:r>
-    </w:p>
-    <w:p>
-      <w:pPr>
-        <w:spacing w:line="336" w:lineRule="auto" w:after="180"/>
-        <w:shd w:fill="F1F6FC"/>
-      </w:pPr>
-      <w:r>
-        <w:rPr>
-          <w:b w:val="0"/>
-        </w:rPr>
-        <w:t xml:space="preserve">Teacher explanation: </w:t>
-      </w:r>
-      <w:r>
-        <w:rPr>
-          <w:b/>
-        </w:rPr>
-        <w:t>Mean</w:t>
-      </w:r>
-      <w:r>
-        <w:rPr>
-          <w:b w:val="0"/>
-        </w:rPr>
-        <w:t xml:space="preserve"> 6 and </w:t>
-      </w:r>
-      <w:r>
-        <w:rPr>
-          <w:b/>
-        </w:rPr>
-        <w:t>median</w:t>
-      </w:r>
-      <w:r>
-        <w:rPr>
-          <w:b w:val="0"/>
-        </w:rPr>
-        <w:t xml:space="preserve"> 4. </w:t>
-      </w:r>
-      <w:r>
-        <w:rPr>
-          <w:b/>
-        </w:rPr>
-        <w:t>Mean</w:t>
-      </w:r>
-      <w:r>
-        <w:rPr>
-          <w:b w:val="0"/>
-        </w:rPr>
-        <w:t xml:space="preserve"> errors [3, 3] MAE 3; </w:t>
-      </w:r>
-      <w:r>
-        <w:rPr>
-          <w:b/>
-        </w:rPr>
-        <w:t>median</w:t>
-      </w:r>
-      <w:r>
-        <w:rPr>
-          <w:b w:val="0"/>
-        </w:rPr>
-        <w:t xml:space="preserve"> errors [1, 5] MAE 3.</w:t>
-      </w:r>
-    </w:p>
-    <w:tbl>
-      <w:tblPr>
-        <w:tblStyle w:val="LightShading-Accent1"/>
-        <w:tblW w:type="auto" w:w="0"/>
-        <w:tblLook w:firstColumn="1" w:firstRow="1" w:lastColumn="0" w:lastRow="0" w:noHBand="0" w:noVBand="1" w:val="04A0"/>
-      </w:tblPr>
-      <w:tblGrid>
-        <w:gridCol w:w="5112"/>
-        <w:gridCol w:w="5112"/>
-      </w:tblGrid>
-      <w:tr>
-        <w:trPr>
-          <w:tblHeader/>
-        </w:trPr>
-        <w:tc>
-          <w:tcPr>
-            <w:tcW w:type="dxa" w:w="5112"/>
-          </w:tcPr>
-          <w:p>
-            <w:r>
-              <w:t>Dimension</w:t>
-            </w:r>
-          </w:p>
-        </w:tc>
-        <w:tc>
-          <w:tcPr>
-            <w:tcW w:type="dxa" w:w="5112"/>
-          </w:tcPr>
-          <w:p>
-            <w:r>
-              <w:t>Evidence required</w:t>
-            </w:r>
-          </w:p>
-        </w:tc>
-      </w:tr>
-      <w:tr>
-        <w:tc>
-          <w:tcPr>
-            <w:tcW w:type="dxa" w:w="5112"/>
-          </w:tcPr>
-          <w:p>
-            <w:r>
-              <w:t>Explanation</w:t>
-            </w:r>
-          </w:p>
-        </w:tc>
-        <w:tc>
-          <w:tcPr>
-            <w:tcW w:type="dxa" w:w="5112"/>
-          </w:tcPr>
-          <w:p>
-            <w:r>
-              <w:t>Names the applicable idea or procedure and ties it to the supplied facts.</w:t>
-            </w:r>
-          </w:p>
-        </w:tc>
-      </w:tr>
-      <w:tr>
-        <w:tc>
-          <w:tcPr>
-            <w:tcW w:type="dxa" w:w="5112"/>
-          </w:tcPr>
-          <w:p>
-            <w:r>
-              <w:t>Trace and result</w:t>
-            </w:r>
-          </w:p>
-        </w:tc>
-        <w:tc>
-          <w:tcPr>
-            <w:tcW w:type="dxa" w:w="5112"/>
-          </w:tcPr>
-          <w:p>
-            <w:r>
-              <w:t>Preserves the given inputs and shows the relevant intermediate steps; distinguishes a prediction from an observed execution.</w:t>
-            </w:r>
-          </w:p>
-        </w:tc>
-      </w:tr>
-      <w:tr>
-        <w:tc>
-          <w:tcPr>
-            <w:tcW w:type="dxa" w:w="5112"/>
-          </w:tcPr>
-          <w:p>
-            <w:r>
-              <w:t>Limits</w:t>
-            </w:r>
-          </w:p>
-        </w:tc>
-        <w:tc>
-          <w:tcPr>
-            <w:tcW w:type="dxa" w:w="5112"/>
-          </w:tcPr>
-          <w:p>
-            <w:r>
-              <w:t>States the assumptions, missing evidence or conditions under which the result would change.</w:t>
-            </w:r>
-          </w:p>
-        </w:tc>
-      </w:tr>
-    </w:tbl>
-    <w:p>
-      <w:pPr>
-        <w:pStyle w:val="Heading3"/>
-      </w:pPr>
-      <w:r>
-        <w:t>Teacher key · Selected case answer</w:t>
-      </w:r>
-    </w:p>
-    <w:p>
-      <w:pPr>
-        <w:spacing w:line="336" w:lineRule="auto" w:after="180"/>
-        <w:shd w:fill="F1F6FC"/>
-      </w:pPr>
-      <w:r>
-        <w:rPr>
-          <w:b w:val="0"/>
-        </w:rPr>
-        <w:t>Record each dimension as not yet, with support, or independent. Accept a valid alternative procedure with a defensible trace.</w:t>
-      </w:r>
-    </w:p>
-    <w:p>
-      <w:pPr>
-        <w:spacing w:line="336" w:lineRule="auto" w:after="180"/>
-        <w:shd w:fill="F1F6FC"/>
-      </w:pPr>
-      <w:r>
-        <w:rPr>
-          <w:b w:val="0"/>
-        </w:rPr>
-        <w:t xml:space="preserve">Do not penalise an honestly recorded model failure if the learner correctly explains its </w:t>
-      </w:r>
-      <w:r>
-        <w:rPr>
-          <w:b/>
-        </w:rPr>
-        <w:t>evidence</w:t>
-      </w:r>
-      <w:r>
-        <w:rPr>
-          <w:b w:val="0"/>
-        </w:rPr>
-        <w:t xml:space="preserve"> and limits.</w:t>
-      </w:r>
-    </w:p>
-    <w:p>
-      <w:pPr>
-        <w:pStyle w:val="Heading3"/>
-      </w:pPr>
-      <w:r>
-        <w:t>Feedback that the learner uses</w:t>
-      </w:r>
-    </w:p>
-    <w:p>
-      <w:pPr>
-        <w:spacing w:line="336" w:lineRule="auto" w:after="180"/>
-      </w:pPr>
-      <w:r>
-        <w:rPr>
-          <w:b w:val="0"/>
-        </w:rPr>
-        <w:t>Name the earliest unsupported step and give one action to repair it. Have the learner make that repair now and explain why. Then assess the relevant skill on a fresh, fully specified case.</w:t>
-      </w:r>
-    </w:p>
-    <w:p>
-      <w:pPr>
-        <w:spacing w:line="336" w:lineRule="auto" w:after="180"/>
-      </w:pPr>
-      <w:r>
-        <w:rPr>
-          <w:b w:val="0"/>
-        </w:rPr>
-        <w:t>Confirm it was not previously practised with feedback; solve and check the new case before assigning it. A follow-up design prompt is a starting brief, not automatically an equivalent test.</w:t>
-      </w:r>
-    </w:p>
-    <w:p>
-      <w:pPr>
-        <w:pStyle w:val="Heading1"/>
-      </w:pPr>
-      <w:r>
-        <w:t>06. Connect and extend learning</w:t>
-      </w:r>
-    </w:p>
-    <w:p>
-      <w:r>
-        <w:t>Connect Mean, Median, and Baselines to Responsible Plant Classifier, adapt support and plan a later changed-case check.</w:t>
-      </w:r>
-    </w:p>
-    <w:p>
-      <w:pPr>
-        <w:pStyle w:val="Heading3"/>
-      </w:pPr>
-      <w:r>
-        <w:t>Responsible Plant Classifier</w:t>
-      </w:r>
-    </w:p>
-    <w:p>
-      <w:pPr>
-        <w:spacing w:line="336" w:lineRule="auto" w:after="180"/>
-      </w:pPr>
-      <w:r>
-        <w:rPr>
-          <w:b w:val="0"/>
-        </w:rPr>
-        <w:t xml:space="preserve">Document any numeric baseline used in Plant Classifier feature checks, including unit, distribution, and </w:t>
-      </w:r>
-      <w:r>
-        <w:rPr>
-          <w:b/>
-        </w:rPr>
-        <w:t>outlier</w:t>
-      </w:r>
-      <w:r>
-        <w:rPr>
-          <w:b w:val="0"/>
-        </w:rPr>
-        <w:t xml:space="preserve"> decision.</w:t>
-      </w:r>
-    </w:p>
-    <w:p>
-      <w:pPr>
-        <w:spacing w:line="336" w:lineRule="auto" w:after="180"/>
-      </w:pPr>
-      <w:r>
-        <w:rPr>
-          <w:b w:val="0"/>
-        </w:rPr>
-        <w:t xml:space="preserve">Keep the decision, </w:t>
-      </w:r>
-      <w:r>
-        <w:rPr>
-          <w:b/>
-        </w:rPr>
-        <w:t>input</w:t>
-      </w:r>
-      <w:r>
-        <w:rPr>
-          <w:b w:val="0"/>
-        </w:rPr>
-        <w:t xml:space="preserve">, result, explanation and remaining limitation in the project </w:t>
-      </w:r>
-      <w:r>
-        <w:rPr>
-          <w:b/>
-        </w:rPr>
-        <w:t>evidence</w:t>
-      </w:r>
-      <w:r>
-        <w:rPr>
-          <w:b w:val="0"/>
-        </w:rPr>
-        <w:t xml:space="preserve"> record. Retrieve this record next week rather than restarting the project.</w:t>
-      </w:r>
-    </w:p>
-    <w:p>
-      <w:pPr>
-        <w:pStyle w:val="Heading3"/>
-      </w:pPr>
-      <w:r>
-        <w:t>Support and stretch</w:t>
-      </w:r>
-    </w:p>
-    <w:p>
-      <w:pPr>
-        <w:spacing w:line="336" w:lineRule="auto" w:after="180"/>
-      </w:pPr>
-      <w:r>
-        <w:rPr>
-          <w:b w:val="0"/>
-        </w:rPr>
-        <w:t>Use a tiny labelled dataset, explicit units and a named positive class. Stretch: require a baseline, held-out evaluation and subgroup or shifted-condition analysis with denominators.</w:t>
-      </w:r>
-    </w:p>
-    <w:p>
-      <w:pPr>
-        <w:pStyle w:val="Heading3"/>
-      </w:pPr>
-      <w:r>
-        <w:t>Exit reflection</w:t>
-      </w:r>
-    </w:p>
-    <w:p>
-      <w:pPr>
-        <w:spacing w:line="336" w:lineRule="auto" w:after="180"/>
-      </w:pPr>
-      <w:r>
-        <w:rPr>
-          <w:b w:val="0"/>
-        </w:rPr>
-        <w:t xml:space="preserve">Ask for one decision the learner can now justify and one situation requiring more </w:t>
-      </w:r>
-      <w:r>
-        <w:rPr>
-          <w:b/>
-        </w:rPr>
-        <w:t>evidence</w:t>
-      </w:r>
-      <w:r>
-        <w:rPr>
-          <w:b w:val="0"/>
-        </w:rPr>
-        <w:t xml:space="preserve"> or human review. Confidence ratings are separate from correct independent performance.</w:t>
-      </w:r>
-    </w:p>
-    <w:p>
-      <w:pPr>
-        <w:pStyle w:val="Heading3"/>
-      </w:pPr>
-      <w:r>
-        <w:t>Bridge to the next week</w:t>
-      </w:r>
-    </w:p>
-    <w:p>
-      <w:pPr>
-        <w:spacing w:line="336" w:lineRule="auto" w:after="180"/>
-      </w:pPr>
-      <w:r>
-        <w:rPr>
-          <w:b w:val="0"/>
-        </w:rPr>
-        <w:t xml:space="preserve">Next: Week 21: </w:t>
-      </w:r>
-      <w:r>
-        <w:rPr>
-          <w:b/>
-        </w:rPr>
-        <w:t>Absolute Error</w:t>
-      </w:r>
-      <w:r>
-        <w:rPr>
-          <w:b w:val="0"/>
-        </w:rPr>
-        <w:t xml:space="preserve"> and MAE. Retrieve today’s </w:t>
-      </w:r>
-      <w:r>
-        <w:rPr>
-          <w:b/>
-        </w:rPr>
-        <w:t>evidence</w:t>
-      </w:r>
-      <w:r>
-        <w:rPr>
-          <w:b w:val="0"/>
-        </w:rPr>
-        <w:t xml:space="preserve"> and identify what carries forward and what is new.</w:t>
-      </w:r>
-    </w:p>
-    <w:p>
-      <w:pPr>
-        <w:pStyle w:val="Heading3"/>
-      </w:pPr>
-      <w:r>
-        <w:t>Support and fresh reassessment</w:t>
-      </w:r>
-    </w:p>
-    <w:p>
-      <w:pPr>
-        <w:spacing w:line="336" w:lineRule="auto" w:after="180"/>
-      </w:pPr>
-      <w:r>
-        <w:rPr>
-          <w:b w:val="0"/>
-        </w:rPr>
-        <w:t xml:space="preserve">Provide a blank </w:t>
-      </w:r>
-      <w:r>
-        <w:rPr>
-          <w:b/>
-        </w:rPr>
-        <w:t>evidence</w:t>
-      </w:r>
-      <w:r>
-        <w:rPr>
-          <w:b w:val="0"/>
-        </w:rPr>
-        <w:t xml:space="preserve"> table and allow a verbal explanation before writing. Highlight the given conditions without supplying the W 4 conclusion. Use </w:t>
-      </w:r>
-      <w:r>
-        <w:rPr>
-          <w:b/>
-        </w:rPr>
-        <w:t>constant baseline</w:t>
-      </w:r>
-      <w:r>
-        <w:rPr>
-          <w:b w:val="0"/>
-        </w:rPr>
-        <w:t xml:space="preserve"> and </w:t>
-      </w:r>
-      <w:r>
-        <w:rPr>
-          <w:b/>
-        </w:rPr>
-        <w:t>training mean</w:t>
-      </w:r>
-      <w:r>
-        <w:rPr>
-          <w:b w:val="0"/>
-        </w:rPr>
-        <w:t xml:space="preserve"> in full sentences.</w:t>
-      </w:r>
-    </w:p>
-    <w:p>
-      <w:pPr>
-        <w:spacing w:line="336" w:lineRule="auto" w:after="180"/>
-      </w:pPr>
-      <w:r>
-        <w:rPr>
-          <w:b w:val="0"/>
-        </w:rPr>
-        <w:t>Extension: alter one condition in the worked example and explain which conclusion changes and which remains supported.</w:t>
-      </w:r>
-    </w:p>
-    <w:p>
-      <w:pPr>
-        <w:spacing w:line="336" w:lineRule="auto" w:after="180"/>
-      </w:pPr>
-      <w:r>
-        <w:rPr>
-          <w:b w:val="0"/>
-        </w:rPr>
-        <w:t xml:space="preserve">For independent W 4, require: </w:t>
-      </w:r>
-      <w:r>
-        <w:rPr>
-          <w:b/>
-        </w:rPr>
-        <w:t>Mean</w:t>
-      </w:r>
-      <w:r>
-        <w:rPr>
-          <w:b w:val="0"/>
-        </w:rPr>
-        <w:t xml:space="preserve"> 6 and </w:t>
-      </w:r>
-      <w:r>
-        <w:rPr>
-          <w:b/>
-        </w:rPr>
-        <w:t>median</w:t>
-      </w:r>
-      <w:r>
-        <w:rPr>
-          <w:b w:val="0"/>
-        </w:rPr>
-        <w:t xml:space="preserve"> 4. </w:t>
-      </w:r>
-      <w:r>
-        <w:rPr>
-          <w:b/>
-        </w:rPr>
-        <w:t>Mean</w:t>
-      </w:r>
-      <w:r>
-        <w:rPr>
-          <w:b w:val="0"/>
-        </w:rPr>
-        <w:t xml:space="preserve"> errors [3, 3] MAE 3; </w:t>
-      </w:r>
-      <w:r>
-        <w:rPr>
-          <w:b/>
-        </w:rPr>
-        <w:t>median</w:t>
-      </w:r>
-      <w:r>
-        <w:rPr>
-          <w:b w:val="0"/>
-        </w:rPr>
-        <w:t xml:space="preserve"> errors [1, 5] MAE 3. Fresh retry </w:t>
-      </w:r>
-      <w:r>
-        <w:rPr>
-          <w:b/>
-        </w:rPr>
-        <w:t>training</w:t>
-      </w:r>
-      <w:r>
-        <w:rPr>
-          <w:b w:val="0"/>
-        </w:rPr>
-        <w:t xml:space="preserve"> [2, 2, 8], evaluation [1, 7]: </w:t>
-      </w:r>
-      <w:r>
-        <w:rPr>
-          <w:b/>
-        </w:rPr>
-        <w:t>mean</w:t>
-      </w:r>
-      <w:r>
-        <w:rPr>
-          <w:b w:val="0"/>
-        </w:rPr>
-        <w:t xml:space="preserve"> 4 </w:t>
-      </w:r>
-      <w:r>
-        <w:rPr>
-          <w:b/>
-        </w:rPr>
-        <w:t>median</w:t>
-      </w:r>
-      <w:r>
-        <w:rPr>
-          <w:b w:val="0"/>
-        </w:rPr>
-        <w:t xml:space="preserve"> 2; MAE 3 for each. Require </w:t>
-      </w:r>
-      <w:r>
-        <w:rPr>
-          <w:b/>
-        </w:rPr>
-        <w:t>training</w:t>
-      </w:r>
-      <w:r>
-        <w:rPr>
-          <w:b w:val="0"/>
-        </w:rPr>
-        <w:t xml:space="preserve">-only </w:t>
-      </w:r>
-      <w:r>
-        <w:rPr>
-          <w:b/>
-        </w:rPr>
-        <w:t>fitting</w:t>
-      </w:r>
-      <w:r>
-        <w:rPr>
-          <w:b w:val="0"/>
-        </w:rPr>
-        <w:t>.</w:t>
-      </w:r>
-    </w:p>
-    <w:p>
-      <w:pPr>
-        <w:spacing w:line="336" w:lineRule="auto" w:after="180"/>
       </w:pPr>
       <w:r>
         <w:rPr>
@@ -6314,33 +6099,10 @@
     </w:p>
     <w:p>
       <w:pPr>
-        <w:spacing w:line="336" w:lineRule="auto" w:after="180"/>
-      </w:pPr>
-      <w:r>
-        <w:rPr>
-          <w:b w:val="0"/>
-        </w:rPr>
-        <w:t xml:space="preserve">Next week: Absolute and squared loss. Carry forward the saved </w:t>
-      </w:r>
-      <w:r>
-        <w:rPr>
-          <w:b/>
-        </w:rPr>
-        <w:t>evidence</w:t>
-      </w:r>
-      <w:r>
-        <w:rPr>
-          <w:b w:val="0"/>
-        </w:rPr>
-        <w:t xml:space="preserve"> and the distinction between development choices and justified claims.</w:t>
-      </w:r>
-    </w:p>
-    <w:p>
-      <w:pPr>
-        <w:pStyle w:val="Heading3"/>
-      </w:pPr>
-      <w:r>
-        <w:t>Plan the delayed return</w:t>
+        <w:pStyle w:val="Heading2"/>
+      </w:pPr>
+      <w:r>
+        <w:t>Delayed return</w:t>
       </w:r>
     </w:p>
     <w:p>
@@ -6557,71 +6319,188 @@
     </w:p>
     <w:p>
       <w:pPr>
+        <w:pStyle w:val="Heading2"/>
+      </w:pPr>
+      <w:r>
+        <w:t>Bridge and reflection</w:t>
+      </w:r>
+    </w:p>
+    <w:p>
+      <w:pPr>
+        <w:spacing w:line="336" w:lineRule="auto" w:after="180"/>
+      </w:pPr>
+      <w:r>
+        <w:rPr>
+          <w:b w:val="0"/>
+        </w:rPr>
+        <w:t xml:space="preserve">Ask for one decision the learner can now justify and one situation requiring more </w:t>
+      </w:r>
+      <w:r>
+        <w:rPr>
+          <w:b/>
+        </w:rPr>
+        <w:t>evidence</w:t>
+      </w:r>
+      <w:r>
+        <w:rPr>
+          <w:b w:val="0"/>
+        </w:rPr>
+        <w:t xml:space="preserve"> or human review. Confidence ratings are separate from correct independent performance.</w:t>
+      </w:r>
+    </w:p>
+    <w:p>
+      <w:pPr>
+        <w:spacing w:line="336" w:lineRule="auto" w:after="180"/>
+      </w:pPr>
+      <w:r>
+        <w:rPr>
+          <w:b w:val="0"/>
+        </w:rPr>
+        <w:t xml:space="preserve">Next: Week 21: </w:t>
+      </w:r>
+      <w:r>
+        <w:rPr>
+          <w:b/>
+        </w:rPr>
+        <w:t>Absolute Error</w:t>
+      </w:r>
+      <w:r>
+        <w:rPr>
+          <w:b w:val="0"/>
+        </w:rPr>
+        <w:t xml:space="preserve"> and MAE. Retrieve today’s </w:t>
+      </w:r>
+      <w:r>
+        <w:rPr>
+          <w:b/>
+        </w:rPr>
+        <w:t>evidence</w:t>
+      </w:r>
+      <w:r>
+        <w:rPr>
+          <w:b w:val="0"/>
+        </w:rPr>
+        <w:t xml:space="preserve"> and identify what carries forward and what is new.</w:t>
+      </w:r>
+    </w:p>
+    <w:p>
+      <w:pPr>
+        <w:spacing w:line="336" w:lineRule="auto" w:after="180"/>
+      </w:pPr>
+      <w:r>
+        <w:rPr>
+          <w:b w:val="0"/>
+        </w:rPr>
+        <w:t>Next is Week 21: Absolute Error and MAE. Carry forward the training-derived constants, fixed evaluation targets, per-case absolute errors, units and denominator. Squared loss can be considered as a separate extension with its own units.</w:t>
+      </w:r>
+    </w:p>
+    <w:p>
+      <w:pPr>
+        <w:pStyle w:val="Heading2"/>
+      </w:pPr>
+      <w:r>
+        <w:t>Earlier wording, alternatives and picture transcripts · reference / check after trying</w:t>
+      </w:r>
+    </w:p>
+    <w:p>
+      <w:pPr>
+        <w:spacing w:line="336" w:lineRule="auto" w:after="180"/>
+      </w:pPr>
+      <w:r>
+        <w:rPr>
+          <w:b w:val="0"/>
+        </w:rPr>
+        <w:t>Connect and extend learning</w:t>
+      </w:r>
+    </w:p>
+    <w:p>
+      <w:pPr>
         <w:pStyle w:val="Heading3"/>
       </w:pPr>
       <w:r>
+        <w:t>Responsible Plant Classifier</w:t>
+      </w:r>
+    </w:p>
+    <w:p>
+      <w:pPr>
+        <w:pStyle w:val="Heading3"/>
+      </w:pPr>
+      <w:r>
+        <w:t>Support and stretch</w:t>
+      </w:r>
+    </w:p>
+    <w:p>
+      <w:pPr>
+        <w:pStyle w:val="Heading3"/>
+      </w:pPr>
+      <w:r>
+        <w:t>Exit reflection</w:t>
+      </w:r>
+    </w:p>
+    <w:p>
+      <w:pPr>
+        <w:pStyle w:val="Heading3"/>
+      </w:pPr>
+      <w:r>
+        <w:t>Bridge to the next week</w:t>
+      </w:r>
+    </w:p>
+    <w:p>
+      <w:pPr>
+        <w:pStyle w:val="Heading3"/>
+      </w:pPr>
+      <w:r>
+        <w:t>Support and fresh reassessment</w:t>
+      </w:r>
+    </w:p>
+    <w:p>
+      <w:pPr>
+        <w:pStyle w:val="Heading3"/>
+      </w:pPr>
+      <w:r>
+        <w:t>Plan the delayed return</w:t>
+      </w:r>
+    </w:p>
+    <w:p>
+      <w:pPr>
+        <w:pStyle w:val="Heading3"/>
+      </w:pPr>
+      <w:r>
         <w:t>Project evidence from this case</w:t>
       </w:r>
     </w:p>
     <w:p>
       <w:pPr>
+        <w:pStyle w:val="Heading1"/>
+      </w:pPr>
+      <w:r>
+        <w:t>Reference bank and extra practice</w:t>
+      </w:r>
+    </w:p>
+    <w:p>
+      <w:pPr>
+        <w:pStyle w:val="Heading1"/>
+      </w:pPr>
+      <w:r>
+        <w:t>07. Reference · Alternative planning checklist</w:t>
+      </w:r>
+    </w:p>
+    <w:p>
+      <w:r>
+        <w:t>Use alongside the main route without repeating the whole cycle.</w:t>
+      </w:r>
+    </w:p>
+    <w:p>
+      <w:pPr>
+        <w:pStyle w:val="Heading2"/>
+      </w:pPr>
+      <w:r>
+        <w:t>Planning and assessment reference</w:t>
+      </w:r>
+    </w:p>
+    <w:p>
+      <w:pPr>
         <w:spacing w:line="336" w:lineRule="auto" w:after="180"/>
-      </w:pPr>
-      <w:r>
-        <w:rPr>
-          <w:b w:val="0"/>
-        </w:rPr>
-        <w:t xml:space="preserve">For your Responsible Plant Classifier, save the </w:t>
-      </w:r>
-      <w:r>
-        <w:rPr>
-          <w:b/>
-        </w:rPr>
-        <w:t>input</w:t>
-      </w:r>
-      <w:r>
-        <w:rPr>
-          <w:b w:val="0"/>
-        </w:rPr>
-        <w:t>, procedure, observed result and limitation of this check.</w:t>
-      </w:r>
-    </w:p>
-    <w:p>
-      <w:pPr>
-        <w:spacing w:line="336" w:lineRule="auto" w:after="180"/>
-      </w:pPr>
-      <w:r>
-        <w:rPr>
-          <w:b w:val="0"/>
-        </w:rPr>
-        <w:t>Label this worked example as practice; use a different, previously unreviewed case when checking independent understanding.</w:t>
-      </w:r>
-    </w:p>
-    <w:p>
-      <w:pPr>
-        <w:pStyle w:val="Heading1"/>
-      </w:pPr>
-      <w:r>
-        <w:t>07. Prepare, teach and assess</w:t>
-      </w:r>
-    </w:p>
-    <w:p>
-      <w:r>
-        <w:t>Use this preparation summary alongside the detailed Mean, Median, and Baselines lesson; it is a checklist rather than a replacement for the full sequence.</w:t>
-      </w:r>
-    </w:p>
-    <w:p>
-      <w:pPr>
-        <w:pStyle w:val="Heading3"/>
-      </w:pPr>
-      <w:r>
-        <w:t>Teaching target</w:t>
-      </w:r>
-    </w:p>
-    <w:p>
-      <w:pPr>
-        <w:spacing w:line="336" w:lineRule="auto" w:after="180"/>
-        <w:shd w:fill="EDF7F3"/>
       </w:pPr>
       <w:r>
         <w:rPr>
@@ -6857,16 +6736,7 @@
     </w:p>
     <w:p>
       <w:pPr>
-        <w:pStyle w:val="Heading3"/>
-      </w:pPr>
-      <w:r>
-        <w:t>Supported practice answer</w:t>
-      </w:r>
-    </w:p>
-    <w:p>
-      <w:pPr>
         <w:spacing w:line="336" w:lineRule="auto" w:after="180"/>
-        <w:shd w:fill="F1F6FC"/>
       </w:pPr>
       <w:r>
         <w:rPr>
@@ -6923,16 +6793,7 @@
     </w:p>
     <w:p>
       <w:pPr>
-        <w:pStyle w:val="Heading3"/>
-      </w:pPr>
-      <w:r>
-        <w:t>Repair the misconception</w:t>
-      </w:r>
-    </w:p>
-    <w:p>
-      <w:pPr>
         <w:spacing w:line="336" w:lineRule="auto" w:after="180"/>
-        <w:shd w:fill="FFF5E6"/>
       </w:pPr>
       <w:r>
         <w:rPr>
@@ -6967,16 +6828,7 @@
     </w:p>
     <w:p>
       <w:pPr>
-        <w:pStyle w:val="Heading3"/>
-      </w:pPr>
-      <w:r>
-        <w:t>Support without giving away the answer</w:t>
-      </w:r>
-    </w:p>
-    <w:p>
-      <w:pPr>
         <w:spacing w:line="336" w:lineRule="auto" w:after="180"/>
-        <w:shd w:fill="F1F6F8"/>
       </w:pPr>
       <w:r>
         <w:rPr>
@@ -6999,16 +6851,7 @@
     </w:p>
     <w:p>
       <w:pPr>
-        <w:pStyle w:val="Heading3"/>
-      </w:pPr>
-      <w:r>
-        <w:t>Extend the reasoning</w:t>
-      </w:r>
-    </w:p>
-    <w:p>
-      <w:pPr>
         <w:spacing w:line="336" w:lineRule="auto" w:after="180"/>
-        <w:shd w:fill="F5F1FB"/>
       </w:pPr>
       <w:r>
         <w:rPr>
@@ -7044,7 +6887,6 @@
     <w:p>
       <w:pPr>
         <w:spacing w:line="336" w:lineRule="auto" w:after="180"/>
-        <w:shd w:fill="F5F1FB"/>
       </w:pPr>
       <w:r>
         <w:rPr>
@@ -7115,16 +6957,7 @@
     </w:p>
     <w:p>
       <w:pPr>
-        <w:pStyle w:val="Heading3"/>
-      </w:pPr>
-      <w:r>
-        <w:t>Protect the independent attempt</w:t>
-      </w:r>
-    </w:p>
-    <w:p>
-      <w:pPr>
         <w:spacing w:line="336" w:lineRule="auto" w:after="180"/>
-        <w:shd w:fill="FFF5E6"/>
       </w:pPr>
       <w:r>
         <w:rPr>
@@ -7319,16 +7152,7 @@
     </w:tbl>
     <w:p>
       <w:pPr>
-        <w:pStyle w:val="Heading3"/>
-      </w:pPr>
-      <w:r>
-        <w:t>Project checkpoint</w:t>
-      </w:r>
-    </w:p>
-    <w:p>
-      <w:pPr>
         <w:spacing w:line="336" w:lineRule="auto" w:after="180"/>
-        <w:shd w:fill="EDF7F3"/>
       </w:pPr>
       <w:r>
         <w:rPr>
@@ -7365,12 +7189,20 @@
         <w:pStyle w:val="Heading1"/>
       </w:pPr>
       <w:r>
-        <w:t>08. Use feedback, labs and repair paths</w:t>
-      </w:r>
-    </w:p>
-    <w:p>
-      <w:r>
-        <w:t>Use feedback, earlier review and portfolios purposefully. Apply the coding routine only when this lesson has an executable lab.</w:t>
+        <w:t>08. Reference · Feedback and evidence records</w:t>
+      </w:r>
+    </w:p>
+    <w:p>
+      <w:r>
+        <w:t>Keep supported rehearsal separate from independent performance.</w:t>
+      </w:r>
+    </w:p>
+    <w:p>
+      <w:pPr>
+        <w:pStyle w:val="Heading2"/>
+      </w:pPr>
+      <w:r>
+        <w:t>Record and repair</w:t>
       </w:r>
     </w:p>
     <w:p>
@@ -7415,6 +7247,48 @@
         <w:rPr>
           <w:b w:val="0"/>
         </w:rPr>
+        <w:t>Use the earlier worked-explanation links to address a specific missing building block, then return to the current question. Adapt this suggestion after observing the learner; it is not an automatic diagnosis.</w:t>
+      </w:r>
+    </w:p>
+    <w:p>
+      <w:pPr>
+        <w:spacing w:line="336" w:lineRule="auto" w:after="180"/>
+      </w:pPr>
+      <w:r>
+        <w:rPr>
+          <w:b w:val="0"/>
+        </w:rPr>
+        <w:t xml:space="preserve">Collect the completed-work portfolio as </w:t>
+      </w:r>
+      <w:r>
+        <w:rPr>
+          <w:b/>
+        </w:rPr>
+        <w:t>evidence</w:t>
+      </w:r>
+      <w:r>
+        <w:rPr>
+          <w:b w:val="0"/>
+        </w:rPr>
+        <w:t>. Record support separately from correctness, and assess explanation, trace/test and limitations. Progress ticks and quiz selections alone do not establish mastery.</w:t>
+      </w:r>
+    </w:p>
+    <w:p>
+      <w:pPr>
+        <w:pStyle w:val="Heading2"/>
+      </w:pPr>
+      <w:r>
+        <w:t>Earlier wording, alternatives and picture transcripts · reference / check after trying</w:t>
+      </w:r>
+    </w:p>
+    <w:p>
+      <w:pPr>
+        <w:spacing w:line="336" w:lineRule="auto" w:after="180"/>
+      </w:pPr>
+      <w:r>
+        <w:rPr>
+          <w:b w:val="0"/>
+        </w:rPr>
         <w:t xml:space="preserve">Ask students to predict before running code. Preserve errors and actual </w:t>
       </w:r>
       <w:r>
@@ -7432,77 +7306,20 @@
     </w:p>
     <w:p>
       <w:pPr>
-        <w:spacing w:line="336" w:lineRule="auto" w:after="180"/>
-      </w:pPr>
-      <w:r>
-        <w:rPr>
-          <w:b w:val="0"/>
-        </w:rPr>
-        <w:t>Use the earlier worked-explanation links to address a specific missing building block, then return to the current question. Adapt this suggestion after observing the learner; it is not an automatic diagnosis.</w:t>
-      </w:r>
-    </w:p>
-    <w:p>
-      <w:pPr>
-        <w:spacing w:line="336" w:lineRule="auto" w:after="180"/>
-      </w:pPr>
-      <w:r>
-        <w:rPr>
-          <w:b w:val="0"/>
-        </w:rPr>
-        <w:t xml:space="preserve">Collect the completed-work portfolio as </w:t>
-      </w:r>
-      <w:r>
-        <w:rPr>
-          <w:b/>
-        </w:rPr>
-        <w:t>evidence</w:t>
-      </w:r>
-      <w:r>
-        <w:rPr>
-          <w:b w:val="0"/>
-        </w:rPr>
-        <w:t>. Record support separately from correctness, and assess explanation, trace/test and limitations. Progress ticks and quiz selections alone do not establish mastery.</w:t>
-      </w:r>
-    </w:p>
-    <w:p>
-      <w:pPr>
         <w:pStyle w:val="Heading1"/>
       </w:pPr>
       <w:r>
-        <w:t>09. Visual concept journey</w:t>
-      </w:r>
-    </w:p>
-    <w:p>
-      <w:r>
-        <w:t>Show one Mean, Median, and Baselines graphic at a time, request a prediction and discuss its trace before the independent assessment.</w:t>
-      </w:r>
-    </w:p>
-    <w:p>
-      <w:pPr>
-        <w:spacing w:line="336" w:lineRule="auto" w:after="180"/>
-      </w:pPr>
-      <w:r>
-        <w:rPr>
-          <w:b w:val="0"/>
-        </w:rPr>
-        <w:t xml:space="preserve">Use one picture at a time. Hide a worked result before asking for a </w:t>
-      </w:r>
-      <w:r>
-        <w:rPr>
-          <w:b/>
-        </w:rPr>
-        <w:t>prediction</w:t>
-      </w:r>
-      <w:r>
-        <w:rPr>
-          <w:b w:val="0"/>
-        </w:rPr>
-        <w:t>, then reveal it for feedback. These are supported teaching cases; retain the separate independent assessment for a fresh first attempt.</w:t>
-      </w:r>
-    </w:p>
-    <w:p>
-      <w:pPr>
-        <w:pStyle w:val="Heading3"/>
+        <w:t>09. Reference · Teach with the six pictures</w:t>
+      </w:r>
+    </w:p>
+    <w:p>
+      <w:r>
+        <w:t>Choose one picture for a specific reasoning move.</w:t>
+      </w:r>
+    </w:p>
+    <w:p>
+      <w:pPr>
+        <w:pStyle w:val="Heading2"/>
       </w:pPr>
       <w:r>
         <w:t>01. Mean, Median, and Baselines: the case</w:t>
@@ -7513,7 +7330,7 @@
         <w:drawing>
           <wp:inline xmlns:a="http://schemas.openxmlformats.org/drawingml/2006/main" xmlns:pic="http://schemas.openxmlformats.org/drawingml/2006/picture">
             <wp:extent cx="5486400" cy="3142488"/>
-            <wp:docPr id="2" name="Picture 2" descr="Fit two constant height baselines and compare them on held-out examples. Supplied facts: Training heights [2, 4, 6, 20] cm. Evaluation heights [4, 10] cm. Fit constants only from training. All inputs and outcomes in this worked example are invented classroom data; no real model run is claimed."/>
+            <wp:docPr id="3" name="Picture 3" descr="Fit two constant height baselines and compare them on held-out examples. Supplied facts: Training heights [2, 4, 6, 20] cm. Evaluation heights [4, 10] cm. Fit constants only from training. All inputs and outcomes in this worked example are invented classroom data; no real model run is claimed."/>
             <wp:cNvGraphicFramePr>
               <a:graphicFrameLocks noChangeAspect="1"/>
             </wp:cNvGraphicFramePr>
@@ -7525,7 +7342,7 @@
                     <pic:cNvPicPr/>
                   </pic:nvPicPr>
                   <pic:blipFill>
-                    <a:blip r:embed="rId10"/>
+                    <a:blip r:embed="rId11"/>
                     <a:stretch>
                       <a:fillRect/>
                     </a:stretch>
@@ -7605,7 +7422,6 @@
     <w:p>
       <w:pPr>
         <w:spacing w:line="336" w:lineRule="auto" w:after="180"/>
-        <w:shd w:fill="F5F1FB"/>
       </w:pPr>
       <w:r>
         <w:rPr>
@@ -7616,16 +7432,7 @@
     </w:p>
     <w:p>
       <w:pPr>
-        <w:pStyle w:val="Heading3"/>
-      </w:pPr>
-      <w:r>
-        <w:t>Discuss while showing the picture</w:t>
-      </w:r>
-    </w:p>
-    <w:p>
-      <w:pPr>
         <w:spacing w:line="336" w:lineRule="auto" w:after="180"/>
-        <w:shd w:fill="F1F6F8"/>
       </w:pPr>
       <w:r>
         <w:rPr>
@@ -7636,7 +7443,7 @@
     </w:p>
     <w:p>
       <w:pPr>
-        <w:pStyle w:val="Heading3"/>
+        <w:pStyle w:val="Heading2"/>
       </w:pPr>
       <w:r>
         <w:t>02. Follow the deciding steps</w:t>
@@ -7647,7 +7454,7 @@
         <w:drawing>
           <wp:inline xmlns:a="http://schemas.openxmlformats.org/drawingml/2006/main" xmlns:pic="http://schemas.openxmlformats.org/drawingml/2006/picture">
             <wp:extent cx="5486400" cy="3182112"/>
-            <wp:docPr id="3" name="Picture 3" descr="Fit mean: Training mean=(2+4+6+20)/4=8 cm. → Fit median: Training median=(4+6)/2=5 cm. → Evaluate constants: Mean MAE=(4+2)/2=3 cm; median MAE=(1+5)/2=3 cm."/>
+            <wp:docPr id="4" name="Picture 4" descr="Fit mean: Training mean=(2+4+6+20)/4=8 cm. → Fit median: Training median=(4+6)/2=5 cm. → Evaluate constants: Mean MAE=(4+2)/2=3 cm; median MAE=(1+5)/2=3 cm."/>
             <wp:cNvGraphicFramePr>
               <a:graphicFrameLocks noChangeAspect="1"/>
             </wp:cNvGraphicFramePr>
@@ -7659,7 +7466,7 @@
                     <pic:cNvPicPr/>
                   </pic:nvPicPr>
                   <pic:blipFill>
-                    <a:blip r:embed="rId11"/>
+                    <a:blip r:embed="rId9"/>
                     <a:stretch>
                       <a:fillRect/>
                     </a:stretch>
@@ -7764,7 +7571,6 @@
     <w:p>
       <w:pPr>
         <w:spacing w:line="336" w:lineRule="auto" w:after="180"/>
-        <w:shd w:fill="F5F1FB"/>
       </w:pPr>
       <w:r>
         <w:rPr>
@@ -7787,16 +7593,7 @@
     </w:p>
     <w:p>
       <w:pPr>
-        <w:pStyle w:val="Heading3"/>
-      </w:pPr>
-      <w:r>
-        <w:t>Discuss while showing the picture</w:t>
-      </w:r>
-    </w:p>
-    <w:p>
-      <w:pPr>
         <w:spacing w:line="336" w:lineRule="auto" w:after="180"/>
-        <w:shd w:fill="F1F6F8"/>
       </w:pPr>
       <w:r>
         <w:rPr>
@@ -7819,7 +7616,7 @@
     </w:p>
     <w:p>
       <w:pPr>
-        <w:pStyle w:val="Heading3"/>
+        <w:pStyle w:val="Heading2"/>
       </w:pPr>
       <w:r>
         <w:t>03. Constant prediction baselines at a glance</w:t>
@@ -7830,7 +7627,7 @@
         <w:drawing>
           <wp:inline xmlns:a="http://schemas.openxmlformats.org/drawingml/2006/main" xmlns:pic="http://schemas.openxmlformats.org/drawingml/2006/picture">
             <wp:extent cx="5486400" cy="2834640"/>
-            <wp:docPr id="4" name="Picture 4" descr="Constant prediction baselines at a glance. Training targets | Fit mean 6 | Freeze constant. Training targets | Fit median 5 | Freeze constant. Evaluation targets | Compare fixed predictions | Both MAE 2 here"/>
+            <wp:docPr id="5" name="Picture 5" descr="Constant prediction baselines at a glance. Training targets | Fit mean 6 | Freeze constant. Training targets | Fit median 5 | Freeze constant. Evaluation targets | Compare fixed predictions | Both MAE 2 here"/>
             <wp:cNvGraphicFramePr>
               <a:graphicFrameLocks noChangeAspect="1"/>
             </wp:cNvGraphicFramePr>
@@ -7947,7 +7744,6 @@
     <w:p>
       <w:pPr>
         <w:spacing w:line="336" w:lineRule="auto" w:after="180"/>
-        <w:shd w:fill="F5F1FB"/>
       </w:pPr>
       <w:r>
         <w:rPr>
@@ -7958,16 +7754,7 @@
     </w:p>
     <w:p>
       <w:pPr>
-        <w:pStyle w:val="Heading3"/>
-      </w:pPr>
-      <w:r>
-        <w:t>Discuss while showing the picture</w:t>
-      </w:r>
-    </w:p>
-    <w:p>
-      <w:pPr>
         <w:spacing w:line="336" w:lineRule="auto" w:after="180"/>
-        <w:shd w:fill="F1F6F8"/>
       </w:pPr>
       <w:r>
         <w:rPr>
@@ -7978,7 +7765,7 @@
     </w:p>
     <w:p>
       <w:pPr>
-        <w:pStyle w:val="Heading3"/>
+        <w:pStyle w:val="Heading2"/>
       </w:pPr>
       <w:r>
         <w:t>04. Change one thing. Trace what follows.</w:t>
@@ -7989,7 +7776,7 @@
         <w:drawing>
           <wp:inline xmlns:a="http://schemas.openxmlformats.org/drawingml/2006/main" xmlns:pic="http://schemas.openxmlformats.org/drawingml/2006/picture">
             <wp:extent cx="5486400" cy="3026664"/>
-            <wp:docPr id="5" name="Picture 5" descr="Original case: Mean MAE=(4+2)/2=3 cm; median MAE=(1+5)/2=3 cm. Changed condition: Replace training 20 with 8 while keeping evaluation unchanged. Expected result: Both fitted constants become5 cm and both evaluation MAEs remain3 cm. Reason: Mean is now20/4=5; median stays5. The earlier training outlier affected the mean."/>
+            <wp:docPr id="6" name="Picture 6" descr="Original case: Mean MAE=(4+2)/2=3 cm; median MAE=(1+5)/2=3 cm. Changed condition: Replace training 20 with 8 while keeping evaluation unchanged. Expected result: Both fitted constants become5 cm and both evaluation MAEs remain3 cm. Reason: Mean is now20/4=5; median stays5. The earlier training outlier affected the mean."/>
             <wp:cNvGraphicFramePr>
               <a:graphicFrameLocks noChangeAspect="1"/>
             </wp:cNvGraphicFramePr>
@@ -8141,7 +7928,6 @@
     <w:p>
       <w:pPr>
         <w:spacing w:line="336" w:lineRule="auto" w:after="180"/>
-        <w:shd w:fill="F5F1FB"/>
       </w:pPr>
       <w:r>
         <w:rPr>
@@ -8152,16 +7938,7 @@
     </w:p>
     <w:p>
       <w:pPr>
-        <w:pStyle w:val="Heading3"/>
-      </w:pPr>
-      <w:r>
-        <w:t>Discuss while showing the picture</w:t>
-      </w:r>
-    </w:p>
-    <w:p>
-      <w:pPr>
         <w:spacing w:line="336" w:lineRule="auto" w:after="180"/>
-        <w:shd w:fill="F1F6F8"/>
       </w:pPr>
       <w:r>
         <w:rPr>
@@ -8173,7 +7950,6 @@
     <w:p>
       <w:pPr>
         <w:spacing w:line="336" w:lineRule="auto" w:after="180"/>
-        <w:shd w:fill="F1F6F8"/>
       </w:pPr>
       <w:r>
         <w:rPr>
@@ -8244,7 +8020,7 @@
     </w:p>
     <w:p>
       <w:pPr>
-        <w:pStyle w:val="Heading3"/>
+        <w:pStyle w:val="Heading2"/>
       </w:pPr>
       <w:r>
         <w:t>05. Connect the explanation to its limit</w:t>
@@ -8255,7 +8031,7 @@
         <w:drawing>
           <wp:inline xmlns:a="http://schemas.openxmlformats.org/drawingml/2006/main" xmlns:pic="http://schemas.openxmlformats.org/drawingml/2006/picture">
             <wp:extent cx="5486400" cy="2834640"/>
-            <wp:docPr id="6" name="Picture 6" descr="Read the picture in order. Mean MAE=(4+2)/2=3 cm; median MAE=(1+5)/2=3 cm. The arrows show which recorded input or intermediate result each decision uses. Explain the deciding step aloud before checking the changed case; pointing to the final answer alone does not show how it follows. Limit: Mean and median have different loss properties, but their held-out performance depends on the particular evaluation cases."/>
+            <wp:docPr id="7" name="Picture 7" descr="Read the picture in order. Mean MAE=(4+2)/2=3 cm; median MAE=(1+5)/2=3 cm. The arrows show which recorded input or intermediate result each decision uses. Explain the deciding step aloud before checking the changed case; pointing to the final answer alone does not show how it follows. Limit: Mean and median have different loss properties, but their held-out performance depends on the particular evaluation cases."/>
             <wp:cNvGraphicFramePr>
               <a:graphicFrameLocks noChangeAspect="1"/>
             </wp:cNvGraphicFramePr>
@@ -8382,7 +8158,6 @@
     <w:p>
       <w:pPr>
         <w:spacing w:line="336" w:lineRule="auto" w:after="180"/>
-        <w:shd w:fill="F5F1FB"/>
       </w:pPr>
       <w:r>
         <w:rPr>
@@ -8393,16 +8168,7 @@
     </w:p>
     <w:p>
       <w:pPr>
-        <w:pStyle w:val="Heading3"/>
-      </w:pPr>
-      <w:r>
-        <w:t>Discuss while showing the picture</w:t>
-      </w:r>
-    </w:p>
-    <w:p>
-      <w:pPr>
         <w:spacing w:line="336" w:lineRule="auto" w:after="180"/>
-        <w:shd w:fill="F1F6F8"/>
       </w:pPr>
       <w:r>
         <w:rPr>
@@ -8414,7 +8180,6 @@
     <w:p>
       <w:pPr>
         <w:spacing w:line="336" w:lineRule="auto" w:after="180"/>
-        <w:shd w:fill="F1F6F8"/>
       </w:pPr>
       <w:r>
         <w:rPr>
@@ -8449,7 +8214,7 @@
     </w:p>
     <w:p>
       <w:pPr>
-        <w:pStyle w:val="Heading3"/>
+        <w:pStyle w:val="Heading2"/>
       </w:pPr>
       <w:r>
         <w:t>06. Make the idea visible in your project</w:t>
@@ -8460,7 +8225,7 @@
         <w:drawing>
           <wp:inline xmlns:a="http://schemas.openxmlformats.org/drawingml/2006/main" xmlns:pic="http://schemas.openxmlformats.org/drawingml/2006/picture">
             <wp:extent cx="5486400" cy="3681984"/>
-            <wp:docPr id="7" name="Picture 7" descr="For your Responsible Plant Classifier, save the input, procedure, observed result and limitation of this check. Label this worked example as practice; use a different, previously unreviewed case when checking independent understanding. Draw your input, deciding step, result and limit. Supported question: Does either original baseline win under evaluation MAE? Point to the relevant step in the picture, then write the changed result and the rule or evidence that supports it."/>
+            <wp:docPr id="8" name="Picture 8" descr="For your Responsible Plant Classifier, save the input, procedure, observed result and limitation of this check. Label this worked example as practice; use a different, previously unreviewed case when checking independent understanding. Draw your input, deciding step, result and limit. Supported question: Does either original baseline win under evaluation MAE? Point to the relevant step in the picture, then write the changed result and the rule or evidence that supports it."/>
             <wp:cNvGraphicFramePr>
               <a:graphicFrameLocks noChangeAspect="1"/>
             </wp:cNvGraphicFramePr>
@@ -8563,7 +8328,6 @@
     <w:p>
       <w:pPr>
         <w:spacing w:line="336" w:lineRule="auto" w:after="180"/>
-        <w:shd w:fill="F5F1FB"/>
       </w:pPr>
       <w:r>
         <w:rPr>
@@ -8586,130 +8350,198 @@
     </w:p>
     <w:p>
       <w:pPr>
+        <w:spacing w:line="336" w:lineRule="auto" w:after="180"/>
+      </w:pPr>
+      <w:r>
+        <w:rPr>
+          <w:b w:val="0"/>
+        </w:rPr>
+        <w:t xml:space="preserve">Teacher prompt: Draw your project trace and justify the deciding step using </w:t>
+      </w:r>
+      <w:r>
+        <w:rPr>
+          <w:b/>
+        </w:rPr>
+        <w:t>evidence</w:t>
+      </w:r>
+      <w:r>
+        <w:rPr>
+          <w:b w:val="0"/>
+        </w:rPr>
+        <w:t>. Ask learners to describe one label or arrow in ordinary words. Use the adjacent transcript if the image is difficult to see.</w:t>
+      </w:r>
+    </w:p>
+    <w:p>
+      <w:pPr>
+        <w:spacing w:line="336" w:lineRule="auto" w:after="180"/>
+      </w:pPr>
+      <w:r>
+        <w:rPr>
+          <w:b w:val="0"/>
+        </w:rPr>
+        <w:t xml:space="preserve">Supported practice key: No, both have3 cm MAE on the supplied evaluation set; do not claim a strict winner from the </w:t>
+      </w:r>
+      <w:r>
+        <w:rPr>
+          <w:b/>
+        </w:rPr>
+        <w:t>training</w:t>
+      </w:r>
+      <w:r>
+        <w:rPr>
+          <w:b w:val="0"/>
+        </w:rPr>
+        <w:t xml:space="preserve"> statistic alone.</w:t>
+      </w:r>
+    </w:p>
+    <w:p>
+      <w:pPr>
+        <w:spacing w:line="336" w:lineRule="auto" w:after="180"/>
+      </w:pPr>
+      <w:r>
+        <w:rPr>
+          <w:b w:val="0"/>
+        </w:rPr>
+        <w:t xml:space="preserve">Changed-case check: Both fitted constants become5 cm and both evaluation MAEs remain3 cm. </w:t>
+      </w:r>
+      <w:r>
+        <w:rPr>
+          <w:b/>
+        </w:rPr>
+        <w:t>Mean</w:t>
+      </w:r>
+      <w:r>
+        <w:rPr>
+          <w:b w:val="0"/>
+        </w:rPr>
+        <w:t xml:space="preserve"> is now20/4=5; </w:t>
+      </w:r>
+      <w:r>
+        <w:rPr>
+          <w:b/>
+        </w:rPr>
+        <w:t>median</w:t>
+      </w:r>
+      <w:r>
+        <w:rPr>
+          <w:b w:val="0"/>
+        </w:rPr>
+        <w:t xml:space="preserve"> stays5. The earlier </w:t>
+      </w:r>
+      <w:r>
+        <w:rPr>
+          <w:b/>
+        </w:rPr>
+        <w:t>training</w:t>
+      </w:r>
+      <w:r>
+        <w:rPr>
+          <w:b w:val="0"/>
+        </w:rPr>
+        <w:t xml:space="preserve"> </w:t>
+      </w:r>
+      <w:r>
+        <w:rPr>
+          <w:b/>
+        </w:rPr>
+        <w:t>outlier</w:t>
+      </w:r>
+      <w:r>
+        <w:rPr>
+          <w:b w:val="0"/>
+        </w:rPr>
+        <w:t xml:space="preserve"> affected the </w:t>
+      </w:r>
+      <w:r>
+        <w:rPr>
+          <w:b/>
+        </w:rPr>
+        <w:t>mean</w:t>
+      </w:r>
+      <w:r>
+        <w:rPr>
+          <w:b w:val="0"/>
+        </w:rPr>
+        <w:t>.</w:t>
+      </w:r>
+    </w:p>
+    <w:p>
+      <w:pPr>
+        <w:pStyle w:val="Heading2"/>
+      </w:pPr>
+      <w:r>
+        <w:t>Earlier wording, alternatives and picture transcripts · reference / check after trying</w:t>
+      </w:r>
+    </w:p>
+    <w:p>
+      <w:pPr>
+        <w:spacing w:line="336" w:lineRule="auto" w:after="180"/>
+      </w:pPr>
+      <w:r>
+        <w:rPr>
+          <w:b w:val="0"/>
+        </w:rPr>
+        <w:t xml:space="preserve">Use one picture at a time. Hide a worked result before asking for a </w:t>
+      </w:r>
+      <w:r>
+        <w:rPr>
+          <w:b/>
+        </w:rPr>
+        <w:t>prediction</w:t>
+      </w:r>
+      <w:r>
+        <w:rPr>
+          <w:b w:val="0"/>
+        </w:rPr>
+        <w:t>, then reveal it for feedback. These are supported teaching cases; retain the separate independent assessment for a fresh first attempt.</w:t>
+      </w:r>
+    </w:p>
+    <w:p>
+      <w:pPr>
         <w:pStyle w:val="Heading3"/>
       </w:pPr>
       <w:r>
-        <w:t>Discuss while showing the picture</w:t>
-      </w:r>
-    </w:p>
-    <w:p>
-      <w:pPr>
-        <w:spacing w:line="336" w:lineRule="auto" w:after="180"/>
-        <w:shd w:fill="F1F6F8"/>
-      </w:pPr>
-      <w:r>
-        <w:rPr>
-          <w:b w:val="0"/>
-        </w:rPr>
-        <w:t xml:space="preserve">Teacher prompt: Draw your project trace and justify the deciding step using </w:t>
-      </w:r>
-      <w:r>
-        <w:rPr>
-          <w:b/>
-        </w:rPr>
-        <w:t>evidence</w:t>
-      </w:r>
-      <w:r>
-        <w:rPr>
-          <w:b w:val="0"/>
-        </w:rPr>
-        <w:t>. Ask learners to describe one label or arrow in ordinary words. Use the adjacent transcript if the image is difficult to see.</w:t>
-      </w:r>
-    </w:p>
-    <w:p>
-      <w:pPr>
-        <w:spacing w:line="336" w:lineRule="auto" w:after="180"/>
-        <w:shd w:fill="F1F6F8"/>
-      </w:pPr>
-      <w:r>
-        <w:rPr>
-          <w:b w:val="0"/>
-        </w:rPr>
-        <w:t xml:space="preserve">Supported practice key: No, both have3 cm MAE on the supplied evaluation set; do not claim a strict winner from the </w:t>
-      </w:r>
-      <w:r>
-        <w:rPr>
-          <w:b/>
-        </w:rPr>
-        <w:t>training</w:t>
-      </w:r>
-      <w:r>
-        <w:rPr>
-          <w:b w:val="0"/>
-        </w:rPr>
-        <w:t xml:space="preserve"> statistic alone.</w:t>
-      </w:r>
-    </w:p>
-    <w:p>
-      <w:pPr>
-        <w:spacing w:line="336" w:lineRule="auto" w:after="180"/>
-        <w:shd w:fill="F1F6F8"/>
-      </w:pPr>
-      <w:r>
-        <w:rPr>
-          <w:b w:val="0"/>
-        </w:rPr>
-        <w:t xml:space="preserve">Changed-case check: Both fitted constants become5 cm and both evaluation MAEs remain3 cm. </w:t>
-      </w:r>
-      <w:r>
-        <w:rPr>
-          <w:b/>
-        </w:rPr>
-        <w:t>Mean</w:t>
-      </w:r>
-      <w:r>
-        <w:rPr>
-          <w:b w:val="0"/>
-        </w:rPr>
-        <w:t xml:space="preserve"> is now20/4=5; </w:t>
-      </w:r>
-      <w:r>
-        <w:rPr>
-          <w:b/>
-        </w:rPr>
-        <w:t>median</w:t>
-      </w:r>
-      <w:r>
-        <w:rPr>
-          <w:b w:val="0"/>
-        </w:rPr>
-        <w:t xml:space="preserve"> stays5. The earlier </w:t>
-      </w:r>
-      <w:r>
-        <w:rPr>
-          <w:b/>
-        </w:rPr>
-        <w:t>training</w:t>
-      </w:r>
-      <w:r>
-        <w:rPr>
-          <w:b w:val="0"/>
-        </w:rPr>
-        <w:t xml:space="preserve"> </w:t>
-      </w:r>
-      <w:r>
-        <w:rPr>
-          <w:b/>
-        </w:rPr>
-        <w:t>outlier</w:t>
-      </w:r>
-      <w:r>
-        <w:rPr>
-          <w:b w:val="0"/>
-        </w:rPr>
-        <w:t xml:space="preserve"> affected the </w:t>
-      </w:r>
-      <w:r>
-        <w:rPr>
-          <w:b/>
-        </w:rPr>
-        <w:t>mean</w:t>
-      </w:r>
-      <w:r>
-        <w:rPr>
-          <w:b w:val="0"/>
-        </w:rPr>
-        <w:t>.</w:t>
+        <w:t>01. Mean, Median, and Baselines: the case</w:t>
+      </w:r>
+    </w:p>
+    <w:p>
+      <w:pPr>
+        <w:pStyle w:val="Heading3"/>
+      </w:pPr>
+      <w:r>
+        <w:t>02. Follow the deciding steps</w:t>
+      </w:r>
+    </w:p>
+    <w:p>
+      <w:pPr>
+        <w:pStyle w:val="Heading3"/>
+      </w:pPr>
+      <w:r>
+        <w:t>03. Constant prediction baselines at a glance</w:t>
+      </w:r>
+    </w:p>
+    <w:p>
+      <w:pPr>
+        <w:pStyle w:val="Heading3"/>
+      </w:pPr>
+      <w:r>
+        <w:t>04. Change one thing. Trace what follows.</w:t>
+      </w:r>
+    </w:p>
+    <w:p>
+      <w:pPr>
+        <w:pStyle w:val="Heading3"/>
+      </w:pPr>
+      <w:r>
+        <w:t>05. Connect the explanation to its limit</w:t>
+      </w:r>
+    </w:p>
+    <w:p>
+      <w:pPr>
+        <w:pStyle w:val="Heading3"/>
+      </w:pPr>
+      <w:r>
+        <w:t>06. Make the idea visible in your project</w:t>
       </w:r>
     </w:p>
     <w:sectPr>
